--- a/ContinuationProject/DISC_DEXPI_GapAnalysis.docx
+++ b/ContinuationProject/DISC_DEXPI_GapAnalysis.docx
@@ -2549,9 +2549,9 @@
         </w:sectPr>
       </w:pPr>
     </w:p>
-    <w:bookmarkStart w:id="0" w:name="_bookmark1" w:displacedByCustomXml="next"/>
+    <w:bookmarkStart w:id="0" w:name="_bookmark0" w:displacedByCustomXml="next"/>
     <w:bookmarkEnd w:id="0" w:displacedByCustomXml="next"/>
-    <w:bookmarkStart w:id="1" w:name="_bookmark0" w:displacedByCustomXml="next"/>
+    <w:bookmarkStart w:id="1" w:name="_bookmark1" w:displacedByCustomXml="next"/>
     <w:bookmarkEnd w:id="1" w:displacedByCustomXml="next"/>
     <w:sdt>
       <w:sdtPr>
@@ -4270,21 +4270,7 @@
               <w:rPr>
                 <w:spacing w:val="-2"/>
               </w:rPr>
-              <w:t xml:space="preserve">between Equinor, AkerBP, Aibel &amp; </w:t>
-            </w:r>
-            <w:proofErr w:type="spellStart"/>
-            <w:r>
-              <w:rPr>
-                <w:spacing w:val="-2"/>
-              </w:rPr>
-              <w:t>AkerSolutions</w:t>
-            </w:r>
-            <w:proofErr w:type="spellEnd"/>
-            <w:r>
-              <w:rPr>
-                <w:spacing w:val="-2"/>
-              </w:rPr>
-              <w:t>.</w:t>
+              <w:t>between Equinor, AkerBP, Aibel &amp; AkerSolutions.</w:t>
             </w:r>
           </w:p>
         </w:tc>
@@ -4665,7 +4651,6 @@
               </w:rPr>
             </w:pPr>
             <w:hyperlink r:id="rId14" w:history="1">
-              <w:proofErr w:type="spellStart"/>
               <w:r>
                 <w:rPr>
                   <w:rStyle w:val="Hyperlink"/>
@@ -4673,7 +4658,6 @@
                 </w:rPr>
                 <w:t>pnb</w:t>
               </w:r>
-              <w:proofErr w:type="spellEnd"/>
             </w:hyperlink>
           </w:p>
         </w:tc>
@@ -4865,6 +4849,23 @@
       <w:r>
         <w:t xml:space="preserve"> and describes how they will be addressed in the continuation project.</w:t>
       </w:r>
+      <w:r>
+        <w:t xml:space="preserve"> </w:t>
+      </w:r>
+    </w:p>
+    <w:p>
+      <w:pPr>
+        <w:pStyle w:val="BodyText"/>
+      </w:pPr>
+      <w:r>
+        <w:t xml:space="preserve">In the context of this document, ‘gaps’ refer to differences between the NCS P&amp;ID engineering modelling requirements and the DEXPI 2.0 standard, </w:t>
+      </w:r>
+      <w:r>
+        <w:t>and modelling</w:t>
+      </w:r>
+      <w:r>
+        <w:t xml:space="preserve"> requirements that have been identified but are not yet documented in the requirements specification or incorporated into the blueprint example files.</w:t>
+      </w:r>
     </w:p>
     <w:p>
       <w:pPr>
@@ -4904,19 +4905,21 @@
         <w:pStyle w:val="BodyText"/>
       </w:pPr>
       <w:r>
-        <w:t>Each of these gaps will be addressed in this project and where relevant include</w:t>
-      </w:r>
-      <w:r>
-        <w:t>d</w:t>
-      </w:r>
-      <w:r>
-        <w:t xml:space="preserve"> in extensions of the blueprint files ma</w:t>
+        <w:t>Each of these gaps will be addressed in this project and where relevant include in extensions of the blueprint files ma</w:t>
       </w:r>
       <w:r>
         <w:t>de</w:t>
       </w:r>
       <w:r>
-        <w:t xml:space="preserve"> available in the earlier project. The blueprint files will be provided in both the old Proteus schema and the new DEXPI XML format where possible.</w:t>
+        <w:t xml:space="preserve"> available in the earlier project. </w:t>
+      </w:r>
+    </w:p>
+    <w:p>
+      <w:pPr>
+        <w:pStyle w:val="BodyText"/>
+      </w:pPr>
+      <w:r>
+        <w:t>The blueprint files will be provided in both the old Proteus schema and the new DEXPI XML format where possible.</w:t>
       </w:r>
     </w:p>
     <w:p>
@@ -4999,7 +5002,11 @@
         <w:t>adopted</w:t>
       </w:r>
       <w:r>
-        <w:t xml:space="preserve"> for modelling instrumentation and automation elements, avoiding the use of the full DEXPI instrumentation models for ProcessSignalGeneratingFunction / MeasuringSystem and ActuatingElectricalFunction / ActuatingElectricalSystem with their associated sub-component class types.</w:t>
+        <w:t xml:space="preserve"> for modelling instrumentation and automation elements, avoiding the use of the full DEXPI instrumentation models for ProcessSignalGeneratingFunction / MeasuringSystem and ActuatingElectricalFunction / </w:t>
+      </w:r>
+      <w:r>
+        <w:lastRenderedPageBreak/>
+        <w:t>ActuatingElectricalSystem with their associated sub-component class types.</w:t>
       </w:r>
       <w:r>
         <w:t xml:space="preserve"> T</w:t>
@@ -5043,7 +5050,6 @@
         <w:pStyle w:val="BodyText"/>
       </w:pPr>
       <w:r>
-        <w:lastRenderedPageBreak/>
         <w:t xml:space="preserve">During the period between the original DISC DEXPI project and this continuation project, significant effort </w:t>
       </w:r>
       <w:r>
@@ -5211,6 +5217,7 @@
         </w:numPr>
       </w:pPr>
       <w:r>
+        <w:lastRenderedPageBreak/>
         <w:t>Include updates in DISC DEXPI Requirements document</w:t>
       </w:r>
     </w:p>
@@ -5628,7 +5635,6 @@
                 <w:lang w:val="en-GB"/>
               </w:rPr>
             </w:pPr>
-            <w:proofErr w:type="spellStart"/>
             <w:r>
               <w:rPr>
                 <w:b/>
@@ -5639,7 +5645,6 @@
               </w:rPr>
               <w:t>ComponentClass</w:t>
             </w:r>
-            <w:proofErr w:type="spellEnd"/>
           </w:p>
         </w:tc>
         <w:tc>
@@ -5670,7 +5675,6 @@
                 <w:lang w:val="en-GB"/>
               </w:rPr>
             </w:pPr>
-            <w:proofErr w:type="spellStart"/>
             <w:r>
               <w:rPr>
                 <w:b/>
@@ -5681,7 +5685,6 @@
               </w:rPr>
               <w:t>ComponentClassURI</w:t>
             </w:r>
-            <w:proofErr w:type="spellEnd"/>
           </w:p>
         </w:tc>
         <w:tc>
@@ -5791,7 +5794,6 @@
                 <w:lang w:val="en-GB"/>
               </w:rPr>
             </w:pPr>
-            <w:proofErr w:type="spellStart"/>
             <w:r>
               <w:rPr>
                 <w:sz w:val="20"/>
@@ -5800,7 +5802,6 @@
               </w:rPr>
               <w:t>BlowerFan</w:t>
             </w:r>
-            <w:proofErr w:type="spellEnd"/>
           </w:p>
         </w:tc>
         <w:tc>
@@ -5944,7 +5945,6 @@
                 <w:lang w:val="en-GB"/>
               </w:rPr>
             </w:pPr>
-            <w:proofErr w:type="spellStart"/>
             <w:r>
               <w:rPr>
                 <w:sz w:val="20"/>
@@ -5953,7 +5953,6 @@
               </w:rPr>
               <w:t>BlowerFan</w:t>
             </w:r>
-            <w:proofErr w:type="spellEnd"/>
           </w:p>
         </w:tc>
         <w:tc>
@@ -6164,71 +6163,7 @@
                 <w:sz w:val="20"/>
                 <w:szCs w:val="20"/>
               </w:rPr>
-              <w:t xml:space="preserve">All the </w:t>
-            </w:r>
-            <w:proofErr w:type="spellStart"/>
-            <w:r>
-              <w:rPr>
-                <w:sz w:val="20"/>
-                <w:szCs w:val="20"/>
-              </w:rPr>
-              <w:t>PressureAbsoluteUnits</w:t>
-            </w:r>
-            <w:proofErr w:type="spellEnd"/>
-            <w:r>
-              <w:rPr>
-                <w:sz w:val="20"/>
-                <w:szCs w:val="20"/>
-              </w:rPr>
-              <w:t xml:space="preserve"> and </w:t>
-            </w:r>
-            <w:proofErr w:type="spellStart"/>
-            <w:r>
-              <w:rPr>
-                <w:sz w:val="20"/>
-                <w:szCs w:val="20"/>
-              </w:rPr>
-              <w:t>PressureGaugeUnits</w:t>
-            </w:r>
-            <w:proofErr w:type="spellEnd"/>
-            <w:r>
-              <w:rPr>
-                <w:sz w:val="20"/>
-                <w:szCs w:val="20"/>
-              </w:rPr>
-              <w:t xml:space="preserve"> have the same name and URI. The </w:t>
-            </w:r>
-            <w:proofErr w:type="spellStart"/>
-            <w:r>
-              <w:rPr>
-                <w:sz w:val="20"/>
-                <w:szCs w:val="20"/>
-              </w:rPr>
-              <w:t>guage</w:t>
-            </w:r>
-            <w:proofErr w:type="spellEnd"/>
-            <w:r>
-              <w:rPr>
-                <w:sz w:val="20"/>
-                <w:szCs w:val="20"/>
-              </w:rPr>
-              <w:t xml:space="preserve"> / absolute needs to be always specified to avoid confusion. Also, it is very likely to use both </w:t>
-            </w:r>
-            <w:proofErr w:type="spellStart"/>
-            <w:r>
-              <w:rPr>
-                <w:sz w:val="20"/>
-                <w:szCs w:val="20"/>
-              </w:rPr>
-              <w:t>guage</w:t>
-            </w:r>
-            <w:proofErr w:type="spellEnd"/>
-            <w:r>
-              <w:rPr>
-                <w:sz w:val="20"/>
-                <w:szCs w:val="20"/>
-              </w:rPr>
-              <w:t xml:space="preserve"> and absolute pressures at the same P&amp;ID sheet.</w:t>
+              <w:t>All the PressureAbsoluteUnits and PressureGaugeUnits have the same name and URI. The guage / absolute needs to be always specified to avoid confusion. Also, it is very likely to use both guage and absolute pressures at the same P&amp;ID sheet.</w:t>
             </w:r>
           </w:p>
         </w:tc>
@@ -6269,18 +6204,8 @@
                 <w:szCs w:val="20"/>
                 <w:lang w:val="en-GB"/>
               </w:rPr>
-              <w:t xml:space="preserve">Bar </w:t>
-            </w:r>
-            <w:proofErr w:type="spellStart"/>
-            <w:r>
-              <w:rPr>
-                <w:sz w:val="20"/>
-                <w:szCs w:val="20"/>
-                <w:lang w:val="en-GB"/>
-              </w:rPr>
-              <w:t>guage</w:t>
-            </w:r>
-            <w:proofErr w:type="spellEnd"/>
+              <w:t>Bar guage</w:t>
+            </w:r>
           </w:p>
         </w:tc>
         <w:tc>
@@ -6943,15 +6868,7 @@
         <w:pStyle w:val="BodyText"/>
       </w:pPr>
       <w:r>
-        <w:t xml:space="preserve">Update symbol machine readable files </w:t>
-      </w:r>
-      <w:proofErr w:type="gramStart"/>
-      <w:r>
-        <w:t>to will</w:t>
-      </w:r>
-      <w:proofErr w:type="gramEnd"/>
-      <w:r>
-        <w:t xml:space="preserve"> ensure correct information is makes available to DISC DEXPI profile.</w:t>
+        <w:t>Update symbol machine readable files to will ensure correct information is makes available to DISC DEXPI profile.</w:t>
       </w:r>
       <w:r>
         <w:t xml:space="preserve"> Not all DISC DEXPI symbols have been drafted with correct sizing attribute-to-geometry consistency as required by the DISC DEXPI profile. Any inconsistent symbols are required to be updated.</w:t>
@@ -11759,6 +11676,7 @@
     <w:rsid w:val="003B038C"/>
     <w:rsid w:val="003F284E"/>
     <w:rsid w:val="00403CBC"/>
+    <w:rsid w:val="00433841"/>
     <w:rsid w:val="005255C2"/>
     <w:rsid w:val="005465E1"/>
     <w:rsid w:val="00652177"/>
@@ -11769,6 +11687,7 @@
     <w:rsid w:val="00AC6D20"/>
     <w:rsid w:val="00AE5462"/>
     <w:rsid w:val="00CB1B0A"/>
+    <w:rsid w:val="00F80085"/>
     <w:rsid w:val="00FA1112"/>
     <w:rsid w:val="00FB232C"/>
   </w:rsids>
@@ -12541,12 +12460,11 @@
 </file>
 
 <file path=customXml/item1.xml><?xml version="1.0" encoding="utf-8"?>
-<?mso-contentType ?>
-<FormTemplates xmlns="http://schemas.microsoft.com/sharepoint/v3/contenttype/forms">
-  <Display>DocumentLibraryForm</Display>
-  <Edit>DocumentLibraryForm</Edit>
-  <New>DocumentLibraryForm</New>
-</FormTemplates>
+<p:properties xmlns:p="http://schemas.microsoft.com/office/2006/metadata/properties" xmlns:xsi="http://www.w3.org/2001/XMLSchema-instance" xmlns:pc="http://schemas.microsoft.com/office/infopath/2007/PartnerControls">
+  <documentManagement>
+    <_activity xmlns="7e98115e-32c4-49b4-8c47-8e0291a4fa04" xsi:nil="true"/>
+  </documentManagement>
+</p:properties>
 </file>
 
 <file path=customXml/item2.xml><?xml version="1.0" encoding="utf-8"?>
@@ -12554,11 +12472,12 @@
 </file>
 
 <file path=customXml/item3.xml><?xml version="1.0" encoding="utf-8"?>
-<p:properties xmlns:p="http://schemas.microsoft.com/office/2006/metadata/properties" xmlns:xsi="http://www.w3.org/2001/XMLSchema-instance" xmlns:pc="http://schemas.microsoft.com/office/infopath/2007/PartnerControls">
-  <documentManagement>
-    <_activity xmlns="7e98115e-32c4-49b4-8c47-8e0291a4fa04" xsi:nil="true"/>
-  </documentManagement>
-</p:properties>
+<?mso-contentType ?>
+<FormTemplates xmlns="http://schemas.microsoft.com/sharepoint/v3/contenttype/forms">
+  <Display>DocumentLibraryForm</Display>
+  <Edit>DocumentLibraryForm</Edit>
+  <New>DocumentLibraryForm</New>
+</FormTemplates>
 </file>
 
 <file path=customXml/item4.xml><?xml version="1.0" encoding="utf-8"?>
@@ -12815,9 +12734,11 @@
 </file>
 
 <file path=customXml/itemProps1.xml><?xml version="1.0" encoding="utf-8"?>
-<ds:datastoreItem xmlns:ds="http://schemas.openxmlformats.org/officeDocument/2006/customXml" ds:itemID="{8A44BDE6-684E-4B5B-881D-4E5D5848FCED}">
+<ds:datastoreItem xmlns:ds="http://schemas.openxmlformats.org/officeDocument/2006/customXml" ds:itemID="{DAA0423C-7B97-4E5A-848E-C2FAD5B5B7B0}">
   <ds:schemaRefs>
-    <ds:schemaRef ds:uri="http://schemas.microsoft.com/sharepoint/v3/contenttype/forms"/>
+    <ds:schemaRef ds:uri="http://schemas.microsoft.com/office/2006/metadata/properties"/>
+    <ds:schemaRef ds:uri="http://schemas.microsoft.com/office/infopath/2007/PartnerControls"/>
+    <ds:schemaRef ds:uri="7e98115e-32c4-49b4-8c47-8e0291a4fa04"/>
   </ds:schemaRefs>
 </ds:datastoreItem>
 </file>
@@ -12831,11 +12752,9 @@
 </file>
 
 <file path=customXml/itemProps3.xml><?xml version="1.0" encoding="utf-8"?>
-<ds:datastoreItem xmlns:ds="http://schemas.openxmlformats.org/officeDocument/2006/customXml" ds:itemID="{DAA0423C-7B97-4E5A-848E-C2FAD5B5B7B0}">
+<ds:datastoreItem xmlns:ds="http://schemas.openxmlformats.org/officeDocument/2006/customXml" ds:itemID="{8A44BDE6-684E-4B5B-881D-4E5D5848FCED}">
   <ds:schemaRefs>
-    <ds:schemaRef ds:uri="http://schemas.microsoft.com/office/2006/metadata/properties"/>
-    <ds:schemaRef ds:uri="http://schemas.microsoft.com/office/infopath/2007/PartnerControls"/>
-    <ds:schemaRef ds:uri="7e98115e-32c4-49b4-8c47-8e0291a4fa04"/>
+    <ds:schemaRef ds:uri="http://schemas.microsoft.com/sharepoint/v3/contenttype/forms"/>
   </ds:schemaRefs>
 </ds:datastoreItem>
 </file>

--- a/ContinuationProject/DISC_DEXPI_GapAnalysis.docx
+++ b/ContinuationProject/DISC_DEXPI_GapAnalysis.docx
@@ -2523,7 +2523,7 @@
                 <w:spacing w:val="-5"/>
                 <w:sz w:val="24"/>
               </w:rPr>
-              <w:t>10</w:t>
+              <w:t>14</w:t>
             </w:r>
             <w:r>
               <w:rPr>
@@ -2607,7 +2607,7 @@
           <w:r>
             <w:fldChar w:fldCharType="separate"/>
           </w:r>
-          <w:hyperlink w:anchor="_Toc206069642" w:history="1">
+          <w:hyperlink w:anchor="_Toc206410167" w:history="1">
             <w:r>
               <w:rPr>
                 <w:rStyle w:val="Hyperlink"/>
@@ -2653,7 +2653,7 @@
                 <w:noProof/>
                 <w:webHidden/>
               </w:rPr>
-              <w:instrText xml:space="preserve"> PAGEREF _Toc206069642 \h </w:instrText>
+              <w:instrText xml:space="preserve"> PAGEREF _Toc206410167 \h </w:instrText>
             </w:r>
             <w:r>
               <w:rPr>
@@ -2700,7 +2700,7 @@
               <w14:ligatures w14:val="standardContextual"/>
             </w:rPr>
           </w:pPr>
-          <w:hyperlink w:anchor="_Toc206069643" w:history="1">
+          <w:hyperlink w:anchor="_Toc206410168" w:history="1">
             <w:r>
               <w:rPr>
                 <w:rStyle w:val="Hyperlink"/>
@@ -2746,7 +2746,7 @@
                 <w:noProof/>
                 <w:webHidden/>
               </w:rPr>
-              <w:instrText xml:space="preserve"> PAGEREF _Toc206069643 \h </w:instrText>
+              <w:instrText xml:space="preserve"> PAGEREF _Toc206410168 \h </w:instrText>
             </w:r>
             <w:r>
               <w:rPr>
@@ -2793,7 +2793,7 @@
               <w14:ligatures w14:val="standardContextual"/>
             </w:rPr>
           </w:pPr>
-          <w:hyperlink w:anchor="_Toc206069644" w:history="1">
+          <w:hyperlink w:anchor="_Toc206410169" w:history="1">
             <w:r>
               <w:rPr>
                 <w:rStyle w:val="Hyperlink"/>
@@ -2839,7 +2839,7 @@
                 <w:noProof/>
                 <w:webHidden/>
               </w:rPr>
-              <w:instrText xml:space="preserve"> PAGEREF _Toc206069644 \h </w:instrText>
+              <w:instrText xml:space="preserve"> PAGEREF _Toc206410169 \h </w:instrText>
             </w:r>
             <w:r>
               <w:rPr>
@@ -2886,7 +2886,7 @@
               <w14:ligatures w14:val="standardContextual"/>
             </w:rPr>
           </w:pPr>
-          <w:hyperlink w:anchor="_Toc206069645" w:history="1">
+          <w:hyperlink w:anchor="_Toc206410170" w:history="1">
             <w:r>
               <w:rPr>
                 <w:rStyle w:val="Hyperlink"/>
@@ -2932,7 +2932,7 @@
                 <w:noProof/>
                 <w:webHidden/>
               </w:rPr>
-              <w:instrText xml:space="preserve"> PAGEREF _Toc206069645 \h </w:instrText>
+              <w:instrText xml:space="preserve"> PAGEREF _Toc206410170 \h </w:instrText>
             </w:r>
             <w:r>
               <w:rPr>
@@ -2979,7 +2979,7 @@
               <w14:ligatures w14:val="standardContextual"/>
             </w:rPr>
           </w:pPr>
-          <w:hyperlink w:anchor="_Toc206069646" w:history="1">
+          <w:hyperlink w:anchor="_Toc206410171" w:history="1">
             <w:r>
               <w:rPr>
                 <w:rStyle w:val="Hyperlink"/>
@@ -3025,7 +3025,7 @@
                 <w:noProof/>
                 <w:webHidden/>
               </w:rPr>
-              <w:instrText xml:space="preserve"> PAGEREF _Toc206069646 \h </w:instrText>
+              <w:instrText xml:space="preserve"> PAGEREF _Toc206410171 \h </w:instrText>
             </w:r>
             <w:r>
               <w:rPr>
@@ -3072,7 +3072,7 @@
               <w14:ligatures w14:val="standardContextual"/>
             </w:rPr>
           </w:pPr>
-          <w:hyperlink w:anchor="_Toc206069647" w:history="1">
+          <w:hyperlink w:anchor="_Toc206410172" w:history="1">
             <w:r>
               <w:rPr>
                 <w:rStyle w:val="Hyperlink"/>
@@ -3118,7 +3118,7 @@
                 <w:noProof/>
                 <w:webHidden/>
               </w:rPr>
-              <w:instrText xml:space="preserve"> PAGEREF _Toc206069647 \h </w:instrText>
+              <w:instrText xml:space="preserve"> PAGEREF _Toc206410172 \h </w:instrText>
             </w:r>
             <w:r>
               <w:rPr>
@@ -3165,7 +3165,7 @@
               <w14:ligatures w14:val="standardContextual"/>
             </w:rPr>
           </w:pPr>
-          <w:hyperlink w:anchor="_Toc206069648" w:history="1">
+          <w:hyperlink w:anchor="_Toc206410173" w:history="1">
             <w:r>
               <w:rPr>
                 <w:rStyle w:val="Hyperlink"/>
@@ -3211,7 +3211,7 @@
                 <w:noProof/>
                 <w:webHidden/>
               </w:rPr>
-              <w:instrText xml:space="preserve"> PAGEREF _Toc206069648 \h </w:instrText>
+              <w:instrText xml:space="preserve"> PAGEREF _Toc206410173 \h </w:instrText>
             </w:r>
             <w:r>
               <w:rPr>
@@ -3258,7 +3258,7 @@
               <w14:ligatures w14:val="standardContextual"/>
             </w:rPr>
           </w:pPr>
-          <w:hyperlink w:anchor="_Toc206069649" w:history="1">
+          <w:hyperlink w:anchor="_Toc206410174" w:history="1">
             <w:r>
               <w:rPr>
                 <w:rStyle w:val="Hyperlink"/>
@@ -3304,7 +3304,7 @@
                 <w:noProof/>
                 <w:webHidden/>
               </w:rPr>
-              <w:instrText xml:space="preserve"> PAGEREF _Toc206069649 \h </w:instrText>
+              <w:instrText xml:space="preserve"> PAGEREF _Toc206410174 \h </w:instrText>
             </w:r>
             <w:r>
               <w:rPr>
@@ -3351,7 +3351,7 @@
               <w14:ligatures w14:val="standardContextual"/>
             </w:rPr>
           </w:pPr>
-          <w:hyperlink w:anchor="_Toc206069650" w:history="1">
+          <w:hyperlink w:anchor="_Toc206410175" w:history="1">
             <w:r>
               <w:rPr>
                 <w:rStyle w:val="Hyperlink"/>
@@ -3397,7 +3397,7 @@
                 <w:noProof/>
                 <w:webHidden/>
               </w:rPr>
-              <w:instrText xml:space="preserve"> PAGEREF _Toc206069650 \h </w:instrText>
+              <w:instrText xml:space="preserve"> PAGEREF _Toc206410175 \h </w:instrText>
             </w:r>
             <w:r>
               <w:rPr>
@@ -3444,7 +3444,7 @@
               <w14:ligatures w14:val="standardContextual"/>
             </w:rPr>
           </w:pPr>
-          <w:hyperlink w:anchor="_Toc206069651" w:history="1">
+          <w:hyperlink w:anchor="_Toc206410176" w:history="1">
             <w:r>
               <w:rPr>
                 <w:rStyle w:val="Hyperlink"/>
@@ -3490,7 +3490,7 @@
                 <w:noProof/>
                 <w:webHidden/>
               </w:rPr>
-              <w:instrText xml:space="preserve"> PAGEREF _Toc206069651 \h </w:instrText>
+              <w:instrText xml:space="preserve"> PAGEREF _Toc206410176 \h </w:instrText>
             </w:r>
             <w:r>
               <w:rPr>
@@ -3537,7 +3537,7 @@
               <w14:ligatures w14:val="standardContextual"/>
             </w:rPr>
           </w:pPr>
-          <w:hyperlink w:anchor="_Toc206069652" w:history="1">
+          <w:hyperlink w:anchor="_Toc206410177" w:history="1">
             <w:r>
               <w:rPr>
                 <w:rStyle w:val="Hyperlink"/>
@@ -3583,7 +3583,7 @@
                 <w:noProof/>
                 <w:webHidden/>
               </w:rPr>
-              <w:instrText xml:space="preserve"> PAGEREF _Toc206069652 \h </w:instrText>
+              <w:instrText xml:space="preserve"> PAGEREF _Toc206410177 \h </w:instrText>
             </w:r>
             <w:r>
               <w:rPr>
@@ -3630,7 +3630,7 @@
               <w14:ligatures w14:val="standardContextual"/>
             </w:rPr>
           </w:pPr>
-          <w:hyperlink w:anchor="_Toc206069653" w:history="1">
+          <w:hyperlink w:anchor="_Toc206410178" w:history="1">
             <w:r>
               <w:rPr>
                 <w:rStyle w:val="Hyperlink"/>
@@ -3676,7 +3676,7 @@
                 <w:noProof/>
                 <w:webHidden/>
               </w:rPr>
-              <w:instrText xml:space="preserve"> PAGEREF _Toc206069653 \h </w:instrText>
+              <w:instrText xml:space="preserve"> PAGEREF _Toc206410178 \h </w:instrText>
             </w:r>
             <w:r>
               <w:rPr>
@@ -3723,7 +3723,7 @@
               <w14:ligatures w14:val="standardContextual"/>
             </w:rPr>
           </w:pPr>
-          <w:hyperlink w:anchor="_Toc206069654" w:history="1">
+          <w:hyperlink w:anchor="_Toc206410179" w:history="1">
             <w:r>
               <w:rPr>
                 <w:rStyle w:val="Hyperlink"/>
@@ -3769,7 +3769,7 @@
                 <w:noProof/>
                 <w:webHidden/>
               </w:rPr>
-              <w:instrText xml:space="preserve"> PAGEREF _Toc206069654 \h </w:instrText>
+              <w:instrText xml:space="preserve"> PAGEREF _Toc206410179 \h </w:instrText>
             </w:r>
             <w:r>
               <w:rPr>
@@ -3816,7 +3816,7 @@
               <w14:ligatures w14:val="standardContextual"/>
             </w:rPr>
           </w:pPr>
-          <w:hyperlink w:anchor="_Toc206069655" w:history="1">
+          <w:hyperlink w:anchor="_Toc206410180" w:history="1">
             <w:r>
               <w:rPr>
                 <w:rStyle w:val="Hyperlink"/>
@@ -3862,7 +3862,7 @@
                 <w:noProof/>
                 <w:webHidden/>
               </w:rPr>
-              <w:instrText xml:space="preserve"> PAGEREF _Toc206069655 \h </w:instrText>
+              <w:instrText xml:space="preserve"> PAGEREF _Toc206410180 \h </w:instrText>
             </w:r>
             <w:r>
               <w:rPr>
@@ -3909,7 +3909,7 @@
               <w14:ligatures w14:val="standardContextual"/>
             </w:rPr>
           </w:pPr>
-          <w:hyperlink w:anchor="_Toc206069656" w:history="1">
+          <w:hyperlink w:anchor="_Toc206410181" w:history="1">
             <w:r>
               <w:rPr>
                 <w:rStyle w:val="Hyperlink"/>
@@ -3934,7 +3934,7 @@
                 <w:rStyle w:val="Hyperlink"/>
                 <w:noProof/>
               </w:rPr>
-              <w:t>Update requirements to will include with DEXPI 2.0 conceptual model updates</w:t>
+              <w:t>Update requirements to include with DEXPI 2.0 conceptual model updates</w:t>
             </w:r>
             <w:r>
               <w:rPr>
@@ -3955,7 +3955,100 @@
                 <w:noProof/>
                 <w:webHidden/>
               </w:rPr>
-              <w:instrText xml:space="preserve"> PAGEREF _Toc206069656 \h </w:instrText>
+              <w:instrText xml:space="preserve"> PAGEREF _Toc206410181 \h </w:instrText>
+            </w:r>
+            <w:r>
+              <w:rPr>
+                <w:noProof/>
+                <w:webHidden/>
+              </w:rPr>
+            </w:r>
+            <w:r>
+              <w:rPr>
+                <w:noProof/>
+                <w:webHidden/>
+              </w:rPr>
+              <w:fldChar w:fldCharType="separate"/>
+            </w:r>
+            <w:r>
+              <w:rPr>
+                <w:noProof/>
+                <w:webHidden/>
+              </w:rPr>
+              <w:t>9</w:t>
+            </w:r>
+            <w:r>
+              <w:rPr>
+                <w:noProof/>
+                <w:webHidden/>
+              </w:rPr>
+              <w:fldChar w:fldCharType="end"/>
+            </w:r>
+          </w:hyperlink>
+        </w:p>
+        <w:p>
+          <w:pPr>
+            <w:pStyle w:val="TOC2"/>
+            <w:tabs>
+              <w:tab w:val="right" w:leader="dot" w:pos="10390"/>
+            </w:tabs>
+            <w:rPr>
+              <w:rFonts w:asciiTheme="minorHAnsi" w:eastAsiaTheme="minorEastAsia" w:hAnsiTheme="minorHAnsi" w:cstheme="minorBidi"/>
+              <w:noProof/>
+              <w:kern w:val="2"/>
+              <w:sz w:val="24"/>
+              <w:szCs w:val="24"/>
+              <w:lang w:val="en-GB" w:eastAsia="en-GB"/>
+              <w14:ligatures w14:val="standardContextual"/>
+            </w:rPr>
+          </w:pPr>
+          <w:hyperlink w:anchor="_Toc206410182" w:history="1">
+            <w:r>
+              <w:rPr>
+                <w:rStyle w:val="Hyperlink"/>
+                <w:noProof/>
+              </w:rPr>
+              <w:t>3.13</w:t>
+            </w:r>
+            <w:r>
+              <w:rPr>
+                <w:rFonts w:asciiTheme="minorHAnsi" w:eastAsiaTheme="minorEastAsia" w:hAnsiTheme="minorHAnsi" w:cstheme="minorBidi"/>
+                <w:noProof/>
+                <w:kern w:val="2"/>
+                <w:sz w:val="24"/>
+                <w:szCs w:val="24"/>
+                <w:lang w:val="en-GB" w:eastAsia="en-GB"/>
+                <w14:ligatures w14:val="standardContextual"/>
+              </w:rPr>
+              <w:tab/>
+            </w:r>
+            <w:r>
+              <w:rPr>
+                <w:rStyle w:val="Hyperlink"/>
+                <w:noProof/>
+              </w:rPr>
+              <w:t>Creation of machine-readable DISC DEXPI Profile</w:t>
+            </w:r>
+            <w:r>
+              <w:rPr>
+                <w:noProof/>
+                <w:webHidden/>
+              </w:rPr>
+              <w:tab/>
+            </w:r>
+            <w:r>
+              <w:rPr>
+                <w:noProof/>
+                <w:webHidden/>
+              </w:rPr>
+              <w:fldChar w:fldCharType="begin"/>
+            </w:r>
+            <w:r>
+              <w:rPr>
+                <w:noProof/>
+                <w:webHidden/>
+              </w:rPr>
+              <w:instrText xml:space="preserve"> PAGEREF _Toc206410182 \h </w:instrText>
             </w:r>
             <w:r>
               <w:rPr>
@@ -4002,7 +4095,7 @@
               <w14:ligatures w14:val="standardContextual"/>
             </w:rPr>
           </w:pPr>
-          <w:hyperlink w:anchor="_Toc206069657" w:history="1">
+          <w:hyperlink w:anchor="_Toc206410183" w:history="1">
             <w:r>
               <w:rPr>
                 <w:rStyle w:val="Hyperlink"/>
@@ -4048,7 +4141,7 @@
                 <w:noProof/>
                 <w:webHidden/>
               </w:rPr>
-              <w:instrText xml:space="preserve"> PAGEREF _Toc206069657 \h </w:instrText>
+              <w:instrText xml:space="preserve"> PAGEREF _Toc206410183 \h </w:instrText>
             </w:r>
             <w:r>
               <w:rPr>
@@ -4068,7 +4161,7 @@
                 <w:noProof/>
                 <w:webHidden/>
               </w:rPr>
-              <w:t>10</w:t>
+              <w:t>14</w:t>
             </w:r>
             <w:r>
               <w:rPr>
@@ -4080,6 +4173,11 @@
           </w:hyperlink>
         </w:p>
         <w:p>
+          <w:pPr>
+            <w:rPr>
+              <w:noProof/>
+            </w:rPr>
+          </w:pPr>
           <w:r>
             <w:rPr>
               <w:b/>
@@ -4092,15 +4190,6 @@
       </w:sdtContent>
     </w:sdt>
     <w:p>
-      <w:pPr>
-        <w:rPr>
-          <w:b/>
-          <w:bCs/>
-          <w:smallCaps/>
-          <w:sz w:val="28"/>
-          <w:szCs w:val="28"/>
-        </w:rPr>
-      </w:pPr>
       <w:r>
         <w:br w:type="page"/>
       </w:r>
@@ -4270,7 +4359,21 @@
               <w:rPr>
                 <w:spacing w:val="-2"/>
               </w:rPr>
-              <w:t>between Equinor, AkerBP, Aibel &amp; AkerSolutions.</w:t>
+              <w:t xml:space="preserve">between Equinor, AkerBP, Aibel &amp; </w:t>
+            </w:r>
+            <w:proofErr w:type="spellStart"/>
+            <w:r>
+              <w:rPr>
+                <w:spacing w:val="-2"/>
+              </w:rPr>
+              <w:t>AkerSolutions</w:t>
+            </w:r>
+            <w:proofErr w:type="spellEnd"/>
+            <w:r>
+              <w:rPr>
+                <w:spacing w:val="-2"/>
+              </w:rPr>
+              <w:t>.</w:t>
             </w:r>
           </w:p>
         </w:tc>
@@ -4651,6 +4754,7 @@
               </w:rPr>
             </w:pPr>
             <w:hyperlink r:id="rId14" w:history="1">
+              <w:proofErr w:type="spellStart"/>
               <w:r>
                 <w:rPr>
                   <w:rStyle w:val="Hyperlink"/>
@@ -4658,6 +4762,7 @@
                 </w:rPr>
                 <w:t>pnb</w:t>
               </w:r>
+              <w:proofErr w:type="spellEnd"/>
             </w:hyperlink>
           </w:p>
         </w:tc>
@@ -4671,8 +4776,25 @@
               <w:spacing w:before="43"/>
               <w:ind w:left="285"/>
             </w:pPr>
-            <w:r>
-              <w:t>Plants &amp; Bytes</w:t>
+            <w:proofErr w:type="spellStart"/>
+            <w:r>
+              <w:t>pnb</w:t>
+            </w:r>
+            <w:proofErr w:type="spellEnd"/>
+            <w:r>
+              <w:t xml:space="preserve"> </w:t>
+            </w:r>
+            <w:r>
+              <w:t>p</w:t>
+            </w:r>
+            <w:r>
+              <w:t xml:space="preserve">lants &amp; </w:t>
+            </w:r>
+            <w:r>
+              <w:t>b</w:t>
+            </w:r>
+            <w:r>
+              <w:t>ytes</w:t>
             </w:r>
             <w:r>
               <w:t xml:space="preserve">: </w:t>
@@ -4758,7 +4880,19 @@
               <w:rPr>
                 <w:lang w:val="en-GB"/>
               </w:rPr>
-              <w:t>, modify in System B, export from System B, import back into System B with changes</w:t>
+              <w:t xml:space="preserve">, modify in System B, export from System B, import back into System </w:t>
+            </w:r>
+            <w:r>
+              <w:rPr>
+                <w:lang w:val="en-GB"/>
+              </w:rPr>
+              <w:t>A</w:t>
+            </w:r>
+            <w:r>
+              <w:rPr>
+                <w:lang w:val="en-GB"/>
+              </w:rPr>
+              <w:t xml:space="preserve"> with changes</w:t>
             </w:r>
             <w:r>
               <w:rPr>
@@ -4802,7 +4936,7 @@
       <w:pPr>
         <w:pStyle w:val="Heading1"/>
       </w:pPr>
-      <w:bookmarkStart w:id="2" w:name="_Toc206069642"/>
+      <w:bookmarkStart w:id="2" w:name="_Toc206410167"/>
       <w:r>
         <w:lastRenderedPageBreak/>
         <w:t>Abstract</w:t>
@@ -4817,7 +4951,7 @@
         </w:rPr>
       </w:pPr>
       <w:r>
-        <w:t>The DEXPI initiative, launched in 2011, aims to establish a common data exchange standard for the process industry. Historically, most DEXPI-related will work is conducted within standalone projects, with limited focus on transferring DEXPI P&amp;ID files between different CAD vendors.</w:t>
+        <w:t>The DEXPI initiative, launched in 2011, aims to establish a common data exchange standard for the process industry. Historically, most DEXPI-related work is conducted within standalone projects, with limited focus on transferring DEXPI P&amp;ID files between different CAD vendors.</w:t>
       </w:r>
     </w:p>
     <w:p>
@@ -4871,7 +5005,7 @@
       <w:pPr>
         <w:pStyle w:val="Heading1"/>
       </w:pPr>
-      <w:bookmarkStart w:id="3" w:name="_Toc206069643"/>
+      <w:bookmarkStart w:id="3" w:name="_Toc206410168"/>
       <w:r>
         <w:t>Introduction</w:t>
       </w:r>
@@ -4897,7 +5031,7 @@
         <w:t xml:space="preserve"> gaps.</w:t>
       </w:r>
       <w:r>
-        <w:t xml:space="preserve"> In this document a gap is defined as any engineering drafting requirements that </w:t>
+        <w:t xml:space="preserve"> </w:t>
       </w:r>
     </w:p>
     <w:p>
@@ -4946,7 +5080,7 @@
       <w:pPr>
         <w:pStyle w:val="Heading1"/>
       </w:pPr>
-      <w:bookmarkStart w:id="4" w:name="_Toc206069644"/>
+      <w:bookmarkStart w:id="4" w:name="_Toc206410169"/>
       <w:r>
         <w:t>Identified Gaps</w:t>
       </w:r>
@@ -4979,7 +5113,7 @@
       <w:pPr>
         <w:pStyle w:val="Heading2"/>
       </w:pPr>
-      <w:bookmarkStart w:id="5" w:name="_Toc206069645"/>
+      <w:bookmarkStart w:id="5" w:name="_Toc206410170"/>
       <w:r>
         <w:t>Instrumentation Modelling</w:t>
       </w:r>
@@ -5002,17 +5136,57 @@
         <w:t>adopted</w:t>
       </w:r>
       <w:r>
-        <w:t xml:space="preserve"> for modelling instrumentation and automation elements, avoiding the use of the full DEXPI instrumentation models for ProcessSignalGeneratingFunction / MeasuringSystem and ActuatingElectricalFunction / </w:t>
+        <w:t xml:space="preserve"> for modelling instrumentation and automation elements, avoiding the use of the full DEXPI instrumentation models for </w:t>
+      </w:r>
+      <w:proofErr w:type="spellStart"/>
+      <w:r>
+        <w:t>ProcessSignalGeneratingFunction</w:t>
+      </w:r>
+      <w:proofErr w:type="spellEnd"/>
+      <w:r>
+        <w:t xml:space="preserve"> / </w:t>
+      </w:r>
+      <w:proofErr w:type="spellStart"/>
+      <w:r>
+        <w:t>MeasuringSystem</w:t>
+      </w:r>
+      <w:proofErr w:type="spellEnd"/>
+      <w:r>
+        <w:t xml:space="preserve"> and </w:t>
+      </w:r>
+      <w:proofErr w:type="spellStart"/>
+      <w:r>
+        <w:t>ActuatingElectricalFunction</w:t>
+      </w:r>
+      <w:proofErr w:type="spellEnd"/>
+      <w:r>
+        <w:t xml:space="preserve"> / </w:t>
+      </w:r>
+      <w:proofErr w:type="spellStart"/>
+      <w:r>
+        <w:t>ActuatingElectricalSystem</w:t>
+      </w:r>
+      <w:proofErr w:type="spellEnd"/>
+      <w:r>
+        <w:t xml:space="preserve"> with their associated sub-component class types.</w:t>
+      </w:r>
+      <w:r>
+        <w:t xml:space="preserve"> T</w:t>
+      </w:r>
+      <w:r>
+        <w:t xml:space="preserve">he DISC project’s </w:t>
       </w:r>
       <w:r>
         <w:lastRenderedPageBreak/>
-        <w:t>ActuatingElectricalSystem with their associated sub-component class types.</w:t>
-      </w:r>
-      <w:r>
-        <w:t xml:space="preserve"> T</w:t>
-      </w:r>
-      <w:r>
-        <w:t>he DISC project’s simplified approach classified all elements within these modelling branches under the ProcessInstrumentationFunction class type, with differentiation achieved through type attributes.</w:t>
+        <w:t xml:space="preserve">simplified approach classified all elements within these modelling branches under the </w:t>
+      </w:r>
+      <w:proofErr w:type="spellStart"/>
+      <w:r>
+        <w:t>ProcessInstrumentationFunction</w:t>
+      </w:r>
+      <w:proofErr w:type="spellEnd"/>
+      <w:r>
+        <w:t xml:space="preserve"> class type, with differentiation achieved through type attributes.</w:t>
       </w:r>
     </w:p>
     <w:p>
@@ -5103,7 +5277,7 @@
       <w:pPr>
         <w:pStyle w:val="Heading2"/>
       </w:pPr>
-      <w:bookmarkStart w:id="6" w:name="_Toc206069646"/>
+      <w:bookmarkStart w:id="6" w:name="_Toc206410171"/>
       <w:r>
         <w:t>Vessel/Tank Internal Components</w:t>
       </w:r>
@@ -5126,7 +5300,13 @@
         <w:t>made</w:t>
       </w:r>
       <w:r>
-        <w:t xml:space="preserve"> to exclude vessel internals from the modelling and requirements definition, as these components are typically detailed in documents such as the General Arrangement drawing. It has since been determined that vessel/tank internal components are an essential part of the P&amp;ID and must be includes in the DEXPI transfer. Consequently, these elements will be incorporated into the model and requirements will document for the continuation project.</w:t>
+        <w:t xml:space="preserve"> to exclude vessel internals from the modelling and requirements definition, as these components are typically detailed in documents such as the General Arrangement drawing. It has since been determined that vessel/tank internal components are an essential part of the P&amp;ID and must be include</w:t>
+      </w:r>
+      <w:r>
+        <w:t>d</w:t>
+      </w:r>
+      <w:r>
+        <w:t xml:space="preserve"> in the DEXPI transfer. Consequently, these elements will be incorporated into the model and requirements document for the continuation project.</w:t>
       </w:r>
     </w:p>
     <w:p>
@@ -5183,8 +5363,13 @@
       <w:pPr>
         <w:pStyle w:val="Caption"/>
       </w:pPr>
-      <w:r>
-        <w:t>Figure : Example of Vessel/Tank Internal Components.</w:t>
+      <w:proofErr w:type="gramStart"/>
+      <w:r>
+        <w:t>Figure :</w:t>
+      </w:r>
+      <w:proofErr w:type="gramEnd"/>
+      <w:r>
+        <w:t xml:space="preserve"> Example of Vessel/Tank Internal Components.</w:t>
       </w:r>
     </w:p>
     <w:p/>
@@ -5205,7 +5390,7 @@
         </w:numPr>
       </w:pPr>
       <w:r>
-        <w:t>Document DEXPI will update and will present to DEXPI Content Team.</w:t>
+        <w:t>Document DEXPI suggestion and present to DEXPI Content Team.</w:t>
       </w:r>
     </w:p>
     <w:p>
@@ -5216,9 +5401,13 @@
           <w:numId w:val="20"/>
         </w:numPr>
       </w:pPr>
-      <w:r>
-        <w:lastRenderedPageBreak/>
-        <w:t>Include updates in DISC DEXPI Requirements document</w:t>
+      <w:proofErr w:type="gramStart"/>
+      <w:r>
+        <w:t>.Include</w:t>
+      </w:r>
+      <w:proofErr w:type="gramEnd"/>
+      <w:r>
+        <w:t xml:space="preserve"> updates in DISC DEXPI Requirements document</w:t>
       </w:r>
     </w:p>
     <w:p>
@@ -5230,6 +5419,7 @@
         </w:numPr>
       </w:pPr>
       <w:r>
+        <w:lastRenderedPageBreak/>
         <w:t>Include updates to DISC DEXPI Profile</w:t>
       </w:r>
     </w:p>
@@ -5247,24 +5437,10 @@
     </w:p>
     <w:p>
       <w:pPr>
-        <w:rPr>
-          <w:b/>
-          <w:bCs/>
-          <w:sz w:val="24"/>
-          <w:szCs w:val="24"/>
-        </w:rPr>
-      </w:pPr>
-      <w:r>
-        <w:br w:type="page"/>
-      </w:r>
-    </w:p>
-    <w:p>
-      <w:pPr>
         <w:pStyle w:val="Heading2"/>
       </w:pPr>
-      <w:bookmarkStart w:id="7" w:name="_Toc206069647"/>
-      <w:r>
-        <w:lastRenderedPageBreak/>
+      <w:bookmarkStart w:id="7" w:name="_Toc206410172"/>
+      <w:r>
         <w:t>Annotations</w:t>
       </w:r>
       <w:bookmarkEnd w:id="7"/>
@@ -5301,9 +5477,9 @@
           <w:noProof/>
         </w:rPr>
         <w:drawing>
-          <wp:inline distT="0" distB="0" distL="0" distR="0" wp14:anchorId="43B639F1" wp14:editId="74584F49">
-            <wp:extent cx="5286375" cy="1830718"/>
-            <wp:effectExtent l="0" t="0" r="0" b="0"/>
+          <wp:inline distT="0" distB="0" distL="0" distR="0" wp14:anchorId="43B639F1" wp14:editId="1CB9D198">
+            <wp:extent cx="4381500" cy="1517352"/>
+            <wp:effectExtent l="0" t="0" r="0" b="6985"/>
             <wp:docPr id="3" name="Picture 2" descr="A diagram of a computer&#10;&#10;Description automatically generated">
               <a:extLst xmlns:a="http://schemas.openxmlformats.org/drawingml/2006/main">
                 <a:ext uri="{FF2B5EF4-FFF2-40B4-BE49-F238E27FC236}">
@@ -5338,7 +5514,7 @@
                   <pic:spPr>
                     <a:xfrm>
                       <a:off x="0" y="0"/>
-                      <a:ext cx="5291425" cy="1832467"/>
+                      <a:ext cx="4413369" cy="1528388"/>
                     </a:xfrm>
                     <a:prstGeom prst="rect">
                       <a:avLst/>
@@ -5355,8 +5531,13 @@
       <w:pPr>
         <w:pStyle w:val="Caption"/>
       </w:pPr>
-      <w:r>
-        <w:t>Figure : DEXPI Note class</w:t>
+      <w:proofErr w:type="gramStart"/>
+      <w:r>
+        <w:t>Figure :</w:t>
+      </w:r>
+      <w:proofErr w:type="gramEnd"/>
+      <w:r>
+        <w:t xml:space="preserve"> DEXPI Note class</w:t>
       </w:r>
     </w:p>
     <w:p>
@@ -5383,7 +5564,7 @@
       <w:pPr>
         <w:pStyle w:val="Heading2"/>
       </w:pPr>
-      <w:bookmarkStart w:id="8" w:name="_Toc206069648"/>
+      <w:bookmarkStart w:id="8" w:name="_Toc206410173"/>
       <w:r>
         <w:t>Mount Type</w:t>
       </w:r>
@@ -5408,7 +5589,15 @@
         <w:pStyle w:val="BodyText"/>
       </w:pPr>
       <w:r>
-        <w:t>This class supports the mounting connection between instrument and equipment type and can be assigned as a sensing location for the ProcessSignalGeneratingFunction.</w:t>
+        <w:t xml:space="preserve">This class supports the mounting connection between instrument and equipment type and can be assigned as a sensing location for the </w:t>
+      </w:r>
+      <w:proofErr w:type="spellStart"/>
+      <w:r>
+        <w:t>ProcessSignalGeneratingFunction</w:t>
+      </w:r>
+      <w:proofErr w:type="spellEnd"/>
+      <w:r>
+        <w:t>.</w:t>
       </w:r>
     </w:p>
     <w:p>
@@ -5424,8 +5613,8 @@
           <w:noProof/>
         </w:rPr>
         <w:drawing>
-          <wp:inline distT="0" distB="0" distL="0" distR="0" wp14:anchorId="04BD61B8" wp14:editId="32BEA7AC">
-            <wp:extent cx="6104385" cy="2133600"/>
+          <wp:inline distT="0" distB="0" distL="0" distR="0" wp14:anchorId="04BD61B8" wp14:editId="330E7A2A">
+            <wp:extent cx="5619750" cy="1964211"/>
             <wp:effectExtent l="0" t="0" r="0" b="0"/>
             <wp:docPr id="13" name="Grafik 12" descr="A diagram of a company&#10;&#10;Description automatically generated">
               <a:extLst xmlns:a="http://schemas.openxmlformats.org/drawingml/2006/main">
@@ -5461,7 +5650,7 @@
                   <pic:spPr>
                     <a:xfrm>
                       <a:off x="0" y="0"/>
-                      <a:ext cx="6122670" cy="2139991"/>
+                      <a:ext cx="5655299" cy="1976636"/>
                     </a:xfrm>
                     <a:prstGeom prst="rect">
                       <a:avLst/>
@@ -5478,8 +5667,13 @@
       <w:pPr>
         <w:pStyle w:val="Caption"/>
       </w:pPr>
-      <w:r>
-        <w:t>Figure : DEXPI Mount class</w:t>
+      <w:proofErr w:type="gramStart"/>
+      <w:r>
+        <w:t>Figure :</w:t>
+      </w:r>
+      <w:proofErr w:type="gramEnd"/>
+      <w:r>
+        <w:t xml:space="preserve"> DEXPI Mount class</w:t>
       </w:r>
     </w:p>
     <w:p>
@@ -5530,7 +5724,7 @@
       <w:pPr>
         <w:pStyle w:val="Heading2"/>
       </w:pPr>
-      <w:bookmarkStart w:id="9" w:name="_Toc206069649"/>
+      <w:bookmarkStart w:id="9" w:name="_Toc206410174"/>
       <w:r>
         <w:lastRenderedPageBreak/>
         <w:t>Report duplicate/incorrect names and URIs</w:t>
@@ -5635,6 +5829,7 @@
                 <w:lang w:val="en-GB"/>
               </w:rPr>
             </w:pPr>
+            <w:proofErr w:type="spellStart"/>
             <w:r>
               <w:rPr>
                 <w:b/>
@@ -5645,6 +5840,7 @@
               </w:rPr>
               <w:t>ComponentClass</w:t>
             </w:r>
+            <w:proofErr w:type="spellEnd"/>
           </w:p>
         </w:tc>
         <w:tc>
@@ -5675,6 +5871,7 @@
                 <w:lang w:val="en-GB"/>
               </w:rPr>
             </w:pPr>
+            <w:proofErr w:type="spellStart"/>
             <w:r>
               <w:rPr>
                 <w:b/>
@@ -5685,6 +5882,7 @@
               </w:rPr>
               <w:t>ComponentClassURI</w:t>
             </w:r>
+            <w:proofErr w:type="spellEnd"/>
           </w:p>
         </w:tc>
         <w:tc>
@@ -5794,6 +5992,7 @@
                 <w:lang w:val="en-GB"/>
               </w:rPr>
             </w:pPr>
+            <w:proofErr w:type="spellStart"/>
             <w:r>
               <w:rPr>
                 <w:sz w:val="20"/>
@@ -5802,6 +6001,7 @@
               </w:rPr>
               <w:t>BlowerFan</w:t>
             </w:r>
+            <w:proofErr w:type="spellEnd"/>
           </w:p>
         </w:tc>
         <w:tc>
@@ -5945,6 +6145,7 @@
                 <w:lang w:val="en-GB"/>
               </w:rPr>
             </w:pPr>
+            <w:proofErr w:type="spellStart"/>
             <w:r>
               <w:rPr>
                 <w:sz w:val="20"/>
@@ -5953,6 +6154,7 @@
               </w:rPr>
               <w:t>BlowerFan</w:t>
             </w:r>
+            <w:proofErr w:type="spellEnd"/>
           </w:p>
         </w:tc>
         <w:tc>
@@ -6163,7 +6365,67 @@
                 <w:sz w:val="20"/>
                 <w:szCs w:val="20"/>
               </w:rPr>
-              <w:t>All the PressureAbsoluteUnits and PressureGaugeUnits have the same name and URI. The guage / absolute needs to be always specified to avoid confusion. Also, it is very likely to use both guage and absolute pressures at the same P&amp;ID sheet.</w:t>
+              <w:t xml:space="preserve">All the </w:t>
+            </w:r>
+            <w:proofErr w:type="spellStart"/>
+            <w:r>
+              <w:rPr>
+                <w:sz w:val="20"/>
+                <w:szCs w:val="20"/>
+              </w:rPr>
+              <w:t>PressureAbsoluteUnits</w:t>
+            </w:r>
+            <w:proofErr w:type="spellEnd"/>
+            <w:r>
+              <w:rPr>
+                <w:sz w:val="20"/>
+                <w:szCs w:val="20"/>
+              </w:rPr>
+              <w:t xml:space="preserve"> and </w:t>
+            </w:r>
+            <w:proofErr w:type="spellStart"/>
+            <w:r>
+              <w:rPr>
+                <w:sz w:val="20"/>
+                <w:szCs w:val="20"/>
+              </w:rPr>
+              <w:t>PressureGaugeUnits</w:t>
+            </w:r>
+            <w:proofErr w:type="spellEnd"/>
+            <w:r>
+              <w:rPr>
+                <w:sz w:val="20"/>
+                <w:szCs w:val="20"/>
+              </w:rPr>
+              <w:t xml:space="preserve"> have the same name and URI. The ga</w:t>
+            </w:r>
+            <w:r>
+              <w:rPr>
+                <w:sz w:val="20"/>
+                <w:szCs w:val="20"/>
+              </w:rPr>
+              <w:t>u</w:t>
+            </w:r>
+            <w:r>
+              <w:rPr>
+                <w:sz w:val="20"/>
+                <w:szCs w:val="20"/>
+              </w:rPr>
+              <w:t>ge / absolute needs to be always specified to avoid confusion. Also, it is very likely to use both ga</w:t>
+            </w:r>
+            <w:r>
+              <w:rPr>
+                <w:sz w:val="20"/>
+                <w:szCs w:val="20"/>
+              </w:rPr>
+              <w:t>u</w:t>
+            </w:r>
+            <w:r>
+              <w:rPr>
+                <w:sz w:val="20"/>
+                <w:szCs w:val="20"/>
+              </w:rPr>
+              <w:t>ge and absolute pressures at the same P&amp;ID sheet.</w:t>
             </w:r>
           </w:p>
         </w:tc>
@@ -6204,7 +6466,23 @@
                 <w:szCs w:val="20"/>
                 <w:lang w:val="en-GB"/>
               </w:rPr>
-              <w:t>Bar guage</w:t>
+              <w:t>Bar ga</w:t>
+            </w:r>
+            <w:r>
+              <w:rPr>
+                <w:sz w:val="20"/>
+                <w:szCs w:val="20"/>
+                <w:lang w:val="en-GB"/>
+              </w:rPr>
+              <w:t>u</w:t>
+            </w:r>
+            <w:r>
+              <w:rPr>
+                <w:sz w:val="20"/>
+                <w:szCs w:val="20"/>
+                <w:lang w:val="en-GB"/>
+              </w:rPr>
+              <w:t>ge</w:t>
             </w:r>
           </w:p>
         </w:tc>
@@ -6343,14 +6621,19 @@
         </w:numPr>
       </w:pPr>
       <w:r>
-        <w:t>Check and if required raise issue with DEXPI group for UoM usage of bar/barg</w:t>
-      </w:r>
+        <w:t>Check and if required raise issue with DEXPI group for UoM usage of bar/</w:t>
+      </w:r>
+      <w:proofErr w:type="spellStart"/>
+      <w:r>
+        <w:t>barg</w:t>
+      </w:r>
+      <w:proofErr w:type="spellEnd"/>
     </w:p>
     <w:p>
       <w:pPr>
         <w:pStyle w:val="Heading2"/>
       </w:pPr>
-      <w:bookmarkStart w:id="10" w:name="_Toc206069650"/>
+      <w:bookmarkStart w:id="10" w:name="_Toc206410175"/>
       <w:r>
         <w:t>Off-Page Signal Modelling</w:t>
       </w:r>
@@ -6399,7 +6682,7 @@
         </w:numPr>
       </w:pPr>
       <w:r>
-        <w:t>Document DEXPI suggestion and will present to DEXPI Content Team.</w:t>
+        <w:t>Document DEXPI suggestion and present to DEXPI Content Team.</w:t>
       </w:r>
     </w:p>
     <w:p>
@@ -6442,7 +6725,7 @@
       <w:pPr>
         <w:pStyle w:val="Heading2"/>
       </w:pPr>
-      <w:bookmarkStart w:id="11" w:name="_Toc206069651"/>
+      <w:bookmarkStart w:id="11" w:name="_Toc206410176"/>
       <w:r>
         <w:t>Battery Limits and Tie-In Points</w:t>
       </w:r>
@@ -6500,7 +6783,7 @@
         </w:numPr>
       </w:pPr>
       <w:r>
-        <w:t>Document DEXPI suggestion and will present to DEXPI Content Team.</w:t>
+        <w:t>Document DEXPI suggestion and present to DEXPI Content Team.</w:t>
       </w:r>
     </w:p>
     <w:p>
@@ -6543,9 +6826,14 @@
       <w:pPr>
         <w:pStyle w:val="Heading2"/>
       </w:pPr>
-      <w:bookmarkStart w:id="12" w:name="_Toc206069652"/>
-      <w:r>
-        <w:t>ProcessSafetyFunction Subtype</w:t>
+      <w:bookmarkStart w:id="12" w:name="_Toc206410177"/>
+      <w:proofErr w:type="spellStart"/>
+      <w:r>
+        <w:t>ProcessSafetyFunction</w:t>
+      </w:r>
+      <w:proofErr w:type="spellEnd"/>
+      <w:r>
+        <w:t xml:space="preserve"> Subtype</w:t>
       </w:r>
       <w:bookmarkEnd w:id="12"/>
     </w:p>
@@ -6553,8 +6841,21 @@
       <w:pPr>
         <w:pStyle w:val="BodyText"/>
       </w:pPr>
-      <w:r>
-        <w:t>ProcessSafetyFunction as a discrete subtype of ProcessInstrumentationFunction allows for improved modelling for safety critical elements directly from the DEXPI file/model</w:t>
+      <w:proofErr w:type="spellStart"/>
+      <w:r>
+        <w:t>ProcessSafetyFunction</w:t>
+      </w:r>
+      <w:proofErr w:type="spellEnd"/>
+      <w:r>
+        <w:t xml:space="preserve"> as a discrete subtype of </w:t>
+      </w:r>
+      <w:proofErr w:type="spellStart"/>
+      <w:r>
+        <w:t>ProcessInstrumentationFunction</w:t>
+      </w:r>
+      <w:proofErr w:type="spellEnd"/>
+      <w:r>
+        <w:t xml:space="preserve"> allows for improved modelling for safety critical elements directly from the DEXPI file/model</w:t>
       </w:r>
       <w:r>
         <w:t>. The expectation is that this new subtype shall be identified as a separate class type.</w:t>
@@ -6569,7 +6870,7 @@
         </w:numPr>
       </w:pPr>
       <w:r>
-        <w:t>Document DEXPI suggestion and will present to DEXPI Content Team.</w:t>
+        <w:t>Document DEXPI suggestion and present to DEXPI Content Team.</w:t>
       </w:r>
     </w:p>
     <w:p>
@@ -6612,7 +6913,7 @@
       <w:pPr>
         <w:pStyle w:val="Heading2"/>
       </w:pPr>
-      <w:bookmarkStart w:id="13" w:name="_Toc206069653"/>
+      <w:bookmarkStart w:id="13" w:name="_Toc206410178"/>
       <w:r>
         <w:t>Electrical Line Type</w:t>
       </w:r>
@@ -6623,13 +6924,29 @@
         <w:pStyle w:val="BodyText"/>
       </w:pPr>
       <w:r>
-        <w:t xml:space="preserve">Electrical Line additional type to support the electrical lines that are drafted on NCS P&amp;IDs. Within the current DISC DEXPI requirements/profile definition these are modelled as SignalConveryingFunction type. The expectation is that these electrical lines shall be </w:t>
+        <w:t xml:space="preserve">Electrical Line additional type to support the electrical lines that are drafted on NCS P&amp;IDs. Within the current DISC DEXPI requirements/profile definition these are modelled as </w:t>
+      </w:r>
+      <w:proofErr w:type="spellStart"/>
+      <w:r>
+        <w:t>SignalConveryingFunction</w:t>
+      </w:r>
+      <w:proofErr w:type="spellEnd"/>
+      <w:r>
+        <w:t xml:space="preserve"> type. The expectation is that these electrical lines shall be </w:t>
       </w:r>
       <w:r>
         <w:t xml:space="preserve">identified </w:t>
       </w:r>
       <w:r>
-        <w:t>as a separate class type e.g. ElectricalLineFunction.</w:t>
+        <w:t xml:space="preserve">as a separate class type e.g. </w:t>
+      </w:r>
+      <w:proofErr w:type="spellStart"/>
+      <w:r>
+        <w:t>ElectricalLineFunction</w:t>
+      </w:r>
+      <w:proofErr w:type="spellEnd"/>
+      <w:r>
+        <w:t>.</w:t>
       </w:r>
     </w:p>
     <w:p>
@@ -6642,9 +6959,9 @@
           <w:noProof/>
         </w:rPr>
         <w:drawing>
-          <wp:inline distT="0" distB="0" distL="0" distR="0" wp14:anchorId="1093C8AB" wp14:editId="65F18CFD">
-            <wp:extent cx="970172" cy="1504950"/>
-            <wp:effectExtent l="0" t="0" r="1905" b="0"/>
+          <wp:inline distT="0" distB="0" distL="0" distR="0" wp14:anchorId="1093C8AB" wp14:editId="51142348">
+            <wp:extent cx="1285875" cy="1994674"/>
+            <wp:effectExtent l="0" t="0" r="0" b="5715"/>
             <wp:docPr id="615042631" name="Picture 1" descr="A diagram of a machine&#10;&#10;AI-generated content may be incorrect."/>
             <wp:cNvGraphicFramePr>
               <a:graphicFrameLocks xmlns:a="http://schemas.openxmlformats.org/drawingml/2006/main" noChangeAspect="1"/>
@@ -6665,7 +6982,7 @@
                   <pic:spPr>
                     <a:xfrm>
                       <a:off x="0" y="0"/>
-                      <a:ext cx="984192" cy="1526698"/>
+                      <a:ext cx="1306866" cy="2027236"/>
                     </a:xfrm>
                     <a:prstGeom prst="rect">
                       <a:avLst/>
@@ -6682,8 +6999,13 @@
       <w:pPr>
         <w:pStyle w:val="Caption"/>
       </w:pPr>
-      <w:r>
-        <w:t>Figure : Example of electrical line between MCC and pump</w:t>
+      <w:proofErr w:type="gramStart"/>
+      <w:r>
+        <w:t>Figure :</w:t>
+      </w:r>
+      <w:proofErr w:type="gramEnd"/>
+      <w:r>
+        <w:t xml:space="preserve"> Example of electrical line between MCC and pump</w:t>
       </w:r>
     </w:p>
     <w:p>
@@ -6715,7 +7037,7 @@
         </w:numPr>
       </w:pPr>
       <w:r>
-        <w:t>Document DEXPI suggestion and will present to DEXPI Content Team.</w:t>
+        <w:t>Document DEXPI suggestion and present to DEXPI Content Team.</w:t>
       </w:r>
     </w:p>
     <w:p>
@@ -6739,6 +7061,7 @@
         </w:numPr>
       </w:pPr>
       <w:r>
+        <w:lastRenderedPageBreak/>
         <w:t>Include will update in DISC DEXPI Requirements document</w:t>
       </w:r>
     </w:p>
@@ -6758,9 +7081,8 @@
       <w:pPr>
         <w:pStyle w:val="Heading2"/>
       </w:pPr>
-      <w:bookmarkStart w:id="14" w:name="_Toc206069654"/>
-      <w:r>
-        <w:lastRenderedPageBreak/>
+      <w:bookmarkStart w:id="14" w:name="_Toc206410179"/>
+      <w:r>
         <w:t>Clamp-On</w:t>
       </w:r>
       <w:bookmarkEnd w:id="14"/>
@@ -6814,7 +7136,7 @@
         </w:numPr>
       </w:pPr>
       <w:r>
-        <w:t>Document DEXPI suggestion and will present to DEXPI Content Team.</w:t>
+        <w:t>Document DEXPI suggestion and present to DEXPI Content Team.</w:t>
       </w:r>
     </w:p>
     <w:p>
@@ -6857,7 +7179,7 @@
       <w:pPr>
         <w:pStyle w:val="Heading2"/>
       </w:pPr>
-      <w:bookmarkStart w:id="15" w:name="_Toc206069655"/>
+      <w:bookmarkStart w:id="15" w:name="_Toc206410180"/>
       <w:r>
         <w:t>Prepare Symbols for Profile</w:t>
       </w:r>
@@ -6868,7 +7190,13 @@
         <w:pStyle w:val="BodyText"/>
       </w:pPr>
       <w:r>
-        <w:t>Update symbol machine readable files to will ensure correct information is makes available to DISC DEXPI profile.</w:t>
+        <w:t>Update symbol machine readable files to ensure correct information is ma</w:t>
+      </w:r>
+      <w:r>
+        <w:t>de</w:t>
+      </w:r>
+      <w:r>
+        <w:t xml:space="preserve"> available to DISC DEXPI profile.</w:t>
       </w:r>
       <w:r>
         <w:t xml:space="preserve"> Not all DISC DEXPI symbols have been drafted with correct sizing attribute-to-geometry consistency as required by the DISC DEXPI profile. Any inconsistent symbols are required to be updated.</w:t>
@@ -6934,9 +7262,9 @@
       <w:pPr>
         <w:pStyle w:val="Heading2"/>
       </w:pPr>
-      <w:bookmarkStart w:id="16" w:name="_Toc206069656"/>
-      <w:r>
-        <w:t>Update requirements to will include with DEXPI 2.0 conceptual model updates</w:t>
+      <w:bookmarkStart w:id="16" w:name="_Toc206410181"/>
+      <w:r>
+        <w:t>Update requirements to include with DEXPI 2.0 conceptual model updates</w:t>
       </w:r>
       <w:bookmarkEnd w:id="16"/>
     </w:p>
@@ -6982,7 +7310,1027 @@
     </w:p>
     <w:p>
       <w:pPr>
+        <w:pStyle w:val="Heading2"/>
+      </w:pPr>
+      <w:bookmarkStart w:id="17" w:name="_Toc206410182"/>
+      <w:r>
+        <w:t>Creation of machine-readable DISC DEXPI Profile</w:t>
+      </w:r>
+      <w:bookmarkEnd w:id="17"/>
+    </w:p>
+    <w:p>
+      <w:pPr>
         <w:pStyle w:val="BodyText"/>
+      </w:pPr>
+      <w:r>
+        <w:lastRenderedPageBreak/>
+        <w:t xml:space="preserve">The machine-readable profile </w:t>
+      </w:r>
+      <w:r>
+        <w:t>(</w:t>
+      </w:r>
+      <w:proofErr w:type="spellStart"/>
+      <w:r>
+        <w:t>DiscProfile</w:t>
+      </w:r>
+      <w:proofErr w:type="spellEnd"/>
+      <w:r>
+        <w:t xml:space="preserve"> RC 1.xml) </w:t>
+      </w:r>
+      <w:r>
+        <w:t>provides easy access to the content of the various sources (Excel file with several tables</w:t>
+      </w:r>
+      <w:r>
+        <w:t>;</w:t>
+      </w:r>
+      <w:r>
+        <w:t xml:space="preserve"> </w:t>
+      </w:r>
+      <w:proofErr w:type="spellStart"/>
+      <w:r>
+        <w:t>Drawio</w:t>
+      </w:r>
+      <w:proofErr w:type="spellEnd"/>
+      <w:r>
+        <w:t xml:space="preserve"> and SVG files) that describe the DISC DEXPI Profile. While in principle machine readable, the so-far existing files provide only </w:t>
+      </w:r>
+      <w:r>
+        <w:t>cumbersome</w:t>
+      </w:r>
+      <w:r>
+        <w:t xml:space="preserve"> access </w:t>
+      </w:r>
+      <w:r>
+        <w:t>for</w:t>
+      </w:r>
+      <w:r>
+        <w:t xml:space="preserve"> importing tools.</w:t>
+      </w:r>
+    </w:p>
+    <w:p>
+      <w:pPr>
+        <w:pStyle w:val="BodyText"/>
+      </w:pPr>
+      <w:r>
+        <w:t xml:space="preserve">From a formal point of view, the DISC DEXPI Profile </w:t>
+      </w:r>
+    </w:p>
+    <w:p>
+      <w:pPr>
+        <w:pStyle w:val="BodyText"/>
+        <w:numPr>
+          <w:ilvl w:val="0"/>
+          <w:numId w:val="23"/>
+        </w:numPr>
+      </w:pPr>
+      <w:r>
+        <w:t>extends the existing DEXPI Information Model RC (Release Candidate) 1 with new classes and attributes and</w:t>
+      </w:r>
+    </w:p>
+    <w:p>
+      <w:pPr>
+        <w:pStyle w:val="BodyText"/>
+        <w:numPr>
+          <w:ilvl w:val="0"/>
+          <w:numId w:val="23"/>
+        </w:numPr>
+      </w:pPr>
+      <w:r>
+        <w:t>imposes constraints on the usage of classes and attributes (both DEXPI- and DISC-defined), e.g., by prescrib</w:t>
+      </w:r>
+      <w:r>
+        <w:t>i</w:t>
+      </w:r>
+      <w:r>
+        <w:t>ng the use of certain required attributes for certain classes (“FL0”) and the use of predefined symbols to represent engineering objects such as eq</w:t>
+      </w:r>
+      <w:r>
+        <w:t>u</w:t>
+      </w:r>
+      <w:r>
+        <w:t>ipment items and piping components.</w:t>
+      </w:r>
+    </w:p>
+    <w:p>
+      <w:pPr>
+        <w:pStyle w:val="BodyText"/>
+      </w:pPr>
+      <w:r>
+        <w:t xml:space="preserve">The new DEXPI 2.0 Exchange Format (DEXPI XML) has been designed to support </w:t>
+      </w:r>
+      <w:r>
+        <w:t xml:space="preserve">[1] </w:t>
+      </w:r>
+      <w:r>
+        <w:t xml:space="preserve">extensions </w:t>
+      </w:r>
+      <w:proofErr w:type="gramStart"/>
+      <w:r>
+        <w:t>For</w:t>
+      </w:r>
+      <w:proofErr w:type="gramEnd"/>
+      <w:r>
+        <w:t xml:space="preserve"> example, the following excerpt from </w:t>
+      </w:r>
+      <w:proofErr w:type="spellStart"/>
+      <w:r>
+        <w:t>DiscProfile</w:t>
+      </w:r>
+      <w:proofErr w:type="spellEnd"/>
+      <w:r>
+        <w:t xml:space="preserve"> RC 1.xml shows the definition of a new class type:</w:t>
+      </w:r>
+    </w:p>
+    <w:p>
+      <w:pPr>
+        <w:pStyle w:val="XML"/>
+      </w:pPr>
+      <w:r>
+        <w:t>&lt;</w:t>
+      </w:r>
+      <w:proofErr w:type="spellStart"/>
+      <w:r>
+        <w:t>ConcreteClass</w:t>
+      </w:r>
+      <w:proofErr w:type="spellEnd"/>
+      <w:r>
+        <w:t xml:space="preserve"> name="</w:t>
+      </w:r>
+      <w:proofErr w:type="spellStart"/>
+      <w:r>
+        <w:t>AcousticNoiceReducer</w:t>
+      </w:r>
+      <w:proofErr w:type="spellEnd"/>
+      <w:r>
+        <w:t xml:space="preserve">" </w:t>
+      </w:r>
+      <w:proofErr w:type="spellStart"/>
+      <w:r>
+        <w:t>superTypes</w:t>
+      </w:r>
+      <w:proofErr w:type="spellEnd"/>
+      <w:r>
+        <w:t>="Plant/</w:t>
+      </w:r>
+      <w:proofErr w:type="spellStart"/>
+      <w:r>
+        <w:t>Piping.PipingComponent</w:t>
+      </w:r>
+      <w:proofErr w:type="spellEnd"/>
+      <w:r>
+        <w:t>"&gt;</w:t>
+      </w:r>
+      <w:r>
+        <w:br/>
+      </w:r>
+      <w:r>
+        <w:t xml:space="preserve">  &lt;Data property="</w:t>
+      </w:r>
+      <w:proofErr w:type="spellStart"/>
+      <w:r>
+        <w:t>DexpiMeta</w:t>
+      </w:r>
+      <w:proofErr w:type="spellEnd"/>
+      <w:r>
+        <w:t>/</w:t>
+      </w:r>
+      <w:proofErr w:type="spellStart"/>
+      <w:r>
+        <w:t>rdl_uri</w:t>
+      </w:r>
+      <w:proofErr w:type="spellEnd"/>
+      <w:r>
+        <w:t>"&gt;</w:t>
+      </w:r>
+      <w:r>
+        <w:br/>
+      </w:r>
+      <w:r>
+        <w:t xml:space="preserve">    &lt;String&gt;http://noaka.org/rdl/AcousticNoiceReducer&lt;/String&gt;</w:t>
+      </w:r>
+      <w:r>
+        <w:br/>
+      </w:r>
+      <w:r>
+        <w:t xml:space="preserve">  &lt;/Data&gt;</w:t>
+      </w:r>
+      <w:r>
+        <w:br/>
+      </w:r>
+      <w:r>
+        <w:t xml:space="preserve">  &lt;Data property="</w:t>
+      </w:r>
+      <w:proofErr w:type="spellStart"/>
+      <w:r>
+        <w:t>DexpiMeta</w:t>
+      </w:r>
+      <w:proofErr w:type="spellEnd"/>
+      <w:r>
+        <w:t>/</w:t>
+      </w:r>
+      <w:proofErr w:type="spellStart"/>
+      <w:r>
+        <w:t>rdl_label</w:t>
+      </w:r>
+      <w:proofErr w:type="spellEnd"/>
+      <w:r>
+        <w:t>"&gt;</w:t>
+      </w:r>
+      <w:r>
+        <w:br/>
+      </w:r>
+      <w:r>
+        <w:t xml:space="preserve">    &lt;String&gt;ACOUSTIC NOICE REDUCER&lt;/String&gt;</w:t>
+      </w:r>
+      <w:r>
+        <w:br/>
+      </w:r>
+      <w:r>
+        <w:t xml:space="preserve">  &lt;/Data&gt;</w:t>
+      </w:r>
+      <w:r>
+        <w:br/>
+      </w:r>
+      <w:r>
+        <w:t>&lt;/</w:t>
+      </w:r>
+      <w:proofErr w:type="spellStart"/>
+      <w:r>
+        <w:t>ConcreteClass</w:t>
+      </w:r>
+      <w:proofErr w:type="spellEnd"/>
+      <w:r>
+        <w:t>&gt;</w:t>
+      </w:r>
+    </w:p>
+    <w:p>
+      <w:pPr>
+        <w:pStyle w:val="BodyText"/>
+      </w:pPr>
+      <w:r>
+        <w:t xml:space="preserve">Another excerpt demonstrates the extension </w:t>
+      </w:r>
+      <w:r>
+        <w:t xml:space="preserve">of </w:t>
+      </w:r>
+      <w:r>
+        <w:t xml:space="preserve">the existing DEXPI class </w:t>
+      </w:r>
+      <w:r>
+        <w:t xml:space="preserve">Equipment with a property called </w:t>
+      </w:r>
+      <w:proofErr w:type="spellStart"/>
+      <w:r>
+        <w:t>ObjectDisplayName</w:t>
+      </w:r>
+      <w:proofErr w:type="spellEnd"/>
+      <w:r>
+        <w:t xml:space="preserve"> of type String or Undefined:</w:t>
+      </w:r>
+    </w:p>
+    <w:p>
+      <w:pPr>
+        <w:pStyle w:val="XML"/>
+      </w:pPr>
+      <w:r>
+        <w:t>&lt;</w:t>
+      </w:r>
+      <w:proofErr w:type="spellStart"/>
+      <w:r>
+        <w:t>ClassExtension</w:t>
+      </w:r>
+      <w:proofErr w:type="spellEnd"/>
+      <w:r>
+        <w:t xml:space="preserve"> name="</w:t>
+      </w:r>
+      <w:proofErr w:type="spellStart"/>
+      <w:r>
+        <w:t>EquipmentExtension</w:t>
+      </w:r>
+      <w:proofErr w:type="spellEnd"/>
+      <w:r>
+        <w:t xml:space="preserve">" </w:t>
+      </w:r>
+      <w:proofErr w:type="spellStart"/>
+      <w:r>
+        <w:t>baseType</w:t>
+      </w:r>
+      <w:proofErr w:type="spellEnd"/>
+      <w:r>
+        <w:t>="Plant/</w:t>
+      </w:r>
+      <w:proofErr w:type="spellStart"/>
+      <w:r>
+        <w:t>Equipment.Equipment</w:t>
+      </w:r>
+      <w:proofErr w:type="spellEnd"/>
+      <w:r>
+        <w:t>"&gt;</w:t>
+      </w:r>
+      <w:r>
+        <w:br/>
+        <w:t xml:space="preserve">  &lt;</w:t>
+      </w:r>
+      <w:proofErr w:type="spellStart"/>
+      <w:r>
+        <w:t>DataProperty</w:t>
+      </w:r>
+      <w:proofErr w:type="spellEnd"/>
+      <w:r>
+        <w:t xml:space="preserve"> name="</w:t>
+      </w:r>
+      <w:proofErr w:type="spellStart"/>
+      <w:r>
+        <w:t>ObjectDisplayName</w:t>
+      </w:r>
+      <w:proofErr w:type="spellEnd"/>
+      <w:r>
+        <w:t xml:space="preserve">" </w:t>
+      </w:r>
+      <w:proofErr w:type="spellStart"/>
+      <w:r>
+        <w:t>isOrdered</w:t>
+      </w:r>
+      <w:proofErr w:type="spellEnd"/>
+      <w:r>
+        <w:t xml:space="preserve">="false" </w:t>
+      </w:r>
+      <w:proofErr w:type="spellStart"/>
+      <w:r>
+        <w:t>isUnique</w:t>
+      </w:r>
+      <w:proofErr w:type="spellEnd"/>
+      <w:r>
+        <w:t>="false" lower="0" upper="1"&gt;</w:t>
+      </w:r>
+      <w:r>
+        <w:br/>
+        <w:t xml:space="preserve">    &lt;</w:t>
+      </w:r>
+      <w:proofErr w:type="spellStart"/>
+      <w:r>
+        <w:t>UnionDataType</w:t>
+      </w:r>
+      <w:proofErr w:type="spellEnd"/>
+      <w:r>
+        <w:t>&gt;</w:t>
+      </w:r>
+      <w:r>
+        <w:br/>
+        <w:t xml:space="preserve">      &lt;</w:t>
+      </w:r>
+      <w:proofErr w:type="spellStart"/>
+      <w:r>
+        <w:t>DataTypeReference</w:t>
+      </w:r>
+      <w:proofErr w:type="spellEnd"/>
+      <w:r>
+        <w:t xml:space="preserve"> type="</w:t>
+      </w:r>
+      <w:proofErr w:type="spellStart"/>
+      <w:r>
+        <w:t>Builtin</w:t>
+      </w:r>
+      <w:proofErr w:type="spellEnd"/>
+      <w:r>
+        <w:t>/Undefined"/&gt;</w:t>
+      </w:r>
+      <w:r>
+        <w:br/>
+        <w:t xml:space="preserve">      &lt;</w:t>
+      </w:r>
+      <w:proofErr w:type="spellStart"/>
+      <w:r>
+        <w:t>DataTypeReference</w:t>
+      </w:r>
+      <w:proofErr w:type="spellEnd"/>
+      <w:r>
+        <w:t xml:space="preserve"> type="</w:t>
+      </w:r>
+      <w:proofErr w:type="spellStart"/>
+      <w:r>
+        <w:t>Builtin</w:t>
+      </w:r>
+      <w:proofErr w:type="spellEnd"/>
+      <w:r>
+        <w:t>/String"/&gt;</w:t>
+      </w:r>
+      <w:r>
+        <w:br/>
+        <w:t xml:space="preserve">    &lt;/</w:t>
+      </w:r>
+      <w:proofErr w:type="spellStart"/>
+      <w:r>
+        <w:t>UnionDataType</w:t>
+      </w:r>
+      <w:proofErr w:type="spellEnd"/>
+      <w:r>
+        <w:t>&gt;</w:t>
+      </w:r>
+      <w:r>
+        <w:br/>
+        <w:t xml:space="preserve">    &lt;Data property="</w:t>
+      </w:r>
+      <w:proofErr w:type="spellStart"/>
+      <w:r>
+        <w:t>DexpiMeta</w:t>
+      </w:r>
+      <w:proofErr w:type="spellEnd"/>
+      <w:r>
+        <w:t>/</w:t>
+      </w:r>
+      <w:proofErr w:type="spellStart"/>
+      <w:r>
+        <w:t>rdl_uri</w:t>
+      </w:r>
+      <w:proofErr w:type="spellEnd"/>
+      <w:r>
+        <w:t>"&gt;</w:t>
+      </w:r>
+      <w:r>
+        <w:br/>
+        <w:t xml:space="preserve">      &lt;String&gt;http://noaka.org/rdl/ObjectDisplayNameAssignmentClass&lt;/String&gt;</w:t>
+      </w:r>
+      <w:r>
+        <w:br/>
+        <w:t xml:space="preserve">    &lt;/Data&gt;</w:t>
+      </w:r>
+      <w:r>
+        <w:br/>
+        <w:t xml:space="preserve">    &lt;Data property="</w:t>
+      </w:r>
+      <w:proofErr w:type="spellStart"/>
+      <w:r>
+        <w:t>DexpiMeta</w:t>
+      </w:r>
+      <w:proofErr w:type="spellEnd"/>
+      <w:r>
+        <w:t>/</w:t>
+      </w:r>
+      <w:proofErr w:type="spellStart"/>
+      <w:r>
+        <w:t>rdl_label</w:t>
+      </w:r>
+      <w:proofErr w:type="spellEnd"/>
+      <w:r>
+        <w:t>"&gt;</w:t>
+      </w:r>
+      <w:r>
+        <w:br/>
+        <w:t xml:space="preserve">      &lt;String&gt;OBJECT DISPLAY NAME ASSIGNMENT CLASS&lt;/String&gt;</w:t>
+      </w:r>
+      <w:r>
+        <w:br/>
+        <w:t xml:space="preserve">    &lt;/Data&gt;</w:t>
+      </w:r>
+      <w:r>
+        <w:br/>
+        <w:t xml:space="preserve">  &lt;/</w:t>
+      </w:r>
+      <w:proofErr w:type="spellStart"/>
+      <w:r>
+        <w:t>DataProperty</w:t>
+      </w:r>
+      <w:proofErr w:type="spellEnd"/>
+      <w:r>
+        <w:t>&gt;</w:t>
+      </w:r>
+      <w:r>
+        <w:br/>
+        <w:t xml:space="preserve">  …</w:t>
+      </w:r>
+      <w:r>
+        <w:br/>
+        <w:t>&lt;</w:t>
+      </w:r>
+      <w:proofErr w:type="spellStart"/>
+      <w:r>
+        <w:t>ClassExtension</w:t>
+      </w:r>
+      <w:proofErr w:type="spellEnd"/>
+      <w:r>
+        <w:t>&gt;</w:t>
+      </w:r>
+    </w:p>
+    <w:p>
+      <w:pPr>
+        <w:pStyle w:val="BodyText"/>
+      </w:pPr>
+      <w:r>
+        <w:t xml:space="preserve">DEXPI does not yet provide a canonical solution for [2] constraints. To this end, a proposal for a suitable DEXPI extension (Profile RC 1.xml, work in progress) is required. The current version of this extension supports the definition of </w:t>
+      </w:r>
+      <w:r>
+        <w:t xml:space="preserve">graphical </w:t>
+      </w:r>
+      <w:r>
+        <w:t>symbols with variants</w:t>
+      </w:r>
+      <w:r>
+        <w:t xml:space="preserve"> depending on object data (e.g., valve positions) as well as the assignment of these symbols to certain types of engineering objects.</w:t>
+      </w:r>
+    </w:p>
+    <w:p>
+      <w:pPr>
+        <w:pStyle w:val="BodyText"/>
+      </w:pPr>
+      <w:r>
+        <w:t xml:space="preserve">The following excerpt defines DISC symbol ND0004 for </w:t>
+      </w:r>
+      <w:proofErr w:type="spellStart"/>
+      <w:r>
+        <w:t>DoubleBlockAndBleedValve</w:t>
+      </w:r>
+      <w:r>
+        <w:t>s</w:t>
+      </w:r>
+      <w:proofErr w:type="spellEnd"/>
+      <w:r>
+        <w:t xml:space="preserve">. The symbol exists in two variants, depending on the </w:t>
+      </w:r>
+      <w:proofErr w:type="spellStart"/>
+      <w:r>
+        <w:t>ValvePosition</w:t>
+      </w:r>
+      <w:proofErr w:type="spellEnd"/>
+      <w:r>
+        <w:t>:</w:t>
+      </w:r>
+    </w:p>
+    <w:p>
+      <w:pPr>
+        <w:pStyle w:val="XML"/>
+      </w:pPr>
+      <w:r>
+        <w:t>&lt;Object name="ND0004" type="Profile/Symbol"&gt;</w:t>
+      </w:r>
+      <w:r>
+        <w:br/>
+        <w:t xml:space="preserve">  &lt;Components property="Variants"&gt;</w:t>
+      </w:r>
+      <w:r>
+        <w:br/>
+        <w:t xml:space="preserve">    &lt;Object name="ND0004_0" type="Profile/</w:t>
+      </w:r>
+      <w:proofErr w:type="spellStart"/>
+      <w:r>
+        <w:t>SymbolVariant</w:t>
+      </w:r>
+      <w:proofErr w:type="spellEnd"/>
+      <w:r>
+        <w:t>"&gt;</w:t>
+      </w:r>
+      <w:r>
+        <w:br/>
+      </w:r>
+      <w:r>
+        <w:lastRenderedPageBreak/>
+        <w:t xml:space="preserve">      &lt;Components property="Primitives"&gt;</w:t>
+      </w:r>
+      <w:r>
+        <w:br/>
+        <w:t xml:space="preserve">        &lt;Object type="Core/</w:t>
+      </w:r>
+      <w:proofErr w:type="spellStart"/>
+      <w:r>
+        <w:t>Diagram.PolyLine</w:t>
+      </w:r>
+      <w:proofErr w:type="spellEnd"/>
+      <w:r>
+        <w:t>"&gt;...&lt;/Object&gt;</w:t>
+      </w:r>
+      <w:r>
+        <w:br/>
+        <w:t xml:space="preserve">        ...</w:t>
+      </w:r>
+      <w:r>
+        <w:br/>
+        <w:t xml:space="preserve">      &lt;/Components&gt;</w:t>
+      </w:r>
+      <w:r>
+        <w:br/>
+        <w:t xml:space="preserve">      ...</w:t>
+      </w:r>
+      <w:r>
+        <w:br/>
+        <w:t xml:space="preserve">    &lt;/Object&gt;</w:t>
+      </w:r>
+      <w:r>
+        <w:br/>
+        <w:t xml:space="preserve">    &lt;Object name="ND0004_1" type="Profile/</w:t>
+      </w:r>
+      <w:proofErr w:type="spellStart"/>
+      <w:r>
+        <w:t>SymbolVariant</w:t>
+      </w:r>
+      <w:proofErr w:type="spellEnd"/>
+      <w:r>
+        <w:t>"&gt;</w:t>
+      </w:r>
+      <w:r>
+        <w:br/>
+        <w:t xml:space="preserve">      &lt;Data property="Condition"&gt;</w:t>
+      </w:r>
+      <w:r>
+        <w:br/>
+        <w:t xml:space="preserve">        &lt;String&gt;</w:t>
+      </w:r>
+      <w:proofErr w:type="spellStart"/>
+      <w:r>
+        <w:t>ValvePosition</w:t>
+      </w:r>
+      <w:proofErr w:type="spellEnd"/>
+      <w:r>
+        <w:t xml:space="preserve"> = 'NC'&lt;/String&gt;</w:t>
+      </w:r>
+      <w:r>
+        <w:br/>
+        <w:t xml:space="preserve">      &lt;/Data&gt;</w:t>
+      </w:r>
+      <w:r>
+        <w:br/>
+        <w:t xml:space="preserve">      &lt;Components property="Primitives"&gt;</w:t>
+      </w:r>
+      <w:r>
+        <w:br/>
+        <w:t xml:space="preserve">        &lt;Object type="Core/</w:t>
+      </w:r>
+      <w:proofErr w:type="spellStart"/>
+      <w:r>
+        <w:t>Diagram.PolyLine</w:t>
+      </w:r>
+      <w:proofErr w:type="spellEnd"/>
+      <w:r>
+        <w:t>"&gt;...&lt;/Object&gt;</w:t>
+      </w:r>
+      <w:r>
+        <w:br/>
+        <w:t xml:space="preserve">        ...</w:t>
+      </w:r>
+      <w:r>
+        <w:br/>
+        <w:t xml:space="preserve">      &lt;/Components&gt;</w:t>
+      </w:r>
+      <w:r>
+        <w:br/>
+        <w:t xml:space="preserve">      ...</w:t>
+      </w:r>
+      <w:r>
+        <w:br/>
+        <w:t xml:space="preserve">    &lt;/Object&gt;</w:t>
+      </w:r>
+      <w:r>
+        <w:br/>
+        <w:t xml:space="preserve">  &lt;/Components&gt;</w:t>
+      </w:r>
+      <w:r>
+        <w:br/>
+        <w:t xml:space="preserve">  &lt;Data property="</w:t>
+      </w:r>
+      <w:proofErr w:type="spellStart"/>
+      <w:r>
+        <w:t>DexpiMeta</w:t>
+      </w:r>
+      <w:proofErr w:type="spellEnd"/>
+      <w:r>
+        <w:t>/usage"&gt;</w:t>
+      </w:r>
+      <w:r>
+        <w:br/>
+        <w:t xml:space="preserve">    &lt;String&gt;DiscProfile.InformationModel.DoubleBlockAndBleedValve&lt;/String&gt;</w:t>
+      </w:r>
+      <w:r>
+        <w:br/>
+        <w:t xml:space="preserve">  &lt;/Data&gt;</w:t>
+      </w:r>
+      <w:r>
+        <w:br/>
+        <w:t>&lt;/Object&gt;</w:t>
+      </w:r>
+    </w:p>
+    <w:p>
+      <w:pPr>
+        <w:pStyle w:val="BodyText"/>
+      </w:pPr>
+      <w:r>
+        <w:t xml:space="preserve">Further work will include the remaining information from the Excel, </w:t>
+      </w:r>
+      <w:proofErr w:type="spellStart"/>
+      <w:r>
+        <w:t>Drawio</w:t>
+      </w:r>
+      <w:proofErr w:type="spellEnd"/>
+      <w:r>
+        <w:t xml:space="preserve">, and </w:t>
+      </w:r>
+      <w:r>
+        <w:t>SVG</w:t>
+      </w:r>
+      <w:r>
+        <w:t xml:space="preserve"> sources, in particular</w:t>
+      </w:r>
+    </w:p>
+    <w:p>
+      <w:pPr>
+        <w:pStyle w:val="BodyText"/>
+        <w:numPr>
+          <w:ilvl w:val="0"/>
+          <w:numId w:val="24"/>
+        </w:numPr>
+      </w:pPr>
+      <w:r>
+        <w:t>piping and instrumentation node positions,</w:t>
+      </w:r>
+    </w:p>
+    <w:p>
+      <w:pPr>
+        <w:pStyle w:val="BodyText"/>
+        <w:numPr>
+          <w:ilvl w:val="0"/>
+          <w:numId w:val="24"/>
+        </w:numPr>
+      </w:pPr>
+      <w:r>
+        <w:t>label placement and displayed text, and</w:t>
+      </w:r>
+    </w:p>
+    <w:p>
+      <w:pPr>
+        <w:pStyle w:val="BodyText"/>
+        <w:numPr>
+          <w:ilvl w:val="0"/>
+          <w:numId w:val="24"/>
+        </w:numPr>
+      </w:pPr>
+      <w:r>
+        <w:t>manipulation constraints for symbols (rotation, scaling, …).</w:t>
+      </w:r>
+    </w:p>
+    <w:p>
+      <w:pPr>
+        <w:pStyle w:val="BodyText"/>
+      </w:pPr>
+      <w:r>
+        <w:t>For validation and demonstration of the machine-readable profile, a</w:t>
+      </w:r>
+      <w:r>
+        <w:t xml:space="preserve"> human-friendly HTML rendering</w:t>
+      </w:r>
+      <w:r>
+        <w:t xml:space="preserve"> (</w:t>
+      </w:r>
+      <w:r>
+        <w:t>DISC Profile MS 1 HTML</w:t>
+      </w:r>
+      <w:r>
+        <w:t>)</w:t>
+      </w:r>
+      <w:r>
+        <w:t xml:space="preserve"> </w:t>
+      </w:r>
+      <w:r>
+        <w:t>has been produced to enable easy and navigable access to</w:t>
+      </w:r>
+      <w:r>
+        <w:t xml:space="preserve"> the</w:t>
+      </w:r>
+      <w:r>
+        <w:t xml:space="preserve"> profile.</w:t>
+      </w:r>
+    </w:p>
+    <w:p>
+      <w:pPr>
+        <w:pStyle w:val="BodyText"/>
+        <w:numPr>
+          <w:ilvl w:val="0"/>
+          <w:numId w:val="25"/>
+        </w:numPr>
+      </w:pPr>
+      <w:r>
+        <w:t xml:space="preserve">New DISC class: </w:t>
+      </w:r>
+      <w:proofErr w:type="spellStart"/>
+      <w:r>
+        <w:t>AcousticNoiceReducer</w:t>
+      </w:r>
+      <w:proofErr w:type="spellEnd"/>
+      <w:r>
+        <w:br/>
+      </w:r>
+      <w:r>
+        <w:br/>
+      </w:r>
+      <w:r>
+        <w:rPr>
+          <w:noProof/>
+        </w:rPr>
+        <w:lastRenderedPageBreak/>
+        <w:drawing>
+          <wp:inline distT="0" distB="0" distL="0" distR="0" wp14:anchorId="732EE05E" wp14:editId="60F7053F">
+            <wp:extent cx="5583249" cy="4362450"/>
+            <wp:effectExtent l="0" t="0" r="0" b="0"/>
+            <wp:docPr id="45863847" name="Grafik 1" descr="Ein Bild, das Text, Screenshot, Diagramm, parallel enthält.&#10;&#10;KI-generierte Inhalte können fehlerhaft sein."/>
+            <wp:cNvGraphicFramePr>
+              <a:graphicFrameLocks xmlns:a="http://schemas.openxmlformats.org/drawingml/2006/main" noChangeAspect="1"/>
+            </wp:cNvGraphicFramePr>
+            <a:graphic xmlns:a="http://schemas.openxmlformats.org/drawingml/2006/main">
+              <a:graphicData uri="http://schemas.openxmlformats.org/drawingml/2006/picture">
+                <pic:pic xmlns:pic="http://schemas.openxmlformats.org/drawingml/2006/picture">
+                  <pic:nvPicPr>
+                    <pic:cNvPr id="45863847" name="Grafik 1" descr="Ein Bild, das Text, Screenshot, Diagramm, parallel enthält.&#10;&#10;KI-generierte Inhalte können fehlerhaft sein."/>
+                    <pic:cNvPicPr/>
+                  </pic:nvPicPr>
+                  <pic:blipFill>
+                    <a:blip r:embed="rId23"/>
+                    <a:stretch>
+                      <a:fillRect/>
+                    </a:stretch>
+                  </pic:blipFill>
+                  <pic:spPr>
+                    <a:xfrm>
+                      <a:off x="0" y="0"/>
+                      <a:ext cx="5589643" cy="4367446"/>
+                    </a:xfrm>
+                    <a:prstGeom prst="rect">
+                      <a:avLst/>
+                    </a:prstGeom>
+                  </pic:spPr>
+                </pic:pic>
+              </a:graphicData>
+            </a:graphic>
+          </wp:inline>
+        </w:drawing>
+      </w:r>
+    </w:p>
+    <w:p>
+      <w:pPr>
+        <w:pStyle w:val="BodyText"/>
+        <w:numPr>
+          <w:ilvl w:val="0"/>
+          <w:numId w:val="25"/>
+        </w:numPr>
+      </w:pPr>
+      <w:r>
+        <w:t>Extension of Equipment class</w:t>
+      </w:r>
+      <w:r>
+        <w:br/>
+      </w:r>
+      <w:r>
+        <w:br/>
+      </w:r>
+      <w:r>
+        <w:rPr>
+          <w:noProof/>
+        </w:rPr>
+        <w:drawing>
+          <wp:inline distT="0" distB="0" distL="0" distR="0" wp14:anchorId="4A9254D9" wp14:editId="18F54815">
+            <wp:extent cx="4640579" cy="1866900"/>
+            <wp:effectExtent l="0" t="0" r="8255" b="0"/>
+            <wp:docPr id="1850914492" name="Grafik 1" descr="Ein Bild, das Text, Screenshot, Schrift, Reihe enthält.&#10;&#10;KI-generierte Inhalte können fehlerhaft sein."/>
+            <wp:cNvGraphicFramePr>
+              <a:graphicFrameLocks xmlns:a="http://schemas.openxmlformats.org/drawingml/2006/main" noChangeAspect="1"/>
+            </wp:cNvGraphicFramePr>
+            <a:graphic xmlns:a="http://schemas.openxmlformats.org/drawingml/2006/main">
+              <a:graphicData uri="http://schemas.openxmlformats.org/drawingml/2006/picture">
+                <pic:pic xmlns:pic="http://schemas.openxmlformats.org/drawingml/2006/picture">
+                  <pic:nvPicPr>
+                    <pic:cNvPr id="1850914492" name="Grafik 1" descr="Ein Bild, das Text, Screenshot, Schrift, Reihe enthält.&#10;&#10;KI-generierte Inhalte können fehlerhaft sein."/>
+                    <pic:cNvPicPr/>
+                  </pic:nvPicPr>
+                  <pic:blipFill>
+                    <a:blip r:embed="rId24"/>
+                    <a:stretch>
+                      <a:fillRect/>
+                    </a:stretch>
+                  </pic:blipFill>
+                  <pic:spPr>
+                    <a:xfrm>
+                      <a:off x="0" y="0"/>
+                      <a:ext cx="4643636" cy="1868130"/>
+                    </a:xfrm>
+                    <a:prstGeom prst="rect">
+                      <a:avLst/>
+                    </a:prstGeom>
+                  </pic:spPr>
+                </pic:pic>
+              </a:graphicData>
+            </a:graphic>
+          </wp:inline>
+        </w:drawing>
+      </w:r>
+      <w:r>
+        <w:br/>
+      </w:r>
+    </w:p>
+    <w:p>
+      <w:pPr>
+        <w:pStyle w:val="BodyText"/>
+        <w:numPr>
+          <w:ilvl w:val="0"/>
+          <w:numId w:val="25"/>
+        </w:numPr>
+      </w:pPr>
+      <w:r>
+        <w:t>Symbol ND0004</w:t>
+      </w:r>
+      <w:r>
+        <w:br/>
+      </w:r>
+      <w:r>
+        <w:br/>
+      </w:r>
+      <w:r>
+        <w:rPr>
+          <w:noProof/>
+        </w:rPr>
+        <w:lastRenderedPageBreak/>
+        <w:drawing>
+          <wp:inline distT="0" distB="0" distL="0" distR="0" wp14:anchorId="359FA1C4" wp14:editId="1535FBCC">
+            <wp:extent cx="2914650" cy="6220701"/>
+            <wp:effectExtent l="0" t="0" r="0" b="8890"/>
+            <wp:docPr id="490820663" name="Grafik 1" descr="Ein Bild, das Text, Screenshot, Diagramm, Schrift enthält.&#10;&#10;KI-generierte Inhalte können fehlerhaft sein."/>
+            <wp:cNvGraphicFramePr>
+              <a:graphicFrameLocks xmlns:a="http://schemas.openxmlformats.org/drawingml/2006/main" noChangeAspect="1"/>
+            </wp:cNvGraphicFramePr>
+            <a:graphic xmlns:a="http://schemas.openxmlformats.org/drawingml/2006/main">
+              <a:graphicData uri="http://schemas.openxmlformats.org/drawingml/2006/picture">
+                <pic:pic xmlns:pic="http://schemas.openxmlformats.org/drawingml/2006/picture">
+                  <pic:nvPicPr>
+                    <pic:cNvPr id="490820663" name="Grafik 1" descr="Ein Bild, das Text, Screenshot, Diagramm, Schrift enthält.&#10;&#10;KI-generierte Inhalte können fehlerhaft sein."/>
+                    <pic:cNvPicPr/>
+                  </pic:nvPicPr>
+                  <pic:blipFill>
+                    <a:blip r:embed="rId25"/>
+                    <a:stretch>
+                      <a:fillRect/>
+                    </a:stretch>
+                  </pic:blipFill>
+                  <pic:spPr>
+                    <a:xfrm>
+                      <a:off x="0" y="0"/>
+                      <a:ext cx="2926123" cy="6245187"/>
+                    </a:xfrm>
+                    <a:prstGeom prst="rect">
+                      <a:avLst/>
+                    </a:prstGeom>
+                  </pic:spPr>
+                </pic:pic>
+              </a:graphicData>
+            </a:graphic>
+          </wp:inline>
+        </w:drawing>
+      </w:r>
+    </w:p>
+    <w:p>
+      <w:pPr>
+        <w:pStyle w:val="BodyText"/>
+      </w:pPr>
+      <w:r>
+        <w:t>Gap:</w:t>
+      </w:r>
+    </w:p>
+    <w:p>
+      <w:pPr>
+        <w:pStyle w:val="BodyText"/>
+        <w:numPr>
+          <w:ilvl w:val="0"/>
+          <w:numId w:val="26"/>
+        </w:numPr>
+      </w:pPr>
+      <w:r>
+        <w:t>Proposal for a suitable DEXPI extension (Profile RC 1.xml, work in progress) to cover [2] constraints</w:t>
+      </w:r>
+    </w:p>
+    <w:p>
+      <w:pPr>
+        <w:pStyle w:val="BodyText"/>
+        <w:numPr>
+          <w:ilvl w:val="0"/>
+          <w:numId w:val="26"/>
+        </w:numPr>
+      </w:pPr>
+      <w:r>
+        <w:t xml:space="preserve">Extraction of remaining information from the Excel, </w:t>
+      </w:r>
+      <w:proofErr w:type="spellStart"/>
+      <w:r>
+        <w:t>Drawio</w:t>
+      </w:r>
+      <w:proofErr w:type="spellEnd"/>
+      <w:r>
+        <w:t xml:space="preserve">, and SVG sources and inclusion in </w:t>
+      </w:r>
+      <w:proofErr w:type="spellStart"/>
+      <w:r>
+        <w:t>DiscProfile</w:t>
+      </w:r>
+      <w:proofErr w:type="spellEnd"/>
+      <w:r>
+        <w:t xml:space="preserve"> RC 1</w:t>
+      </w:r>
+    </w:p>
+    <w:p>
+      <w:pPr>
         <w:rPr>
           <w:b/>
           <w:bCs/>
@@ -6991,31 +8339,20 @@
           <w:szCs w:val="28"/>
         </w:rPr>
       </w:pPr>
+      <w:r>
+        <w:br w:type="page"/>
+      </w:r>
     </w:p>
     <w:p>
       <w:pPr>
-        <w:rPr>
-          <w:b/>
-          <w:bCs/>
-          <w:smallCaps/>
-          <w:sz w:val="28"/>
-          <w:szCs w:val="28"/>
-        </w:rPr>
-      </w:pPr>
-      <w:r>
-        <w:br w:type="page"/>
-      </w:r>
-    </w:p>
-    <w:p>
-      <w:pPr>
         <w:pStyle w:val="Heading1"/>
       </w:pPr>
-      <w:bookmarkStart w:id="17" w:name="_Toc206069657"/>
+      <w:bookmarkStart w:id="18" w:name="_Toc206410183"/>
       <w:r>
         <w:lastRenderedPageBreak/>
         <w:t>Out-of-Scope Gaps</w:t>
       </w:r>
-      <w:bookmarkEnd w:id="17"/>
+      <w:bookmarkEnd w:id="18"/>
     </w:p>
     <w:p>
       <w:pPr>
@@ -7054,8 +8391,8 @@
       </w:r>
     </w:p>
     <w:sectPr>
-      <w:headerReference w:type="default" r:id="rId23"/>
-      <w:footerReference w:type="default" r:id="rId24"/>
+      <w:headerReference w:type="default" r:id="rId26"/>
+      <w:footerReference w:type="default" r:id="rId27"/>
       <w:pgSz w:w="11920" w:h="16840"/>
       <w:pgMar w:top="960" w:right="640" w:bottom="520" w:left="880" w:header="727" w:footer="328" w:gutter="0"/>
       <w:cols w:space="720"/>
@@ -7173,7 +8510,7 @@
         </mc:Choice>
         <mc:Fallback>
           <w:pict>
-            <v:shape w14:anchorId="2FAC3641" id="Graphic 6" o:spid="_x0000_s1026" style="position:absolute;margin-left:55.2pt;margin-top:815.4pt;width:499.45pt;height:.5pt;z-index:-251658240;visibility:visible;mso-wrap-style:square;mso-wrap-distance-left:0;mso-wrap-distance-top:0;mso-wrap-distance-right:0;mso-wrap-distance-bottom:0;mso-position-horizontal:absolute;mso-position-horizontal-relative:page;mso-position-vertical:absolute;mso-position-vertical-relative:page;v-text-anchor:top" coordsize="6343015,6350" o:gfxdata="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" path="m6342634,l,,,6095r6342634,l6342634,xe" fillcolor="black" stroked="f">
+            <v:shape w14:anchorId="292394F0" id="Graphic 6" o:spid="_x0000_s1026" style="position:absolute;margin-left:55.2pt;margin-top:815.4pt;width:499.45pt;height:.5pt;z-index:-251658240;visibility:visible;mso-wrap-style:square;mso-wrap-distance-left:0;mso-wrap-distance-top:0;mso-wrap-distance-right:0;mso-wrap-distance-bottom:0;mso-position-horizontal:absolute;mso-position-horizontal-relative:page;mso-position-vertical:absolute;mso-position-vertical-relative:page;v-text-anchor:top" coordsize="6343015,6350" o:gfxdata="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" path="m6342634,l,,,6095r6342634,l6342634,xe" fillcolor="black" stroked="f">
               <v:path arrowok="t"/>
               <w10:wrap anchorx="page" anchory="page"/>
             </v:shape>
@@ -7621,6 +8958,119 @@
 <file path=word/numbering.xml><?xml version="1.0" encoding="utf-8"?>
 <w:numbering xmlns:wpc="http://schemas.microsoft.com/office/word/2010/wordprocessingCanvas" xmlns:cx="http://schemas.microsoft.com/office/drawing/2014/chartex" xmlns:cx1="http://schemas.microsoft.com/office/drawing/2015/9/8/chartex" xmlns:cx2="http://schemas.microsoft.com/office/drawing/2015/10/21/chartex" xmlns:cx3="http://schemas.microsoft.com/office/drawing/2016/5/9/chartex" xmlns:cx4="http://schemas.microsoft.com/office/drawing/2016/5/10/chartex" xmlns:cx5="http://schemas.microsoft.com/office/drawing/2016/5/11/chartex" xmlns:cx6="http://schemas.microsoft.com/office/drawing/2016/5/12/chartex" xmlns:cx7="http://schemas.microsoft.com/office/drawing/2016/5/13/chartex" xmlns:cx8="http://schemas.microsoft.com/office/drawing/2016/5/14/chartex" xmlns:mc="http://schemas.openxmlformats.org/markup-compatibility/2006" xmlns:aink="http://schemas.microsoft.com/office/drawing/2016/ink" xmlns:am3d="http://schemas.microsoft.com/office/drawing/2017/model3d" xmlns:o="urn:schemas-microsoft-com:office:office" xmlns:oel="http://schemas.microsoft.com/office/2019/extlst" xmlns:r="http://schemas.openxmlformats.org/officeDocument/2006/relationships" xmlns:m="http://schemas.openxmlformats.org/officeDocument/2006/math" xmlns:v="urn:schemas-microsoft-com:vml" xmlns:wp14="http://schemas.microsoft.com/office/word/2010/wordprocessingDrawing" xmlns:wp="http://schemas.openxmlformats.org/drawingml/2006/wordprocessingDrawing" xmlns:w10="urn:schemas-microsoft-com:office:word" xmlns:w="http://schemas.openxmlformats.org/wordprocessingml/2006/main" xmlns:w14="http://schemas.microsoft.com/office/word/2010/wordml" xmlns:w15="http://schemas.microsoft.com/office/word/2012/wordml" xmlns:w16cex="http://schemas.microsoft.com/office/word/2018/wordml/cex" xmlns:w16cid="http://schemas.microsoft.com/office/word/2016/wordml/cid" xmlns:w16="http://schemas.microsoft.com/office/word/2018/wordml" xmlns:w16du="http://schemas.microsoft.com/office/word/2023/wordml/word16du" xmlns:w16sdtdh="http://schemas.microsoft.com/office/word/2020/wordml/sdtdatahash" xmlns:w16sdtfl="http://schemas.microsoft.com/office/word/2024/wordml/sdtformatlock" xmlns:w16se="http://schemas.microsoft.com/office/word/2015/wordml/symex" xmlns:wpg="http://schemas.microsoft.com/office/word/2010/wordprocessingGroup" xmlns:wpi="http://schemas.microsoft.com/office/word/2010/wordprocessingInk" xmlns:wne="http://schemas.microsoft.com/office/word/2006/wordml" xmlns:wps="http://schemas.microsoft.com/office/word/2010/wordprocessingShape" mc:Ignorable="w14 w15 w16se w16cid w16 w16cex w16sdtdh w16sdtfl w16du wp14">
   <w:abstractNum w:abstractNumId="0" w15:restartNumberingAfterBreak="0">
+    <w:nsid w:val="01887652"/>
+    <w:multiLevelType w:val="hybridMultilevel"/>
+    <w:tmpl w:val="D26629A2"/>
+    <w:lvl w:ilvl="0" w:tplc="04070001">
+      <w:start w:val="1"/>
+      <w:numFmt w:val="bullet"/>
+      <w:lvlText w:val=""/>
+      <w:lvlJc w:val="left"/>
+      <w:pPr>
+        <w:ind w:left="981" w:hanging="360"/>
+      </w:pPr>
+      <w:rPr>
+        <w:rFonts w:ascii="Symbol" w:hAnsi="Symbol" w:hint="default"/>
+      </w:rPr>
+    </w:lvl>
+    <w:lvl w:ilvl="1" w:tplc="04070003" w:tentative="1">
+      <w:start w:val="1"/>
+      <w:numFmt w:val="bullet"/>
+      <w:lvlText w:val="o"/>
+      <w:lvlJc w:val="left"/>
+      <w:pPr>
+        <w:ind w:left="1701" w:hanging="360"/>
+      </w:pPr>
+      <w:rPr>
+        <w:rFonts w:ascii="Courier New" w:hAnsi="Courier New" w:cs="Courier New" w:hint="default"/>
+      </w:rPr>
+    </w:lvl>
+    <w:lvl w:ilvl="2" w:tplc="04070005" w:tentative="1">
+      <w:start w:val="1"/>
+      <w:numFmt w:val="bullet"/>
+      <w:lvlText w:val=""/>
+      <w:lvlJc w:val="left"/>
+      <w:pPr>
+        <w:ind w:left="2421" w:hanging="360"/>
+      </w:pPr>
+      <w:rPr>
+        <w:rFonts w:ascii="Wingdings" w:hAnsi="Wingdings" w:hint="default"/>
+      </w:rPr>
+    </w:lvl>
+    <w:lvl w:ilvl="3" w:tplc="04070001" w:tentative="1">
+      <w:start w:val="1"/>
+      <w:numFmt w:val="bullet"/>
+      <w:lvlText w:val=""/>
+      <w:lvlJc w:val="left"/>
+      <w:pPr>
+        <w:ind w:left="3141" w:hanging="360"/>
+      </w:pPr>
+      <w:rPr>
+        <w:rFonts w:ascii="Symbol" w:hAnsi="Symbol" w:hint="default"/>
+      </w:rPr>
+    </w:lvl>
+    <w:lvl w:ilvl="4" w:tplc="04070003" w:tentative="1">
+      <w:start w:val="1"/>
+      <w:numFmt w:val="bullet"/>
+      <w:lvlText w:val="o"/>
+      <w:lvlJc w:val="left"/>
+      <w:pPr>
+        <w:ind w:left="3861" w:hanging="360"/>
+      </w:pPr>
+      <w:rPr>
+        <w:rFonts w:ascii="Courier New" w:hAnsi="Courier New" w:cs="Courier New" w:hint="default"/>
+      </w:rPr>
+    </w:lvl>
+    <w:lvl w:ilvl="5" w:tplc="04070005" w:tentative="1">
+      <w:start w:val="1"/>
+      <w:numFmt w:val="bullet"/>
+      <w:lvlText w:val=""/>
+      <w:lvlJc w:val="left"/>
+      <w:pPr>
+        <w:ind w:left="4581" w:hanging="360"/>
+      </w:pPr>
+      <w:rPr>
+        <w:rFonts w:ascii="Wingdings" w:hAnsi="Wingdings" w:hint="default"/>
+      </w:rPr>
+    </w:lvl>
+    <w:lvl w:ilvl="6" w:tplc="04070001" w:tentative="1">
+      <w:start w:val="1"/>
+      <w:numFmt w:val="bullet"/>
+      <w:lvlText w:val=""/>
+      <w:lvlJc w:val="left"/>
+      <w:pPr>
+        <w:ind w:left="5301" w:hanging="360"/>
+      </w:pPr>
+      <w:rPr>
+        <w:rFonts w:ascii="Symbol" w:hAnsi="Symbol" w:hint="default"/>
+      </w:rPr>
+    </w:lvl>
+    <w:lvl w:ilvl="7" w:tplc="04070003" w:tentative="1">
+      <w:start w:val="1"/>
+      <w:numFmt w:val="bullet"/>
+      <w:lvlText w:val="o"/>
+      <w:lvlJc w:val="left"/>
+      <w:pPr>
+        <w:ind w:left="6021" w:hanging="360"/>
+      </w:pPr>
+      <w:rPr>
+        <w:rFonts w:ascii="Courier New" w:hAnsi="Courier New" w:cs="Courier New" w:hint="default"/>
+      </w:rPr>
+    </w:lvl>
+    <w:lvl w:ilvl="8" w:tplc="04070005" w:tentative="1">
+      <w:start w:val="1"/>
+      <w:numFmt w:val="bullet"/>
+      <w:lvlText w:val=""/>
+      <w:lvlJc w:val="left"/>
+      <w:pPr>
+        <w:ind w:left="6741" w:hanging="360"/>
+      </w:pPr>
+      <w:rPr>
+        <w:rFonts w:ascii="Wingdings" w:hAnsi="Wingdings" w:hint="default"/>
+      </w:rPr>
+    </w:lvl>
+  </w:abstractNum>
+  <w:abstractNum w:abstractNumId="1" w15:restartNumberingAfterBreak="0">
     <w:nsid w:val="08167663"/>
     <w:multiLevelType w:val="hybridMultilevel"/>
     <w:tmpl w:val="E7C404F8"/>
@@ -7733,7 +9183,120 @@
       </w:rPr>
     </w:lvl>
   </w:abstractNum>
-  <w:abstractNum w:abstractNumId="1" w15:restartNumberingAfterBreak="0">
+  <w:abstractNum w:abstractNumId="2" w15:restartNumberingAfterBreak="0">
+    <w:nsid w:val="097574FA"/>
+    <w:multiLevelType w:val="hybridMultilevel"/>
+    <w:tmpl w:val="F1F85AC2"/>
+    <w:lvl w:ilvl="0" w:tplc="04070001">
+      <w:start w:val="1"/>
+      <w:numFmt w:val="bullet"/>
+      <w:lvlText w:val=""/>
+      <w:lvlJc w:val="left"/>
+      <w:pPr>
+        <w:ind w:left="981" w:hanging="360"/>
+      </w:pPr>
+      <w:rPr>
+        <w:rFonts w:ascii="Symbol" w:hAnsi="Symbol" w:hint="default"/>
+      </w:rPr>
+    </w:lvl>
+    <w:lvl w:ilvl="1" w:tplc="04070003" w:tentative="1">
+      <w:start w:val="1"/>
+      <w:numFmt w:val="bullet"/>
+      <w:lvlText w:val="o"/>
+      <w:lvlJc w:val="left"/>
+      <w:pPr>
+        <w:ind w:left="1701" w:hanging="360"/>
+      </w:pPr>
+      <w:rPr>
+        <w:rFonts w:ascii="Courier New" w:hAnsi="Courier New" w:cs="Courier New" w:hint="default"/>
+      </w:rPr>
+    </w:lvl>
+    <w:lvl w:ilvl="2" w:tplc="04070005" w:tentative="1">
+      <w:start w:val="1"/>
+      <w:numFmt w:val="bullet"/>
+      <w:lvlText w:val=""/>
+      <w:lvlJc w:val="left"/>
+      <w:pPr>
+        <w:ind w:left="2421" w:hanging="360"/>
+      </w:pPr>
+      <w:rPr>
+        <w:rFonts w:ascii="Wingdings" w:hAnsi="Wingdings" w:hint="default"/>
+      </w:rPr>
+    </w:lvl>
+    <w:lvl w:ilvl="3" w:tplc="04070001" w:tentative="1">
+      <w:start w:val="1"/>
+      <w:numFmt w:val="bullet"/>
+      <w:lvlText w:val=""/>
+      <w:lvlJc w:val="left"/>
+      <w:pPr>
+        <w:ind w:left="3141" w:hanging="360"/>
+      </w:pPr>
+      <w:rPr>
+        <w:rFonts w:ascii="Symbol" w:hAnsi="Symbol" w:hint="default"/>
+      </w:rPr>
+    </w:lvl>
+    <w:lvl w:ilvl="4" w:tplc="04070003" w:tentative="1">
+      <w:start w:val="1"/>
+      <w:numFmt w:val="bullet"/>
+      <w:lvlText w:val="o"/>
+      <w:lvlJc w:val="left"/>
+      <w:pPr>
+        <w:ind w:left="3861" w:hanging="360"/>
+      </w:pPr>
+      <w:rPr>
+        <w:rFonts w:ascii="Courier New" w:hAnsi="Courier New" w:cs="Courier New" w:hint="default"/>
+      </w:rPr>
+    </w:lvl>
+    <w:lvl w:ilvl="5" w:tplc="04070005" w:tentative="1">
+      <w:start w:val="1"/>
+      <w:numFmt w:val="bullet"/>
+      <w:lvlText w:val=""/>
+      <w:lvlJc w:val="left"/>
+      <w:pPr>
+        <w:ind w:left="4581" w:hanging="360"/>
+      </w:pPr>
+      <w:rPr>
+        <w:rFonts w:ascii="Wingdings" w:hAnsi="Wingdings" w:hint="default"/>
+      </w:rPr>
+    </w:lvl>
+    <w:lvl w:ilvl="6" w:tplc="04070001" w:tentative="1">
+      <w:start w:val="1"/>
+      <w:numFmt w:val="bullet"/>
+      <w:lvlText w:val=""/>
+      <w:lvlJc w:val="left"/>
+      <w:pPr>
+        <w:ind w:left="5301" w:hanging="360"/>
+      </w:pPr>
+      <w:rPr>
+        <w:rFonts w:ascii="Symbol" w:hAnsi="Symbol" w:hint="default"/>
+      </w:rPr>
+    </w:lvl>
+    <w:lvl w:ilvl="7" w:tplc="04070003" w:tentative="1">
+      <w:start w:val="1"/>
+      <w:numFmt w:val="bullet"/>
+      <w:lvlText w:val="o"/>
+      <w:lvlJc w:val="left"/>
+      <w:pPr>
+        <w:ind w:left="6021" w:hanging="360"/>
+      </w:pPr>
+      <w:rPr>
+        <w:rFonts w:ascii="Courier New" w:hAnsi="Courier New" w:cs="Courier New" w:hint="default"/>
+      </w:rPr>
+    </w:lvl>
+    <w:lvl w:ilvl="8" w:tplc="04070005" w:tentative="1">
+      <w:start w:val="1"/>
+      <w:numFmt w:val="bullet"/>
+      <w:lvlText w:val=""/>
+      <w:lvlJc w:val="left"/>
+      <w:pPr>
+        <w:ind w:left="6741" w:hanging="360"/>
+      </w:pPr>
+      <w:rPr>
+        <w:rFonts w:ascii="Wingdings" w:hAnsi="Wingdings" w:hint="default"/>
+      </w:rPr>
+    </w:lvl>
+  </w:abstractNum>
+  <w:abstractNum w:abstractNumId="3" w15:restartNumberingAfterBreak="0">
     <w:nsid w:val="190050F4"/>
     <w:multiLevelType w:val="hybridMultilevel"/>
     <w:tmpl w:val="B2C0F02A"/>
@@ -7846,7 +9409,7 @@
       </w:rPr>
     </w:lvl>
   </w:abstractNum>
-  <w:abstractNum w:abstractNumId="2" w15:restartNumberingAfterBreak="0">
+  <w:abstractNum w:abstractNumId="4" w15:restartNumberingAfterBreak="0">
     <w:nsid w:val="1D9D488B"/>
     <w:multiLevelType w:val="multilevel"/>
     <w:tmpl w:val="6A42EC58"/>
@@ -7988,7 +9551,7 @@
       </w:rPr>
     </w:lvl>
   </w:abstractNum>
-  <w:abstractNum w:abstractNumId="3" w15:restartNumberingAfterBreak="0">
+  <w:abstractNum w:abstractNumId="5" w15:restartNumberingAfterBreak="0">
     <w:nsid w:val="1E5E2DB2"/>
     <w:multiLevelType w:val="hybridMultilevel"/>
     <w:tmpl w:val="8AD6D96A"/>
@@ -8074,7 +9637,120 @@
       </w:pPr>
     </w:lvl>
   </w:abstractNum>
-  <w:abstractNum w:abstractNumId="4" w15:restartNumberingAfterBreak="0">
+  <w:abstractNum w:abstractNumId="6" w15:restartNumberingAfterBreak="0">
+    <w:nsid w:val="204B0E01"/>
+    <w:multiLevelType w:val="hybridMultilevel"/>
+    <w:tmpl w:val="DF1CEB70"/>
+    <w:lvl w:ilvl="0" w:tplc="04070001">
+      <w:start w:val="1"/>
+      <w:numFmt w:val="bullet"/>
+      <w:lvlText w:val=""/>
+      <w:lvlJc w:val="left"/>
+      <w:pPr>
+        <w:ind w:left="981" w:hanging="360"/>
+      </w:pPr>
+      <w:rPr>
+        <w:rFonts w:ascii="Symbol" w:hAnsi="Symbol" w:hint="default"/>
+      </w:rPr>
+    </w:lvl>
+    <w:lvl w:ilvl="1" w:tplc="04070003" w:tentative="1">
+      <w:start w:val="1"/>
+      <w:numFmt w:val="bullet"/>
+      <w:lvlText w:val="o"/>
+      <w:lvlJc w:val="left"/>
+      <w:pPr>
+        <w:ind w:left="1701" w:hanging="360"/>
+      </w:pPr>
+      <w:rPr>
+        <w:rFonts w:ascii="Courier New" w:hAnsi="Courier New" w:cs="Courier New" w:hint="default"/>
+      </w:rPr>
+    </w:lvl>
+    <w:lvl w:ilvl="2" w:tplc="04070005" w:tentative="1">
+      <w:start w:val="1"/>
+      <w:numFmt w:val="bullet"/>
+      <w:lvlText w:val=""/>
+      <w:lvlJc w:val="left"/>
+      <w:pPr>
+        <w:ind w:left="2421" w:hanging="360"/>
+      </w:pPr>
+      <w:rPr>
+        <w:rFonts w:ascii="Wingdings" w:hAnsi="Wingdings" w:hint="default"/>
+      </w:rPr>
+    </w:lvl>
+    <w:lvl w:ilvl="3" w:tplc="04070001" w:tentative="1">
+      <w:start w:val="1"/>
+      <w:numFmt w:val="bullet"/>
+      <w:lvlText w:val=""/>
+      <w:lvlJc w:val="left"/>
+      <w:pPr>
+        <w:ind w:left="3141" w:hanging="360"/>
+      </w:pPr>
+      <w:rPr>
+        <w:rFonts w:ascii="Symbol" w:hAnsi="Symbol" w:hint="default"/>
+      </w:rPr>
+    </w:lvl>
+    <w:lvl w:ilvl="4" w:tplc="04070003" w:tentative="1">
+      <w:start w:val="1"/>
+      <w:numFmt w:val="bullet"/>
+      <w:lvlText w:val="o"/>
+      <w:lvlJc w:val="left"/>
+      <w:pPr>
+        <w:ind w:left="3861" w:hanging="360"/>
+      </w:pPr>
+      <w:rPr>
+        <w:rFonts w:ascii="Courier New" w:hAnsi="Courier New" w:cs="Courier New" w:hint="default"/>
+      </w:rPr>
+    </w:lvl>
+    <w:lvl w:ilvl="5" w:tplc="04070005" w:tentative="1">
+      <w:start w:val="1"/>
+      <w:numFmt w:val="bullet"/>
+      <w:lvlText w:val=""/>
+      <w:lvlJc w:val="left"/>
+      <w:pPr>
+        <w:ind w:left="4581" w:hanging="360"/>
+      </w:pPr>
+      <w:rPr>
+        <w:rFonts w:ascii="Wingdings" w:hAnsi="Wingdings" w:hint="default"/>
+      </w:rPr>
+    </w:lvl>
+    <w:lvl w:ilvl="6" w:tplc="04070001" w:tentative="1">
+      <w:start w:val="1"/>
+      <w:numFmt w:val="bullet"/>
+      <w:lvlText w:val=""/>
+      <w:lvlJc w:val="left"/>
+      <w:pPr>
+        <w:ind w:left="5301" w:hanging="360"/>
+      </w:pPr>
+      <w:rPr>
+        <w:rFonts w:ascii="Symbol" w:hAnsi="Symbol" w:hint="default"/>
+      </w:rPr>
+    </w:lvl>
+    <w:lvl w:ilvl="7" w:tplc="04070003" w:tentative="1">
+      <w:start w:val="1"/>
+      <w:numFmt w:val="bullet"/>
+      <w:lvlText w:val="o"/>
+      <w:lvlJc w:val="left"/>
+      <w:pPr>
+        <w:ind w:left="6021" w:hanging="360"/>
+      </w:pPr>
+      <w:rPr>
+        <w:rFonts w:ascii="Courier New" w:hAnsi="Courier New" w:cs="Courier New" w:hint="default"/>
+      </w:rPr>
+    </w:lvl>
+    <w:lvl w:ilvl="8" w:tplc="04070005" w:tentative="1">
+      <w:start w:val="1"/>
+      <w:numFmt w:val="bullet"/>
+      <w:lvlText w:val=""/>
+      <w:lvlJc w:val="left"/>
+      <w:pPr>
+        <w:ind w:left="6741" w:hanging="360"/>
+      </w:pPr>
+      <w:rPr>
+        <w:rFonts w:ascii="Wingdings" w:hAnsi="Wingdings" w:hint="default"/>
+      </w:rPr>
+    </w:lvl>
+  </w:abstractNum>
+  <w:abstractNum w:abstractNumId="7" w15:restartNumberingAfterBreak="0">
     <w:nsid w:val="2B34347A"/>
     <w:multiLevelType w:val="multilevel"/>
     <w:tmpl w:val="29889D24"/>
@@ -8169,7 +9845,7 @@
       </w:pPr>
     </w:lvl>
   </w:abstractNum>
-  <w:abstractNum w:abstractNumId="5" w15:restartNumberingAfterBreak="0">
+  <w:abstractNum w:abstractNumId="8" w15:restartNumberingAfterBreak="0">
     <w:nsid w:val="37DE0F6F"/>
     <w:multiLevelType w:val="hybridMultilevel"/>
     <w:tmpl w:val="D228FF5C"/>
@@ -8281,7 +9957,7 @@
       </w:rPr>
     </w:lvl>
   </w:abstractNum>
-  <w:abstractNum w:abstractNumId="6" w15:restartNumberingAfterBreak="0">
+  <w:abstractNum w:abstractNumId="9" w15:restartNumberingAfterBreak="0">
     <w:nsid w:val="4148248B"/>
     <w:multiLevelType w:val="hybridMultilevel"/>
     <w:tmpl w:val="48402716"/>
@@ -8419,7 +10095,7 @@
       </w:rPr>
     </w:lvl>
   </w:abstractNum>
-  <w:abstractNum w:abstractNumId="7" w15:restartNumberingAfterBreak="0">
+  <w:abstractNum w:abstractNumId="10" w15:restartNumberingAfterBreak="0">
     <w:nsid w:val="43206954"/>
     <w:multiLevelType w:val="hybridMultilevel"/>
     <w:tmpl w:val="30A20C2E"/>
@@ -8532,7 +10208,7 @@
       </w:rPr>
     </w:lvl>
   </w:abstractNum>
-  <w:abstractNum w:abstractNumId="8" w15:restartNumberingAfterBreak="0">
+  <w:abstractNum w:abstractNumId="11" w15:restartNumberingAfterBreak="0">
     <w:nsid w:val="4BDE4736"/>
     <w:multiLevelType w:val="hybridMultilevel"/>
     <w:tmpl w:val="41F24ECA"/>
@@ -8645,7 +10321,7 @@
       </w:rPr>
     </w:lvl>
   </w:abstractNum>
-  <w:abstractNum w:abstractNumId="9" w15:restartNumberingAfterBreak="0">
+  <w:abstractNum w:abstractNumId="12" w15:restartNumberingAfterBreak="0">
     <w:nsid w:val="50F50DE3"/>
     <w:multiLevelType w:val="hybridMultilevel"/>
     <w:tmpl w:val="D8E8EB00"/>
@@ -8758,7 +10434,96 @@
       </w:rPr>
     </w:lvl>
   </w:abstractNum>
-  <w:abstractNum w:abstractNumId="10" w15:restartNumberingAfterBreak="0">
+  <w:abstractNum w:abstractNumId="13" w15:restartNumberingAfterBreak="0">
+    <w:nsid w:val="52752B77"/>
+    <w:multiLevelType w:val="hybridMultilevel"/>
+    <w:tmpl w:val="1DF807A4"/>
+    <w:lvl w:ilvl="0" w:tplc="44AA7916">
+      <w:start w:val="1"/>
+      <w:numFmt w:val="decimal"/>
+      <w:lvlText w:val="[%1]"/>
+      <w:lvlJc w:val="left"/>
+      <w:pPr>
+        <w:ind w:left="981" w:hanging="360"/>
+      </w:pPr>
+      <w:rPr>
+        <w:rFonts w:hint="default"/>
+      </w:rPr>
+    </w:lvl>
+    <w:lvl w:ilvl="1" w:tplc="FFFFFFFF" w:tentative="1">
+      <w:start w:val="1"/>
+      <w:numFmt w:val="lowerLetter"/>
+      <w:lvlText w:val="%2."/>
+      <w:lvlJc w:val="left"/>
+      <w:pPr>
+        <w:ind w:left="1701" w:hanging="360"/>
+      </w:pPr>
+    </w:lvl>
+    <w:lvl w:ilvl="2" w:tplc="FFFFFFFF" w:tentative="1">
+      <w:start w:val="1"/>
+      <w:numFmt w:val="lowerRoman"/>
+      <w:lvlText w:val="%3."/>
+      <w:lvlJc w:val="right"/>
+      <w:pPr>
+        <w:ind w:left="2421" w:hanging="180"/>
+      </w:pPr>
+    </w:lvl>
+    <w:lvl w:ilvl="3" w:tplc="FFFFFFFF" w:tentative="1">
+      <w:start w:val="1"/>
+      <w:numFmt w:val="decimal"/>
+      <w:lvlText w:val="%4."/>
+      <w:lvlJc w:val="left"/>
+      <w:pPr>
+        <w:ind w:left="3141" w:hanging="360"/>
+      </w:pPr>
+    </w:lvl>
+    <w:lvl w:ilvl="4" w:tplc="FFFFFFFF" w:tentative="1">
+      <w:start w:val="1"/>
+      <w:numFmt w:val="lowerLetter"/>
+      <w:lvlText w:val="%5."/>
+      <w:lvlJc w:val="left"/>
+      <w:pPr>
+        <w:ind w:left="3861" w:hanging="360"/>
+      </w:pPr>
+    </w:lvl>
+    <w:lvl w:ilvl="5" w:tplc="FFFFFFFF" w:tentative="1">
+      <w:start w:val="1"/>
+      <w:numFmt w:val="lowerRoman"/>
+      <w:lvlText w:val="%6."/>
+      <w:lvlJc w:val="right"/>
+      <w:pPr>
+        <w:ind w:left="4581" w:hanging="180"/>
+      </w:pPr>
+    </w:lvl>
+    <w:lvl w:ilvl="6" w:tplc="FFFFFFFF" w:tentative="1">
+      <w:start w:val="1"/>
+      <w:numFmt w:val="decimal"/>
+      <w:lvlText w:val="%7."/>
+      <w:lvlJc w:val="left"/>
+      <w:pPr>
+        <w:ind w:left="5301" w:hanging="360"/>
+      </w:pPr>
+    </w:lvl>
+    <w:lvl w:ilvl="7" w:tplc="FFFFFFFF" w:tentative="1">
+      <w:start w:val="1"/>
+      <w:numFmt w:val="lowerLetter"/>
+      <w:lvlText w:val="%8."/>
+      <w:lvlJc w:val="left"/>
+      <w:pPr>
+        <w:ind w:left="6021" w:hanging="360"/>
+      </w:pPr>
+    </w:lvl>
+    <w:lvl w:ilvl="8" w:tplc="FFFFFFFF" w:tentative="1">
+      <w:start w:val="1"/>
+      <w:numFmt w:val="lowerRoman"/>
+      <w:lvlText w:val="%9."/>
+      <w:lvlJc w:val="right"/>
+      <w:pPr>
+        <w:ind w:left="6741" w:hanging="180"/>
+      </w:pPr>
+    </w:lvl>
+  </w:abstractNum>
+  <w:abstractNum w:abstractNumId="14" w15:restartNumberingAfterBreak="0">
     <w:nsid w:val="56F956AA"/>
     <w:multiLevelType w:val="hybridMultilevel"/>
     <w:tmpl w:val="11D811EC"/>
@@ -8897,7 +10662,7 @@
       </w:rPr>
     </w:lvl>
   </w:abstractNum>
-  <w:abstractNum w:abstractNumId="11" w15:restartNumberingAfterBreak="0">
+  <w:abstractNum w:abstractNumId="15" w15:restartNumberingAfterBreak="0">
     <w:nsid w:val="574B1257"/>
     <w:multiLevelType w:val="hybridMultilevel"/>
     <w:tmpl w:val="B09CFA2A"/>
@@ -8983,7 +10748,7 @@
       </w:pPr>
     </w:lvl>
   </w:abstractNum>
-  <w:abstractNum w:abstractNumId="12" w15:restartNumberingAfterBreak="0">
+  <w:abstractNum w:abstractNumId="16" w15:restartNumberingAfterBreak="0">
     <w:nsid w:val="59E15832"/>
     <w:multiLevelType w:val="multilevel"/>
     <w:tmpl w:val="7B34EAB4"/>
@@ -9132,7 +10897,7 @@
       </w:rPr>
     </w:lvl>
   </w:abstractNum>
-  <w:abstractNum w:abstractNumId="13" w15:restartNumberingAfterBreak="0">
+  <w:abstractNum w:abstractNumId="17" w15:restartNumberingAfterBreak="0">
     <w:nsid w:val="5A5B2B54"/>
     <w:multiLevelType w:val="multilevel"/>
     <w:tmpl w:val="F6E44C70"/>
@@ -9281,7 +11046,7 @@
       </w:rPr>
     </w:lvl>
   </w:abstractNum>
-  <w:abstractNum w:abstractNumId="14" w15:restartNumberingAfterBreak="0">
+  <w:abstractNum w:abstractNumId="18" w15:restartNumberingAfterBreak="0">
     <w:nsid w:val="633375FF"/>
     <w:multiLevelType w:val="hybridMultilevel"/>
     <w:tmpl w:val="F2484824"/>
@@ -9394,7 +11159,7 @@
       </w:rPr>
     </w:lvl>
   </w:abstractNum>
-  <w:abstractNum w:abstractNumId="15" w15:restartNumberingAfterBreak="0">
+  <w:abstractNum w:abstractNumId="19" w15:restartNumberingAfterBreak="0">
     <w:nsid w:val="646E223A"/>
     <w:multiLevelType w:val="hybridMultilevel"/>
     <w:tmpl w:val="9DF8D8DA"/>
@@ -9507,7 +11272,7 @@
       </w:rPr>
     </w:lvl>
   </w:abstractNum>
-  <w:abstractNum w:abstractNumId="16" w15:restartNumberingAfterBreak="0">
+  <w:abstractNum w:abstractNumId="20" w15:restartNumberingAfterBreak="0">
     <w:nsid w:val="687637C4"/>
     <w:multiLevelType w:val="hybridMultilevel"/>
     <w:tmpl w:val="4D66C288"/>
@@ -9646,7 +11411,7 @@
       </w:rPr>
     </w:lvl>
   </w:abstractNum>
-  <w:abstractNum w:abstractNumId="17" w15:restartNumberingAfterBreak="0">
+  <w:abstractNum w:abstractNumId="21" w15:restartNumberingAfterBreak="0">
     <w:nsid w:val="6D2748BE"/>
     <w:multiLevelType w:val="hybridMultilevel"/>
     <w:tmpl w:val="D18443C8"/>
@@ -9759,7 +11524,7 @@
       </w:rPr>
     </w:lvl>
   </w:abstractNum>
-  <w:abstractNum w:abstractNumId="18" w15:restartNumberingAfterBreak="0">
+  <w:abstractNum w:abstractNumId="22" w15:restartNumberingAfterBreak="0">
     <w:nsid w:val="6D912F04"/>
     <w:multiLevelType w:val="hybridMultilevel"/>
     <w:tmpl w:val="AF582F24"/>
@@ -9845,7 +11610,7 @@
       </w:pPr>
     </w:lvl>
   </w:abstractNum>
-  <w:abstractNum w:abstractNumId="19" w15:restartNumberingAfterBreak="0">
+  <w:abstractNum w:abstractNumId="23" w15:restartNumberingAfterBreak="0">
     <w:nsid w:val="729506D3"/>
     <w:multiLevelType w:val="hybridMultilevel"/>
     <w:tmpl w:val="D692574C"/>
@@ -9984,7 +11749,7 @@
       </w:rPr>
     </w:lvl>
   </w:abstractNum>
-  <w:abstractNum w:abstractNumId="20" w15:restartNumberingAfterBreak="0">
+  <w:abstractNum w:abstractNumId="24" w15:restartNumberingAfterBreak="0">
     <w:nsid w:val="738624FF"/>
     <w:multiLevelType w:val="hybridMultilevel"/>
     <w:tmpl w:val="F98AC390"/>
@@ -10123,68 +11888,169 @@
       </w:rPr>
     </w:lvl>
   </w:abstractNum>
+  <w:abstractNum w:abstractNumId="25" w15:restartNumberingAfterBreak="0">
+    <w:nsid w:val="7E9C7120"/>
+    <w:multiLevelType w:val="hybridMultilevel"/>
+    <w:tmpl w:val="777089E0"/>
+    <w:lvl w:ilvl="0" w:tplc="0407000F">
+      <w:start w:val="1"/>
+      <w:numFmt w:val="decimal"/>
+      <w:lvlText w:val="%1."/>
+      <w:lvlJc w:val="left"/>
+      <w:pPr>
+        <w:ind w:left="981" w:hanging="360"/>
+      </w:pPr>
+    </w:lvl>
+    <w:lvl w:ilvl="1" w:tplc="04070019" w:tentative="1">
+      <w:start w:val="1"/>
+      <w:numFmt w:val="lowerLetter"/>
+      <w:lvlText w:val="%2."/>
+      <w:lvlJc w:val="left"/>
+      <w:pPr>
+        <w:ind w:left="1701" w:hanging="360"/>
+      </w:pPr>
+    </w:lvl>
+    <w:lvl w:ilvl="2" w:tplc="0407001B" w:tentative="1">
+      <w:start w:val="1"/>
+      <w:numFmt w:val="lowerRoman"/>
+      <w:lvlText w:val="%3."/>
+      <w:lvlJc w:val="right"/>
+      <w:pPr>
+        <w:ind w:left="2421" w:hanging="180"/>
+      </w:pPr>
+    </w:lvl>
+    <w:lvl w:ilvl="3" w:tplc="0407000F" w:tentative="1">
+      <w:start w:val="1"/>
+      <w:numFmt w:val="decimal"/>
+      <w:lvlText w:val="%4."/>
+      <w:lvlJc w:val="left"/>
+      <w:pPr>
+        <w:ind w:left="3141" w:hanging="360"/>
+      </w:pPr>
+    </w:lvl>
+    <w:lvl w:ilvl="4" w:tplc="04070019" w:tentative="1">
+      <w:start w:val="1"/>
+      <w:numFmt w:val="lowerLetter"/>
+      <w:lvlText w:val="%5."/>
+      <w:lvlJc w:val="left"/>
+      <w:pPr>
+        <w:ind w:left="3861" w:hanging="360"/>
+      </w:pPr>
+    </w:lvl>
+    <w:lvl w:ilvl="5" w:tplc="0407001B" w:tentative="1">
+      <w:start w:val="1"/>
+      <w:numFmt w:val="lowerRoman"/>
+      <w:lvlText w:val="%6."/>
+      <w:lvlJc w:val="right"/>
+      <w:pPr>
+        <w:ind w:left="4581" w:hanging="180"/>
+      </w:pPr>
+    </w:lvl>
+    <w:lvl w:ilvl="6" w:tplc="0407000F" w:tentative="1">
+      <w:start w:val="1"/>
+      <w:numFmt w:val="decimal"/>
+      <w:lvlText w:val="%7."/>
+      <w:lvlJc w:val="left"/>
+      <w:pPr>
+        <w:ind w:left="5301" w:hanging="360"/>
+      </w:pPr>
+    </w:lvl>
+    <w:lvl w:ilvl="7" w:tplc="04070019" w:tentative="1">
+      <w:start w:val="1"/>
+      <w:numFmt w:val="lowerLetter"/>
+      <w:lvlText w:val="%8."/>
+      <w:lvlJc w:val="left"/>
+      <w:pPr>
+        <w:ind w:left="6021" w:hanging="360"/>
+      </w:pPr>
+    </w:lvl>
+    <w:lvl w:ilvl="8" w:tplc="0407001B" w:tentative="1">
+      <w:start w:val="1"/>
+      <w:numFmt w:val="lowerRoman"/>
+      <w:lvlText w:val="%9."/>
+      <w:lvlJc w:val="right"/>
+      <w:pPr>
+        <w:ind w:left="6741" w:hanging="180"/>
+      </w:pPr>
+    </w:lvl>
+  </w:abstractNum>
   <w:num w:numId="1" w16cid:durableId="474761354">
+    <w:abstractNumId w:val="7"/>
+  </w:num>
+  <w:num w:numId="2" w16cid:durableId="927470486">
+    <w:abstractNumId w:val="23"/>
+  </w:num>
+  <w:num w:numId="3" w16cid:durableId="1960917653">
+    <w:abstractNumId w:val="14"/>
+  </w:num>
+  <w:num w:numId="4" w16cid:durableId="1725762067">
+    <w:abstractNumId w:val="24"/>
+  </w:num>
+  <w:num w:numId="5" w16cid:durableId="1551767627">
+    <w:abstractNumId w:val="20"/>
+  </w:num>
+  <w:num w:numId="6" w16cid:durableId="1533834685">
+    <w:abstractNumId w:val="9"/>
+  </w:num>
+  <w:num w:numId="7" w16cid:durableId="296686334">
+    <w:abstractNumId w:val="15"/>
+  </w:num>
+  <w:num w:numId="8" w16cid:durableId="914825964">
+    <w:abstractNumId w:val="22"/>
+  </w:num>
+  <w:num w:numId="9" w16cid:durableId="1489438479">
+    <w:abstractNumId w:val="21"/>
+  </w:num>
+  <w:num w:numId="10" w16cid:durableId="1437024335">
+    <w:abstractNumId w:val="19"/>
+  </w:num>
+  <w:num w:numId="11" w16cid:durableId="463500305">
+    <w:abstractNumId w:val="1"/>
+  </w:num>
+  <w:num w:numId="12" w16cid:durableId="1790322545">
+    <w:abstractNumId w:val="16"/>
+  </w:num>
+  <w:num w:numId="13" w16cid:durableId="899945030">
     <w:abstractNumId w:val="4"/>
   </w:num>
-  <w:num w:numId="2" w16cid:durableId="927470486">
-    <w:abstractNumId w:val="19"/>
+  <w:num w:numId="14" w16cid:durableId="1920554695">
+    <w:abstractNumId w:val="18"/>
   </w:num>
-  <w:num w:numId="3" w16cid:durableId="1960917653">
+  <w:num w:numId="15" w16cid:durableId="1317420891">
+    <w:abstractNumId w:val="11"/>
+  </w:num>
+  <w:num w:numId="16" w16cid:durableId="1352798578">
+    <w:abstractNumId w:val="8"/>
+  </w:num>
+  <w:num w:numId="17" w16cid:durableId="765005020">
+    <w:abstractNumId w:val="3"/>
+  </w:num>
+  <w:num w:numId="18" w16cid:durableId="1976644762">
+    <w:abstractNumId w:val="17"/>
+  </w:num>
+  <w:num w:numId="19" w16cid:durableId="1574464219">
+    <w:abstractNumId w:val="5"/>
+  </w:num>
+  <w:num w:numId="20" w16cid:durableId="1413700902">
     <w:abstractNumId w:val="10"/>
   </w:num>
-  <w:num w:numId="4" w16cid:durableId="1725762067">
-    <w:abstractNumId w:val="20"/>
+  <w:num w:numId="21" w16cid:durableId="1691641637">
+    <w:abstractNumId w:val="12"/>
   </w:num>
-  <w:num w:numId="5" w16cid:durableId="1551767627">
-    <w:abstractNumId w:val="16"/>
+  <w:num w:numId="22" w16cid:durableId="413480496">
+    <w:abstractNumId w:val="25"/>
   </w:num>
-  <w:num w:numId="6" w16cid:durableId="1533834685">
+  <w:num w:numId="23" w16cid:durableId="654916575">
+    <w:abstractNumId w:val="13"/>
+  </w:num>
+  <w:num w:numId="24" w16cid:durableId="1322152437">
+    <w:abstractNumId w:val="2"/>
+  </w:num>
+  <w:num w:numId="25" w16cid:durableId="1451195294">
     <w:abstractNumId w:val="6"/>
   </w:num>
-  <w:num w:numId="7" w16cid:durableId="296686334">
-    <w:abstractNumId w:val="11"/>
-  </w:num>
-  <w:num w:numId="8" w16cid:durableId="914825964">
-    <w:abstractNumId w:val="18"/>
-  </w:num>
-  <w:num w:numId="9" w16cid:durableId="1489438479">
-    <w:abstractNumId w:val="17"/>
-  </w:num>
-  <w:num w:numId="10" w16cid:durableId="1437024335">
-    <w:abstractNumId w:val="15"/>
-  </w:num>
-  <w:num w:numId="11" w16cid:durableId="463500305">
+  <w:num w:numId="26" w16cid:durableId="1443263592">
     <w:abstractNumId w:val="0"/>
-  </w:num>
-  <w:num w:numId="12" w16cid:durableId="1790322545">
-    <w:abstractNumId w:val="12"/>
-  </w:num>
-  <w:num w:numId="13" w16cid:durableId="899945030">
-    <w:abstractNumId w:val="2"/>
-  </w:num>
-  <w:num w:numId="14" w16cid:durableId="1920554695">
-    <w:abstractNumId w:val="14"/>
-  </w:num>
-  <w:num w:numId="15" w16cid:durableId="1317420891">
-    <w:abstractNumId w:val="8"/>
-  </w:num>
-  <w:num w:numId="16" w16cid:durableId="1352798578">
-    <w:abstractNumId w:val="5"/>
-  </w:num>
-  <w:num w:numId="17" w16cid:durableId="765005020">
-    <w:abstractNumId w:val="1"/>
-  </w:num>
-  <w:num w:numId="18" w16cid:durableId="1976644762">
-    <w:abstractNumId w:val="13"/>
-  </w:num>
-  <w:num w:numId="19" w16cid:durableId="1574464219">
-    <w:abstractNumId w:val="3"/>
-  </w:num>
-  <w:num w:numId="20" w16cid:durableId="1413700902">
-    <w:abstractNumId w:val="7"/>
-  </w:num>
-  <w:num w:numId="21" w16cid:durableId="1691641637">
-    <w:abstractNumId w:val="9"/>
   </w:num>
   <w:numIdMacAtCleanup w:val="13"/>
 </w:numbering>
@@ -11460,6 +13326,97 @@
       <w:u w:val="single"/>
     </w:rPr>
   </w:style>
+  <w:style w:type="paragraph" w:styleId="Revision">
+    <w:name w:val="Revision"/>
+    <w:hidden/>
+    <w:uiPriority w:val="99"/>
+    <w:semiHidden/>
+    <w:rsid w:val="00D07F68"/>
+    <w:pPr>
+      <w:widowControl/>
+      <w:autoSpaceDE/>
+      <w:autoSpaceDN/>
+    </w:pPr>
+    <w:rPr>
+      <w:rFonts w:ascii="Arial" w:eastAsia="Arial" w:hAnsi="Arial" w:cs="Arial"/>
+    </w:rPr>
+  </w:style>
+  <w:style w:type="character" w:styleId="CommentReference">
+    <w:name w:val="annotation reference"/>
+    <w:basedOn w:val="DefaultParagraphFont"/>
+    <w:uiPriority w:val="99"/>
+    <w:semiHidden/>
+    <w:unhideWhenUsed/>
+    <w:rsid w:val="00AE7876"/>
+    <w:rPr>
+      <w:sz w:val="16"/>
+      <w:szCs w:val="16"/>
+    </w:rPr>
+  </w:style>
+  <w:style w:type="paragraph" w:styleId="CommentText">
+    <w:name w:val="annotation text"/>
+    <w:basedOn w:val="Normal"/>
+    <w:link w:val="CommentTextChar"/>
+    <w:uiPriority w:val="99"/>
+    <w:unhideWhenUsed/>
+    <w:rsid w:val="00AE7876"/>
+    <w:rPr>
+      <w:sz w:val="20"/>
+      <w:szCs w:val="20"/>
+    </w:rPr>
+  </w:style>
+  <w:style w:type="character" w:customStyle="1" w:styleId="CommentTextChar">
+    <w:name w:val="Comment Text Char"/>
+    <w:basedOn w:val="DefaultParagraphFont"/>
+    <w:link w:val="CommentText"/>
+    <w:uiPriority w:val="99"/>
+    <w:rsid w:val="00AE7876"/>
+    <w:rPr>
+      <w:rFonts w:ascii="Arial" w:eastAsia="Arial" w:hAnsi="Arial" w:cs="Arial"/>
+      <w:sz w:val="20"/>
+      <w:szCs w:val="20"/>
+    </w:rPr>
+  </w:style>
+  <w:style w:type="paragraph" w:styleId="CommentSubject">
+    <w:name w:val="annotation subject"/>
+    <w:basedOn w:val="CommentText"/>
+    <w:next w:val="CommentText"/>
+    <w:link w:val="CommentSubjectChar"/>
+    <w:uiPriority w:val="99"/>
+    <w:semiHidden/>
+    <w:unhideWhenUsed/>
+    <w:rsid w:val="00AE7876"/>
+    <w:rPr>
+      <w:b/>
+      <w:bCs/>
+    </w:rPr>
+  </w:style>
+  <w:style w:type="character" w:customStyle="1" w:styleId="CommentSubjectChar">
+    <w:name w:val="Comment Subject Char"/>
+    <w:basedOn w:val="CommentTextChar"/>
+    <w:link w:val="CommentSubject"/>
+    <w:uiPriority w:val="99"/>
+    <w:semiHidden/>
+    <w:rsid w:val="00AE7876"/>
+    <w:rPr>
+      <w:rFonts w:ascii="Arial" w:eastAsia="Arial" w:hAnsi="Arial" w:cs="Arial"/>
+      <w:b/>
+      <w:bCs/>
+      <w:sz w:val="20"/>
+      <w:szCs w:val="20"/>
+    </w:rPr>
+  </w:style>
+  <w:style w:type="paragraph" w:customStyle="1" w:styleId="XML">
+    <w:name w:val="XML"/>
+    <w:basedOn w:val="BodyText"/>
+    <w:qFormat/>
+    <w:rsid w:val="00970A89"/>
+    <w:rPr>
+      <w:rFonts w:ascii="Consolas" w:hAnsi="Consolas"/>
+      <w:sz w:val="18"/>
+      <w:szCs w:val="18"/>
+    </w:rPr>
+  </w:style>
 </w:styles>
 </file>
 
@@ -11637,6 +13594,13 @@
     <w:pitch w:val="variable"/>
     <w:sig w:usb0="E00006FF" w:usb1="420024FF" w:usb2="02000000" w:usb3="00000000" w:csb0="0000019F" w:csb1="00000000"/>
   </w:font>
+  <w:font w:name="Consolas">
+    <w:panose1 w:val="020B0609020204030204"/>
+    <w:charset w:val="00"/>
+    <w:family w:val="modern"/>
+    <w:pitch w:val="fixed"/>
+    <w:sig w:usb0="E00006FF" w:usb1="0000FCFF" w:usb2="00000001" w:usb3="00000000" w:csb0="0000019F" w:csb1="00000000"/>
+  </w:font>
   <w:font w:name="Aptos">
     <w:charset w:val="00"/>
     <w:family w:val="swiss"/>
@@ -11657,6 +13621,7 @@
   <w:view w:val="normal"/>
   <w:revisionView w:insDel="0" w:formatting="0"/>
   <w:defaultTabStop w:val="720"/>
+  <w:hyphenationZone w:val="425"/>
   <w:characterSpacingControl w:val="doNotCompress"/>
   <w:compat>
     <w:useFELayout/>
@@ -11669,6 +13634,8 @@
   </w:compat>
   <w:rsids>
     <w:rsidRoot w:val="005255C2"/>
+    <w:rsid w:val="00113480"/>
+    <w:rsid w:val="001541E3"/>
     <w:rsid w:val="001567E3"/>
     <w:rsid w:val="00293491"/>
     <w:rsid w:val="002A6D0B"/>
@@ -11679,14 +13646,23 @@
     <w:rsid w:val="00433841"/>
     <w:rsid w:val="005255C2"/>
     <w:rsid w:val="005465E1"/>
+    <w:rsid w:val="005A4329"/>
     <w:rsid w:val="00652177"/>
+    <w:rsid w:val="006C273C"/>
+    <w:rsid w:val="006F6FE0"/>
     <w:rsid w:val="008D5594"/>
     <w:rsid w:val="00916D7B"/>
+    <w:rsid w:val="009C3F03"/>
+    <w:rsid w:val="009F352A"/>
     <w:rsid w:val="00A55B8E"/>
     <w:rsid w:val="00A6000F"/>
+    <w:rsid w:val="00AC349B"/>
     <w:rsid w:val="00AC6D20"/>
     <w:rsid w:val="00AE5462"/>
     <w:rsid w:val="00CB1B0A"/>
+    <w:rsid w:val="00D46013"/>
+    <w:rsid w:val="00E22A7B"/>
+    <w:rsid w:val="00EC2F41"/>
     <w:rsid w:val="00F80085"/>
     <w:rsid w:val="00FA1112"/>
     <w:rsid w:val="00FB232C"/>
@@ -12460,27 +14436,6 @@
 </file>
 
 <file path=customXml/item1.xml><?xml version="1.0" encoding="utf-8"?>
-<p:properties xmlns:p="http://schemas.microsoft.com/office/2006/metadata/properties" xmlns:xsi="http://www.w3.org/2001/XMLSchema-instance" xmlns:pc="http://schemas.microsoft.com/office/infopath/2007/PartnerControls">
-  <documentManagement>
-    <_activity xmlns="7e98115e-32c4-49b4-8c47-8e0291a4fa04" xsi:nil="true"/>
-  </documentManagement>
-</p:properties>
-</file>
-
-<file path=customXml/item2.xml><?xml version="1.0" encoding="utf-8"?>
-<b:Sources xmlns:b="http://schemas.openxmlformats.org/officeDocument/2006/bibliography" xmlns="http://schemas.openxmlformats.org/officeDocument/2006/bibliography" SelectedStyle="\APASixthEditionOfficeOnline.xsl" StyleName="APA" Version="6"/>
-</file>
-
-<file path=customXml/item3.xml><?xml version="1.0" encoding="utf-8"?>
-<?mso-contentType ?>
-<FormTemplates xmlns="http://schemas.microsoft.com/sharepoint/v3/contenttype/forms">
-  <Display>DocumentLibraryForm</Display>
-  <Edit>DocumentLibraryForm</Edit>
-  <New>DocumentLibraryForm</New>
-</FormTemplates>
-</file>
-
-<file path=customXml/item4.xml><?xml version="1.0" encoding="utf-8"?>
 <ct:contentTypeSchema xmlns:ct="http://schemas.microsoft.com/office/2006/metadata/contentType" xmlns:ma="http://schemas.microsoft.com/office/2006/metadata/properties/metaAttributes" ct:_="" ma:_="" ma:contentTypeName="Dokument" ma:contentTypeID="0x010100776041F8CE30E747B6CA994F30662BE8" ma:contentTypeVersion="18" ma:contentTypeDescription="Opprett et nytt dokument." ma:contentTypeScope="" ma:versionID="deb1daf185705a241c2caf02fd179627">
   <xsd:schema xmlns:xsd="http://www.w3.org/2001/XMLSchema" xmlns:xs="http://www.w3.org/2001/XMLSchema" xmlns:p="http://schemas.microsoft.com/office/2006/metadata/properties" xmlns:ns3="adbd838b-2ea2-4cb9-9bb2-a01efdf59564" xmlns:ns4="7e98115e-32c4-49b4-8c47-8e0291a4fa04" targetNamespace="http://schemas.microsoft.com/office/2006/metadata/properties" ma:root="true" ma:fieldsID="89945e090dede48e2e383ab088b641cd" ns3:_="" ns4:_="">
     <xsd:import namespace="adbd838b-2ea2-4cb9-9bb2-a01efdf59564"/>
@@ -12733,33 +14688,28 @@
 </ct:contentTypeSchema>
 </file>
 
-<file path=customXml/itemProps1.xml><?xml version="1.0" encoding="utf-8"?>
-<ds:datastoreItem xmlns:ds="http://schemas.openxmlformats.org/officeDocument/2006/customXml" ds:itemID="{DAA0423C-7B97-4E5A-848E-C2FAD5B5B7B0}">
-  <ds:schemaRefs>
-    <ds:schemaRef ds:uri="http://schemas.microsoft.com/office/2006/metadata/properties"/>
-    <ds:schemaRef ds:uri="http://schemas.microsoft.com/office/infopath/2007/PartnerControls"/>
-    <ds:schemaRef ds:uri="7e98115e-32c4-49b4-8c47-8e0291a4fa04"/>
-  </ds:schemaRefs>
-</ds:datastoreItem>
+<file path=customXml/item2.xml><?xml version="1.0" encoding="utf-8"?>
+<p:properties xmlns:p="http://schemas.microsoft.com/office/2006/metadata/properties" xmlns:xsi="http://www.w3.org/2001/XMLSchema-instance" xmlns:pc="http://schemas.microsoft.com/office/infopath/2007/PartnerControls">
+  <documentManagement>
+    <_activity xmlns="7e98115e-32c4-49b4-8c47-8e0291a4fa04" xsi:nil="true"/>
+  </documentManagement>
+</p:properties>
 </file>
 
-<file path=customXml/itemProps2.xml><?xml version="1.0" encoding="utf-8"?>
-<ds:datastoreItem xmlns:ds="http://schemas.openxmlformats.org/officeDocument/2006/customXml" ds:itemID="{23508F25-1CFF-4E55-9938-48AFE50A8977}">
-  <ds:schemaRefs>
-    <ds:schemaRef ds:uri="http://schemas.openxmlformats.org/officeDocument/2006/bibliography"/>
-  </ds:schemaRefs>
-</ds:datastoreItem>
+<file path=customXml/item3.xml><?xml version="1.0" encoding="utf-8"?>
+<b:Sources xmlns:b="http://schemas.openxmlformats.org/officeDocument/2006/bibliography" xmlns="http://schemas.openxmlformats.org/officeDocument/2006/bibliography" SelectedStyle="\APASixthEditionOfficeOnline.xsl" StyleName="APA" Version="6"/>
 </file>
 
-<file path=customXml/itemProps3.xml><?xml version="1.0" encoding="utf-8"?>
-<ds:datastoreItem xmlns:ds="http://schemas.openxmlformats.org/officeDocument/2006/customXml" ds:itemID="{8A44BDE6-684E-4B5B-881D-4E5D5848FCED}">
-  <ds:schemaRefs>
-    <ds:schemaRef ds:uri="http://schemas.microsoft.com/sharepoint/v3/contenttype/forms"/>
-  </ds:schemaRefs>
-</ds:datastoreItem>
+<file path=customXml/item4.xml><?xml version="1.0" encoding="utf-8"?>
+<?mso-contentType ?>
+<FormTemplates xmlns="http://schemas.microsoft.com/sharepoint/v3/contenttype/forms">
+  <Display>DocumentLibraryForm</Display>
+  <Edit>DocumentLibraryForm</Edit>
+  <New>DocumentLibraryForm</New>
+</FormTemplates>
 </file>
 
-<file path=customXml/itemProps4.xml><?xml version="1.0" encoding="utf-8"?>
+<file path=customXml/itemProps1.xml><?xml version="1.0" encoding="utf-8"?>
 <ds:datastoreItem xmlns:ds="http://schemas.openxmlformats.org/officeDocument/2006/customXml" ds:itemID="{1544F244-AEB7-488E-8A0B-2F69E695C909}">
   <ds:schemaRefs>
     <ds:schemaRef ds:uri="http://schemas.microsoft.com/office/2006/metadata/contentType"/>
@@ -12776,4 +14726,30 @@
     <ds:schemaRef ds:uri="http://schemas.microsoft.com/internal/obd"/>
   </ds:schemaRefs>
 </ds:datastoreItem>
+</file>
+
+<file path=customXml/itemProps2.xml><?xml version="1.0" encoding="utf-8"?>
+<ds:datastoreItem xmlns:ds="http://schemas.openxmlformats.org/officeDocument/2006/customXml" ds:itemID="{DAA0423C-7B97-4E5A-848E-C2FAD5B5B7B0}">
+  <ds:schemaRefs>
+    <ds:schemaRef ds:uri="http://schemas.microsoft.com/office/2006/metadata/properties"/>
+    <ds:schemaRef ds:uri="http://schemas.microsoft.com/office/infopath/2007/PartnerControls"/>
+    <ds:schemaRef ds:uri="7e98115e-32c4-49b4-8c47-8e0291a4fa04"/>
+  </ds:schemaRefs>
+</ds:datastoreItem>
+</file>
+
+<file path=customXml/itemProps3.xml><?xml version="1.0" encoding="utf-8"?>
+<ds:datastoreItem xmlns:ds="http://schemas.openxmlformats.org/officeDocument/2006/customXml" ds:itemID="{23508F25-1CFF-4E55-9938-48AFE50A8977}">
+  <ds:schemaRefs>
+    <ds:schemaRef ds:uri="http://schemas.openxmlformats.org/officeDocument/2006/bibliography"/>
+  </ds:schemaRefs>
+</ds:datastoreItem>
+</file>
+
+<file path=customXml/itemProps4.xml><?xml version="1.0" encoding="utf-8"?>
+<ds:datastoreItem xmlns:ds="http://schemas.openxmlformats.org/officeDocument/2006/customXml" ds:itemID="{8A44BDE6-684E-4B5B-881D-4E5D5848FCED}">
+  <ds:schemaRefs>
+    <ds:schemaRef ds:uri="http://schemas.microsoft.com/sharepoint/v3/contenttype/forms"/>
+  </ds:schemaRefs>
+</ds:datastoreItem>
 </file>
--- a/ContinuationProject/DISC_DEXPI_GapAnalysis.docx
+++ b/ContinuationProject/DISC_DEXPI_GapAnalysis.docx
@@ -2549,9 +2549,9 @@
         </w:sectPr>
       </w:pPr>
     </w:p>
-    <w:bookmarkStart w:id="0" w:name="_bookmark0" w:displacedByCustomXml="next"/>
+    <w:bookmarkStart w:id="0" w:name="_bookmark1" w:displacedByCustomXml="next"/>
     <w:bookmarkEnd w:id="0" w:displacedByCustomXml="next"/>
-    <w:bookmarkStart w:id="1" w:name="_bookmark1" w:displacedByCustomXml="next"/>
+    <w:bookmarkStart w:id="1" w:name="_bookmark0" w:displacedByCustomXml="next"/>
     <w:bookmarkEnd w:id="1" w:displacedByCustomXml="next"/>
     <w:sdt>
       <w:sdtPr>
@@ -2584,7 +2584,7 @@
         </w:p>
         <w:p>
           <w:pPr>
-            <w:pStyle w:val="TOC1"/>
+            <w:pStyle w:val="Verzeichnis1"/>
             <w:tabs>
               <w:tab w:val="right" w:leader="dot" w:pos="10390"/>
             </w:tabs>
@@ -2686,7 +2686,7 @@
         </w:p>
         <w:p>
           <w:pPr>
-            <w:pStyle w:val="TOC1"/>
+            <w:pStyle w:val="Verzeichnis1"/>
             <w:tabs>
               <w:tab w:val="right" w:leader="dot" w:pos="10390"/>
             </w:tabs>
@@ -2779,7 +2779,7 @@
         </w:p>
         <w:p>
           <w:pPr>
-            <w:pStyle w:val="TOC1"/>
+            <w:pStyle w:val="Verzeichnis1"/>
             <w:tabs>
               <w:tab w:val="right" w:leader="dot" w:pos="10390"/>
             </w:tabs>
@@ -2872,7 +2872,7 @@
         </w:p>
         <w:p>
           <w:pPr>
-            <w:pStyle w:val="TOC2"/>
+            <w:pStyle w:val="Verzeichnis2"/>
             <w:tabs>
               <w:tab w:val="right" w:leader="dot" w:pos="10390"/>
             </w:tabs>
@@ -2965,7 +2965,7 @@
         </w:p>
         <w:p>
           <w:pPr>
-            <w:pStyle w:val="TOC2"/>
+            <w:pStyle w:val="Verzeichnis2"/>
             <w:tabs>
               <w:tab w:val="right" w:leader="dot" w:pos="10390"/>
             </w:tabs>
@@ -3058,7 +3058,7 @@
         </w:p>
         <w:p>
           <w:pPr>
-            <w:pStyle w:val="TOC2"/>
+            <w:pStyle w:val="Verzeichnis2"/>
             <w:tabs>
               <w:tab w:val="right" w:leader="dot" w:pos="10390"/>
             </w:tabs>
@@ -3151,7 +3151,7 @@
         </w:p>
         <w:p>
           <w:pPr>
-            <w:pStyle w:val="TOC2"/>
+            <w:pStyle w:val="Verzeichnis2"/>
             <w:tabs>
               <w:tab w:val="right" w:leader="dot" w:pos="10390"/>
             </w:tabs>
@@ -3244,7 +3244,7 @@
         </w:p>
         <w:p>
           <w:pPr>
-            <w:pStyle w:val="TOC2"/>
+            <w:pStyle w:val="Verzeichnis2"/>
             <w:tabs>
               <w:tab w:val="right" w:leader="dot" w:pos="10390"/>
             </w:tabs>
@@ -3337,7 +3337,7 @@
         </w:p>
         <w:p>
           <w:pPr>
-            <w:pStyle w:val="TOC2"/>
+            <w:pStyle w:val="Verzeichnis2"/>
             <w:tabs>
               <w:tab w:val="right" w:leader="dot" w:pos="10390"/>
             </w:tabs>
@@ -3430,7 +3430,7 @@
         </w:p>
         <w:p>
           <w:pPr>
-            <w:pStyle w:val="TOC2"/>
+            <w:pStyle w:val="Verzeichnis2"/>
             <w:tabs>
               <w:tab w:val="right" w:leader="dot" w:pos="10390"/>
             </w:tabs>
@@ -3523,7 +3523,7 @@
         </w:p>
         <w:p>
           <w:pPr>
-            <w:pStyle w:val="TOC2"/>
+            <w:pStyle w:val="Verzeichnis2"/>
             <w:tabs>
               <w:tab w:val="right" w:leader="dot" w:pos="10390"/>
             </w:tabs>
@@ -3616,7 +3616,7 @@
         </w:p>
         <w:p>
           <w:pPr>
-            <w:pStyle w:val="TOC2"/>
+            <w:pStyle w:val="Verzeichnis2"/>
             <w:tabs>
               <w:tab w:val="right" w:leader="dot" w:pos="10390"/>
             </w:tabs>
@@ -3709,7 +3709,7 @@
         </w:p>
         <w:p>
           <w:pPr>
-            <w:pStyle w:val="TOC2"/>
+            <w:pStyle w:val="Verzeichnis2"/>
             <w:tabs>
               <w:tab w:val="right" w:leader="dot" w:pos="10390"/>
             </w:tabs>
@@ -3802,7 +3802,7 @@
         </w:p>
         <w:p>
           <w:pPr>
-            <w:pStyle w:val="TOC2"/>
+            <w:pStyle w:val="Verzeichnis2"/>
             <w:tabs>
               <w:tab w:val="right" w:leader="dot" w:pos="10390"/>
             </w:tabs>
@@ -3895,7 +3895,7 @@
         </w:p>
         <w:p>
           <w:pPr>
-            <w:pStyle w:val="TOC2"/>
+            <w:pStyle w:val="Verzeichnis2"/>
             <w:tabs>
               <w:tab w:val="right" w:leader="dot" w:pos="10390"/>
             </w:tabs>
@@ -3988,7 +3988,7 @@
         </w:p>
         <w:p>
           <w:pPr>
-            <w:pStyle w:val="TOC2"/>
+            <w:pStyle w:val="Verzeichnis2"/>
             <w:tabs>
               <w:tab w:val="right" w:leader="dot" w:pos="10390"/>
             </w:tabs>
@@ -4081,7 +4081,7 @@
         </w:p>
         <w:p>
           <w:pPr>
-            <w:pStyle w:val="TOC1"/>
+            <w:pStyle w:val="Verzeichnis1"/>
             <w:tabs>
               <w:tab w:val="right" w:leader="dot" w:pos="10390"/>
             </w:tabs>
@@ -4359,21 +4359,7 @@
               <w:rPr>
                 <w:spacing w:val="-2"/>
               </w:rPr>
-              <w:t xml:space="preserve">between Equinor, AkerBP, Aibel &amp; </w:t>
-            </w:r>
-            <w:proofErr w:type="spellStart"/>
-            <w:r>
-              <w:rPr>
-                <w:spacing w:val="-2"/>
-              </w:rPr>
-              <w:t>AkerSolutions</w:t>
-            </w:r>
-            <w:proofErr w:type="spellEnd"/>
-            <w:r>
-              <w:rPr>
-                <w:spacing w:val="-2"/>
-              </w:rPr>
-              <w:t>.</w:t>
+              <w:t>between Equinor, AkerBP, Aibel &amp; AkerSolutions.</w:t>
             </w:r>
           </w:p>
         </w:tc>
@@ -4754,7 +4740,6 @@
               </w:rPr>
             </w:pPr>
             <w:hyperlink r:id="rId14" w:history="1">
-              <w:proofErr w:type="spellStart"/>
               <w:r>
                 <w:rPr>
                   <w:rStyle w:val="Hyperlink"/>
@@ -4762,7 +4747,6 @@
                 </w:rPr>
                 <w:t>pnb</w:t>
               </w:r>
-              <w:proofErr w:type="spellEnd"/>
             </w:hyperlink>
           </w:p>
         </w:tc>
@@ -4776,13 +4760,8 @@
               <w:spacing w:before="43"/>
               <w:ind w:left="285"/>
             </w:pPr>
-            <w:proofErr w:type="spellStart"/>
-            <w:r>
-              <w:t>pnb</w:t>
-            </w:r>
-            <w:proofErr w:type="spellEnd"/>
-            <w:r>
-              <w:t xml:space="preserve"> </w:t>
+            <w:r>
+              <w:t xml:space="preserve">pnb </w:t>
             </w:r>
             <w:r>
               <w:t>p</w:t>
@@ -4934,7 +4913,7 @@
     </w:p>
     <w:p>
       <w:pPr>
-        <w:pStyle w:val="Heading1"/>
+        <w:pStyle w:val="berschrift1"/>
       </w:pPr>
       <w:bookmarkStart w:id="2" w:name="_Toc206410167"/>
       <w:r>
@@ -4945,7 +4924,7 @@
     </w:p>
     <w:p>
       <w:pPr>
-        <w:pStyle w:val="BodyText"/>
+        <w:pStyle w:val="Textkrper"/>
         <w:rPr>
           <w:rFonts w:ascii="Times New Roman" w:eastAsia="Times New Roman" w:hAnsi="Times New Roman" w:cs="Times New Roman"/>
         </w:rPr>
@@ -4956,7 +4935,7 @@
     </w:p>
     <w:p>
       <w:pPr>
-        <w:pStyle w:val="BodyText"/>
+        <w:pStyle w:val="Textkrper"/>
       </w:pPr>
       <w:r>
         <w:t>Prior to the current DISC DEXPI Continuation Project, the NOAKA DEXPI Project documents most of the requirements for DISC partners to implement DEXPI in a standardized way and addressed several gaps between the DISC requirements and the existing DEXPI specification.</w:t>
@@ -4964,7 +4943,7 @@
     </w:p>
     <w:p>
       <w:pPr>
-        <w:pStyle w:val="BodyText"/>
+        <w:pStyle w:val="Textkrper"/>
       </w:pPr>
       <w:r>
         <w:t>Building on this foundation, the current project aims to close the remaining gaps and address integration challenges between CAD vendors, with the ultimate objective of enabling full round-trip transfers of DEXPI P&amp;IDs. A number of these gaps can only be addressed now that the new DEXPI serialization format is approved, moving away from the Proteus schema. As a result, the solutions developed in this project and presented to the DEXPI content team for integration into the DEXPI model will be serializable exclusively using the new format.</w:t>
@@ -4972,7 +4951,7 @@
     </w:p>
     <w:p>
       <w:pPr>
-        <w:pStyle w:val="BodyText"/>
+        <w:pStyle w:val="Textkrper"/>
       </w:pPr>
       <w:r>
         <w:t>This document outlines the outstanding gaps identifie</w:t>
@@ -4989,7 +4968,7 @@
     </w:p>
     <w:p>
       <w:pPr>
-        <w:pStyle w:val="BodyText"/>
+        <w:pStyle w:val="Textkrper"/>
       </w:pPr>
       <w:r>
         <w:t xml:space="preserve">In the context of this document, ‘gaps’ refer to differences between the NCS P&amp;ID engineering modelling requirements and the DEXPI 2.0 standard, </w:t>
@@ -5003,7 +4982,7 @@
     </w:p>
     <w:p>
       <w:pPr>
-        <w:pStyle w:val="Heading1"/>
+        <w:pStyle w:val="berschrift1"/>
       </w:pPr>
       <w:bookmarkStart w:id="3" w:name="_Toc206410168"/>
       <w:r>
@@ -5013,7 +4992,7 @@
     </w:p>
     <w:p>
       <w:pPr>
-        <w:pStyle w:val="BodyText"/>
+        <w:pStyle w:val="Textkrper"/>
       </w:pPr>
       <w:r>
         <w:t>At the conclusion of the NOAKA/DISC DEXPI project, several engineering elements remained either undocumented in the DISC DEXPI Requirements document and/or unmodelled</w:t>
@@ -5036,7 +5015,7 @@
     </w:p>
     <w:p>
       <w:pPr>
-        <w:pStyle w:val="BodyText"/>
+        <w:pStyle w:val="Textkrper"/>
       </w:pPr>
       <w:r>
         <w:t>Each of these gaps will be addressed in this project and where relevant include in extensions of the blueprint files ma</w:t>
@@ -5050,7 +5029,7 @@
     </w:p>
     <w:p>
       <w:pPr>
-        <w:pStyle w:val="BodyText"/>
+        <w:pStyle w:val="Textkrper"/>
       </w:pPr>
       <w:r>
         <w:t>The blueprint files will be provided in both the old Proteus schema and the new DEXPI XML format where possible.</w:t>
@@ -5058,7 +5037,7 @@
     </w:p>
     <w:p>
       <w:pPr>
-        <w:pStyle w:val="BodyText"/>
+        <w:pStyle w:val="Textkrper"/>
       </w:pPr>
       <w:r>
         <w:t>Some solutions will only be feasible using the new DEXPI 2.0 serialization, where</w:t>
@@ -5078,7 +5057,7 @@
     </w:p>
     <w:p>
       <w:pPr>
-        <w:pStyle w:val="Heading1"/>
+        <w:pStyle w:val="berschrift1"/>
       </w:pPr>
       <w:bookmarkStart w:id="4" w:name="_Toc206410169"/>
       <w:r>
@@ -5088,7 +5067,7 @@
     </w:p>
     <w:p>
       <w:pPr>
-        <w:pStyle w:val="BodyText"/>
+        <w:pStyle w:val="Textkrper"/>
         <w:rPr>
           <w:lang w:val="en-US"/>
         </w:rPr>
@@ -5111,7 +5090,7 @@
     </w:p>
     <w:p>
       <w:pPr>
-        <w:pStyle w:val="Heading2"/>
+        <w:pStyle w:val="berschrift2"/>
       </w:pPr>
       <w:bookmarkStart w:id="5" w:name="_Toc206410170"/>
       <w:r>
@@ -5121,7 +5100,7 @@
     </w:p>
     <w:p>
       <w:pPr>
-        <w:pStyle w:val="BodyText"/>
+        <w:pStyle w:val="Textkrper"/>
       </w:pPr>
       <w:r>
         <w:t xml:space="preserve">In the NOAKA/DISC DEXPI project, a simplified and pragmatic approach </w:t>
@@ -5136,39 +5115,7 @@
         <w:t>adopted</w:t>
       </w:r>
       <w:r>
-        <w:t xml:space="preserve"> for modelling instrumentation and automation elements, avoiding the use of the full DEXPI instrumentation models for </w:t>
-      </w:r>
-      <w:proofErr w:type="spellStart"/>
-      <w:r>
-        <w:t>ProcessSignalGeneratingFunction</w:t>
-      </w:r>
-      <w:proofErr w:type="spellEnd"/>
-      <w:r>
-        <w:t xml:space="preserve"> / </w:t>
-      </w:r>
-      <w:proofErr w:type="spellStart"/>
-      <w:r>
-        <w:t>MeasuringSystem</w:t>
-      </w:r>
-      <w:proofErr w:type="spellEnd"/>
-      <w:r>
-        <w:t xml:space="preserve"> and </w:t>
-      </w:r>
-      <w:proofErr w:type="spellStart"/>
-      <w:r>
-        <w:t>ActuatingElectricalFunction</w:t>
-      </w:r>
-      <w:proofErr w:type="spellEnd"/>
-      <w:r>
-        <w:t xml:space="preserve"> / </w:t>
-      </w:r>
-      <w:proofErr w:type="spellStart"/>
-      <w:r>
-        <w:t>ActuatingElectricalSystem</w:t>
-      </w:r>
-      <w:proofErr w:type="spellEnd"/>
-      <w:r>
-        <w:t xml:space="preserve"> with their associated sub-component class types.</w:t>
+        <w:t xml:space="preserve"> for modelling instrumentation and automation elements, avoiding the use of the full DEXPI instrumentation models for ProcessSignalGeneratingFunction / MeasuringSystem and ActuatingElectricalFunction / ActuatingElectricalSystem with their associated sub-component class types.</w:t>
       </w:r>
       <w:r>
         <w:t xml:space="preserve"> T</w:t>
@@ -5178,20 +5125,12 @@
       </w:r>
       <w:r>
         <w:lastRenderedPageBreak/>
-        <w:t xml:space="preserve">simplified approach classified all elements within these modelling branches under the </w:t>
-      </w:r>
-      <w:proofErr w:type="spellStart"/>
-      <w:r>
-        <w:t>ProcessInstrumentationFunction</w:t>
-      </w:r>
-      <w:proofErr w:type="spellEnd"/>
-      <w:r>
-        <w:t xml:space="preserve"> class type, with differentiation achieved through type attributes.</w:t>
-      </w:r>
-    </w:p>
-    <w:p>
-      <w:pPr>
-        <w:pStyle w:val="BodyText"/>
+        <w:t>simplified approach classified all elements within these modelling branches under the ProcessInstrumentationFunction class type, with differentiation achieved through type attributes.</w:t>
+      </w:r>
+    </w:p>
+    <w:p>
+      <w:pPr>
+        <w:pStyle w:val="Textkrper"/>
         <w:rPr>
           <w:b/>
           <w:bCs/>
@@ -5221,7 +5160,7 @@
     </w:p>
     <w:p>
       <w:pPr>
-        <w:pStyle w:val="BodyText"/>
+        <w:pStyle w:val="Textkrper"/>
       </w:pPr>
       <w:r>
         <w:t xml:space="preserve">During the period between the original DISC DEXPI project and this continuation project, significant effort </w:t>
@@ -5259,7 +5198,7 @@
     </w:p>
     <w:p>
       <w:pPr>
-        <w:pStyle w:val="BodyText"/>
+        <w:pStyle w:val="Textkrper"/>
       </w:pPr>
       <w:r>
         <w:t>Note: The simplified approach is also more easily applied to legacy DEXPI drawing conversion from image or unintelligent CAD tools.</w:t>
@@ -5267,7 +5206,7 @@
     </w:p>
     <w:p>
       <w:pPr>
-        <w:pStyle w:val="BodyText"/>
+        <w:pStyle w:val="Textkrper"/>
       </w:pPr>
       <w:r>
         <w:t>Gap: This ‘gap’ can be considered closed.</w:t>
@@ -5275,7 +5214,7 @@
     </w:p>
     <w:p>
       <w:pPr>
-        <w:pStyle w:val="Heading2"/>
+        <w:pStyle w:val="berschrift2"/>
       </w:pPr>
       <w:bookmarkStart w:id="6" w:name="_Toc206410171"/>
       <w:r>
@@ -5285,7 +5224,7 @@
     </w:p>
     <w:p>
       <w:pPr>
-        <w:pStyle w:val="BodyText"/>
+        <w:pStyle w:val="Textkrper"/>
       </w:pPr>
       <w:r>
         <w:t xml:space="preserve">In the DISC project, a decision </w:t>
@@ -5311,7 +5250,7 @@
     </w:p>
     <w:p>
       <w:pPr>
-        <w:pStyle w:val="BodyText"/>
+        <w:pStyle w:val="Textkrper"/>
       </w:pPr>
       <w:r>
         <w:rPr>
@@ -5361,21 +5300,16 @@
     </w:p>
     <w:p>
       <w:pPr>
-        <w:pStyle w:val="Caption"/>
-      </w:pPr>
-      <w:proofErr w:type="gramStart"/>
-      <w:r>
-        <w:t>Figure :</w:t>
-      </w:r>
-      <w:proofErr w:type="gramEnd"/>
-      <w:r>
-        <w:t xml:space="preserve"> Example of Vessel/Tank Internal Components.</w:t>
+        <w:pStyle w:val="Beschriftung"/>
+      </w:pPr>
+      <w:r>
+        <w:t>Figure : Example of Vessel/Tank Internal Components.</w:t>
       </w:r>
     </w:p>
     <w:p/>
     <w:p>
       <w:pPr>
-        <w:pStyle w:val="BodyText"/>
+        <w:pStyle w:val="Textkrper"/>
       </w:pPr>
       <w:r>
         <w:t>Gap:</w:t>
@@ -5383,7 +5317,7 @@
     </w:p>
     <w:p>
       <w:pPr>
-        <w:pStyle w:val="BodyText"/>
+        <w:pStyle w:val="Textkrper"/>
         <w:numPr>
           <w:ilvl w:val="0"/>
           <w:numId w:val="20"/>
@@ -5395,24 +5329,19 @@
     </w:p>
     <w:p>
       <w:pPr>
-        <w:pStyle w:val="BodyText"/>
+        <w:pStyle w:val="Textkrper"/>
         <w:numPr>
           <w:ilvl w:val="0"/>
           <w:numId w:val="20"/>
         </w:numPr>
       </w:pPr>
-      <w:proofErr w:type="gramStart"/>
-      <w:r>
-        <w:t>.Include</w:t>
-      </w:r>
-      <w:proofErr w:type="gramEnd"/>
-      <w:r>
-        <w:t xml:space="preserve"> updates in DISC DEXPI Requirements document</w:t>
-      </w:r>
-    </w:p>
-    <w:p>
-      <w:pPr>
-        <w:pStyle w:val="BodyText"/>
+      <w:r>
+        <w:t>.Include updates in DISC DEXPI Requirements document</w:t>
+      </w:r>
+    </w:p>
+    <w:p>
+      <w:pPr>
+        <w:pStyle w:val="Textkrper"/>
         <w:numPr>
           <w:ilvl w:val="0"/>
           <w:numId w:val="20"/>
@@ -5425,7 +5354,7 @@
     </w:p>
     <w:p>
       <w:pPr>
-        <w:pStyle w:val="BodyText"/>
+        <w:pStyle w:val="Textkrper"/>
         <w:numPr>
           <w:ilvl w:val="0"/>
           <w:numId w:val="20"/>
@@ -5437,7 +5366,7 @@
     </w:p>
     <w:p>
       <w:pPr>
-        <w:pStyle w:val="Heading2"/>
+        <w:pStyle w:val="berschrift2"/>
       </w:pPr>
       <w:bookmarkStart w:id="7" w:name="_Toc206410172"/>
       <w:r>
@@ -5447,7 +5376,7 @@
     </w:p>
     <w:p>
       <w:pPr>
-        <w:pStyle w:val="BodyText"/>
+        <w:pStyle w:val="Textkrper"/>
       </w:pPr>
       <w:r>
         <w:t xml:space="preserve">Annotations (Note) class DISC proposal is part of the DEXPI standard but has not been </w:t>
@@ -5461,7 +5390,7 @@
     </w:p>
     <w:p>
       <w:pPr>
-        <w:pStyle w:val="BodyText"/>
+        <w:pStyle w:val="Textkrper"/>
       </w:pPr>
       <w:r>
         <w:t>This class supports note reference, text and association to other DEXPI conceptual objects.</w:t>
@@ -5469,7 +5398,7 @@
     </w:p>
     <w:p>
       <w:pPr>
-        <w:pStyle w:val="BodyText"/>
+        <w:pStyle w:val="Textkrper"/>
         <w:keepNext/>
       </w:pPr>
       <w:r>
@@ -5529,20 +5458,15 @@
     </w:p>
     <w:p>
       <w:pPr>
-        <w:pStyle w:val="Caption"/>
-      </w:pPr>
-      <w:proofErr w:type="gramStart"/>
-      <w:r>
-        <w:t>Figure :</w:t>
-      </w:r>
-      <w:proofErr w:type="gramEnd"/>
-      <w:r>
-        <w:t xml:space="preserve"> DEXPI Note class</w:t>
-      </w:r>
-    </w:p>
-    <w:p>
-      <w:pPr>
-        <w:pStyle w:val="BodyText"/>
+        <w:pStyle w:val="Beschriftung"/>
+      </w:pPr>
+      <w:r>
+        <w:t>Figure : DEXPI Note class</w:t>
+      </w:r>
+    </w:p>
+    <w:p>
+      <w:pPr>
+        <w:pStyle w:val="Textkrper"/>
       </w:pPr>
       <w:r>
         <w:t>Gap:</w:t>
@@ -5550,7 +5474,7 @@
     </w:p>
     <w:p>
       <w:pPr>
-        <w:pStyle w:val="BodyText"/>
+        <w:pStyle w:val="Textkrper"/>
         <w:numPr>
           <w:ilvl w:val="0"/>
           <w:numId w:val="20"/>
@@ -5562,7 +5486,7 @@
     </w:p>
     <w:p>
       <w:pPr>
-        <w:pStyle w:val="Heading2"/>
+        <w:pStyle w:val="berschrift2"/>
       </w:pPr>
       <w:bookmarkStart w:id="8" w:name="_Toc206410173"/>
       <w:r>
@@ -5572,7 +5496,7 @@
     </w:p>
     <w:p>
       <w:pPr>
-        <w:pStyle w:val="BodyText"/>
+        <w:pStyle w:val="Textkrper"/>
       </w:pPr>
       <w:r>
         <w:t xml:space="preserve">Mount class DISC proposal </w:t>
@@ -5586,23 +5510,15 @@
     </w:p>
     <w:p>
       <w:pPr>
-        <w:pStyle w:val="BodyText"/>
-      </w:pPr>
-      <w:r>
-        <w:t xml:space="preserve">This class supports the mounting connection between instrument and equipment type and can be assigned as a sensing location for the </w:t>
-      </w:r>
-      <w:proofErr w:type="spellStart"/>
-      <w:r>
-        <w:t>ProcessSignalGeneratingFunction</w:t>
-      </w:r>
-      <w:proofErr w:type="spellEnd"/>
-      <w:r>
-        <w:t>.</w:t>
-      </w:r>
-    </w:p>
-    <w:p>
-      <w:pPr>
-        <w:pStyle w:val="BodyText"/>
+        <w:pStyle w:val="Textkrper"/>
+      </w:pPr>
+      <w:r>
+        <w:t>This class supports the mounting connection between instrument and equipment type and can be assigned as a sensing location for the ProcessSignalGeneratingFunction.</w:t>
+      </w:r>
+    </w:p>
+    <w:p>
+      <w:pPr>
+        <w:pStyle w:val="Textkrper"/>
         <w:keepNext/>
       </w:pPr>
       <w:r>
@@ -5665,20 +5581,15 @@
     </w:p>
     <w:p>
       <w:pPr>
-        <w:pStyle w:val="Caption"/>
-      </w:pPr>
-      <w:proofErr w:type="gramStart"/>
-      <w:r>
-        <w:t>Figure :</w:t>
-      </w:r>
-      <w:proofErr w:type="gramEnd"/>
-      <w:r>
-        <w:t xml:space="preserve"> DEXPI Mount class</w:t>
-      </w:r>
-    </w:p>
-    <w:p>
-      <w:pPr>
-        <w:pStyle w:val="BodyText"/>
+        <w:pStyle w:val="Beschriftung"/>
+      </w:pPr>
+      <w:r>
+        <w:t>Figure : DEXPI Mount class</w:t>
+      </w:r>
+    </w:p>
+    <w:p>
+      <w:pPr>
+        <w:pStyle w:val="Textkrper"/>
       </w:pPr>
       <w:r>
         <w:t>Gap:</w:t>
@@ -5686,7 +5597,7 @@
     </w:p>
     <w:p>
       <w:pPr>
-        <w:pStyle w:val="BodyText"/>
+        <w:pStyle w:val="Textkrper"/>
         <w:numPr>
           <w:ilvl w:val="0"/>
           <w:numId w:val="20"/>
@@ -5698,7 +5609,7 @@
     </w:p>
     <w:p>
       <w:pPr>
-        <w:pStyle w:val="BodyText"/>
+        <w:pStyle w:val="Textkrper"/>
         <w:numPr>
           <w:ilvl w:val="0"/>
           <w:numId w:val="20"/>
@@ -5710,7 +5621,7 @@
     </w:p>
     <w:p>
       <w:pPr>
-        <w:pStyle w:val="BodyText"/>
+        <w:pStyle w:val="Textkrper"/>
         <w:numPr>
           <w:ilvl w:val="0"/>
           <w:numId w:val="20"/>
@@ -5722,7 +5633,7 @@
     </w:p>
     <w:p>
       <w:pPr>
-        <w:pStyle w:val="Heading2"/>
+        <w:pStyle w:val="berschrift2"/>
       </w:pPr>
       <w:bookmarkStart w:id="9" w:name="_Toc206410174"/>
       <w:r>
@@ -5733,7 +5644,7 @@
     </w:p>
     <w:p>
       <w:pPr>
-        <w:pStyle w:val="BodyText"/>
+        <w:pStyle w:val="Textkrper"/>
       </w:pPr>
       <w:r>
         <w:t xml:space="preserve">The following items have been </w:t>
@@ -5829,7 +5740,6 @@
                 <w:lang w:val="en-GB"/>
               </w:rPr>
             </w:pPr>
-            <w:proofErr w:type="spellStart"/>
             <w:r>
               <w:rPr>
                 <w:b/>
@@ -5840,7 +5750,6 @@
               </w:rPr>
               <w:t>ComponentClass</w:t>
             </w:r>
-            <w:proofErr w:type="spellEnd"/>
           </w:p>
         </w:tc>
         <w:tc>
@@ -5871,7 +5780,6 @@
                 <w:lang w:val="en-GB"/>
               </w:rPr>
             </w:pPr>
-            <w:proofErr w:type="spellStart"/>
             <w:r>
               <w:rPr>
                 <w:b/>
@@ -5882,7 +5790,6 @@
               </w:rPr>
               <w:t>ComponentClassURI</w:t>
             </w:r>
-            <w:proofErr w:type="spellEnd"/>
           </w:p>
         </w:tc>
         <w:tc>
@@ -5992,7 +5899,6 @@
                 <w:lang w:val="en-GB"/>
               </w:rPr>
             </w:pPr>
-            <w:proofErr w:type="spellStart"/>
             <w:r>
               <w:rPr>
                 <w:sz w:val="20"/>
@@ -6001,7 +5907,6 @@
               </w:rPr>
               <w:t>BlowerFan</w:t>
             </w:r>
-            <w:proofErr w:type="spellEnd"/>
           </w:p>
         </w:tc>
         <w:tc>
@@ -6145,7 +6050,6 @@
                 <w:lang w:val="en-GB"/>
               </w:rPr>
             </w:pPr>
-            <w:proofErr w:type="spellStart"/>
             <w:r>
               <w:rPr>
                 <w:sz w:val="20"/>
@@ -6154,7 +6058,6 @@
               </w:rPr>
               <w:t>BlowerFan</w:t>
             </w:r>
-            <w:proofErr w:type="spellEnd"/>
           </w:p>
         </w:tc>
         <w:tc>
@@ -6365,39 +6268,7 @@
                 <w:sz w:val="20"/>
                 <w:szCs w:val="20"/>
               </w:rPr>
-              <w:t xml:space="preserve">All the </w:t>
-            </w:r>
-            <w:proofErr w:type="spellStart"/>
-            <w:r>
-              <w:rPr>
-                <w:sz w:val="20"/>
-                <w:szCs w:val="20"/>
-              </w:rPr>
-              <w:t>PressureAbsoluteUnits</w:t>
-            </w:r>
-            <w:proofErr w:type="spellEnd"/>
-            <w:r>
-              <w:rPr>
-                <w:sz w:val="20"/>
-                <w:szCs w:val="20"/>
-              </w:rPr>
-              <w:t xml:space="preserve"> and </w:t>
-            </w:r>
-            <w:proofErr w:type="spellStart"/>
-            <w:r>
-              <w:rPr>
-                <w:sz w:val="20"/>
-                <w:szCs w:val="20"/>
-              </w:rPr>
-              <w:t>PressureGaugeUnits</w:t>
-            </w:r>
-            <w:proofErr w:type="spellEnd"/>
-            <w:r>
-              <w:rPr>
-                <w:sz w:val="20"/>
-                <w:szCs w:val="20"/>
-              </w:rPr>
-              <w:t xml:space="preserve"> have the same name and URI. The ga</w:t>
+              <w:t>All the PressureAbsoluteUnits and PressureGaugeUnits have the same name and URI. The ga</w:t>
             </w:r>
             <w:r>
               <w:rPr>
@@ -6594,7 +6465,7 @@
     </w:p>
     <w:p>
       <w:pPr>
-        <w:pStyle w:val="BodyText"/>
+        <w:pStyle w:val="Textkrper"/>
       </w:pPr>
       <w:r>
         <w:t>Gap:</w:t>
@@ -6602,7 +6473,7 @@
     </w:p>
     <w:p>
       <w:pPr>
-        <w:pStyle w:val="BodyText"/>
+        <w:pStyle w:val="Textkrper"/>
         <w:numPr>
           <w:ilvl w:val="0"/>
           <w:numId w:val="20"/>
@@ -6614,24 +6485,19 @@
     </w:p>
     <w:p>
       <w:pPr>
-        <w:pStyle w:val="BodyText"/>
+        <w:pStyle w:val="Textkrper"/>
         <w:numPr>
           <w:ilvl w:val="0"/>
           <w:numId w:val="20"/>
         </w:numPr>
       </w:pPr>
       <w:r>
-        <w:t>Check and if required raise issue with DEXPI group for UoM usage of bar/</w:t>
-      </w:r>
-      <w:proofErr w:type="spellStart"/>
-      <w:r>
-        <w:t>barg</w:t>
-      </w:r>
-      <w:proofErr w:type="spellEnd"/>
-    </w:p>
-    <w:p>
-      <w:pPr>
-        <w:pStyle w:val="Heading2"/>
+        <w:t>Check and if required raise issue with DEXPI group for UoM usage of bar/barg</w:t>
+      </w:r>
+    </w:p>
+    <w:p>
+      <w:pPr>
+        <w:pStyle w:val="berschrift2"/>
       </w:pPr>
       <w:bookmarkStart w:id="10" w:name="_Toc206410175"/>
       <w:r>
@@ -6641,7 +6507,7 @@
     </w:p>
     <w:p>
       <w:pPr>
-        <w:pStyle w:val="BodyText"/>
+        <w:pStyle w:val="Textkrper"/>
       </w:pPr>
       <w:r>
         <w:t xml:space="preserve">Current DEXPI conceptual model and serialization do not support the transfer of signal lines that run across multiple P&amp;IDs. In these cases, the current standard requires the use of ‘dummy’ elements to ensure the correct compositional topology in the transfer file – </w:t>
@@ -6655,7 +6521,7 @@
     </w:p>
     <w:p>
       <w:pPr>
-        <w:pStyle w:val="BodyText"/>
+        <w:pStyle w:val="Textkrper"/>
       </w:pPr>
       <w:r>
         <w:t>Gap:</w:t>
@@ -6663,7 +6529,7 @@
     </w:p>
     <w:p>
       <w:pPr>
-        <w:pStyle w:val="BodyText"/>
+        <w:pStyle w:val="Textkrper"/>
         <w:numPr>
           <w:ilvl w:val="0"/>
           <w:numId w:val="20"/>
@@ -6675,7 +6541,7 @@
     </w:p>
     <w:p>
       <w:pPr>
-        <w:pStyle w:val="BodyText"/>
+        <w:pStyle w:val="Textkrper"/>
         <w:numPr>
           <w:ilvl w:val="0"/>
           <w:numId w:val="20"/>
@@ -6687,7 +6553,7 @@
     </w:p>
     <w:p>
       <w:pPr>
-        <w:pStyle w:val="BodyText"/>
+        <w:pStyle w:val="Textkrper"/>
         <w:numPr>
           <w:ilvl w:val="0"/>
           <w:numId w:val="20"/>
@@ -6699,7 +6565,7 @@
     </w:p>
     <w:p>
       <w:pPr>
-        <w:pStyle w:val="BodyText"/>
+        <w:pStyle w:val="Textkrper"/>
         <w:numPr>
           <w:ilvl w:val="0"/>
           <w:numId w:val="20"/>
@@ -6711,7 +6577,7 @@
     </w:p>
     <w:p>
       <w:pPr>
-        <w:pStyle w:val="BodyText"/>
+        <w:pStyle w:val="Textkrper"/>
         <w:numPr>
           <w:ilvl w:val="0"/>
           <w:numId w:val="20"/>
@@ -6723,7 +6589,7 @@
     </w:p>
     <w:p>
       <w:pPr>
-        <w:pStyle w:val="Heading2"/>
+        <w:pStyle w:val="berschrift2"/>
       </w:pPr>
       <w:bookmarkStart w:id="11" w:name="_Toc206410176"/>
       <w:r>
@@ -6733,7 +6599,7 @@
     </w:p>
     <w:p>
       <w:pPr>
-        <w:pStyle w:val="BodyText"/>
+        <w:pStyle w:val="Textkrper"/>
       </w:pPr>
       <w:r>
         <w:t>Battery Limits define the boundary between plant owner responsibility and external entity responsibility. Tie-In Points defines the boundary between new and existing systems, defining the scope of a project.</w:t>
@@ -6741,7 +6607,7 @@
     </w:p>
     <w:p>
       <w:pPr>
-        <w:pStyle w:val="BodyText"/>
+        <w:pStyle w:val="Textkrper"/>
       </w:pPr>
       <w:r>
         <w:t xml:space="preserve">Transfer of Battery Limits and Tie-In Points is </w:t>
@@ -6755,7 +6621,7 @@
     </w:p>
     <w:p>
       <w:pPr>
-        <w:pStyle w:val="BodyText"/>
+        <w:pStyle w:val="Textkrper"/>
       </w:pPr>
       <w:r>
         <w:lastRenderedPageBreak/>
@@ -6764,7 +6630,7 @@
     </w:p>
     <w:p>
       <w:pPr>
-        <w:pStyle w:val="BodyText"/>
+        <w:pStyle w:val="Textkrper"/>
         <w:numPr>
           <w:ilvl w:val="0"/>
           <w:numId w:val="20"/>
@@ -6776,7 +6642,7 @@
     </w:p>
     <w:p>
       <w:pPr>
-        <w:pStyle w:val="BodyText"/>
+        <w:pStyle w:val="Textkrper"/>
         <w:numPr>
           <w:ilvl w:val="0"/>
           <w:numId w:val="20"/>
@@ -6788,7 +6654,7 @@
     </w:p>
     <w:p>
       <w:pPr>
-        <w:pStyle w:val="BodyText"/>
+        <w:pStyle w:val="Textkrper"/>
         <w:numPr>
           <w:ilvl w:val="0"/>
           <w:numId w:val="20"/>
@@ -6800,7 +6666,7 @@
     </w:p>
     <w:p>
       <w:pPr>
-        <w:pStyle w:val="BodyText"/>
+        <w:pStyle w:val="Textkrper"/>
         <w:numPr>
           <w:ilvl w:val="0"/>
           <w:numId w:val="20"/>
@@ -6812,7 +6678,7 @@
     </w:p>
     <w:p>
       <w:pPr>
-        <w:pStyle w:val="BodyText"/>
+        <w:pStyle w:val="Textkrper"/>
         <w:numPr>
           <w:ilvl w:val="0"/>
           <w:numId w:val="20"/>
@@ -6824,38 +6690,20 @@
     </w:p>
     <w:p>
       <w:pPr>
-        <w:pStyle w:val="Heading2"/>
+        <w:pStyle w:val="berschrift2"/>
       </w:pPr>
       <w:bookmarkStart w:id="12" w:name="_Toc206410177"/>
-      <w:proofErr w:type="spellStart"/>
-      <w:r>
-        <w:t>ProcessSafetyFunction</w:t>
-      </w:r>
-      <w:proofErr w:type="spellEnd"/>
-      <w:r>
-        <w:t xml:space="preserve"> Subtype</w:t>
+      <w:r>
+        <w:t>ProcessSafetyFunction Subtype</w:t>
       </w:r>
       <w:bookmarkEnd w:id="12"/>
     </w:p>
     <w:p>
       <w:pPr>
-        <w:pStyle w:val="BodyText"/>
-      </w:pPr>
-      <w:proofErr w:type="spellStart"/>
-      <w:r>
-        <w:t>ProcessSafetyFunction</w:t>
-      </w:r>
-      <w:proofErr w:type="spellEnd"/>
-      <w:r>
-        <w:t xml:space="preserve"> as a discrete subtype of </w:t>
-      </w:r>
-      <w:proofErr w:type="spellStart"/>
-      <w:r>
-        <w:t>ProcessInstrumentationFunction</w:t>
-      </w:r>
-      <w:proofErr w:type="spellEnd"/>
-      <w:r>
-        <w:t xml:space="preserve"> allows for improved modelling for safety critical elements directly from the DEXPI file/model</w:t>
+        <w:pStyle w:val="Textkrper"/>
+      </w:pPr>
+      <w:r>
+        <w:t>ProcessSafetyFunction as a discrete subtype of ProcessInstrumentationFunction allows for improved modelling for safety critical elements directly from the DEXPI file/model</w:t>
       </w:r>
       <w:r>
         <w:t>. The expectation is that this new subtype shall be identified as a separate class type.</w:t>
@@ -6863,7 +6711,7 @@
     </w:p>
     <w:p>
       <w:pPr>
-        <w:pStyle w:val="BodyText"/>
+        <w:pStyle w:val="Textkrper"/>
         <w:numPr>
           <w:ilvl w:val="0"/>
           <w:numId w:val="20"/>
@@ -6875,7 +6723,7 @@
     </w:p>
     <w:p>
       <w:pPr>
-        <w:pStyle w:val="BodyText"/>
+        <w:pStyle w:val="Textkrper"/>
         <w:numPr>
           <w:ilvl w:val="0"/>
           <w:numId w:val="20"/>
@@ -6887,7 +6735,7 @@
     </w:p>
     <w:p>
       <w:pPr>
-        <w:pStyle w:val="BodyText"/>
+        <w:pStyle w:val="Textkrper"/>
         <w:numPr>
           <w:ilvl w:val="0"/>
           <w:numId w:val="20"/>
@@ -6899,7 +6747,7 @@
     </w:p>
     <w:p>
       <w:pPr>
-        <w:pStyle w:val="BodyText"/>
+        <w:pStyle w:val="Textkrper"/>
         <w:numPr>
           <w:ilvl w:val="0"/>
           <w:numId w:val="20"/>
@@ -6911,7 +6759,7 @@
     </w:p>
     <w:p>
       <w:pPr>
-        <w:pStyle w:val="Heading2"/>
+        <w:pStyle w:val="berschrift2"/>
       </w:pPr>
       <w:bookmarkStart w:id="13" w:name="_Toc206410178"/>
       <w:r>
@@ -6921,37 +6769,21 @@
     </w:p>
     <w:p>
       <w:pPr>
-        <w:pStyle w:val="BodyText"/>
-      </w:pPr>
-      <w:r>
-        <w:t xml:space="preserve">Electrical Line additional type to support the electrical lines that are drafted on NCS P&amp;IDs. Within the current DISC DEXPI requirements/profile definition these are modelled as </w:t>
-      </w:r>
-      <w:proofErr w:type="spellStart"/>
-      <w:r>
-        <w:t>SignalConveryingFunction</w:t>
-      </w:r>
-      <w:proofErr w:type="spellEnd"/>
-      <w:r>
-        <w:t xml:space="preserve"> type. The expectation is that these electrical lines shall be </w:t>
+        <w:pStyle w:val="Textkrper"/>
+      </w:pPr>
+      <w:r>
+        <w:t xml:space="preserve">Electrical Line additional type to support the electrical lines that are drafted on NCS P&amp;IDs. Within the current DISC DEXPI requirements/profile definition these are modelled as SignalConveryingFunction type. The expectation is that these electrical lines shall be </w:t>
       </w:r>
       <w:r>
         <w:t xml:space="preserve">identified </w:t>
       </w:r>
       <w:r>
-        <w:t xml:space="preserve">as a separate class type e.g. </w:t>
-      </w:r>
-      <w:proofErr w:type="spellStart"/>
-      <w:r>
-        <w:t>ElectricalLineFunction</w:t>
-      </w:r>
-      <w:proofErr w:type="spellEnd"/>
-      <w:r>
-        <w:t>.</w:t>
-      </w:r>
-    </w:p>
-    <w:p>
-      <w:pPr>
-        <w:pStyle w:val="BodyText"/>
+        <w:t>as a separate class type e.g. ElectricalLineFunction.</w:t>
+      </w:r>
+    </w:p>
+    <w:p>
+      <w:pPr>
+        <w:pStyle w:val="Textkrper"/>
         <w:keepNext/>
       </w:pPr>
       <w:r>
@@ -6997,20 +6829,15 @@
     </w:p>
     <w:p>
       <w:pPr>
-        <w:pStyle w:val="Caption"/>
-      </w:pPr>
-      <w:proofErr w:type="gramStart"/>
-      <w:r>
-        <w:t>Figure :</w:t>
-      </w:r>
-      <w:proofErr w:type="gramEnd"/>
-      <w:r>
-        <w:t xml:space="preserve"> Example of electrical line between MCC and pump</w:t>
-      </w:r>
-    </w:p>
-    <w:p>
-      <w:pPr>
-        <w:pStyle w:val="BodyText"/>
+        <w:pStyle w:val="Beschriftung"/>
+      </w:pPr>
+      <w:r>
+        <w:t>Figure : Example of electrical line between MCC and pump</w:t>
+      </w:r>
+    </w:p>
+    <w:p>
+      <w:pPr>
+        <w:pStyle w:val="Textkrper"/>
       </w:pPr>
       <w:r>
         <w:t>Gap:</w:t>
@@ -7018,7 +6845,7 @@
     </w:p>
     <w:p>
       <w:pPr>
-        <w:pStyle w:val="BodyText"/>
+        <w:pStyle w:val="Textkrper"/>
         <w:numPr>
           <w:ilvl w:val="0"/>
           <w:numId w:val="20"/>
@@ -7030,7 +6857,7 @@
     </w:p>
     <w:p>
       <w:pPr>
-        <w:pStyle w:val="BodyText"/>
+        <w:pStyle w:val="Textkrper"/>
         <w:numPr>
           <w:ilvl w:val="0"/>
           <w:numId w:val="20"/>
@@ -7042,7 +6869,7 @@
     </w:p>
     <w:p>
       <w:pPr>
-        <w:pStyle w:val="BodyText"/>
+        <w:pStyle w:val="Textkrper"/>
         <w:numPr>
           <w:ilvl w:val="0"/>
           <w:numId w:val="20"/>
@@ -7054,7 +6881,7 @@
     </w:p>
     <w:p>
       <w:pPr>
-        <w:pStyle w:val="BodyText"/>
+        <w:pStyle w:val="Textkrper"/>
         <w:numPr>
           <w:ilvl w:val="0"/>
           <w:numId w:val="20"/>
@@ -7067,7 +6894,7 @@
     </w:p>
     <w:p>
       <w:pPr>
-        <w:pStyle w:val="BodyText"/>
+        <w:pStyle w:val="Textkrper"/>
         <w:numPr>
           <w:ilvl w:val="0"/>
           <w:numId w:val="20"/>
@@ -7079,7 +6906,7 @@
     </w:p>
     <w:p>
       <w:pPr>
-        <w:pStyle w:val="Heading2"/>
+        <w:pStyle w:val="berschrift2"/>
       </w:pPr>
       <w:bookmarkStart w:id="14" w:name="_Toc206410179"/>
       <w:r>
@@ -7089,7 +6916,7 @@
     </w:p>
     <w:p>
       <w:pPr>
-        <w:pStyle w:val="BodyText"/>
+        <w:pStyle w:val="Textkrper"/>
       </w:pPr>
       <w:r>
         <w:t xml:space="preserve">Clamp-on measuring elements are measuring instruments that are fitted externally to the pipe using clamp-on mounting. These measuring devices are not in-line as they are not in direct contact with the process fluid, however, they are often drafted as in-line elements. The current DISC DEXPI requirements models these elements as in-line. </w:t>
@@ -7109,7 +6936,7 @@
     </w:p>
     <w:p>
       <w:pPr>
-        <w:pStyle w:val="BodyText"/>
+        <w:pStyle w:val="Textkrper"/>
       </w:pPr>
       <w:r>
         <w:t>Gap:</w:t>
@@ -7117,7 +6944,7 @@
     </w:p>
     <w:p>
       <w:pPr>
-        <w:pStyle w:val="BodyText"/>
+        <w:pStyle w:val="Textkrper"/>
         <w:numPr>
           <w:ilvl w:val="0"/>
           <w:numId w:val="20"/>
@@ -7129,7 +6956,7 @@
     </w:p>
     <w:p>
       <w:pPr>
-        <w:pStyle w:val="BodyText"/>
+        <w:pStyle w:val="Textkrper"/>
         <w:numPr>
           <w:ilvl w:val="0"/>
           <w:numId w:val="20"/>
@@ -7141,7 +6968,7 @@
     </w:p>
     <w:p>
       <w:pPr>
-        <w:pStyle w:val="BodyText"/>
+        <w:pStyle w:val="Textkrper"/>
         <w:numPr>
           <w:ilvl w:val="0"/>
           <w:numId w:val="20"/>
@@ -7153,7 +6980,7 @@
     </w:p>
     <w:p>
       <w:pPr>
-        <w:pStyle w:val="BodyText"/>
+        <w:pStyle w:val="Textkrper"/>
         <w:numPr>
           <w:ilvl w:val="0"/>
           <w:numId w:val="20"/>
@@ -7165,7 +6992,7 @@
     </w:p>
     <w:p>
       <w:pPr>
-        <w:pStyle w:val="BodyText"/>
+        <w:pStyle w:val="Textkrper"/>
         <w:numPr>
           <w:ilvl w:val="0"/>
           <w:numId w:val="20"/>
@@ -7177,7 +7004,7 @@
     </w:p>
     <w:p>
       <w:pPr>
-        <w:pStyle w:val="Heading2"/>
+        <w:pStyle w:val="berschrift2"/>
       </w:pPr>
       <w:bookmarkStart w:id="15" w:name="_Toc206410180"/>
       <w:r>
@@ -7187,7 +7014,7 @@
     </w:p>
     <w:p>
       <w:pPr>
-        <w:pStyle w:val="BodyText"/>
+        <w:pStyle w:val="Textkrper"/>
       </w:pPr>
       <w:r>
         <w:t>Update symbol machine readable files to ensure correct information is ma</w:t>
@@ -7204,7 +7031,7 @@
     </w:p>
     <w:p>
       <w:pPr>
-        <w:pStyle w:val="BodyText"/>
+        <w:pStyle w:val="Textkrper"/>
       </w:pPr>
       <w:r>
         <w:t>Gap:</w:t>
@@ -7212,7 +7039,7 @@
     </w:p>
     <w:p>
       <w:pPr>
-        <w:pStyle w:val="BodyText"/>
+        <w:pStyle w:val="Textkrper"/>
         <w:numPr>
           <w:ilvl w:val="0"/>
           <w:numId w:val="20"/>
@@ -7224,7 +7051,7 @@
     </w:p>
     <w:p>
       <w:pPr>
-        <w:pStyle w:val="BodyText"/>
+        <w:pStyle w:val="Textkrper"/>
         <w:numPr>
           <w:ilvl w:val="1"/>
           <w:numId w:val="20"/>
@@ -7236,7 +7063,7 @@
     </w:p>
     <w:p>
       <w:pPr>
-        <w:pStyle w:val="BodyText"/>
+        <w:pStyle w:val="Textkrper"/>
         <w:numPr>
           <w:ilvl w:val="1"/>
           <w:numId w:val="20"/>
@@ -7248,7 +7075,7 @@
     </w:p>
     <w:p>
       <w:pPr>
-        <w:pStyle w:val="BodyText"/>
+        <w:pStyle w:val="Textkrper"/>
         <w:numPr>
           <w:ilvl w:val="0"/>
           <w:numId w:val="20"/>
@@ -7260,7 +7087,7 @@
     </w:p>
     <w:p>
       <w:pPr>
-        <w:pStyle w:val="Heading2"/>
+        <w:pStyle w:val="berschrift2"/>
       </w:pPr>
       <w:bookmarkStart w:id="16" w:name="_Toc206410181"/>
       <w:r>
@@ -7270,7 +7097,7 @@
     </w:p>
     <w:p>
       <w:pPr>
-        <w:pStyle w:val="BodyText"/>
+        <w:pStyle w:val="Textkrper"/>
       </w:pPr>
       <w:r>
         <w:t>A small number of name changes are introduced in DEXPI 2.0 that impact the DISC DEXPI requirement documentation.</w:t>
@@ -7278,7 +7105,7 @@
     </w:p>
     <w:p>
       <w:pPr>
-        <w:pStyle w:val="BodyText"/>
+        <w:pStyle w:val="Textkrper"/>
       </w:pPr>
       <w:r>
         <w:t>Gap:</w:t>
@@ -7286,7 +7113,7 @@
     </w:p>
     <w:p>
       <w:pPr>
-        <w:pStyle w:val="BodyText"/>
+        <w:pStyle w:val="Textkrper"/>
         <w:numPr>
           <w:ilvl w:val="0"/>
           <w:numId w:val="20"/>
@@ -7298,7 +7125,7 @@
     </w:p>
     <w:p>
       <w:pPr>
-        <w:pStyle w:val="BodyText"/>
+        <w:pStyle w:val="Textkrper"/>
         <w:numPr>
           <w:ilvl w:val="0"/>
           <w:numId w:val="20"/>
@@ -7310,7 +7137,7 @@
     </w:p>
     <w:p>
       <w:pPr>
-        <w:pStyle w:val="Heading2"/>
+        <w:pStyle w:val="berschrift2"/>
       </w:pPr>
       <w:bookmarkStart w:id="17" w:name="_Toc206410182"/>
       <w:r>
@@ -7320,22 +7147,14 @@
     </w:p>
     <w:p>
       <w:pPr>
-        <w:pStyle w:val="BodyText"/>
+        <w:pStyle w:val="Textkrper"/>
       </w:pPr>
       <w:r>
         <w:lastRenderedPageBreak/>
         <w:t xml:space="preserve">The machine-readable profile </w:t>
       </w:r>
       <w:r>
-        <w:t>(</w:t>
-      </w:r>
-      <w:proofErr w:type="spellStart"/>
-      <w:r>
-        <w:t>DiscProfile</w:t>
-      </w:r>
-      <w:proofErr w:type="spellEnd"/>
-      <w:r>
-        <w:t xml:space="preserve"> RC 1.xml) </w:t>
+        <w:t xml:space="preserve">(DiscProfile RC 1.xml) </w:t>
       </w:r>
       <w:r>
         <w:t>provides easy access to the content of the various sources (Excel file with several tables</w:t>
@@ -7344,15 +7163,7 @@
         <w:t>;</w:t>
       </w:r>
       <w:r>
-        <w:t xml:space="preserve"> </w:t>
-      </w:r>
-      <w:proofErr w:type="spellStart"/>
-      <w:r>
-        <w:t>Drawio</w:t>
-      </w:r>
-      <w:proofErr w:type="spellEnd"/>
-      <w:r>
-        <w:t xml:space="preserve"> and SVG files) that describe the DISC DEXPI Profile. While in principle machine readable, the so-far existing files provide only </w:t>
+        <w:t xml:space="preserve"> Drawio and SVG files) that describe the DISC DEXPI Profile. While in principle machine readable, the so-far existing files provide only </w:t>
       </w:r>
       <w:r>
         <w:t>cumbersome</w:t>
@@ -7369,7 +7180,7 @@
     </w:p>
     <w:p>
       <w:pPr>
-        <w:pStyle w:val="BodyText"/>
+        <w:pStyle w:val="Textkrper"/>
       </w:pPr>
       <w:r>
         <w:t xml:space="preserve">From a formal point of view, the DISC DEXPI Profile </w:t>
@@ -7377,7 +7188,7 @@
     </w:p>
     <w:p>
       <w:pPr>
-        <w:pStyle w:val="BodyText"/>
+        <w:pStyle w:val="Textkrper"/>
         <w:numPr>
           <w:ilvl w:val="0"/>
           <w:numId w:val="23"/>
@@ -7389,7 +7200,7 @@
     </w:p>
     <w:p>
       <w:pPr>
-        <w:pStyle w:val="BodyText"/>
+        <w:pStyle w:val="Textkrper"/>
         <w:numPr>
           <w:ilvl w:val="0"/>
           <w:numId w:val="23"/>
@@ -7413,7 +7224,7 @@
     </w:p>
     <w:p>
       <w:pPr>
-        <w:pStyle w:val="BodyText"/>
+        <w:pStyle w:val="Textkrper"/>
       </w:pPr>
       <w:r>
         <w:t xml:space="preserve">The new DEXPI 2.0 Exchange Format (DEXPI XML) has been designed to support </w:t>
@@ -7422,23 +7233,7 @@
         <w:t xml:space="preserve">[1] </w:t>
       </w:r>
       <w:r>
-        <w:t xml:space="preserve">extensions </w:t>
-      </w:r>
-      <w:proofErr w:type="gramStart"/>
-      <w:r>
-        <w:t>For</w:t>
-      </w:r>
-      <w:proofErr w:type="gramEnd"/>
-      <w:r>
-        <w:t xml:space="preserve"> example, the following excerpt from </w:t>
-      </w:r>
-      <w:proofErr w:type="spellStart"/>
-      <w:r>
-        <w:t>DiscProfile</w:t>
-      </w:r>
-      <w:proofErr w:type="spellEnd"/>
-      <w:r>
-        <w:t xml:space="preserve"> RC 1.xml shows the definition of a new class type:</w:t>
+        <w:t>extensions For example, the following excerpt from DiscProfile RC 1.xml shows the definition of a new class type:</w:t>
       </w:r>
     </w:p>
     <w:p>
@@ -7446,61 +7241,13 @@
         <w:pStyle w:val="XML"/>
       </w:pPr>
       <w:r>
-        <w:t>&lt;</w:t>
-      </w:r>
-      <w:proofErr w:type="spellStart"/>
-      <w:r>
-        <w:t>ConcreteClass</w:t>
-      </w:r>
-      <w:proofErr w:type="spellEnd"/>
-      <w:r>
-        <w:t xml:space="preserve"> name="</w:t>
-      </w:r>
-      <w:proofErr w:type="spellStart"/>
-      <w:r>
-        <w:t>AcousticNoiceReducer</w:t>
-      </w:r>
-      <w:proofErr w:type="spellEnd"/>
-      <w:r>
-        <w:t xml:space="preserve">" </w:t>
-      </w:r>
-      <w:proofErr w:type="spellStart"/>
-      <w:r>
-        <w:t>superTypes</w:t>
-      </w:r>
-      <w:proofErr w:type="spellEnd"/>
-      <w:r>
-        <w:t>="Plant/</w:t>
-      </w:r>
-      <w:proofErr w:type="spellStart"/>
-      <w:r>
-        <w:t>Piping.PipingComponent</w:t>
-      </w:r>
-      <w:proofErr w:type="spellEnd"/>
-      <w:r>
-        <w:t>"&gt;</w:t>
+        <w:t>&lt;ConcreteClass name="AcousticNoiceReducer" superTypes="Plant/Piping.PipingComponent"&gt;</w:t>
       </w:r>
       <w:r>
         <w:br/>
       </w:r>
       <w:r>
-        <w:t xml:space="preserve">  &lt;Data property="</w:t>
-      </w:r>
-      <w:proofErr w:type="spellStart"/>
-      <w:r>
-        <w:t>DexpiMeta</w:t>
-      </w:r>
-      <w:proofErr w:type="spellEnd"/>
-      <w:r>
-        <w:t>/</w:t>
-      </w:r>
-      <w:proofErr w:type="spellStart"/>
-      <w:r>
-        <w:t>rdl_uri</w:t>
-      </w:r>
-      <w:proofErr w:type="spellEnd"/>
-      <w:r>
-        <w:t>"&gt;</w:t>
+        <w:t xml:space="preserve">  &lt;Data property="DexpiMeta/rdl_uri"&gt;</w:t>
       </w:r>
       <w:r>
         <w:br/>
@@ -7518,23 +7265,7 @@
         <w:br/>
       </w:r>
       <w:r>
-        <w:t xml:space="preserve">  &lt;Data property="</w:t>
-      </w:r>
-      <w:proofErr w:type="spellStart"/>
-      <w:r>
-        <w:t>DexpiMeta</w:t>
-      </w:r>
-      <w:proofErr w:type="spellEnd"/>
-      <w:r>
-        <w:t>/</w:t>
-      </w:r>
-      <w:proofErr w:type="spellStart"/>
-      <w:r>
-        <w:t>rdl_label</w:t>
-      </w:r>
-      <w:proofErr w:type="spellEnd"/>
-      <w:r>
-        <w:t>"&gt;</w:t>
+        <w:t xml:space="preserve">  &lt;Data property="DexpiMeta/rdl_label"&gt;</w:t>
       </w:r>
       <w:r>
         <w:br/>
@@ -7552,20 +7283,12 @@
         <w:br/>
       </w:r>
       <w:r>
-        <w:t>&lt;/</w:t>
-      </w:r>
-      <w:proofErr w:type="spellStart"/>
-      <w:r>
-        <w:t>ConcreteClass</w:t>
-      </w:r>
-      <w:proofErr w:type="spellEnd"/>
-      <w:r>
-        <w:t>&gt;</w:t>
-      </w:r>
-    </w:p>
-    <w:p>
-      <w:pPr>
-        <w:pStyle w:val="BodyText"/>
+        <w:t>&lt;/ConcreteClass&gt;</w:t>
+      </w:r>
+    </w:p>
+    <w:p>
+      <w:pPr>
+        <w:pStyle w:val="Textkrper"/>
       </w:pPr>
       <w:r>
         <w:t xml:space="preserve">Another excerpt demonstrates the extension </w:t>
@@ -7577,15 +7300,7 @@
         <w:t xml:space="preserve">the existing DEXPI class </w:t>
       </w:r>
       <w:r>
-        <w:t xml:space="preserve">Equipment with a property called </w:t>
-      </w:r>
-      <w:proofErr w:type="spellStart"/>
-      <w:r>
-        <w:t>ObjectDisplayName</w:t>
-      </w:r>
-      <w:proofErr w:type="spellEnd"/>
-      <w:r>
-        <w:t xml:space="preserve"> of type String or Undefined:</w:t>
+        <w:t>Equipment with a property called ObjectDisplayName of type String or Undefined:</w:t>
       </w:r>
     </w:p>
     <w:p>
@@ -7593,159 +7308,31 @@
         <w:pStyle w:val="XML"/>
       </w:pPr>
       <w:r>
-        <w:t>&lt;</w:t>
-      </w:r>
-      <w:proofErr w:type="spellStart"/>
-      <w:r>
-        <w:t>ClassExtension</w:t>
-      </w:r>
-      <w:proofErr w:type="spellEnd"/>
-      <w:r>
-        <w:t xml:space="preserve"> name="</w:t>
-      </w:r>
-      <w:proofErr w:type="spellStart"/>
-      <w:r>
-        <w:t>EquipmentExtension</w:t>
-      </w:r>
-      <w:proofErr w:type="spellEnd"/>
-      <w:r>
-        <w:t xml:space="preserve">" </w:t>
-      </w:r>
-      <w:proofErr w:type="spellStart"/>
-      <w:r>
-        <w:t>baseType</w:t>
-      </w:r>
-      <w:proofErr w:type="spellEnd"/>
-      <w:r>
-        <w:t>="Plant/</w:t>
-      </w:r>
-      <w:proofErr w:type="spellStart"/>
-      <w:r>
-        <w:t>Equipment.Equipment</w:t>
-      </w:r>
-      <w:proofErr w:type="spellEnd"/>
-      <w:r>
-        <w:t>"&gt;</w:t>
+        <w:t>&lt;ClassExtension name="EquipmentExtension" baseType="Plant/Equipment.Equipment"&gt;</w:t>
       </w:r>
       <w:r>
         <w:br/>
-        <w:t xml:space="preserve">  &lt;</w:t>
-      </w:r>
-      <w:proofErr w:type="spellStart"/>
-      <w:r>
-        <w:t>DataProperty</w:t>
-      </w:r>
-      <w:proofErr w:type="spellEnd"/>
-      <w:r>
-        <w:t xml:space="preserve"> name="</w:t>
-      </w:r>
-      <w:proofErr w:type="spellStart"/>
-      <w:r>
-        <w:t>ObjectDisplayName</w:t>
-      </w:r>
-      <w:proofErr w:type="spellEnd"/>
-      <w:r>
-        <w:t xml:space="preserve">" </w:t>
-      </w:r>
-      <w:proofErr w:type="spellStart"/>
-      <w:r>
-        <w:t>isOrdered</w:t>
-      </w:r>
-      <w:proofErr w:type="spellEnd"/>
-      <w:r>
-        <w:t xml:space="preserve">="false" </w:t>
-      </w:r>
-      <w:proofErr w:type="spellStart"/>
-      <w:r>
-        <w:t>isUnique</w:t>
-      </w:r>
-      <w:proofErr w:type="spellEnd"/>
-      <w:r>
-        <w:t>="false" lower="0" upper="1"&gt;</w:t>
+        <w:t xml:space="preserve">  &lt;DataProperty name="ObjectDisplayName" isOrdered="false" isUnique="false" lower="0" upper="1"&gt;</w:t>
       </w:r>
       <w:r>
         <w:br/>
-        <w:t xml:space="preserve">    &lt;</w:t>
-      </w:r>
-      <w:proofErr w:type="spellStart"/>
-      <w:r>
-        <w:t>UnionDataType</w:t>
-      </w:r>
-      <w:proofErr w:type="spellEnd"/>
-      <w:r>
-        <w:t>&gt;</w:t>
+        <w:t xml:space="preserve">    &lt;UnionDataType&gt;</w:t>
       </w:r>
       <w:r>
         <w:br/>
-        <w:t xml:space="preserve">      &lt;</w:t>
-      </w:r>
-      <w:proofErr w:type="spellStart"/>
-      <w:r>
-        <w:t>DataTypeReference</w:t>
-      </w:r>
-      <w:proofErr w:type="spellEnd"/>
-      <w:r>
-        <w:t xml:space="preserve"> type="</w:t>
-      </w:r>
-      <w:proofErr w:type="spellStart"/>
-      <w:r>
-        <w:t>Builtin</w:t>
-      </w:r>
-      <w:proofErr w:type="spellEnd"/>
-      <w:r>
-        <w:t>/Undefined"/&gt;</w:t>
+        <w:t xml:space="preserve">      &lt;DataTypeReference type="Builtin/Undefined"/&gt;</w:t>
       </w:r>
       <w:r>
         <w:br/>
-        <w:t xml:space="preserve">      &lt;</w:t>
-      </w:r>
-      <w:proofErr w:type="spellStart"/>
-      <w:r>
-        <w:t>DataTypeReference</w:t>
-      </w:r>
-      <w:proofErr w:type="spellEnd"/>
-      <w:r>
-        <w:t xml:space="preserve"> type="</w:t>
-      </w:r>
-      <w:proofErr w:type="spellStart"/>
-      <w:r>
-        <w:t>Builtin</w:t>
-      </w:r>
-      <w:proofErr w:type="spellEnd"/>
-      <w:r>
-        <w:t>/String"/&gt;</w:t>
+        <w:t xml:space="preserve">      &lt;DataTypeReference type="Builtin/String"/&gt;</w:t>
       </w:r>
       <w:r>
         <w:br/>
-        <w:t xml:space="preserve">    &lt;/</w:t>
-      </w:r>
-      <w:proofErr w:type="spellStart"/>
-      <w:r>
-        <w:t>UnionDataType</w:t>
-      </w:r>
-      <w:proofErr w:type="spellEnd"/>
-      <w:r>
-        <w:t>&gt;</w:t>
+        <w:t xml:space="preserve">    &lt;/UnionDataType&gt;</w:t>
       </w:r>
       <w:r>
         <w:br/>
-        <w:t xml:space="preserve">    &lt;Data property="</w:t>
-      </w:r>
-      <w:proofErr w:type="spellStart"/>
-      <w:r>
-        <w:t>DexpiMeta</w:t>
-      </w:r>
-      <w:proofErr w:type="spellEnd"/>
-      <w:r>
-        <w:t>/</w:t>
-      </w:r>
-      <w:proofErr w:type="spellStart"/>
-      <w:r>
-        <w:t>rdl_uri</w:t>
-      </w:r>
-      <w:proofErr w:type="spellEnd"/>
-      <w:r>
-        <w:t>"&gt;</w:t>
+        <w:t xml:space="preserve">    &lt;Data property="DexpiMeta/rdl_uri"&gt;</w:t>
       </w:r>
       <w:r>
         <w:br/>
@@ -7757,23 +7344,7 @@
       </w:r>
       <w:r>
         <w:br/>
-        <w:t xml:space="preserve">    &lt;Data property="</w:t>
-      </w:r>
-      <w:proofErr w:type="spellStart"/>
-      <w:r>
-        <w:t>DexpiMeta</w:t>
-      </w:r>
-      <w:proofErr w:type="spellEnd"/>
-      <w:r>
-        <w:t>/</w:t>
-      </w:r>
-      <w:proofErr w:type="spellStart"/>
-      <w:r>
-        <w:t>rdl_label</w:t>
-      </w:r>
-      <w:proofErr w:type="spellEnd"/>
-      <w:r>
-        <w:t>"&gt;</w:t>
+        <w:t xml:space="preserve">    &lt;Data property="DexpiMeta/rdl_label"&gt;</w:t>
       </w:r>
       <w:r>
         <w:br/>
@@ -7785,15 +7356,7 @@
       </w:r>
       <w:r>
         <w:br/>
-        <w:t xml:space="preserve">  &lt;/</w:t>
-      </w:r>
-      <w:proofErr w:type="spellStart"/>
-      <w:r>
-        <w:t>DataProperty</w:t>
-      </w:r>
-      <w:proofErr w:type="spellEnd"/>
-      <w:r>
-        <w:t>&gt;</w:t>
+        <w:t xml:space="preserve">  &lt;/DataProperty&gt;</w:t>
       </w:r>
       <w:r>
         <w:br/>
@@ -7801,20 +7364,12 @@
       </w:r>
       <w:r>
         <w:br/>
-        <w:t>&lt;</w:t>
-      </w:r>
-      <w:proofErr w:type="spellStart"/>
-      <w:r>
-        <w:t>ClassExtension</w:t>
-      </w:r>
-      <w:proofErr w:type="spellEnd"/>
-      <w:r>
-        <w:t>&gt;</w:t>
-      </w:r>
-    </w:p>
-    <w:p>
-      <w:pPr>
-        <w:pStyle w:val="BodyText"/>
+        <w:t>&lt;ClassExtension&gt;</w:t>
+      </w:r>
+    </w:p>
+    <w:p>
+      <w:pPr>
+        <w:pStyle w:val="Textkrper"/>
       </w:pPr>
       <w:r>
         <w:t xml:space="preserve">DEXPI does not yet provide a canonical solution for [2] constraints. To this end, a proposal for a suitable DEXPI extension (Profile RC 1.xml, work in progress) is required. The current version of this extension supports the definition of </w:t>
@@ -7831,29 +7386,16 @@
     </w:p>
     <w:p>
       <w:pPr>
-        <w:pStyle w:val="BodyText"/>
+        <w:pStyle w:val="Textkrper"/>
       </w:pPr>
       <w:r>
         <w:t xml:space="preserve">The following excerpt defines DISC symbol ND0004 for </w:t>
       </w:r>
-      <w:proofErr w:type="spellStart"/>
       <w:r>
         <w:t>DoubleBlockAndBleedValve</w:t>
       </w:r>
       <w:r>
-        <w:t>s</w:t>
-      </w:r>
-      <w:proofErr w:type="spellEnd"/>
-      <w:r>
-        <w:t xml:space="preserve">. The symbol exists in two variants, depending on the </w:t>
-      </w:r>
-      <w:proofErr w:type="spellStart"/>
-      <w:r>
-        <w:t>ValvePosition</w:t>
-      </w:r>
-      <w:proofErr w:type="spellEnd"/>
-      <w:r>
-        <w:t>:</w:t>
+        <w:t>s. The symbol exists in two variants, depending on the ValvePosition:</w:t>
       </w:r>
     </w:p>
     <w:p>
@@ -7869,15 +7411,7 @@
       </w:r>
       <w:r>
         <w:br/>
-        <w:t xml:space="preserve">    &lt;Object name="ND0004_0" type="Profile/</w:t>
-      </w:r>
-      <w:proofErr w:type="spellStart"/>
-      <w:r>
-        <w:t>SymbolVariant</w:t>
-      </w:r>
-      <w:proofErr w:type="spellEnd"/>
-      <w:r>
-        <w:t>"&gt;</w:t>
+        <w:t xml:space="preserve">    &lt;Object name="ND0004_0" type="Profile/SymbolVariant"&gt;</w:t>
       </w:r>
       <w:r>
         <w:br/>
@@ -7888,15 +7422,7 @@
       </w:r>
       <w:r>
         <w:br/>
-        <w:t xml:space="preserve">        &lt;Object type="Core/</w:t>
-      </w:r>
-      <w:proofErr w:type="spellStart"/>
-      <w:r>
-        <w:t>Diagram.PolyLine</w:t>
-      </w:r>
-      <w:proofErr w:type="spellEnd"/>
-      <w:r>
-        <w:t>"&gt;...&lt;/Object&gt;</w:t>
+        <w:t xml:space="preserve">        &lt;Object type="Core/Diagram.PolyLine"&gt;...&lt;/Object&gt;</w:t>
       </w:r>
       <w:r>
         <w:br/>
@@ -7916,15 +7442,7 @@
       </w:r>
       <w:r>
         <w:br/>
-        <w:t xml:space="preserve">    &lt;Object name="ND0004_1" type="Profile/</w:t>
-      </w:r>
-      <w:proofErr w:type="spellStart"/>
-      <w:r>
-        <w:t>SymbolVariant</w:t>
-      </w:r>
-      <w:proofErr w:type="spellEnd"/>
-      <w:r>
-        <w:t>"&gt;</w:t>
+        <w:t xml:space="preserve">    &lt;Object name="ND0004_1" type="Profile/SymbolVariant"&gt;</w:t>
       </w:r>
       <w:r>
         <w:br/>
@@ -7932,15 +7450,7 @@
       </w:r>
       <w:r>
         <w:br/>
-        <w:t xml:space="preserve">        &lt;String&gt;</w:t>
-      </w:r>
-      <w:proofErr w:type="spellStart"/>
-      <w:r>
-        <w:t>ValvePosition</w:t>
-      </w:r>
-      <w:proofErr w:type="spellEnd"/>
-      <w:r>
-        <w:t xml:space="preserve"> = 'NC'&lt;/String&gt;</w:t>
+        <w:t xml:space="preserve">        &lt;String&gt;ValvePosition = 'NC'&lt;/String&gt;</w:t>
       </w:r>
       <w:r>
         <w:br/>
@@ -7952,15 +7462,7 @@
       </w:r>
       <w:r>
         <w:br/>
-        <w:t xml:space="preserve">        &lt;Object type="Core/</w:t>
-      </w:r>
-      <w:proofErr w:type="spellStart"/>
-      <w:r>
-        <w:t>Diagram.PolyLine</w:t>
-      </w:r>
-      <w:proofErr w:type="spellEnd"/>
-      <w:r>
-        <w:t>"&gt;...&lt;/Object&gt;</w:t>
+        <w:t xml:space="preserve">        &lt;Object type="Core/Diagram.PolyLine"&gt;...&lt;/Object&gt;</w:t>
       </w:r>
       <w:r>
         <w:br/>
@@ -7984,15 +7486,7 @@
       </w:r>
       <w:r>
         <w:br/>
-        <w:t xml:space="preserve">  &lt;Data property="</w:t>
-      </w:r>
-      <w:proofErr w:type="spellStart"/>
-      <w:r>
-        <w:t>DexpiMeta</w:t>
-      </w:r>
-      <w:proofErr w:type="spellEnd"/>
-      <w:r>
-        <w:t>/usage"&gt;</w:t>
+        <w:t xml:space="preserve">  &lt;Data property="DexpiMeta/usage"&gt;</w:t>
       </w:r>
       <w:r>
         <w:br/>
@@ -8009,18 +7503,10 @@
     </w:p>
     <w:p>
       <w:pPr>
-        <w:pStyle w:val="BodyText"/>
-      </w:pPr>
-      <w:r>
-        <w:t xml:space="preserve">Further work will include the remaining information from the Excel, </w:t>
-      </w:r>
-      <w:proofErr w:type="spellStart"/>
-      <w:r>
-        <w:t>Drawio</w:t>
-      </w:r>
-      <w:proofErr w:type="spellEnd"/>
-      <w:r>
-        <w:t xml:space="preserve">, and </w:t>
+        <w:pStyle w:val="Textkrper"/>
+      </w:pPr>
+      <w:r>
+        <w:t xml:space="preserve">Further work will include the remaining information from the Excel, Drawio, and </w:t>
       </w:r>
       <w:r>
         <w:t>SVG</w:t>
@@ -8031,7 +7517,7 @@
     </w:p>
     <w:p>
       <w:pPr>
-        <w:pStyle w:val="BodyText"/>
+        <w:pStyle w:val="Textkrper"/>
         <w:numPr>
           <w:ilvl w:val="0"/>
           <w:numId w:val="24"/>
@@ -8043,7 +7529,7 @@
     </w:p>
     <w:p>
       <w:pPr>
-        <w:pStyle w:val="BodyText"/>
+        <w:pStyle w:val="Textkrper"/>
         <w:numPr>
           <w:ilvl w:val="0"/>
           <w:numId w:val="24"/>
@@ -8055,7 +7541,7 @@
     </w:p>
     <w:p>
       <w:pPr>
-        <w:pStyle w:val="BodyText"/>
+        <w:pStyle w:val="Textkrper"/>
         <w:numPr>
           <w:ilvl w:val="0"/>
           <w:numId w:val="24"/>
@@ -8067,7 +7553,7 @@
     </w:p>
     <w:p>
       <w:pPr>
-        <w:pStyle w:val="BodyText"/>
+        <w:pStyle w:val="Textkrper"/>
       </w:pPr>
       <w:r>
         <w:t>For validation and demonstration of the machine-readable profile, a</w:t>
@@ -8099,7 +7585,7 @@
     </w:p>
     <w:p>
       <w:pPr>
-        <w:pStyle w:val="BodyText"/>
+        <w:pStyle w:val="Textkrper"/>
         <w:numPr>
           <w:ilvl w:val="0"/>
           <w:numId w:val="25"/>
@@ -8108,11 +7594,9 @@
       <w:r>
         <w:t xml:space="preserve">New DISC class: </w:t>
       </w:r>
-      <w:proofErr w:type="spellStart"/>
       <w:r>
         <w:t>AcousticNoiceReducer</w:t>
       </w:r>
-      <w:proofErr w:type="spellEnd"/>
       <w:r>
         <w:br/>
       </w:r>
@@ -8163,7 +7647,7 @@
     </w:p>
     <w:p>
       <w:pPr>
-        <w:pStyle w:val="BodyText"/>
+        <w:pStyle w:val="Textkrper"/>
         <w:numPr>
           <w:ilvl w:val="0"/>
           <w:numId w:val="25"/>
@@ -8224,7 +7708,7 @@
     </w:p>
     <w:p>
       <w:pPr>
-        <w:pStyle w:val="BodyText"/>
+        <w:pStyle w:val="Textkrper"/>
         <w:numPr>
           <w:ilvl w:val="0"/>
           <w:numId w:val="25"/>
@@ -8283,7 +7767,7 @@
     </w:p>
     <w:p>
       <w:pPr>
-        <w:pStyle w:val="BodyText"/>
+        <w:pStyle w:val="Textkrper"/>
       </w:pPr>
       <w:r>
         <w:t>Gap:</w:t>
@@ -8291,7 +7775,7 @@
     </w:p>
     <w:p>
       <w:pPr>
-        <w:pStyle w:val="BodyText"/>
+        <w:pStyle w:val="Textkrper"/>
         <w:numPr>
           <w:ilvl w:val="0"/>
           <w:numId w:val="26"/>
@@ -8303,31 +7787,343 @@
     </w:p>
     <w:p>
       <w:pPr>
-        <w:pStyle w:val="BodyText"/>
+        <w:pStyle w:val="Textkrper"/>
         <w:numPr>
           <w:ilvl w:val="0"/>
           <w:numId w:val="26"/>
         </w:numPr>
       </w:pPr>
       <w:r>
-        <w:t xml:space="preserve">Extraction of remaining information from the Excel, </w:t>
-      </w:r>
-      <w:proofErr w:type="spellStart"/>
-      <w:r>
-        <w:t>Drawio</w:t>
-      </w:r>
-      <w:proofErr w:type="spellEnd"/>
-      <w:r>
-        <w:t xml:space="preserve">, and SVG sources and inclusion in </w:t>
-      </w:r>
-      <w:proofErr w:type="spellStart"/>
-      <w:r>
-        <w:t>DiscProfile</w:t>
-      </w:r>
-      <w:proofErr w:type="spellEnd"/>
-      <w:r>
-        <w:t xml:space="preserve"> RC 1</w:t>
-      </w:r>
+        <w:t>Extraction of remaining information from the Excel, Drawio, and SVG sources and inclusion in DiscProfile RC 1</w:t>
+      </w:r>
+    </w:p>
+    <w:p>
+      <w:pPr>
+        <w:pStyle w:val="berschrift2"/>
+        <w:rPr>
+          <w:ins w:id="18" w:author="Manfred Theißen" w:date="2025-08-18T17:39:00Z" w16du:dateUtc="2025-08-18T15:39:00Z"/>
+        </w:rPr>
+      </w:pPr>
+      <w:ins w:id="19" w:author="Manfred Theißen" w:date="2025-08-18T17:39:00Z" w16du:dateUtc="2025-08-18T15:39:00Z">
+        <w:r>
+          <w:t>Blueprint Files</w:t>
+        </w:r>
+      </w:ins>
+    </w:p>
+    <w:p>
+      <w:pPr>
+        <w:pStyle w:val="Textkrper"/>
+        <w:rPr>
+          <w:ins w:id="20" w:author="Manfred Theißen" w:date="2025-08-18T17:39:00Z" w16du:dateUtc="2025-08-18T15:39:00Z"/>
+        </w:rPr>
+      </w:pPr>
+      <w:ins w:id="21" w:author="Manfred Theißen" w:date="2025-08-18T17:39:00Z" w16du:dateUtc="2025-08-18T15:39:00Z">
+        <w:r>
+          <w:t>Already in the NOAKA DEXPI Project, a series of blueprint files has been created. Each file is a DEXPI Proteus XML file with a NOAKA-compliant variant of the DEXPI reference P&amp;ID. Within the series of files, small changes, such as the addition of a valve or the removal of an instrument, mimic typical workflows that CAE tools have to support.</w:t>
+        </w:r>
+      </w:ins>
+    </w:p>
+    <w:p>
+      <w:pPr>
+        <w:pStyle w:val="Textkrper"/>
+        <w:rPr>
+          <w:ins w:id="22" w:author="Manfred Theißen" w:date="2025-08-18T17:39:00Z" w16du:dateUtc="2025-08-18T15:39:00Z"/>
+        </w:rPr>
+      </w:pPr>
+      <w:ins w:id="23" w:author="Manfred Theißen" w:date="2025-08-18T17:39:00Z" w16du:dateUtc="2025-08-18T15:39:00Z">
+        <w:r>
+          <w:t>Gap:</w:t>
+        </w:r>
+      </w:ins>
+    </w:p>
+    <w:p>
+      <w:pPr>
+        <w:pStyle w:val="Textkrper"/>
+        <w:numPr>
+          <w:ilvl w:val="0"/>
+          <w:numId w:val="20"/>
+        </w:numPr>
+        <w:rPr>
+          <w:ins w:id="24" w:author="Manfred Theißen" w:date="2025-08-18T17:39:00Z" w16du:dateUtc="2025-08-18T15:39:00Z"/>
+        </w:rPr>
+      </w:pPr>
+      <w:ins w:id="25" w:author="Manfred Theißen" w:date="2025-08-18T17:39:00Z" w16du:dateUtc="2025-08-18T15:39:00Z">
+        <w:r>
+          <w:lastRenderedPageBreak/>
+          <w:t>The existing blueprint files have to be converted to DEXPI 2.0 (new data format; refactoring of “custom” classes and attributes in DEXPI 1.3/1.4 to equivalent DEXPI 2.0 constructs).</w:t>
+        </w:r>
+      </w:ins>
+    </w:p>
+    <w:p>
+      <w:pPr>
+        <w:pStyle w:val="Textkrper"/>
+        <w:numPr>
+          <w:ilvl w:val="0"/>
+          <w:numId w:val="20"/>
+        </w:numPr>
+        <w:rPr>
+          <w:ins w:id="26" w:author="Manfred Theißen" w:date="2025-08-18T17:39:00Z" w16du:dateUtc="2025-08-18T15:39:00Z"/>
+        </w:rPr>
+      </w:pPr>
+      <w:ins w:id="27" w:author="Manfred Theißen" w:date="2025-08-18T17:39:00Z" w16du:dateUtc="2025-08-18T15:39:00Z">
+        <w:r>
+          <w:t>N</w:t>
+        </w:r>
+        <w:r>
+          <w:t>ew blueprint files have to be created that cover some of the new requirements (cf. gaps in domain modeling above).</w:t>
+        </w:r>
+      </w:ins>
+    </w:p>
+    <w:p>
+      <w:pPr>
+        <w:pStyle w:val="berschrift2"/>
+        <w:rPr>
+          <w:ins w:id="28" w:author="Manfred Theißen" w:date="2025-08-18T17:46:00Z" w16du:dateUtc="2025-08-18T15:46:00Z"/>
+        </w:rPr>
+      </w:pPr>
+      <w:ins w:id="29" w:author="Manfred Theißen" w:date="2025-08-18T17:40:00Z" w16du:dateUtc="2025-08-18T15:40:00Z">
+        <w:r>
+          <w:t>Vali</w:t>
+        </w:r>
+      </w:ins>
+      <w:ins w:id="30" w:author="Manfred Theißen" w:date="2025-08-18T17:45:00Z" w16du:dateUtc="2025-08-18T15:45:00Z">
+        <w:r>
+          <w:t>dation Method</w:t>
+        </w:r>
+      </w:ins>
+    </w:p>
+    <w:p>
+      <w:pPr>
+        <w:pStyle w:val="Textkrper"/>
+        <w:rPr>
+          <w:ins w:id="31" w:author="Manfred Theißen" w:date="2025-08-18T17:47:00Z" w16du:dateUtc="2025-08-18T15:47:00Z"/>
+        </w:rPr>
+      </w:pPr>
+      <w:ins w:id="32" w:author="Manfred Theißen" w:date="2025-08-18T17:46:00Z" w16du:dateUtc="2025-08-18T15:46:00Z">
+        <w:r>
+          <w:t>A method for the validation of DEXPI 2.0 files created by the involved CAE tools is required.</w:t>
+        </w:r>
+      </w:ins>
+      <w:ins w:id="33" w:author="Manfred Theißen" w:date="2025-08-18T17:47:00Z" w16du:dateUtc="2025-08-18T15:47:00Z">
+        <w:r>
+          <w:t xml:space="preserve"> Validation should cover</w:t>
+        </w:r>
+      </w:ins>
+    </w:p>
+    <w:p>
+      <w:pPr>
+        <w:pStyle w:val="Textkrper"/>
+        <w:numPr>
+          <w:ilvl w:val="0"/>
+          <w:numId w:val="27"/>
+        </w:numPr>
+        <w:rPr>
+          <w:ins w:id="34" w:author="Manfred Theißen" w:date="2025-08-18T17:48:00Z" w16du:dateUtc="2025-08-18T15:48:00Z"/>
+        </w:rPr>
+      </w:pPr>
+      <w:ins w:id="35" w:author="Manfred Theißen" w:date="2025-08-18T17:49:00Z" w16du:dateUtc="2025-08-18T15:49:00Z">
+        <w:r>
+          <w:t xml:space="preserve">formal </w:t>
+        </w:r>
+      </w:ins>
+      <w:ins w:id="36" w:author="Manfred Theißen" w:date="2025-08-18T17:47:00Z" w16du:dateUtc="2025-08-18T15:47:00Z">
+        <w:r>
+          <w:t>correctness (complia</w:t>
+        </w:r>
+      </w:ins>
+      <w:ins w:id="37" w:author="Manfred Theißen" w:date="2025-08-18T17:48:00Z" w16du:dateUtc="2025-08-18T15:48:00Z">
+        <w:r>
+          <w:t>n</w:t>
+        </w:r>
+      </w:ins>
+      <w:ins w:id="38" w:author="Manfred Theißen" w:date="2025-08-18T17:47:00Z" w16du:dateUtc="2025-08-18T15:47:00Z">
+        <w:r>
+          <w:t>ce with DEXPI XML format</w:t>
+        </w:r>
+      </w:ins>
+      <w:ins w:id="39" w:author="Manfred Theißen" w:date="2025-08-18T17:48:00Z" w16du:dateUtc="2025-08-18T15:48:00Z">
+        <w:r>
+          <w:t>, DEXPI information model, and DISC DEXPI profile) and</w:t>
+        </w:r>
+      </w:ins>
+    </w:p>
+    <w:p>
+      <w:pPr>
+        <w:pStyle w:val="Textkrper"/>
+        <w:numPr>
+          <w:ilvl w:val="0"/>
+          <w:numId w:val="27"/>
+        </w:numPr>
+        <w:rPr>
+          <w:ins w:id="40" w:author="Manfred Theißen" w:date="2025-08-18T17:54:00Z" w16du:dateUtc="2025-08-18T15:54:00Z"/>
+        </w:rPr>
+      </w:pPr>
+      <w:ins w:id="41" w:author="Manfred Theißen" w:date="2025-08-18T17:50:00Z" w16du:dateUtc="2025-08-18T15:50:00Z">
+        <w:r>
+          <w:t xml:space="preserve">correctmess and </w:t>
+        </w:r>
+      </w:ins>
+      <w:ins w:id="42" w:author="Manfred Theißen" w:date="2025-08-18T17:48:00Z" w16du:dateUtc="2025-08-18T15:48:00Z">
+        <w:r>
+          <w:t>completeness</w:t>
+        </w:r>
+      </w:ins>
+      <w:ins w:id="43" w:author="Manfred Theißen" w:date="2025-08-18T17:49:00Z" w16du:dateUtc="2025-08-18T15:49:00Z">
+        <w:r>
+          <w:t xml:space="preserve"> </w:t>
+        </w:r>
+      </w:ins>
+      <w:ins w:id="44" w:author="Manfred Theißen" w:date="2025-08-18T17:50:00Z" w16du:dateUtc="2025-08-18T15:50:00Z">
+        <w:r>
+          <w:t>in terms of content (</w:t>
+        </w:r>
+      </w:ins>
+      <w:ins w:id="45" w:author="Manfred Theißen" w:date="2025-08-18T17:49:00Z" w16du:dateUtc="2025-08-18T15:49:00Z">
+        <w:r>
+          <w:t>e.g.,</w:t>
+        </w:r>
+      </w:ins>
+      <w:ins w:id="46" w:author="Manfred Theißen" w:date="2025-08-18T17:51:00Z" w16du:dateUtc="2025-08-18T15:51:00Z">
+        <w:r>
+          <w:t xml:space="preserve"> while repredocing a blueprint file, the conceptual information (objects and attributes) should be both correct and</w:t>
+        </w:r>
+      </w:ins>
+      <w:ins w:id="47" w:author="Manfred Theißen" w:date="2025-08-18T17:52:00Z" w16du:dateUtc="2025-08-18T15:52:00Z">
+        <w:r>
+          <w:t xml:space="preserve"> complete in a strict sense; for the graphics, certain deviations are admissible provided an engineer per</w:t>
+        </w:r>
+      </w:ins>
+      <w:ins w:id="48" w:author="Manfred Theißen" w:date="2025-08-18T17:53:00Z" w16du:dateUtc="2025-08-18T15:53:00Z">
+        <w:r>
+          <w:t>ceives the diagram as equivalent to the original blueprint’s graphics).</w:t>
+        </w:r>
+      </w:ins>
+    </w:p>
+    <w:p>
+      <w:pPr>
+        <w:pStyle w:val="Textkrper"/>
+        <w:rPr>
+          <w:ins w:id="49" w:author="Manfred Theißen" w:date="2025-08-18T17:54:00Z" w16du:dateUtc="2025-08-18T15:54:00Z"/>
+        </w:rPr>
+      </w:pPr>
+      <w:ins w:id="50" w:author="Manfred Theißen" w:date="2025-08-18T17:54:00Z" w16du:dateUtc="2025-08-18T15:54:00Z">
+        <w:r>
+          <w:t>Gap:</w:t>
+        </w:r>
+      </w:ins>
+    </w:p>
+    <w:p>
+      <w:pPr>
+        <w:pStyle w:val="Textkrper"/>
+        <w:numPr>
+          <w:ilvl w:val="0"/>
+          <w:numId w:val="20"/>
+        </w:numPr>
+        <w:rPr>
+          <w:ins w:id="51" w:author="Manfred Theißen" w:date="2025-08-18T17:55:00Z" w16du:dateUtc="2025-08-18T15:55:00Z"/>
+        </w:rPr>
+      </w:pPr>
+      <w:ins w:id="52" w:author="Manfred Theißen" w:date="2025-08-18T17:54:00Z" w16du:dateUtc="2025-08-18T15:54:00Z">
+        <w:r>
+          <w:t>scoring system</w:t>
+        </w:r>
+      </w:ins>
+    </w:p>
+    <w:p>
+      <w:pPr>
+        <w:pStyle w:val="Textkrper"/>
+        <w:numPr>
+          <w:ilvl w:val="0"/>
+          <w:numId w:val="20"/>
+        </w:numPr>
+        <w:rPr>
+          <w:ins w:id="53" w:author="Manfred Theißen" w:date="2025-08-18T17:54:00Z" w16du:dateUtc="2025-08-18T15:54:00Z"/>
+        </w:rPr>
+      </w:pPr>
+      <w:ins w:id="54" w:author="Manfred Theißen" w:date="2025-08-18T17:55:00Z" w16du:dateUtc="2025-08-18T15:55:00Z">
+        <w:r>
+          <w:t>weighting</w:t>
+        </w:r>
+      </w:ins>
+    </w:p>
+    <w:p>
+      <w:pPr>
+        <w:pStyle w:val="Textkrper"/>
+        <w:rPr>
+          <w:ins w:id="55" w:author="Manfred Theißen" w:date="2025-08-18T17:54:00Z" w16du:dateUtc="2025-08-18T15:54:00Z"/>
+        </w:rPr>
+      </w:pPr>
+    </w:p>
+    <w:p>
+      <w:pPr>
+        <w:pStyle w:val="Textkrper"/>
+        <w:rPr>
+          <w:ins w:id="56" w:author="Manfred Theißen" w:date="2025-08-18T17:48:00Z" w16du:dateUtc="2025-08-18T15:48:00Z"/>
+        </w:rPr>
+        <w:pPrChange w:id="57" w:author="Manfred Theißen" w:date="2025-08-18T17:54:00Z" w16du:dateUtc="2025-08-18T15:54:00Z">
+          <w:pPr>
+            <w:pStyle w:val="Textkrper"/>
+            <w:numPr>
+              <w:numId w:val="27"/>
+            </w:numPr>
+            <w:ind w:left="981" w:hanging="360"/>
+          </w:pPr>
+        </w:pPrChange>
+      </w:pPr>
+    </w:p>
+    <w:p>
+      <w:pPr>
+        <w:pStyle w:val="Textkrper"/>
+        <w:rPr>
+          <w:ins w:id="58" w:author="Manfred Theißen" w:date="2025-08-18T17:48:00Z" w16du:dateUtc="2025-08-18T15:48:00Z"/>
+        </w:rPr>
+        <w:pPrChange w:id="59" w:author="Manfred Theißen" w:date="2025-08-18T17:48:00Z" w16du:dateUtc="2025-08-18T15:48:00Z">
+          <w:pPr>
+            <w:pStyle w:val="Textkrper"/>
+            <w:numPr>
+              <w:numId w:val="27"/>
+            </w:numPr>
+            <w:ind w:left="981" w:hanging="360"/>
+          </w:pPr>
+        </w:pPrChange>
+      </w:pPr>
+    </w:p>
+    <w:p>
+      <w:pPr>
+        <w:pStyle w:val="Textkrper"/>
+        <w:ind w:left="621"/>
+        <w:rPr>
+          <w:ins w:id="60" w:author="Manfred Theißen" w:date="2025-08-18T17:47:00Z" w16du:dateUtc="2025-08-18T15:47:00Z"/>
+        </w:rPr>
+        <w:pPrChange w:id="61" w:author="Manfred Theißen" w:date="2025-08-18T17:48:00Z" w16du:dateUtc="2025-08-18T15:48:00Z">
+          <w:pPr>
+            <w:pStyle w:val="Textkrper"/>
+          </w:pPr>
+        </w:pPrChange>
+      </w:pPr>
+    </w:p>
+    <w:p>
+      <w:pPr>
+        <w:pStyle w:val="Textkrper"/>
+        <w:rPr>
+          <w:ins w:id="62" w:author="Manfred Theißen" w:date="2025-08-18T17:39:00Z" w16du:dateUtc="2025-08-18T15:39:00Z"/>
+        </w:rPr>
+        <w:pPrChange w:id="63" w:author="Manfred Theißen" w:date="2025-08-18T17:46:00Z" w16du:dateUtc="2025-08-18T15:46:00Z">
+          <w:pPr>
+            <w:pStyle w:val="Textkrper"/>
+            <w:numPr>
+              <w:numId w:val="20"/>
+            </w:numPr>
+            <w:ind w:left="981" w:hanging="360"/>
+          </w:pPr>
+        </w:pPrChange>
+      </w:pPr>
+    </w:p>
+    <w:p>
+      <w:pPr>
+        <w:pStyle w:val="Textkrper"/>
+        <w:ind w:left="981"/>
+      </w:pPr>
     </w:p>
     <w:p>
       <w:pPr>
@@ -8345,18 +8141,18 @@
     </w:p>
     <w:p>
       <w:pPr>
-        <w:pStyle w:val="Heading1"/>
-      </w:pPr>
-      <w:bookmarkStart w:id="18" w:name="_Toc206410183"/>
+        <w:pStyle w:val="berschrift1"/>
+      </w:pPr>
+      <w:bookmarkStart w:id="64" w:name="_Toc206410183"/>
       <w:r>
         <w:lastRenderedPageBreak/>
         <w:t>Out-of-Scope Gaps</w:t>
       </w:r>
-      <w:bookmarkEnd w:id="18"/>
-    </w:p>
-    <w:p>
-      <w:pPr>
-        <w:pStyle w:val="BodyText"/>
+      <w:bookmarkEnd w:id="64"/>
+    </w:p>
+    <w:p>
+      <w:pPr>
+        <w:pStyle w:val="Textkrper"/>
         <w:numPr>
           <w:ilvl w:val="1"/>
           <w:numId w:val="2"/>
@@ -8368,7 +8164,7 @@
     </w:p>
     <w:p>
       <w:pPr>
-        <w:pStyle w:val="BodyText"/>
+        <w:pStyle w:val="Textkrper"/>
         <w:numPr>
           <w:ilvl w:val="1"/>
           <w:numId w:val="2"/>
@@ -8380,7 +8176,7 @@
     </w:p>
     <w:p>
       <w:pPr>
-        <w:pStyle w:val="BodyText"/>
+        <w:pStyle w:val="Textkrper"/>
         <w:numPr>
           <w:ilvl w:val="1"/>
           <w:numId w:val="2"/>
@@ -8427,7 +8223,7 @@
 <w:ftr xmlns:wpc="http://schemas.microsoft.com/office/word/2010/wordprocessingCanvas" xmlns:cx="http://schemas.microsoft.com/office/drawing/2014/chartex" xmlns:cx1="http://schemas.microsoft.com/office/drawing/2015/9/8/chartex" xmlns:cx2="http://schemas.microsoft.com/office/drawing/2015/10/21/chartex" xmlns:cx3="http://schemas.microsoft.com/office/drawing/2016/5/9/chartex" xmlns:cx4="http://schemas.microsoft.com/office/drawing/2016/5/10/chartex" xmlns:cx5="http://schemas.microsoft.com/office/drawing/2016/5/11/chartex" xmlns:cx6="http://schemas.microsoft.com/office/drawing/2016/5/12/chartex" xmlns:cx7="http://schemas.microsoft.com/office/drawing/2016/5/13/chartex" xmlns:cx8="http://schemas.microsoft.com/office/drawing/2016/5/14/chartex" xmlns:mc="http://schemas.openxmlformats.org/markup-compatibility/2006" xmlns:aink="http://schemas.microsoft.com/office/drawing/2016/ink" xmlns:am3d="http://schemas.microsoft.com/office/drawing/2017/model3d" xmlns:o="urn:schemas-microsoft-com:office:office" xmlns:oel="http://schemas.microsoft.com/office/2019/extlst" xmlns:r="http://schemas.openxmlformats.org/officeDocument/2006/relationships" xmlns:m="http://schemas.openxmlformats.org/officeDocument/2006/math" xmlns:v="urn:schemas-microsoft-com:vml" xmlns:wp14="http://schemas.microsoft.com/office/word/2010/wordprocessingDrawing" xmlns:wp="http://schemas.openxmlformats.org/drawingml/2006/wordprocessingDrawing" xmlns:w10="urn:schemas-microsoft-com:office:word" xmlns:w="http://schemas.openxmlformats.org/wordprocessingml/2006/main" xmlns:w14="http://schemas.microsoft.com/office/word/2010/wordml" xmlns:w15="http://schemas.microsoft.com/office/word/2012/wordml" xmlns:w16cex="http://schemas.microsoft.com/office/word/2018/wordml/cex" xmlns:w16cid="http://schemas.microsoft.com/office/word/2016/wordml/cid" xmlns:w16="http://schemas.microsoft.com/office/word/2018/wordml" xmlns:w16du="http://schemas.microsoft.com/office/word/2023/wordml/word16du" xmlns:w16sdtdh="http://schemas.microsoft.com/office/word/2020/wordml/sdtdatahash" xmlns:w16sdtfl="http://schemas.microsoft.com/office/word/2024/wordml/sdtformatlock" xmlns:w16se="http://schemas.microsoft.com/office/word/2015/wordml/symex" xmlns:wpg="http://schemas.microsoft.com/office/word/2010/wordprocessingGroup" xmlns:wpi="http://schemas.microsoft.com/office/word/2010/wordprocessingInk" xmlns:wne="http://schemas.microsoft.com/office/word/2006/wordml" xmlns:wps="http://schemas.microsoft.com/office/word/2010/wordprocessingShape" mc:Ignorable="w14 w15 w16se w16cid w16 w16cex w16sdtdh w16sdtfl w16du wp14">
   <w:p>
     <w:pPr>
-      <w:pStyle w:val="BodyText"/>
+      <w:pStyle w:val="Textkrper"/>
       <w:rPr>
         <w:sz w:val="20"/>
       </w:rPr>
@@ -8945,7 +8741,7 @@
   </w:tbl>
   <w:p>
     <w:pPr>
-      <w:pStyle w:val="Header"/>
+      <w:pStyle w:val="Kopfzeile"/>
       <w:rPr>
         <w:sz w:val="24"/>
         <w:szCs w:val="24"/>
@@ -9757,7 +9553,7 @@
     <w:lvl w:ilvl="0">
       <w:start w:val="1"/>
       <w:numFmt w:val="decimal"/>
-      <w:pStyle w:val="Heading1"/>
+      <w:pStyle w:val="berschrift1"/>
       <w:lvlText w:val="%1"/>
       <w:lvlJc w:val="left"/>
       <w:pPr>
@@ -9767,7 +9563,7 @@
     <w:lvl w:ilvl="1">
       <w:start w:val="1"/>
       <w:numFmt w:val="decimal"/>
-      <w:pStyle w:val="Heading2"/>
+      <w:pStyle w:val="berschrift2"/>
       <w:lvlText w:val="%1.%2"/>
       <w:lvlJc w:val="left"/>
       <w:pPr>
@@ -9777,7 +9573,7 @@
     <w:lvl w:ilvl="2">
       <w:start w:val="1"/>
       <w:numFmt w:val="decimal"/>
-      <w:pStyle w:val="Heading3"/>
+      <w:pStyle w:val="berschrift3"/>
       <w:lvlText w:val="%1.%2.%3"/>
       <w:lvlJc w:val="left"/>
       <w:pPr>
@@ -9787,7 +9583,7 @@
     <w:lvl w:ilvl="3">
       <w:start w:val="1"/>
       <w:numFmt w:val="decimal"/>
-      <w:pStyle w:val="Heading4"/>
+      <w:pStyle w:val="berschrift4"/>
       <w:lvlText w:val="%1.%2.%3.%4"/>
       <w:lvlJc w:val="left"/>
       <w:pPr>
@@ -9797,7 +9593,7 @@
     <w:lvl w:ilvl="4">
       <w:start w:val="1"/>
       <w:numFmt w:val="decimal"/>
-      <w:pStyle w:val="Heading5"/>
+      <w:pStyle w:val="berschrift5"/>
       <w:lvlText w:val="%1.%2.%3.%4.%5"/>
       <w:lvlJc w:val="left"/>
       <w:pPr>
@@ -9807,7 +9603,7 @@
     <w:lvl w:ilvl="5">
       <w:start w:val="1"/>
       <w:numFmt w:val="decimal"/>
-      <w:pStyle w:val="Heading6"/>
+      <w:pStyle w:val="berschrift6"/>
       <w:lvlText w:val="%1.%2.%3.%4.%5.%6"/>
       <w:lvlJc w:val="left"/>
       <w:pPr>
@@ -9817,7 +9613,7 @@
     <w:lvl w:ilvl="6">
       <w:start w:val="1"/>
       <w:numFmt w:val="decimal"/>
-      <w:pStyle w:val="Heading7"/>
+      <w:pStyle w:val="berschrift7"/>
       <w:lvlText w:val="%1.%2.%3.%4.%5.%6.%7"/>
       <w:lvlJc w:val="left"/>
       <w:pPr>
@@ -9827,7 +9623,7 @@
     <w:lvl w:ilvl="7">
       <w:start w:val="1"/>
       <w:numFmt w:val="decimal"/>
-      <w:pStyle w:val="Heading8"/>
+      <w:pStyle w:val="berschrift8"/>
       <w:lvlText w:val="%1.%2.%3.%4.%5.%6.%7.%8"/>
       <w:lvlJc w:val="left"/>
       <w:pPr>
@@ -9837,7 +9633,7 @@
     <w:lvl w:ilvl="8">
       <w:start w:val="1"/>
       <w:numFmt w:val="decimal"/>
-      <w:pStyle w:val="Heading9"/>
+      <w:pStyle w:val="berschrift9"/>
       <w:lvlText w:val="%1.%2.%3.%4.%5.%6.%7.%8.%9"/>
       <w:lvlJc w:val="left"/>
       <w:pPr>
@@ -11972,6 +11768,119 @@
       <w:pPr>
         <w:ind w:left="6741" w:hanging="180"/>
       </w:pPr>
+    </w:lvl>
+  </w:abstractNum>
+  <w:abstractNum w:abstractNumId="26" w15:restartNumberingAfterBreak="0">
+    <w:nsid w:val="7EC776E2"/>
+    <w:multiLevelType w:val="hybridMultilevel"/>
+    <w:tmpl w:val="FEBACC74"/>
+    <w:lvl w:ilvl="0" w:tplc="04070001">
+      <w:start w:val="1"/>
+      <w:numFmt w:val="bullet"/>
+      <w:lvlText w:val=""/>
+      <w:lvlJc w:val="left"/>
+      <w:pPr>
+        <w:ind w:left="981" w:hanging="360"/>
+      </w:pPr>
+      <w:rPr>
+        <w:rFonts w:ascii="Symbol" w:hAnsi="Symbol" w:hint="default"/>
+      </w:rPr>
+    </w:lvl>
+    <w:lvl w:ilvl="1" w:tplc="04070003" w:tentative="1">
+      <w:start w:val="1"/>
+      <w:numFmt w:val="bullet"/>
+      <w:lvlText w:val="o"/>
+      <w:lvlJc w:val="left"/>
+      <w:pPr>
+        <w:ind w:left="1701" w:hanging="360"/>
+      </w:pPr>
+      <w:rPr>
+        <w:rFonts w:ascii="Courier New" w:hAnsi="Courier New" w:cs="Courier New" w:hint="default"/>
+      </w:rPr>
+    </w:lvl>
+    <w:lvl w:ilvl="2" w:tplc="04070005" w:tentative="1">
+      <w:start w:val="1"/>
+      <w:numFmt w:val="bullet"/>
+      <w:lvlText w:val=""/>
+      <w:lvlJc w:val="left"/>
+      <w:pPr>
+        <w:ind w:left="2421" w:hanging="360"/>
+      </w:pPr>
+      <w:rPr>
+        <w:rFonts w:ascii="Wingdings" w:hAnsi="Wingdings" w:hint="default"/>
+      </w:rPr>
+    </w:lvl>
+    <w:lvl w:ilvl="3" w:tplc="04070001" w:tentative="1">
+      <w:start w:val="1"/>
+      <w:numFmt w:val="bullet"/>
+      <w:lvlText w:val=""/>
+      <w:lvlJc w:val="left"/>
+      <w:pPr>
+        <w:ind w:left="3141" w:hanging="360"/>
+      </w:pPr>
+      <w:rPr>
+        <w:rFonts w:ascii="Symbol" w:hAnsi="Symbol" w:hint="default"/>
+      </w:rPr>
+    </w:lvl>
+    <w:lvl w:ilvl="4" w:tplc="04070003" w:tentative="1">
+      <w:start w:val="1"/>
+      <w:numFmt w:val="bullet"/>
+      <w:lvlText w:val="o"/>
+      <w:lvlJc w:val="left"/>
+      <w:pPr>
+        <w:ind w:left="3861" w:hanging="360"/>
+      </w:pPr>
+      <w:rPr>
+        <w:rFonts w:ascii="Courier New" w:hAnsi="Courier New" w:cs="Courier New" w:hint="default"/>
+      </w:rPr>
+    </w:lvl>
+    <w:lvl w:ilvl="5" w:tplc="04070005" w:tentative="1">
+      <w:start w:val="1"/>
+      <w:numFmt w:val="bullet"/>
+      <w:lvlText w:val=""/>
+      <w:lvlJc w:val="left"/>
+      <w:pPr>
+        <w:ind w:left="4581" w:hanging="360"/>
+      </w:pPr>
+      <w:rPr>
+        <w:rFonts w:ascii="Wingdings" w:hAnsi="Wingdings" w:hint="default"/>
+      </w:rPr>
+    </w:lvl>
+    <w:lvl w:ilvl="6" w:tplc="04070001" w:tentative="1">
+      <w:start w:val="1"/>
+      <w:numFmt w:val="bullet"/>
+      <w:lvlText w:val=""/>
+      <w:lvlJc w:val="left"/>
+      <w:pPr>
+        <w:ind w:left="5301" w:hanging="360"/>
+      </w:pPr>
+      <w:rPr>
+        <w:rFonts w:ascii="Symbol" w:hAnsi="Symbol" w:hint="default"/>
+      </w:rPr>
+    </w:lvl>
+    <w:lvl w:ilvl="7" w:tplc="04070003" w:tentative="1">
+      <w:start w:val="1"/>
+      <w:numFmt w:val="bullet"/>
+      <w:lvlText w:val="o"/>
+      <w:lvlJc w:val="left"/>
+      <w:pPr>
+        <w:ind w:left="6021" w:hanging="360"/>
+      </w:pPr>
+      <w:rPr>
+        <w:rFonts w:ascii="Courier New" w:hAnsi="Courier New" w:cs="Courier New" w:hint="default"/>
+      </w:rPr>
+    </w:lvl>
+    <w:lvl w:ilvl="8" w:tplc="04070005" w:tentative="1">
+      <w:start w:val="1"/>
+      <w:numFmt w:val="bullet"/>
+      <w:lvlText w:val=""/>
+      <w:lvlJc w:val="left"/>
+      <w:pPr>
+        <w:ind w:left="6741" w:hanging="360"/>
+      </w:pPr>
+      <w:rPr>
+        <w:rFonts w:ascii="Wingdings" w:hAnsi="Wingdings" w:hint="default"/>
+      </w:rPr>
     </w:lvl>
   </w:abstractNum>
   <w:num w:numId="1" w16cid:durableId="474761354">
@@ -12052,8 +11961,19 @@
   <w:num w:numId="26" w16cid:durableId="1443263592">
     <w:abstractNumId w:val="0"/>
   </w:num>
+  <w:num w:numId="27" w16cid:durableId="216161252">
+    <w:abstractNumId w:val="26"/>
+  </w:num>
   <w:numIdMacAtCleanup w:val="13"/>
 </w:numbering>
+</file>
+
+<file path=word/people.xml><?xml version="1.0" encoding="utf-8"?>
+<w15:people xmlns:wpc="http://schemas.microsoft.com/office/word/2010/wordprocessingCanvas" xmlns:cx="http://schemas.microsoft.com/office/drawing/2014/chartex" xmlns:cx1="http://schemas.microsoft.com/office/drawing/2015/9/8/chartex" xmlns:cx2="http://schemas.microsoft.com/office/drawing/2015/10/21/chartex" xmlns:cx3="http://schemas.microsoft.com/office/drawing/2016/5/9/chartex" xmlns:cx4="http://schemas.microsoft.com/office/drawing/2016/5/10/chartex" xmlns:cx5="http://schemas.microsoft.com/office/drawing/2016/5/11/chartex" xmlns:cx6="http://schemas.microsoft.com/office/drawing/2016/5/12/chartex" xmlns:cx7="http://schemas.microsoft.com/office/drawing/2016/5/13/chartex" xmlns:cx8="http://schemas.microsoft.com/office/drawing/2016/5/14/chartex" xmlns:mc="http://schemas.openxmlformats.org/markup-compatibility/2006" xmlns:aink="http://schemas.microsoft.com/office/drawing/2016/ink" xmlns:am3d="http://schemas.microsoft.com/office/drawing/2017/model3d" xmlns:o="urn:schemas-microsoft-com:office:office" xmlns:oel="http://schemas.microsoft.com/office/2019/extlst" xmlns:r="http://schemas.openxmlformats.org/officeDocument/2006/relationships" xmlns:m="http://schemas.openxmlformats.org/officeDocument/2006/math" xmlns:v="urn:schemas-microsoft-com:vml" xmlns:wp14="http://schemas.microsoft.com/office/word/2010/wordprocessingDrawing" xmlns:wp="http://schemas.openxmlformats.org/drawingml/2006/wordprocessingDrawing" xmlns:w10="urn:schemas-microsoft-com:office:word" xmlns:w="http://schemas.openxmlformats.org/wordprocessingml/2006/main" xmlns:w14="http://schemas.microsoft.com/office/word/2010/wordml" xmlns:w15="http://schemas.microsoft.com/office/word/2012/wordml" xmlns:w16cex="http://schemas.microsoft.com/office/word/2018/wordml/cex" xmlns:w16cid="http://schemas.microsoft.com/office/word/2016/wordml/cid" xmlns:w16="http://schemas.microsoft.com/office/word/2018/wordml" xmlns:w16du="http://schemas.microsoft.com/office/word/2023/wordml/word16du" xmlns:w16sdtdh="http://schemas.microsoft.com/office/word/2020/wordml/sdtdatahash" xmlns:w16sdtfl="http://schemas.microsoft.com/office/word/2024/wordml/sdtformatlock" xmlns:w16se="http://schemas.microsoft.com/office/word/2015/wordml/symex" xmlns:wpg="http://schemas.microsoft.com/office/word/2010/wordprocessingGroup" xmlns:wpi="http://schemas.microsoft.com/office/word/2010/wordprocessingInk" xmlns:wne="http://schemas.microsoft.com/office/word/2006/wordml" xmlns:wps="http://schemas.microsoft.com/office/word/2010/wordprocessingShape" mc:Ignorable="w14 w15 w16se w16cid w16 w16cex w16sdtdh w16sdtfl w16du wp14">
+  <w15:person w15:author="Manfred Theißen">
+    <w15:presenceInfo w15:providerId="AD" w15:userId="S::theissen@plants-and-bytes.de::88ce9eb9-76f9-44ba-9a05-beac16cbbdf5"/>
+  </w15:person>
+</w15:people>
 </file>
 
 <file path=word/styles.xml><?xml version="1.0" encoding="utf-8"?>
@@ -12453,16 +12373,16 @@
     <w:lsdException w:name="Unresolved Mention" w:semiHidden="1" w:unhideWhenUsed="1"/>
     <w:lsdException w:name="Smart Link" w:semiHidden="1" w:unhideWhenUsed="1"/>
   </w:latentStyles>
-  <w:style w:type="paragraph" w:default="1" w:styleId="Normal">
+  <w:style w:type="paragraph" w:default="1" w:styleId="Standard">
     <w:name w:val="Normal"/>
     <w:qFormat/>
     <w:rPr>
       <w:rFonts w:ascii="Arial" w:eastAsia="Arial" w:hAnsi="Arial" w:cs="Arial"/>
     </w:rPr>
   </w:style>
-  <w:style w:type="paragraph" w:styleId="Heading1">
+  <w:style w:type="paragraph" w:styleId="berschrift1">
     <w:name w:val="heading 1"/>
-    <w:basedOn w:val="Normal"/>
+    <w:basedOn w:val="Standard"/>
     <w:uiPriority w:val="9"/>
     <w:qFormat/>
     <w:rsid w:val="00B7166D"/>
@@ -12484,9 +12404,9 @@
       <w:szCs w:val="28"/>
     </w:rPr>
   </w:style>
-  <w:style w:type="paragraph" w:styleId="Heading2">
+  <w:style w:type="paragraph" w:styleId="berschrift2">
     <w:name w:val="heading 2"/>
-    <w:basedOn w:val="Normal"/>
+    <w:basedOn w:val="Standard"/>
     <w:uiPriority w:val="9"/>
     <w:unhideWhenUsed/>
     <w:qFormat/>
@@ -12509,9 +12429,9 @@
       <w:szCs w:val="24"/>
     </w:rPr>
   </w:style>
-  <w:style w:type="paragraph" w:styleId="Heading3">
+  <w:style w:type="paragraph" w:styleId="berschrift3">
     <w:name w:val="heading 3"/>
-    <w:basedOn w:val="Normal"/>
+    <w:basedOn w:val="Standard"/>
     <w:uiPriority w:val="9"/>
     <w:unhideWhenUsed/>
     <w:qFormat/>
@@ -12530,11 +12450,11 @@
       <w:bCs/>
     </w:rPr>
   </w:style>
-  <w:style w:type="paragraph" w:styleId="Heading4">
+  <w:style w:type="paragraph" w:styleId="berschrift4">
     <w:name w:val="heading 4"/>
-    <w:basedOn w:val="Normal"/>
-    <w:next w:val="Normal"/>
-    <w:link w:val="Heading4Char"/>
+    <w:basedOn w:val="Standard"/>
+    <w:next w:val="Standard"/>
+    <w:link w:val="berschrift4Zchn"/>
     <w:uiPriority w:val="9"/>
     <w:semiHidden/>
     <w:unhideWhenUsed/>
@@ -12561,11 +12481,11 @@
       <w:color w:val="365F91" w:themeColor="accent1" w:themeShade="BF"/>
     </w:rPr>
   </w:style>
-  <w:style w:type="paragraph" w:styleId="Heading5">
+  <w:style w:type="paragraph" w:styleId="berschrift5">
     <w:name w:val="heading 5"/>
-    <w:basedOn w:val="Normal"/>
-    <w:next w:val="Normal"/>
-    <w:link w:val="Heading5Char"/>
+    <w:basedOn w:val="Standard"/>
+    <w:next w:val="Standard"/>
+    <w:link w:val="berschrift5Zchn"/>
     <w:uiPriority w:val="9"/>
     <w:semiHidden/>
     <w:unhideWhenUsed/>
@@ -12590,11 +12510,11 @@
       <w:color w:val="365F91" w:themeColor="accent1" w:themeShade="BF"/>
     </w:rPr>
   </w:style>
-  <w:style w:type="paragraph" w:styleId="Heading6">
+  <w:style w:type="paragraph" w:styleId="berschrift6">
     <w:name w:val="heading 6"/>
-    <w:basedOn w:val="Normal"/>
-    <w:next w:val="Normal"/>
-    <w:link w:val="Heading6Char"/>
+    <w:basedOn w:val="Standard"/>
+    <w:next w:val="Standard"/>
+    <w:link w:val="berschrift6Zchn"/>
     <w:uiPriority w:val="9"/>
     <w:semiHidden/>
     <w:unhideWhenUsed/>
@@ -12619,11 +12539,11 @@
       <w:color w:val="243F60" w:themeColor="accent1" w:themeShade="7F"/>
     </w:rPr>
   </w:style>
-  <w:style w:type="paragraph" w:styleId="Heading7">
+  <w:style w:type="paragraph" w:styleId="berschrift7">
     <w:name w:val="heading 7"/>
-    <w:basedOn w:val="Normal"/>
-    <w:next w:val="Normal"/>
-    <w:link w:val="Heading7Char"/>
+    <w:basedOn w:val="Standard"/>
+    <w:next w:val="Standard"/>
+    <w:link w:val="berschrift7Zchn"/>
     <w:uiPriority w:val="9"/>
     <w:semiHidden/>
     <w:unhideWhenUsed/>
@@ -12650,11 +12570,11 @@
       <w:color w:val="243F60" w:themeColor="accent1" w:themeShade="7F"/>
     </w:rPr>
   </w:style>
-  <w:style w:type="paragraph" w:styleId="Heading8">
+  <w:style w:type="paragraph" w:styleId="berschrift8">
     <w:name w:val="heading 8"/>
-    <w:basedOn w:val="Normal"/>
-    <w:next w:val="Normal"/>
-    <w:link w:val="Heading8Char"/>
+    <w:basedOn w:val="Standard"/>
+    <w:next w:val="Standard"/>
+    <w:link w:val="berschrift8Zchn"/>
     <w:uiPriority w:val="9"/>
     <w:semiHidden/>
     <w:unhideWhenUsed/>
@@ -12681,11 +12601,11 @@
       <w:szCs w:val="21"/>
     </w:rPr>
   </w:style>
-  <w:style w:type="paragraph" w:styleId="Heading9">
+  <w:style w:type="paragraph" w:styleId="berschrift9">
     <w:name w:val="heading 9"/>
-    <w:basedOn w:val="Normal"/>
-    <w:next w:val="Normal"/>
-    <w:link w:val="Heading9Char"/>
+    <w:basedOn w:val="Standard"/>
+    <w:next w:val="Standard"/>
+    <w:link w:val="berschrift9Zchn"/>
     <w:uiPriority w:val="9"/>
     <w:semiHidden/>
     <w:unhideWhenUsed/>
@@ -12714,13 +12634,13 @@
       <w:szCs w:val="21"/>
     </w:rPr>
   </w:style>
-  <w:style w:type="character" w:default="1" w:styleId="DefaultParagraphFont">
+  <w:style w:type="character" w:default="1" w:styleId="Absatz-Standardschriftart">
     <w:name w:val="Default Paragraph Font"/>
     <w:uiPriority w:val="1"/>
     <w:semiHidden/>
     <w:unhideWhenUsed/>
   </w:style>
-  <w:style w:type="table" w:default="1" w:styleId="TableNormal">
+  <w:style w:type="table" w:default="1" w:styleId="NormaleTabelle">
     <w:name w:val="Normal Table"/>
     <w:uiPriority w:val="99"/>
     <w:semiHidden/>
@@ -12735,15 +12655,15 @@
       </w:tblCellMar>
     </w:tblPr>
   </w:style>
-  <w:style w:type="numbering" w:default="1" w:styleId="NoList">
+  <w:style w:type="numbering" w:default="1" w:styleId="KeineListe">
     <w:name w:val="No List"/>
     <w:uiPriority w:val="99"/>
     <w:semiHidden/>
     <w:unhideWhenUsed/>
   </w:style>
-  <w:style w:type="paragraph" w:styleId="TOC1">
+  <w:style w:type="paragraph" w:styleId="Verzeichnis1">
     <w:name w:val="toc 1"/>
-    <w:basedOn w:val="Normal"/>
+    <w:basedOn w:val="Standard"/>
     <w:uiPriority w:val="39"/>
     <w:qFormat/>
     <w:pPr>
@@ -12756,9 +12676,9 @@
       <w:szCs w:val="24"/>
     </w:rPr>
   </w:style>
-  <w:style w:type="paragraph" w:styleId="TOC2">
+  <w:style w:type="paragraph" w:styleId="Verzeichnis2">
     <w:name w:val="toc 2"/>
-    <w:basedOn w:val="Normal"/>
+    <w:basedOn w:val="Standard"/>
     <w:uiPriority w:val="39"/>
     <w:qFormat/>
     <w:pPr>
@@ -12766,9 +12686,9 @@
       <w:ind w:left="1248" w:hanging="852"/>
     </w:pPr>
   </w:style>
-  <w:style w:type="paragraph" w:styleId="TOC3">
+  <w:style w:type="paragraph" w:styleId="Verzeichnis3">
     <w:name w:val="toc 3"/>
-    <w:basedOn w:val="Normal"/>
+    <w:basedOn w:val="Standard"/>
     <w:uiPriority w:val="39"/>
     <w:qFormat/>
     <w:pPr>
@@ -12780,10 +12700,10 @@
       <w:szCs w:val="20"/>
     </w:rPr>
   </w:style>
-  <w:style w:type="paragraph" w:styleId="BodyText">
+  <w:style w:type="paragraph" w:styleId="Textkrper">
     <w:name w:val="Body Text"/>
-    <w:basedOn w:val="Normal"/>
-    <w:link w:val="BodyTextChar"/>
+    <w:basedOn w:val="Standard"/>
+    <w:link w:val="TextkrperZchn"/>
     <w:uiPriority w:val="1"/>
     <w:qFormat/>
     <w:rsid w:val="003844DB"/>
@@ -12795,9 +12715,9 @@
       <w:lang w:val="en-GB"/>
     </w:rPr>
   </w:style>
-  <w:style w:type="paragraph" w:styleId="ListParagraph">
+  <w:style w:type="paragraph" w:styleId="Listenabsatz">
     <w:name w:val="List Paragraph"/>
-    <w:basedOn w:val="Normal"/>
+    <w:basedOn w:val="Standard"/>
     <w:uiPriority w:val="34"/>
     <w:qFormat/>
     <w:pPr>
@@ -12806,13 +12726,13 @@
   </w:style>
   <w:style w:type="paragraph" w:customStyle="1" w:styleId="TableParagraph">
     <w:name w:val="Table Paragraph"/>
-    <w:basedOn w:val="Normal"/>
+    <w:basedOn w:val="Standard"/>
     <w:uiPriority w:val="1"/>
     <w:qFormat/>
   </w:style>
-  <w:style w:type="character" w:styleId="PlaceholderText">
+  <w:style w:type="character" w:styleId="Platzhaltertext">
     <w:name w:val="Placeholder Text"/>
-    <w:basedOn w:val="DefaultParagraphFont"/>
+    <w:basedOn w:val="Absatz-Standardschriftart"/>
     <w:uiPriority w:val="99"/>
     <w:semiHidden/>
     <w:rsid w:val="00A252F3"/>
@@ -12820,10 +12740,10 @@
       <w:color w:val="666666"/>
     </w:rPr>
   </w:style>
-  <w:style w:type="paragraph" w:styleId="Header">
+  <w:style w:type="paragraph" w:styleId="Kopfzeile">
     <w:name w:val="header"/>
-    <w:basedOn w:val="Normal"/>
-    <w:link w:val="HeaderChar"/>
+    <w:basedOn w:val="Standard"/>
+    <w:link w:val="KopfzeileZchn"/>
     <w:uiPriority w:val="99"/>
     <w:unhideWhenUsed/>
     <w:rsid w:val="00040A3D"/>
@@ -12834,20 +12754,20 @@
       </w:tabs>
     </w:pPr>
   </w:style>
-  <w:style w:type="character" w:customStyle="1" w:styleId="HeaderChar">
-    <w:name w:val="Header Char"/>
-    <w:basedOn w:val="DefaultParagraphFont"/>
-    <w:link w:val="Header"/>
+  <w:style w:type="character" w:customStyle="1" w:styleId="KopfzeileZchn">
+    <w:name w:val="Kopfzeile Zchn"/>
+    <w:basedOn w:val="Absatz-Standardschriftart"/>
+    <w:link w:val="Kopfzeile"/>
     <w:uiPriority w:val="99"/>
     <w:rsid w:val="00040A3D"/>
     <w:rPr>
       <w:rFonts w:ascii="Arial" w:eastAsia="Arial" w:hAnsi="Arial" w:cs="Arial"/>
     </w:rPr>
   </w:style>
-  <w:style w:type="paragraph" w:styleId="Footer">
+  <w:style w:type="paragraph" w:styleId="Fuzeile">
     <w:name w:val="footer"/>
-    <w:basedOn w:val="Normal"/>
-    <w:link w:val="FooterChar"/>
+    <w:basedOn w:val="Standard"/>
+    <w:link w:val="FuzeileZchn"/>
     <w:uiPriority w:val="99"/>
     <w:unhideWhenUsed/>
     <w:rsid w:val="00040A3D"/>
@@ -12858,10 +12778,10 @@
       </w:tabs>
     </w:pPr>
   </w:style>
-  <w:style w:type="character" w:customStyle="1" w:styleId="FooterChar">
-    <w:name w:val="Footer Char"/>
-    <w:basedOn w:val="DefaultParagraphFont"/>
-    <w:link w:val="Footer"/>
+  <w:style w:type="character" w:customStyle="1" w:styleId="FuzeileZchn">
+    <w:name w:val="Fußzeile Zchn"/>
+    <w:basedOn w:val="Absatz-Standardschriftart"/>
+    <w:link w:val="Fuzeile"/>
     <w:uiPriority w:val="99"/>
     <w:rsid w:val="00040A3D"/>
     <w:rPr>
@@ -12870,7 +12790,7 @@
   </w:style>
   <w:style w:type="character" w:styleId="Hyperlink">
     <w:name w:val="Hyperlink"/>
-    <w:basedOn w:val="DefaultParagraphFont"/>
+    <w:basedOn w:val="Absatz-Standardschriftart"/>
     <w:uiPriority w:val="99"/>
     <w:unhideWhenUsed/>
     <w:rsid w:val="00F11C69"/>
@@ -12879,9 +12799,9 @@
       <w:u w:val="single"/>
     </w:rPr>
   </w:style>
-  <w:style w:type="paragraph" w:styleId="TOC4">
+  <w:style w:type="paragraph" w:styleId="Verzeichnis4">
     <w:name w:val="toc 4"/>
-    <w:basedOn w:val="Normal"/>
+    <w:basedOn w:val="Standard"/>
     <w:uiPriority w:val="39"/>
     <w:qFormat/>
     <w:rsid w:val="00DE2681"/>
@@ -12896,10 +12816,10 @@
       <w:szCs w:val="24"/>
     </w:rPr>
   </w:style>
-  <w:style w:type="paragraph" w:styleId="Caption">
+  <w:style w:type="paragraph" w:styleId="Beschriftung">
     <w:name w:val="caption"/>
-    <w:basedOn w:val="Normal"/>
-    <w:next w:val="Normal"/>
+    <w:basedOn w:val="Standard"/>
+    <w:next w:val="Standard"/>
     <w:uiPriority w:val="35"/>
     <w:unhideWhenUsed/>
     <w:qFormat/>
@@ -12916,10 +12836,10 @@
       <w:szCs w:val="18"/>
     </w:rPr>
   </w:style>
-  <w:style w:type="paragraph" w:styleId="TOCHeading">
+  <w:style w:type="paragraph" w:styleId="Inhaltsverzeichnisberschrift">
     <w:name w:val="TOC Heading"/>
-    <w:basedOn w:val="Heading1"/>
-    <w:next w:val="Normal"/>
+    <w:basedOn w:val="berschrift1"/>
+    <w:next w:val="Standard"/>
     <w:uiPriority w:val="39"/>
     <w:unhideWhenUsed/>
     <w:qFormat/>
@@ -12949,10 +12869,10 @@
       <w:szCs w:val="32"/>
     </w:rPr>
   </w:style>
-  <w:style w:type="paragraph" w:styleId="TOC5">
+  <w:style w:type="paragraph" w:styleId="Verzeichnis5">
     <w:name w:val="toc 5"/>
-    <w:basedOn w:val="Normal"/>
-    <w:next w:val="Normal"/>
+    <w:basedOn w:val="Standard"/>
+    <w:next w:val="Standard"/>
     <w:autoRedefine/>
     <w:uiPriority w:val="39"/>
     <w:unhideWhenUsed/>
@@ -12973,10 +12893,10 @@
       <w14:ligatures w14:val="standardContextual"/>
     </w:rPr>
   </w:style>
-  <w:style w:type="paragraph" w:styleId="TOC6">
+  <w:style w:type="paragraph" w:styleId="Verzeichnis6">
     <w:name w:val="toc 6"/>
-    <w:basedOn w:val="Normal"/>
-    <w:next w:val="Normal"/>
+    <w:basedOn w:val="Standard"/>
+    <w:next w:val="Standard"/>
     <w:autoRedefine/>
     <w:uiPriority w:val="39"/>
     <w:unhideWhenUsed/>
@@ -12997,10 +12917,10 @@
       <w14:ligatures w14:val="standardContextual"/>
     </w:rPr>
   </w:style>
-  <w:style w:type="paragraph" w:styleId="TOC7">
+  <w:style w:type="paragraph" w:styleId="Verzeichnis7">
     <w:name w:val="toc 7"/>
-    <w:basedOn w:val="Normal"/>
-    <w:next w:val="Normal"/>
+    <w:basedOn w:val="Standard"/>
+    <w:next w:val="Standard"/>
     <w:autoRedefine/>
     <w:uiPriority w:val="39"/>
     <w:unhideWhenUsed/>
@@ -13021,10 +12941,10 @@
       <w14:ligatures w14:val="standardContextual"/>
     </w:rPr>
   </w:style>
-  <w:style w:type="paragraph" w:styleId="TOC8">
+  <w:style w:type="paragraph" w:styleId="Verzeichnis8">
     <w:name w:val="toc 8"/>
-    <w:basedOn w:val="Normal"/>
-    <w:next w:val="Normal"/>
+    <w:basedOn w:val="Standard"/>
+    <w:next w:val="Standard"/>
     <w:autoRedefine/>
     <w:uiPriority w:val="39"/>
     <w:unhideWhenUsed/>
@@ -13045,10 +12965,10 @@
       <w14:ligatures w14:val="standardContextual"/>
     </w:rPr>
   </w:style>
-  <w:style w:type="paragraph" w:styleId="TOC9">
+  <w:style w:type="paragraph" w:styleId="Verzeichnis9">
     <w:name w:val="toc 9"/>
-    <w:basedOn w:val="Normal"/>
-    <w:next w:val="Normal"/>
+    <w:basedOn w:val="Standard"/>
+    <w:next w:val="Standard"/>
     <w:autoRedefine/>
     <w:uiPriority w:val="39"/>
     <w:unhideWhenUsed/>
@@ -13069,9 +12989,9 @@
       <w14:ligatures w14:val="standardContextual"/>
     </w:rPr>
   </w:style>
-  <w:style w:type="character" w:styleId="UnresolvedMention">
+  <w:style w:type="character" w:styleId="NichtaufgelsteErwhnung">
     <w:name w:val="Unresolved Mention"/>
-    <w:basedOn w:val="DefaultParagraphFont"/>
+    <w:basedOn w:val="Absatz-Standardschriftart"/>
     <w:uiPriority w:val="99"/>
     <w:semiHidden/>
     <w:unhideWhenUsed/>
@@ -13083,7 +13003,7 @@
   </w:style>
   <w:style w:type="paragraph" w:customStyle="1" w:styleId="HeaderText">
     <w:name w:val="HeaderText"/>
-    <w:basedOn w:val="Normal"/>
+    <w:basedOn w:val="Standard"/>
     <w:link w:val="HeaderTextChar"/>
     <w:qFormat/>
     <w:rsid w:val="00A12BA2"/>
@@ -13101,7 +13021,7 @@
   </w:style>
   <w:style w:type="character" w:customStyle="1" w:styleId="HeaderTextChar">
     <w:name w:val="HeaderText Char"/>
-    <w:basedOn w:val="DefaultParagraphFont"/>
+    <w:basedOn w:val="Absatz-Standardschriftart"/>
     <w:link w:val="HeaderText"/>
     <w:rsid w:val="00A12BA2"/>
     <w:rPr>
@@ -13113,10 +13033,10 @@
       <w:szCs w:val="28"/>
     </w:rPr>
   </w:style>
-  <w:style w:type="character" w:customStyle="1" w:styleId="Heading4Char">
-    <w:name w:val="Heading 4 Char"/>
-    <w:basedOn w:val="DefaultParagraphFont"/>
-    <w:link w:val="Heading4"/>
+  <w:style w:type="character" w:customStyle="1" w:styleId="berschrift4Zchn">
+    <w:name w:val="Überschrift 4 Zchn"/>
+    <w:basedOn w:val="Absatz-Standardschriftart"/>
+    <w:link w:val="berschrift4"/>
     <w:uiPriority w:val="9"/>
     <w:semiHidden/>
     <w:rsid w:val="00BB6024"/>
@@ -13127,10 +13047,10 @@
       <w:color w:val="365F91" w:themeColor="accent1" w:themeShade="BF"/>
     </w:rPr>
   </w:style>
-  <w:style w:type="character" w:customStyle="1" w:styleId="Heading5Char">
-    <w:name w:val="Heading 5 Char"/>
-    <w:basedOn w:val="DefaultParagraphFont"/>
-    <w:link w:val="Heading5"/>
+  <w:style w:type="character" w:customStyle="1" w:styleId="berschrift5Zchn">
+    <w:name w:val="Überschrift 5 Zchn"/>
+    <w:basedOn w:val="Absatz-Standardschriftart"/>
+    <w:link w:val="berschrift5"/>
     <w:uiPriority w:val="9"/>
     <w:semiHidden/>
     <w:rsid w:val="00BB6024"/>
@@ -13139,10 +13059,10 @@
       <w:color w:val="365F91" w:themeColor="accent1" w:themeShade="BF"/>
     </w:rPr>
   </w:style>
-  <w:style w:type="character" w:customStyle="1" w:styleId="Heading6Char">
-    <w:name w:val="Heading 6 Char"/>
-    <w:basedOn w:val="DefaultParagraphFont"/>
-    <w:link w:val="Heading6"/>
+  <w:style w:type="character" w:customStyle="1" w:styleId="berschrift6Zchn">
+    <w:name w:val="Überschrift 6 Zchn"/>
+    <w:basedOn w:val="Absatz-Standardschriftart"/>
+    <w:link w:val="berschrift6"/>
     <w:uiPriority w:val="9"/>
     <w:semiHidden/>
     <w:rsid w:val="00BB6024"/>
@@ -13151,10 +13071,10 @@
       <w:color w:val="243F60" w:themeColor="accent1" w:themeShade="7F"/>
     </w:rPr>
   </w:style>
-  <w:style w:type="character" w:customStyle="1" w:styleId="Heading7Char">
-    <w:name w:val="Heading 7 Char"/>
-    <w:basedOn w:val="DefaultParagraphFont"/>
-    <w:link w:val="Heading7"/>
+  <w:style w:type="character" w:customStyle="1" w:styleId="berschrift7Zchn">
+    <w:name w:val="Überschrift 7 Zchn"/>
+    <w:basedOn w:val="Absatz-Standardschriftart"/>
+    <w:link w:val="berschrift7"/>
     <w:uiPriority w:val="9"/>
     <w:semiHidden/>
     <w:rsid w:val="00BB6024"/>
@@ -13165,10 +13085,10 @@
       <w:color w:val="243F60" w:themeColor="accent1" w:themeShade="7F"/>
     </w:rPr>
   </w:style>
-  <w:style w:type="character" w:customStyle="1" w:styleId="Heading8Char">
-    <w:name w:val="Heading 8 Char"/>
-    <w:basedOn w:val="DefaultParagraphFont"/>
-    <w:link w:val="Heading8"/>
+  <w:style w:type="character" w:customStyle="1" w:styleId="berschrift8Zchn">
+    <w:name w:val="Überschrift 8 Zchn"/>
+    <w:basedOn w:val="Absatz-Standardschriftart"/>
+    <w:link w:val="berschrift8"/>
     <w:uiPriority w:val="9"/>
     <w:semiHidden/>
     <w:rsid w:val="00BB6024"/>
@@ -13179,10 +13099,10 @@
       <w:szCs w:val="21"/>
     </w:rPr>
   </w:style>
-  <w:style w:type="character" w:customStyle="1" w:styleId="Heading9Char">
-    <w:name w:val="Heading 9 Char"/>
-    <w:basedOn w:val="DefaultParagraphFont"/>
-    <w:link w:val="Heading9"/>
+  <w:style w:type="character" w:customStyle="1" w:styleId="berschrift9Zchn">
+    <w:name w:val="Überschrift 9 Zchn"/>
+    <w:basedOn w:val="Absatz-Standardschriftart"/>
+    <w:link w:val="berschrift9"/>
     <w:uiPriority w:val="9"/>
     <w:semiHidden/>
     <w:rsid w:val="00BB6024"/>
@@ -13197,7 +13117,7 @@
   </w:style>
   <w:style w:type="paragraph" w:customStyle="1" w:styleId="Reference">
     <w:name w:val="Reference"/>
-    <w:basedOn w:val="BodyText"/>
+    <w:basedOn w:val="Textkrper"/>
     <w:link w:val="ReferenceChar"/>
     <w:qFormat/>
     <w:rsid w:val="00FE425C"/>
@@ -13206,10 +13126,10 @@
       <w:ind w:left="274" w:right="216"/>
     </w:pPr>
   </w:style>
-  <w:style w:type="character" w:customStyle="1" w:styleId="BodyTextChar">
-    <w:name w:val="Body Text Char"/>
-    <w:basedOn w:val="DefaultParagraphFont"/>
-    <w:link w:val="BodyText"/>
+  <w:style w:type="character" w:customStyle="1" w:styleId="TextkrperZchn">
+    <w:name w:val="Textkörper Zchn"/>
+    <w:basedOn w:val="Absatz-Standardschriftart"/>
+    <w:link w:val="Textkrper"/>
     <w:uiPriority w:val="1"/>
     <w:rsid w:val="003844DB"/>
     <w:rPr>
@@ -13219,7 +13139,7 @@
   </w:style>
   <w:style w:type="character" w:customStyle="1" w:styleId="ReferenceChar">
     <w:name w:val="Reference Char"/>
-    <w:basedOn w:val="BodyTextChar"/>
+    <w:basedOn w:val="TextkrperZchn"/>
     <w:link w:val="Reference"/>
     <w:rsid w:val="00FE425C"/>
     <w:rPr>
@@ -13227,10 +13147,10 @@
       <w:lang w:val="en-GB"/>
     </w:rPr>
   </w:style>
-  <w:style w:type="paragraph" w:styleId="FootnoteText">
+  <w:style w:type="paragraph" w:styleId="Funotentext">
     <w:name w:val="footnote text"/>
-    <w:basedOn w:val="Normal"/>
-    <w:link w:val="FootnoteTextChar"/>
+    <w:basedOn w:val="Standard"/>
+    <w:link w:val="FunotentextZchn"/>
     <w:uiPriority w:val="99"/>
     <w:semiHidden/>
     <w:unhideWhenUsed/>
@@ -13240,10 +13160,10 @@
       <w:szCs w:val="20"/>
     </w:rPr>
   </w:style>
-  <w:style w:type="character" w:customStyle="1" w:styleId="FootnoteTextChar">
-    <w:name w:val="Footnote Text Char"/>
-    <w:basedOn w:val="DefaultParagraphFont"/>
-    <w:link w:val="FootnoteText"/>
+  <w:style w:type="character" w:customStyle="1" w:styleId="FunotentextZchn">
+    <w:name w:val="Fußnotentext Zchn"/>
+    <w:basedOn w:val="Absatz-Standardschriftart"/>
+    <w:link w:val="Funotentext"/>
     <w:uiPriority w:val="99"/>
     <w:semiHidden/>
     <w:rsid w:val="007D50CE"/>
@@ -13253,9 +13173,9 @@
       <w:szCs w:val="20"/>
     </w:rPr>
   </w:style>
-  <w:style w:type="character" w:styleId="FootnoteReference">
+  <w:style w:type="character" w:styleId="Funotenzeichen">
     <w:name w:val="footnote reference"/>
-    <w:basedOn w:val="DefaultParagraphFont"/>
+    <w:basedOn w:val="Absatz-Standardschriftart"/>
     <w:uiPriority w:val="99"/>
     <w:semiHidden/>
     <w:unhideWhenUsed/>
@@ -13266,27 +13186,27 @@
   </w:style>
   <w:style w:type="character" w:customStyle="1" w:styleId="markrqfkst7q6">
     <w:name w:val="markrqfkst7q6"/>
-    <w:basedOn w:val="DefaultParagraphFont"/>
+    <w:basedOn w:val="Absatz-Standardschriftart"/>
     <w:rsid w:val="00E56818"/>
   </w:style>
   <w:style w:type="character" w:customStyle="1" w:styleId="markyfl5gne3f">
     <w:name w:val="markyfl5gne3f"/>
-    <w:basedOn w:val="DefaultParagraphFont"/>
+    <w:basedOn w:val="Absatz-Standardschriftart"/>
     <w:rsid w:val="00FE3EDD"/>
   </w:style>
   <w:style w:type="character" w:customStyle="1" w:styleId="mark7ixbv9rgs">
     <w:name w:val="mark7ixbv9rgs"/>
-    <w:basedOn w:val="DefaultParagraphFont"/>
+    <w:basedOn w:val="Absatz-Standardschriftart"/>
     <w:rsid w:val="00FE3EDD"/>
   </w:style>
   <w:style w:type="character" w:customStyle="1" w:styleId="mark29nnys12j">
     <w:name w:val="mark29nnys12j"/>
-    <w:basedOn w:val="DefaultParagraphFont"/>
+    <w:basedOn w:val="Absatz-Standardschriftart"/>
     <w:rsid w:val="00B4456D"/>
   </w:style>
-  <w:style w:type="paragraph" w:styleId="NormalWeb">
+  <w:style w:type="paragraph" w:styleId="StandardWeb">
     <w:name w:val="Normal (Web)"/>
-    <w:basedOn w:val="Normal"/>
+    <w:basedOn w:val="Standard"/>
     <w:uiPriority w:val="99"/>
     <w:unhideWhenUsed/>
     <w:rsid w:val="00817F69"/>
@@ -13303,9 +13223,9 @@
       <w:lang w:val="en-GB" w:eastAsia="en-GB"/>
     </w:rPr>
   </w:style>
-  <w:style w:type="character" w:styleId="Emphasis">
+  <w:style w:type="character" w:styleId="Hervorhebung">
     <w:name w:val="Emphasis"/>
-    <w:basedOn w:val="DefaultParagraphFont"/>
+    <w:basedOn w:val="Absatz-Standardschriftart"/>
     <w:uiPriority w:val="20"/>
     <w:qFormat/>
     <w:rsid w:val="006D1885"/>
@@ -13314,9 +13234,9 @@
       <w:iCs/>
     </w:rPr>
   </w:style>
-  <w:style w:type="character" w:styleId="FollowedHyperlink">
+  <w:style w:type="character" w:styleId="BesuchterLink">
     <w:name w:val="FollowedHyperlink"/>
-    <w:basedOn w:val="DefaultParagraphFont"/>
+    <w:basedOn w:val="Absatz-Standardschriftart"/>
     <w:uiPriority w:val="99"/>
     <w:semiHidden/>
     <w:unhideWhenUsed/>
@@ -13326,7 +13246,7 @@
       <w:u w:val="single"/>
     </w:rPr>
   </w:style>
-  <w:style w:type="paragraph" w:styleId="Revision">
+  <w:style w:type="paragraph" w:styleId="berarbeitung">
     <w:name w:val="Revision"/>
     <w:hidden/>
     <w:uiPriority w:val="99"/>
@@ -13341,9 +13261,9 @@
       <w:rFonts w:ascii="Arial" w:eastAsia="Arial" w:hAnsi="Arial" w:cs="Arial"/>
     </w:rPr>
   </w:style>
-  <w:style w:type="character" w:styleId="CommentReference">
+  <w:style w:type="character" w:styleId="Kommentarzeichen">
     <w:name w:val="annotation reference"/>
-    <w:basedOn w:val="DefaultParagraphFont"/>
+    <w:basedOn w:val="Absatz-Standardschriftart"/>
     <w:uiPriority w:val="99"/>
     <w:semiHidden/>
     <w:unhideWhenUsed/>
@@ -13353,10 +13273,10 @@
       <w:szCs w:val="16"/>
     </w:rPr>
   </w:style>
-  <w:style w:type="paragraph" w:styleId="CommentText">
+  <w:style w:type="paragraph" w:styleId="Kommentartext">
     <w:name w:val="annotation text"/>
-    <w:basedOn w:val="Normal"/>
-    <w:link w:val="CommentTextChar"/>
+    <w:basedOn w:val="Standard"/>
+    <w:link w:val="KommentartextZchn"/>
     <w:uiPriority w:val="99"/>
     <w:unhideWhenUsed/>
     <w:rsid w:val="00AE7876"/>
@@ -13365,10 +13285,10 @@
       <w:szCs w:val="20"/>
     </w:rPr>
   </w:style>
-  <w:style w:type="character" w:customStyle="1" w:styleId="CommentTextChar">
-    <w:name w:val="Comment Text Char"/>
-    <w:basedOn w:val="DefaultParagraphFont"/>
-    <w:link w:val="CommentText"/>
+  <w:style w:type="character" w:customStyle="1" w:styleId="KommentartextZchn">
+    <w:name w:val="Kommentartext Zchn"/>
+    <w:basedOn w:val="Absatz-Standardschriftart"/>
+    <w:link w:val="Kommentartext"/>
     <w:uiPriority w:val="99"/>
     <w:rsid w:val="00AE7876"/>
     <w:rPr>
@@ -13377,11 +13297,11 @@
       <w:szCs w:val="20"/>
     </w:rPr>
   </w:style>
-  <w:style w:type="paragraph" w:styleId="CommentSubject">
+  <w:style w:type="paragraph" w:styleId="Kommentarthema">
     <w:name w:val="annotation subject"/>
-    <w:basedOn w:val="CommentText"/>
-    <w:next w:val="CommentText"/>
-    <w:link w:val="CommentSubjectChar"/>
+    <w:basedOn w:val="Kommentartext"/>
+    <w:next w:val="Kommentartext"/>
+    <w:link w:val="KommentarthemaZchn"/>
     <w:uiPriority w:val="99"/>
     <w:semiHidden/>
     <w:unhideWhenUsed/>
@@ -13391,10 +13311,10 @@
       <w:bCs/>
     </w:rPr>
   </w:style>
-  <w:style w:type="character" w:customStyle="1" w:styleId="CommentSubjectChar">
-    <w:name w:val="Comment Subject Char"/>
-    <w:basedOn w:val="CommentTextChar"/>
-    <w:link w:val="CommentSubject"/>
+  <w:style w:type="character" w:customStyle="1" w:styleId="KommentarthemaZchn">
+    <w:name w:val="Kommentarthema Zchn"/>
+    <w:basedOn w:val="KommentartextZchn"/>
+    <w:link w:val="Kommentarthema"/>
     <w:uiPriority w:val="99"/>
     <w:semiHidden/>
     <w:rsid w:val="00AE7876"/>
@@ -13408,7 +13328,7 @@
   </w:style>
   <w:style w:type="paragraph" w:customStyle="1" w:styleId="XML">
     <w:name w:val="XML"/>
-    <w:basedOn w:val="BodyText"/>
+    <w:basedOn w:val="Textkrper"/>
     <w:qFormat/>
     <w:rsid w:val="00970A89"/>
     <w:rPr>
@@ -13445,7 +13365,7 @@
           </w:pPr>
           <w:r>
             <w:rPr>
-              <w:rStyle w:val="PlaceholderText"/>
+              <w:rStyle w:val="Platzhaltertext"/>
             </w:rPr>
             <w:t>[Subject]</w:t>
           </w:r>
@@ -13474,7 +13394,7 @@
           </w:pPr>
           <w:r>
             <w:rPr>
-              <w:rStyle w:val="PlaceholderText"/>
+              <w:rStyle w:val="Platzhaltertext"/>
             </w:rPr>
             <w:t>[Company]</w:t>
           </w:r>
@@ -13503,7 +13423,7 @@
           </w:pPr>
           <w:r>
             <w:rPr>
-              <w:rStyle w:val="PlaceholderText"/>
+              <w:rStyle w:val="Platzhaltertext"/>
             </w:rPr>
             <w:t>[Title]</w:t>
           </w:r>
@@ -13532,7 +13452,7 @@
           </w:pPr>
           <w:r>
             <w:rPr>
-              <w:rStyle w:val="PlaceholderText"/>
+              <w:rStyle w:val="Platzhaltertext"/>
             </w:rPr>
             <w:t>[Subject]</w:t>
           </w:r>
@@ -13585,7 +13505,7 @@
     <w:charset w:val="00"/>
     <w:family w:val="swiss"/>
     <w:pitch w:val="variable"/>
-    <w:sig w:usb0="E4002EFF" w:usb1="C200247B" w:usb2="00000009" w:usb3="00000000" w:csb0="000001FF" w:csb1="00000000"/>
+    <w:sig w:usb0="E4002EFF" w:usb1="C000247B" w:usb2="00000009" w:usb3="00000000" w:csb0="000001FF" w:csb1="00000000"/>
   </w:font>
   <w:font w:name="Cambria">
     <w:panose1 w:val="02040503050406030204"/>
@@ -13654,6 +13574,7 @@
     <w:rsid w:val="00916D7B"/>
     <w:rsid w:val="009C3F03"/>
     <w:rsid w:val="009F352A"/>
+    <w:rsid w:val="00A55012"/>
     <w:rsid w:val="00A55B8E"/>
     <w:rsid w:val="00A6000F"/>
     <w:rsid w:val="00AC349B"/>
@@ -13682,8 +13603,8 @@
   </m:mathPr>
   <w:themeFontLang w:val="en-GB"/>
   <w:clrSchemeMapping w:bg1="light1" w:t1="dark1" w:bg2="light2" w:t2="dark2" w:accent1="accent1" w:accent2="accent2" w:accent3="accent3" w:accent4="accent4" w:accent5="accent5" w:accent6="accent6" w:hyperlink="hyperlink" w:followedHyperlink="followedHyperlink"/>
-  <w:decimalSymbol w:val="."/>
-  <w:listSeparator w:val=","/>
+  <w:decimalSymbol w:val=","/>
+  <w:listSeparator w:val=";"/>
   <w15:chartTrackingRefBased/>
 </w:settings>
 </file>
@@ -14085,17 +14006,17 @@
     <w:lsdException w:name="Unresolved Mention" w:semiHidden="1" w:unhideWhenUsed="1"/>
     <w:lsdException w:name="Smart Link" w:semiHidden="1" w:unhideWhenUsed="1"/>
   </w:latentStyles>
-  <w:style w:type="paragraph" w:default="1" w:styleId="Normal">
+  <w:style w:type="paragraph" w:default="1" w:styleId="Standard">
     <w:name w:val="Normal"/>
     <w:qFormat/>
   </w:style>
-  <w:style w:type="character" w:default="1" w:styleId="DefaultParagraphFont">
+  <w:style w:type="character" w:default="1" w:styleId="Absatz-Standardschriftart">
     <w:name w:val="Default Paragraph Font"/>
     <w:uiPriority w:val="1"/>
     <w:semiHidden/>
     <w:unhideWhenUsed/>
   </w:style>
-  <w:style w:type="table" w:default="1" w:styleId="TableNormal">
+  <w:style w:type="table" w:default="1" w:styleId="NormaleTabelle">
     <w:name w:val="Normal Table"/>
     <w:uiPriority w:val="99"/>
     <w:semiHidden/>
@@ -14110,15 +14031,15 @@
       </w:tblCellMar>
     </w:tblPr>
   </w:style>
-  <w:style w:type="numbering" w:default="1" w:styleId="NoList">
+  <w:style w:type="numbering" w:default="1" w:styleId="KeineListe">
     <w:name w:val="No List"/>
     <w:uiPriority w:val="99"/>
     <w:semiHidden/>
     <w:unhideWhenUsed/>
   </w:style>
-  <w:style w:type="character" w:styleId="PlaceholderText">
+  <w:style w:type="character" w:styleId="Platzhaltertext">
     <w:name w:val="Placeholder Text"/>
-    <w:basedOn w:val="DefaultParagraphFont"/>
+    <w:basedOn w:val="Absatz-Standardschriftart"/>
     <w:uiPriority w:val="99"/>
     <w:semiHidden/>
     <w:rsid w:val="00293491"/>
@@ -14436,6 +14357,18 @@
 </file>
 
 <file path=customXml/item1.xml><?xml version="1.0" encoding="utf-8"?>
+<b:Sources xmlns:b="http://schemas.openxmlformats.org/officeDocument/2006/bibliography" xmlns="http://schemas.openxmlformats.org/officeDocument/2006/bibliography" SelectedStyle="\APASixthEditionOfficeOnline.xsl" StyleName="APA" Version="6"/>
+</file>
+
+<file path=customXml/item2.xml><?xml version="1.0" encoding="utf-8"?>
+<p:properties xmlns:p="http://schemas.microsoft.com/office/2006/metadata/properties" xmlns:xsi="http://www.w3.org/2001/XMLSchema-instance" xmlns:pc="http://schemas.microsoft.com/office/infopath/2007/PartnerControls">
+  <documentManagement>
+    <_activity xmlns="7e98115e-32c4-49b4-8c47-8e0291a4fa04" xsi:nil="true"/>
+  </documentManagement>
+</p:properties>
+</file>
+
+<file path=customXml/item3.xml><?xml version="1.0" encoding="utf-8"?>
 <ct:contentTypeSchema xmlns:ct="http://schemas.microsoft.com/office/2006/metadata/contentType" xmlns:ma="http://schemas.microsoft.com/office/2006/metadata/properties/metaAttributes" ct:_="" ma:_="" ma:contentTypeName="Dokument" ma:contentTypeID="0x010100776041F8CE30E747B6CA994F30662BE8" ma:contentTypeVersion="18" ma:contentTypeDescription="Opprett et nytt dokument." ma:contentTypeScope="" ma:versionID="deb1daf185705a241c2caf02fd179627">
   <xsd:schema xmlns:xsd="http://www.w3.org/2001/XMLSchema" xmlns:xs="http://www.w3.org/2001/XMLSchema" xmlns:p="http://schemas.microsoft.com/office/2006/metadata/properties" xmlns:ns3="adbd838b-2ea2-4cb9-9bb2-a01efdf59564" xmlns:ns4="7e98115e-32c4-49b4-8c47-8e0291a4fa04" targetNamespace="http://schemas.microsoft.com/office/2006/metadata/properties" ma:root="true" ma:fieldsID="89945e090dede48e2e383ab088b641cd" ns3:_="" ns4:_="">
     <xsd:import namespace="adbd838b-2ea2-4cb9-9bb2-a01efdf59564"/>
@@ -14688,18 +14621,6 @@
 </ct:contentTypeSchema>
 </file>
 
-<file path=customXml/item2.xml><?xml version="1.0" encoding="utf-8"?>
-<p:properties xmlns:p="http://schemas.microsoft.com/office/2006/metadata/properties" xmlns:xsi="http://www.w3.org/2001/XMLSchema-instance" xmlns:pc="http://schemas.microsoft.com/office/infopath/2007/PartnerControls">
-  <documentManagement>
-    <_activity xmlns="7e98115e-32c4-49b4-8c47-8e0291a4fa04" xsi:nil="true"/>
-  </documentManagement>
-</p:properties>
-</file>
-
-<file path=customXml/item3.xml><?xml version="1.0" encoding="utf-8"?>
-<b:Sources xmlns:b="http://schemas.openxmlformats.org/officeDocument/2006/bibliography" xmlns="http://schemas.openxmlformats.org/officeDocument/2006/bibliography" SelectedStyle="\APASixthEditionOfficeOnline.xsl" StyleName="APA" Version="6"/>
-</file>
-
 <file path=customXml/item4.xml><?xml version="1.0" encoding="utf-8"?>
 <?mso-contentType ?>
 <FormTemplates xmlns="http://schemas.microsoft.com/sharepoint/v3/contenttype/forms">
@@ -14710,6 +14631,24 @@
 </file>
 
 <file path=customXml/itemProps1.xml><?xml version="1.0" encoding="utf-8"?>
+<ds:datastoreItem xmlns:ds="http://schemas.openxmlformats.org/officeDocument/2006/customXml" ds:itemID="{23508F25-1CFF-4E55-9938-48AFE50A8977}">
+  <ds:schemaRefs>
+    <ds:schemaRef ds:uri="http://schemas.openxmlformats.org/officeDocument/2006/bibliography"/>
+  </ds:schemaRefs>
+</ds:datastoreItem>
+</file>
+
+<file path=customXml/itemProps2.xml><?xml version="1.0" encoding="utf-8"?>
+<ds:datastoreItem xmlns:ds="http://schemas.openxmlformats.org/officeDocument/2006/customXml" ds:itemID="{DAA0423C-7B97-4E5A-848E-C2FAD5B5B7B0}">
+  <ds:schemaRefs>
+    <ds:schemaRef ds:uri="http://schemas.microsoft.com/office/2006/metadata/properties"/>
+    <ds:schemaRef ds:uri="http://schemas.microsoft.com/office/infopath/2007/PartnerControls"/>
+    <ds:schemaRef ds:uri="7e98115e-32c4-49b4-8c47-8e0291a4fa04"/>
+  </ds:schemaRefs>
+</ds:datastoreItem>
+</file>
+
+<file path=customXml/itemProps3.xml><?xml version="1.0" encoding="utf-8"?>
 <ds:datastoreItem xmlns:ds="http://schemas.openxmlformats.org/officeDocument/2006/customXml" ds:itemID="{1544F244-AEB7-488E-8A0B-2F69E695C909}">
   <ds:schemaRefs>
     <ds:schemaRef ds:uri="http://schemas.microsoft.com/office/2006/metadata/contentType"/>
@@ -14728,24 +14667,6 @@
 </ds:datastoreItem>
 </file>
 
-<file path=customXml/itemProps2.xml><?xml version="1.0" encoding="utf-8"?>
-<ds:datastoreItem xmlns:ds="http://schemas.openxmlformats.org/officeDocument/2006/customXml" ds:itemID="{DAA0423C-7B97-4E5A-848E-C2FAD5B5B7B0}">
-  <ds:schemaRefs>
-    <ds:schemaRef ds:uri="http://schemas.microsoft.com/office/2006/metadata/properties"/>
-    <ds:schemaRef ds:uri="http://schemas.microsoft.com/office/infopath/2007/PartnerControls"/>
-    <ds:schemaRef ds:uri="7e98115e-32c4-49b4-8c47-8e0291a4fa04"/>
-  </ds:schemaRefs>
-</ds:datastoreItem>
-</file>
-
-<file path=customXml/itemProps3.xml><?xml version="1.0" encoding="utf-8"?>
-<ds:datastoreItem xmlns:ds="http://schemas.openxmlformats.org/officeDocument/2006/customXml" ds:itemID="{23508F25-1CFF-4E55-9938-48AFE50A8977}">
-  <ds:schemaRefs>
-    <ds:schemaRef ds:uri="http://schemas.openxmlformats.org/officeDocument/2006/bibliography"/>
-  </ds:schemaRefs>
-</ds:datastoreItem>
-</file>
-
 <file path=customXml/itemProps4.xml><?xml version="1.0" encoding="utf-8"?>
 <ds:datastoreItem xmlns:ds="http://schemas.openxmlformats.org/officeDocument/2006/customXml" ds:itemID="{8A44BDE6-684E-4B5B-881D-4E5D5848FCED}">
   <ds:schemaRefs>

--- a/ContinuationProject/DISC_DEXPI_GapAnalysis.docx
+++ b/ContinuationProject/DISC_DEXPI_GapAnalysis.docx
@@ -2549,9 +2549,9 @@
         </w:sectPr>
       </w:pPr>
     </w:p>
-    <w:bookmarkStart w:id="0" w:name="_bookmark1" w:displacedByCustomXml="next"/>
+    <w:bookmarkStart w:id="0" w:name="_bookmark0" w:displacedByCustomXml="next"/>
     <w:bookmarkEnd w:id="0" w:displacedByCustomXml="next"/>
-    <w:bookmarkStart w:id="1" w:name="_bookmark0" w:displacedByCustomXml="next"/>
+    <w:bookmarkStart w:id="1" w:name="_bookmark1" w:displacedByCustomXml="next"/>
     <w:bookmarkEnd w:id="1" w:displacedByCustomXml="next"/>
     <w:sdt>
       <w:sdtPr>
@@ -7867,10 +7867,7 @@
       </w:pPr>
       <w:ins w:id="27" w:author="Manfred Theißen" w:date="2025-08-18T17:39:00Z" w16du:dateUtc="2025-08-18T15:39:00Z">
         <w:r>
-          <w:t>N</w:t>
-        </w:r>
-        <w:r>
-          <w:t>ew blueprint files have to be created that cover some of the new requirements (cf. gaps in domain modeling above).</w:t>
+          <w:t>New blueprint files have to be created that cover some of the new requirements (cf. gaps in domain modeling above).</w:t>
         </w:r>
       </w:ins>
     </w:p>
@@ -7960,40 +7957,70 @@
       </w:pPr>
       <w:ins w:id="41" w:author="Manfred Theißen" w:date="2025-08-18T17:50:00Z" w16du:dateUtc="2025-08-18T15:50:00Z">
         <w:r>
-          <w:t xml:space="preserve">correctmess and </w:t>
+          <w:t>correct</w:t>
         </w:r>
       </w:ins>
-      <w:ins w:id="42" w:author="Manfred Theißen" w:date="2025-08-18T17:48:00Z" w16du:dateUtc="2025-08-18T15:48:00Z">
+      <w:ins w:id="42" w:author="Manfred Theißen" w:date="2025-08-18T18:12:00Z" w16du:dateUtc="2025-08-18T16:12:00Z">
+        <w:r>
+          <w:t>n</w:t>
+        </w:r>
+      </w:ins>
+      <w:ins w:id="43" w:author="Manfred Theißen" w:date="2025-08-18T17:50:00Z" w16du:dateUtc="2025-08-18T15:50:00Z">
+        <w:r>
+          <w:t xml:space="preserve">ess and </w:t>
+        </w:r>
+      </w:ins>
+      <w:ins w:id="44" w:author="Manfred Theißen" w:date="2025-08-18T17:48:00Z" w16du:dateUtc="2025-08-18T15:48:00Z">
         <w:r>
           <w:t>completeness</w:t>
         </w:r>
       </w:ins>
-      <w:ins w:id="43" w:author="Manfred Theißen" w:date="2025-08-18T17:49:00Z" w16du:dateUtc="2025-08-18T15:49:00Z">
+      <w:ins w:id="45" w:author="Manfred Theißen" w:date="2025-08-18T17:49:00Z" w16du:dateUtc="2025-08-18T15:49:00Z">
         <w:r>
           <w:t xml:space="preserve"> </w:t>
         </w:r>
       </w:ins>
-      <w:ins w:id="44" w:author="Manfred Theißen" w:date="2025-08-18T17:50:00Z" w16du:dateUtc="2025-08-18T15:50:00Z">
+      <w:ins w:id="46" w:author="Manfred Theißen" w:date="2025-08-18T17:50:00Z" w16du:dateUtc="2025-08-18T15:50:00Z">
         <w:r>
           <w:t>in terms of content (</w:t>
         </w:r>
       </w:ins>
-      <w:ins w:id="45" w:author="Manfred Theißen" w:date="2025-08-18T17:49:00Z" w16du:dateUtc="2025-08-18T15:49:00Z">
+      <w:ins w:id="47" w:author="Manfred Theißen" w:date="2025-08-18T17:49:00Z" w16du:dateUtc="2025-08-18T15:49:00Z">
         <w:r>
           <w:t>e.g.,</w:t>
         </w:r>
       </w:ins>
-      <w:ins w:id="46" w:author="Manfred Theißen" w:date="2025-08-18T17:51:00Z" w16du:dateUtc="2025-08-18T15:51:00Z">
+      <w:ins w:id="48" w:author="Manfred Theißen" w:date="2025-08-18T17:51:00Z" w16du:dateUtc="2025-08-18T15:51:00Z">
         <w:r>
-          <w:t xml:space="preserve"> while repredocing a blueprint file, the conceptual information (objects and attributes) should be both correct and</w:t>
+          <w:t xml:space="preserve"> while repr</w:t>
         </w:r>
       </w:ins>
-      <w:ins w:id="47" w:author="Manfred Theißen" w:date="2025-08-18T17:52:00Z" w16du:dateUtc="2025-08-18T15:52:00Z">
+      <w:ins w:id="49" w:author="Manfred Theißen" w:date="2025-08-18T18:12:00Z" w16du:dateUtc="2025-08-18T16:12:00Z">
+        <w:r>
+          <w:t>o</w:t>
+        </w:r>
+      </w:ins>
+      <w:ins w:id="50" w:author="Manfred Theißen" w:date="2025-08-18T17:51:00Z" w16du:dateUtc="2025-08-18T15:51:00Z">
+        <w:r>
+          <w:t>d</w:t>
+        </w:r>
+      </w:ins>
+      <w:ins w:id="51" w:author="Manfred Theißen" w:date="2025-08-18T18:12:00Z" w16du:dateUtc="2025-08-18T16:12:00Z">
+        <w:r>
+          <w:t>u</w:t>
+        </w:r>
+      </w:ins>
+      <w:ins w:id="52" w:author="Manfred Theißen" w:date="2025-08-18T17:51:00Z" w16du:dateUtc="2025-08-18T15:51:00Z">
+        <w:r>
+          <w:t>cing a blueprint file, the conceptual information (objects and attributes) should be both correct and</w:t>
+        </w:r>
+      </w:ins>
+      <w:ins w:id="53" w:author="Manfred Theißen" w:date="2025-08-18T17:52:00Z" w16du:dateUtc="2025-08-18T15:52:00Z">
         <w:r>
           <w:t xml:space="preserve"> complete in a strict sense; for the graphics, certain deviations are admissible provided an engineer per</w:t>
         </w:r>
       </w:ins>
-      <w:ins w:id="48" w:author="Manfred Theißen" w:date="2025-08-18T17:53:00Z" w16du:dateUtc="2025-08-18T15:53:00Z">
+      <w:ins w:id="54" w:author="Manfred Theißen" w:date="2025-08-18T17:53:00Z" w16du:dateUtc="2025-08-18T15:53:00Z">
         <w:r>
           <w:t>ceives the diagram as equivalent to the original blueprint’s graphics).</w:t>
         </w:r>
@@ -8003,10 +8030,10 @@
       <w:pPr>
         <w:pStyle w:val="Textkrper"/>
         <w:rPr>
-          <w:ins w:id="49" w:author="Manfred Theißen" w:date="2025-08-18T17:54:00Z" w16du:dateUtc="2025-08-18T15:54:00Z"/>
+          <w:ins w:id="55" w:author="Manfred Theißen" w:date="2025-08-18T17:54:00Z" w16du:dateUtc="2025-08-18T15:54:00Z"/>
         </w:rPr>
       </w:pPr>
-      <w:ins w:id="50" w:author="Manfred Theißen" w:date="2025-08-18T17:54:00Z" w16du:dateUtc="2025-08-18T15:54:00Z">
+      <w:ins w:id="56" w:author="Manfred Theißen" w:date="2025-08-18T17:54:00Z" w16du:dateUtc="2025-08-18T15:54:00Z">
         <w:r>
           <w:t>Gap:</w:t>
         </w:r>
@@ -8020,10 +8047,10 @@
           <w:numId w:val="20"/>
         </w:numPr>
         <w:rPr>
-          <w:ins w:id="51" w:author="Manfred Theißen" w:date="2025-08-18T17:55:00Z" w16du:dateUtc="2025-08-18T15:55:00Z"/>
+          <w:ins w:id="57" w:author="Manfred Theißen" w:date="2025-08-18T17:55:00Z" w16du:dateUtc="2025-08-18T15:55:00Z"/>
         </w:rPr>
       </w:pPr>
-      <w:ins w:id="52" w:author="Manfred Theißen" w:date="2025-08-18T17:54:00Z" w16du:dateUtc="2025-08-18T15:54:00Z">
+      <w:ins w:id="58" w:author="Manfred Theißen" w:date="2025-08-18T17:54:00Z" w16du:dateUtc="2025-08-18T15:54:00Z">
         <w:r>
           <w:t>scoring system</w:t>
         </w:r>
@@ -8037,10 +8064,10 @@
           <w:numId w:val="20"/>
         </w:numPr>
         <w:rPr>
-          <w:ins w:id="53" w:author="Manfred Theißen" w:date="2025-08-18T17:54:00Z" w16du:dateUtc="2025-08-18T15:54:00Z"/>
+          <w:ins w:id="59" w:author="Manfred Theißen" w:date="2025-08-18T17:54:00Z" w16du:dateUtc="2025-08-18T15:54:00Z"/>
         </w:rPr>
       </w:pPr>
-      <w:ins w:id="54" w:author="Manfred Theißen" w:date="2025-08-18T17:55:00Z" w16du:dateUtc="2025-08-18T15:55:00Z">
+      <w:ins w:id="60" w:author="Manfred Theißen" w:date="2025-08-18T17:55:00Z" w16du:dateUtc="2025-08-18T15:55:00Z">
         <w:r>
           <w:t>weighting</w:t>
         </w:r>
@@ -8050,7 +8077,7 @@
       <w:pPr>
         <w:pStyle w:val="Textkrper"/>
         <w:rPr>
-          <w:ins w:id="55" w:author="Manfred Theißen" w:date="2025-08-18T17:54:00Z" w16du:dateUtc="2025-08-18T15:54:00Z"/>
+          <w:ins w:id="61" w:author="Manfred Theißen" w:date="2025-08-18T17:54:00Z" w16du:dateUtc="2025-08-18T15:54:00Z"/>
         </w:rPr>
       </w:pPr>
     </w:p>
@@ -8058,9 +8085,9 @@
       <w:pPr>
         <w:pStyle w:val="Textkrper"/>
         <w:rPr>
-          <w:ins w:id="56" w:author="Manfred Theißen" w:date="2025-08-18T17:48:00Z" w16du:dateUtc="2025-08-18T15:48:00Z"/>
+          <w:ins w:id="62" w:author="Manfred Theißen" w:date="2025-08-18T17:48:00Z" w16du:dateUtc="2025-08-18T15:48:00Z"/>
         </w:rPr>
-        <w:pPrChange w:id="57" w:author="Manfred Theißen" w:date="2025-08-18T17:54:00Z" w16du:dateUtc="2025-08-18T15:54:00Z">
+        <w:pPrChange w:id="63" w:author="Manfred Theißen" w:date="2025-08-18T17:54:00Z" w16du:dateUtc="2025-08-18T15:54:00Z">
           <w:pPr>
             <w:pStyle w:val="Textkrper"/>
             <w:numPr>
@@ -8075,9 +8102,9 @@
       <w:pPr>
         <w:pStyle w:val="Textkrper"/>
         <w:rPr>
-          <w:ins w:id="58" w:author="Manfred Theißen" w:date="2025-08-18T17:48:00Z" w16du:dateUtc="2025-08-18T15:48:00Z"/>
+          <w:ins w:id="64" w:author="Manfred Theißen" w:date="2025-08-18T17:48:00Z" w16du:dateUtc="2025-08-18T15:48:00Z"/>
         </w:rPr>
-        <w:pPrChange w:id="59" w:author="Manfred Theißen" w:date="2025-08-18T17:48:00Z" w16du:dateUtc="2025-08-18T15:48:00Z">
+        <w:pPrChange w:id="65" w:author="Manfred Theißen" w:date="2025-08-18T17:48:00Z" w16du:dateUtc="2025-08-18T15:48:00Z">
           <w:pPr>
             <w:pStyle w:val="Textkrper"/>
             <w:numPr>
@@ -8093,9 +8120,9 @@
         <w:pStyle w:val="Textkrper"/>
         <w:ind w:left="621"/>
         <w:rPr>
-          <w:ins w:id="60" w:author="Manfred Theißen" w:date="2025-08-18T17:47:00Z" w16du:dateUtc="2025-08-18T15:47:00Z"/>
+          <w:ins w:id="66" w:author="Manfred Theißen" w:date="2025-08-18T17:47:00Z" w16du:dateUtc="2025-08-18T15:47:00Z"/>
         </w:rPr>
-        <w:pPrChange w:id="61" w:author="Manfred Theißen" w:date="2025-08-18T17:48:00Z" w16du:dateUtc="2025-08-18T15:48:00Z">
+        <w:pPrChange w:id="67" w:author="Manfred Theißen" w:date="2025-08-18T17:48:00Z" w16du:dateUtc="2025-08-18T15:48:00Z">
           <w:pPr>
             <w:pStyle w:val="Textkrper"/>
           </w:pPr>
@@ -8106,9 +8133,9 @@
       <w:pPr>
         <w:pStyle w:val="Textkrper"/>
         <w:rPr>
-          <w:ins w:id="62" w:author="Manfred Theißen" w:date="2025-08-18T17:39:00Z" w16du:dateUtc="2025-08-18T15:39:00Z"/>
+          <w:ins w:id="68" w:author="Manfred Theißen" w:date="2025-08-18T17:39:00Z" w16du:dateUtc="2025-08-18T15:39:00Z"/>
         </w:rPr>
-        <w:pPrChange w:id="63" w:author="Manfred Theißen" w:date="2025-08-18T17:46:00Z" w16du:dateUtc="2025-08-18T15:46:00Z">
+        <w:pPrChange w:id="69" w:author="Manfred Theißen" w:date="2025-08-18T17:46:00Z" w16du:dateUtc="2025-08-18T15:46:00Z">
           <w:pPr>
             <w:pStyle w:val="Textkrper"/>
             <w:numPr>
@@ -8143,12 +8170,12 @@
       <w:pPr>
         <w:pStyle w:val="berschrift1"/>
       </w:pPr>
-      <w:bookmarkStart w:id="64" w:name="_Toc206410183"/>
+      <w:bookmarkStart w:id="70" w:name="_Toc206410183"/>
       <w:r>
         <w:lastRenderedPageBreak/>
         <w:t>Out-of-Scope Gaps</w:t>
       </w:r>
-      <w:bookmarkEnd w:id="64"/>
+      <w:bookmarkEnd w:id="70"/>
     </w:p>
     <w:p>
       <w:pPr>
@@ -13566,6 +13593,7 @@
     <w:rsid w:val="00433841"/>
     <w:rsid w:val="005255C2"/>
     <w:rsid w:val="005465E1"/>
+    <w:rsid w:val="005614F8"/>
     <w:rsid w:val="005A4329"/>
     <w:rsid w:val="00652177"/>
     <w:rsid w:val="006C273C"/>
@@ -14357,10 +14385,6 @@
 </file>
 
 <file path=customXml/item1.xml><?xml version="1.0" encoding="utf-8"?>
-<b:Sources xmlns:b="http://schemas.openxmlformats.org/officeDocument/2006/bibliography" xmlns="http://schemas.openxmlformats.org/officeDocument/2006/bibliography" SelectedStyle="\APASixthEditionOfficeOnline.xsl" StyleName="APA" Version="6"/>
-</file>
-
-<file path=customXml/item2.xml><?xml version="1.0" encoding="utf-8"?>
 <p:properties xmlns:p="http://schemas.microsoft.com/office/2006/metadata/properties" xmlns:xsi="http://www.w3.org/2001/XMLSchema-instance" xmlns:pc="http://schemas.microsoft.com/office/infopath/2007/PartnerControls">
   <documentManagement>
     <_activity xmlns="7e98115e-32c4-49b4-8c47-8e0291a4fa04" xsi:nil="true"/>
@@ -14368,7 +14392,20 @@
 </p:properties>
 </file>
 
+<file path=customXml/item2.xml><?xml version="1.0" encoding="utf-8"?>
+<b:Sources xmlns:b="http://schemas.openxmlformats.org/officeDocument/2006/bibliography" xmlns="http://schemas.openxmlformats.org/officeDocument/2006/bibliography" SelectedStyle="\APASixthEditionOfficeOnline.xsl" StyleName="APA" Version="6"/>
+</file>
+
 <file path=customXml/item3.xml><?xml version="1.0" encoding="utf-8"?>
+<?mso-contentType ?>
+<FormTemplates xmlns="http://schemas.microsoft.com/sharepoint/v3/contenttype/forms">
+  <Display>DocumentLibraryForm</Display>
+  <Edit>DocumentLibraryForm</Edit>
+  <New>DocumentLibraryForm</New>
+</FormTemplates>
+</file>
+
+<file path=customXml/item4.xml><?xml version="1.0" encoding="utf-8"?>
 <ct:contentTypeSchema xmlns:ct="http://schemas.microsoft.com/office/2006/metadata/contentType" xmlns:ma="http://schemas.microsoft.com/office/2006/metadata/properties/metaAttributes" ct:_="" ma:_="" ma:contentTypeName="Dokument" ma:contentTypeID="0x010100776041F8CE30E747B6CA994F30662BE8" ma:contentTypeVersion="18" ma:contentTypeDescription="Opprett et nytt dokument." ma:contentTypeScope="" ma:versionID="deb1daf185705a241c2caf02fd179627">
   <xsd:schema xmlns:xsd="http://www.w3.org/2001/XMLSchema" xmlns:xs="http://www.w3.org/2001/XMLSchema" xmlns:p="http://schemas.microsoft.com/office/2006/metadata/properties" xmlns:ns3="adbd838b-2ea2-4cb9-9bb2-a01efdf59564" xmlns:ns4="7e98115e-32c4-49b4-8c47-8e0291a4fa04" targetNamespace="http://schemas.microsoft.com/office/2006/metadata/properties" ma:root="true" ma:fieldsID="89945e090dede48e2e383ab088b641cd" ns3:_="" ns4:_="">
     <xsd:import namespace="adbd838b-2ea2-4cb9-9bb2-a01efdf59564"/>
@@ -14621,24 +14658,7 @@
 </ct:contentTypeSchema>
 </file>
 
-<file path=customXml/item4.xml><?xml version="1.0" encoding="utf-8"?>
-<?mso-contentType ?>
-<FormTemplates xmlns="http://schemas.microsoft.com/sharepoint/v3/contenttype/forms">
-  <Display>DocumentLibraryForm</Display>
-  <Edit>DocumentLibraryForm</Edit>
-  <New>DocumentLibraryForm</New>
-</FormTemplates>
-</file>
-
 <file path=customXml/itemProps1.xml><?xml version="1.0" encoding="utf-8"?>
-<ds:datastoreItem xmlns:ds="http://schemas.openxmlformats.org/officeDocument/2006/customXml" ds:itemID="{23508F25-1CFF-4E55-9938-48AFE50A8977}">
-  <ds:schemaRefs>
-    <ds:schemaRef ds:uri="http://schemas.openxmlformats.org/officeDocument/2006/bibliography"/>
-  </ds:schemaRefs>
-</ds:datastoreItem>
-</file>
-
-<file path=customXml/itemProps2.xml><?xml version="1.0" encoding="utf-8"?>
 <ds:datastoreItem xmlns:ds="http://schemas.openxmlformats.org/officeDocument/2006/customXml" ds:itemID="{DAA0423C-7B97-4E5A-848E-C2FAD5B5B7B0}">
   <ds:schemaRefs>
     <ds:schemaRef ds:uri="http://schemas.microsoft.com/office/2006/metadata/properties"/>
@@ -14648,7 +14668,23 @@
 </ds:datastoreItem>
 </file>
 
+<file path=customXml/itemProps2.xml><?xml version="1.0" encoding="utf-8"?>
+<ds:datastoreItem xmlns:ds="http://schemas.openxmlformats.org/officeDocument/2006/customXml" ds:itemID="{23508F25-1CFF-4E55-9938-48AFE50A8977}">
+  <ds:schemaRefs>
+    <ds:schemaRef ds:uri="http://schemas.openxmlformats.org/officeDocument/2006/bibliography"/>
+  </ds:schemaRefs>
+</ds:datastoreItem>
+</file>
+
 <file path=customXml/itemProps3.xml><?xml version="1.0" encoding="utf-8"?>
+<ds:datastoreItem xmlns:ds="http://schemas.openxmlformats.org/officeDocument/2006/customXml" ds:itemID="{8A44BDE6-684E-4B5B-881D-4E5D5848FCED}">
+  <ds:schemaRefs>
+    <ds:schemaRef ds:uri="http://schemas.microsoft.com/sharepoint/v3/contenttype/forms"/>
+  </ds:schemaRefs>
+</ds:datastoreItem>
+</file>
+
+<file path=customXml/itemProps4.xml><?xml version="1.0" encoding="utf-8"?>
 <ds:datastoreItem xmlns:ds="http://schemas.openxmlformats.org/officeDocument/2006/customXml" ds:itemID="{1544F244-AEB7-488E-8A0B-2F69E695C909}">
   <ds:schemaRefs>
     <ds:schemaRef ds:uri="http://schemas.microsoft.com/office/2006/metadata/contentType"/>
@@ -14665,12 +14701,4 @@
     <ds:schemaRef ds:uri="http://schemas.microsoft.com/internal/obd"/>
   </ds:schemaRefs>
 </ds:datastoreItem>
-</file>
-
-<file path=customXml/itemProps4.xml><?xml version="1.0" encoding="utf-8"?>
-<ds:datastoreItem xmlns:ds="http://schemas.openxmlformats.org/officeDocument/2006/customXml" ds:itemID="{8A44BDE6-684E-4B5B-881D-4E5D5848FCED}">
-  <ds:schemaRefs>
-    <ds:schemaRef ds:uri="http://schemas.microsoft.com/sharepoint/v3/contenttype/forms"/>
-  </ds:schemaRefs>
-</ds:datastoreItem>
 </file>
--- a/ContinuationProject/DISC_DEXPI_GapAnalysis.docx
+++ b/ContinuationProject/DISC_DEXPI_GapAnalysis.docx
@@ -1257,11 +1257,19 @@
           <w:p>
             <w:pPr>
               <w:pStyle w:val="TableParagraph"/>
-              <w:rPr>
-                <w:rFonts w:ascii="Times New Roman"/>
+              <w:spacing w:before="39"/>
+              <w:ind w:left="14"/>
+              <w:jc w:val="center"/>
+              <w:rPr>
                 <w:sz w:val="16"/>
               </w:rPr>
             </w:pPr>
+            <w:r>
+              <w:rPr>
+                <w:sz w:val="16"/>
+              </w:rPr>
+              <w:t>1.0</w:t>
+            </w:r>
           </w:p>
         </w:tc>
         <w:tc>
@@ -1271,11 +1279,25 @@
           <w:p>
             <w:pPr>
               <w:pStyle w:val="TableParagraph"/>
-              <w:rPr>
-                <w:rFonts w:ascii="Times New Roman"/>
+              <w:spacing w:before="39"/>
+              <w:ind w:left="13"/>
+              <w:jc w:val="center"/>
+              <w:rPr>
                 <w:sz w:val="16"/>
               </w:rPr>
             </w:pPr>
+            <w:r>
+              <w:rPr>
+                <w:sz w:val="16"/>
+              </w:rPr>
+              <w:t>2025/08/1</w:t>
+            </w:r>
+            <w:r>
+              <w:rPr>
+                <w:sz w:val="16"/>
+              </w:rPr>
+              <w:t>9</w:t>
+            </w:r>
           </w:p>
         </w:tc>
         <w:tc>
@@ -1286,11 +1308,18 @@
           <w:p>
             <w:pPr>
               <w:pStyle w:val="TableParagraph"/>
-              <w:rPr>
-                <w:rFonts w:ascii="Times New Roman"/>
+              <w:spacing w:before="39"/>
+              <w:ind w:left="108"/>
+              <w:rPr>
                 <w:sz w:val="16"/>
               </w:rPr>
             </w:pPr>
+            <w:r>
+              <w:rPr>
+                <w:sz w:val="16"/>
+              </w:rPr>
+              <w:t>Release of Report</w:t>
+            </w:r>
           </w:p>
         </w:tc>
         <w:tc>
@@ -1300,11 +1329,19 @@
           <w:p>
             <w:pPr>
               <w:pStyle w:val="TableParagraph"/>
-              <w:rPr>
-                <w:rFonts w:ascii="Times New Roman"/>
+              <w:spacing w:before="39"/>
+              <w:ind w:left="25"/>
+              <w:jc w:val="center"/>
+              <w:rPr>
                 <w:sz w:val="16"/>
               </w:rPr>
             </w:pPr>
+            <w:r>
+              <w:rPr>
+                <w:sz w:val="16"/>
+              </w:rPr>
+              <w:t>TLP</w:t>
+            </w:r>
           </w:p>
         </w:tc>
         <w:tc>
@@ -1315,8 +1352,9 @@
           <w:p>
             <w:pPr>
               <w:pStyle w:val="TableParagraph"/>
-              <w:rPr>
-                <w:rFonts w:ascii="Times New Roman"/>
+              <w:spacing w:before="39"/>
+              <w:ind w:left="234"/>
+              <w:rPr>
                 <w:sz w:val="16"/>
               </w:rPr>
             </w:pPr>
@@ -1329,8 +1367,10 @@
           <w:p>
             <w:pPr>
               <w:pStyle w:val="TableParagraph"/>
-              <w:rPr>
-                <w:rFonts w:ascii="Times New Roman"/>
+              <w:spacing w:before="39"/>
+              <w:ind w:left="22"/>
+              <w:jc w:val="center"/>
+              <w:rPr>
                 <w:sz w:val="16"/>
               </w:rPr>
             </w:pPr>
@@ -2393,35 +2433,30 @@
             </w:pPr>
             <w:r>
               <w:rPr>
-                <w:spacing w:val="-5"/>
                 <w:sz w:val="24"/>
               </w:rPr>
               <w:fldChar w:fldCharType="begin"/>
             </w:r>
             <w:r>
               <w:rPr>
-                <w:spacing w:val="-5"/>
                 <w:sz w:val="24"/>
               </w:rPr>
               <w:instrText xml:space="preserve"> DOCPROPERTY  Rev  \* MERGEFORMAT </w:instrText>
             </w:r>
             <w:r>
               <w:rPr>
-                <w:spacing w:val="-5"/>
                 <w:sz w:val="24"/>
               </w:rPr>
               <w:fldChar w:fldCharType="separate"/>
             </w:r>
             <w:r>
               <w:rPr>
-                <w:spacing w:val="-5"/>
                 <w:sz w:val="24"/>
               </w:rPr>
-              <w:t>0.1</w:t>
-            </w:r>
-            <w:r>
-              <w:rPr>
-                <w:spacing w:val="-5"/>
+              <w:t>1.0</w:t>
+            </w:r>
+            <w:r>
+              <w:rPr>
                 <w:sz w:val="24"/>
               </w:rPr>
               <w:fldChar w:fldCharType="end"/>
@@ -2523,7 +2558,7 @@
                 <w:spacing w:val="-5"/>
                 <w:sz w:val="24"/>
               </w:rPr>
-              <w:t>14</w:t>
+              <w:t>15</w:t>
             </w:r>
             <w:r>
               <w:rPr>
@@ -2549,9 +2584,9 @@
         </w:sectPr>
       </w:pPr>
     </w:p>
-    <w:bookmarkStart w:id="0" w:name="_bookmark0" w:displacedByCustomXml="next"/>
+    <w:bookmarkStart w:id="0" w:name="_bookmark1" w:displacedByCustomXml="next"/>
     <w:bookmarkEnd w:id="0" w:displacedByCustomXml="next"/>
-    <w:bookmarkStart w:id="1" w:name="_bookmark1" w:displacedByCustomXml="next"/>
+    <w:bookmarkStart w:id="1" w:name="_bookmark0" w:displacedByCustomXml="next"/>
     <w:bookmarkEnd w:id="1" w:displacedByCustomXml="next"/>
     <w:sdt>
       <w:sdtPr>
@@ -2584,7 +2619,7 @@
         </w:p>
         <w:p>
           <w:pPr>
-            <w:pStyle w:val="Verzeichnis1"/>
+            <w:pStyle w:val="TOC1"/>
             <w:tabs>
               <w:tab w:val="right" w:leader="dot" w:pos="10390"/>
             </w:tabs>
@@ -2607,7 +2642,7 @@
           <w:r>
             <w:fldChar w:fldCharType="separate"/>
           </w:r>
-          <w:hyperlink w:anchor="_Toc206410167" w:history="1">
+          <w:hyperlink w:anchor="_Toc206487736" w:history="1">
             <w:r>
               <w:rPr>
                 <w:rStyle w:val="Hyperlink"/>
@@ -2653,7 +2688,7 @@
                 <w:noProof/>
                 <w:webHidden/>
               </w:rPr>
-              <w:instrText xml:space="preserve"> PAGEREF _Toc206410167 \h </w:instrText>
+              <w:instrText xml:space="preserve"> PAGEREF _Toc206487736 \h </w:instrText>
             </w:r>
             <w:r>
               <w:rPr>
@@ -2686,7 +2721,7 @@
         </w:p>
         <w:p>
           <w:pPr>
-            <w:pStyle w:val="Verzeichnis1"/>
+            <w:pStyle w:val="TOC1"/>
             <w:tabs>
               <w:tab w:val="right" w:leader="dot" w:pos="10390"/>
             </w:tabs>
@@ -2700,7 +2735,7 @@
               <w14:ligatures w14:val="standardContextual"/>
             </w:rPr>
           </w:pPr>
-          <w:hyperlink w:anchor="_Toc206410168" w:history="1">
+          <w:hyperlink w:anchor="_Toc206487737" w:history="1">
             <w:r>
               <w:rPr>
                 <w:rStyle w:val="Hyperlink"/>
@@ -2746,7 +2781,7 @@
                 <w:noProof/>
                 <w:webHidden/>
               </w:rPr>
-              <w:instrText xml:space="preserve"> PAGEREF _Toc206410168 \h </w:instrText>
+              <w:instrText xml:space="preserve"> PAGEREF _Toc206487737 \h </w:instrText>
             </w:r>
             <w:r>
               <w:rPr>
@@ -2779,7 +2814,7 @@
         </w:p>
         <w:p>
           <w:pPr>
-            <w:pStyle w:val="Verzeichnis1"/>
+            <w:pStyle w:val="TOC1"/>
             <w:tabs>
               <w:tab w:val="right" w:leader="dot" w:pos="10390"/>
             </w:tabs>
@@ -2793,7 +2828,7 @@
               <w14:ligatures w14:val="standardContextual"/>
             </w:rPr>
           </w:pPr>
-          <w:hyperlink w:anchor="_Toc206410169" w:history="1">
+          <w:hyperlink w:anchor="_Toc206487738" w:history="1">
             <w:r>
               <w:rPr>
                 <w:rStyle w:val="Hyperlink"/>
@@ -2839,7 +2874,7 @@
                 <w:noProof/>
                 <w:webHidden/>
               </w:rPr>
-              <w:instrText xml:space="preserve"> PAGEREF _Toc206410169 \h </w:instrText>
+              <w:instrText xml:space="preserve"> PAGEREF _Toc206487738 \h </w:instrText>
             </w:r>
             <w:r>
               <w:rPr>
@@ -2872,7 +2907,7 @@
         </w:p>
         <w:p>
           <w:pPr>
-            <w:pStyle w:val="Verzeichnis2"/>
+            <w:pStyle w:val="TOC2"/>
             <w:tabs>
               <w:tab w:val="right" w:leader="dot" w:pos="10390"/>
             </w:tabs>
@@ -2886,7 +2921,7 @@
               <w14:ligatures w14:val="standardContextual"/>
             </w:rPr>
           </w:pPr>
-          <w:hyperlink w:anchor="_Toc206410170" w:history="1">
+          <w:hyperlink w:anchor="_Toc206487739" w:history="1">
             <w:r>
               <w:rPr>
                 <w:rStyle w:val="Hyperlink"/>
@@ -2932,7 +2967,7 @@
                 <w:noProof/>
                 <w:webHidden/>
               </w:rPr>
-              <w:instrText xml:space="preserve"> PAGEREF _Toc206410170 \h </w:instrText>
+              <w:instrText xml:space="preserve"> PAGEREF _Toc206487739 \h </w:instrText>
             </w:r>
             <w:r>
               <w:rPr>
@@ -2965,7 +3000,7 @@
         </w:p>
         <w:p>
           <w:pPr>
-            <w:pStyle w:val="Verzeichnis2"/>
+            <w:pStyle w:val="TOC2"/>
             <w:tabs>
               <w:tab w:val="right" w:leader="dot" w:pos="10390"/>
             </w:tabs>
@@ -2979,7 +3014,7 @@
               <w14:ligatures w14:val="standardContextual"/>
             </w:rPr>
           </w:pPr>
-          <w:hyperlink w:anchor="_Toc206410171" w:history="1">
+          <w:hyperlink w:anchor="_Toc206487740" w:history="1">
             <w:r>
               <w:rPr>
                 <w:rStyle w:val="Hyperlink"/>
@@ -3025,7 +3060,7 @@
                 <w:noProof/>
                 <w:webHidden/>
               </w:rPr>
-              <w:instrText xml:space="preserve"> PAGEREF _Toc206410171 \h </w:instrText>
+              <w:instrText xml:space="preserve"> PAGEREF _Toc206487740 \h </w:instrText>
             </w:r>
             <w:r>
               <w:rPr>
@@ -3058,7 +3093,7 @@
         </w:p>
         <w:p>
           <w:pPr>
-            <w:pStyle w:val="Verzeichnis2"/>
+            <w:pStyle w:val="TOC2"/>
             <w:tabs>
               <w:tab w:val="right" w:leader="dot" w:pos="10390"/>
             </w:tabs>
@@ -3072,7 +3107,7 @@
               <w14:ligatures w14:val="standardContextual"/>
             </w:rPr>
           </w:pPr>
-          <w:hyperlink w:anchor="_Toc206410172" w:history="1">
+          <w:hyperlink w:anchor="_Toc206487741" w:history="1">
             <w:r>
               <w:rPr>
                 <w:rStyle w:val="Hyperlink"/>
@@ -3118,7 +3153,7 @@
                 <w:noProof/>
                 <w:webHidden/>
               </w:rPr>
-              <w:instrText xml:space="preserve"> PAGEREF _Toc206410172 \h </w:instrText>
+              <w:instrText xml:space="preserve"> PAGEREF _Toc206487741 \h </w:instrText>
             </w:r>
             <w:r>
               <w:rPr>
@@ -3151,7 +3186,7 @@
         </w:p>
         <w:p>
           <w:pPr>
-            <w:pStyle w:val="Verzeichnis2"/>
+            <w:pStyle w:val="TOC2"/>
             <w:tabs>
               <w:tab w:val="right" w:leader="dot" w:pos="10390"/>
             </w:tabs>
@@ -3165,7 +3200,7 @@
               <w14:ligatures w14:val="standardContextual"/>
             </w:rPr>
           </w:pPr>
-          <w:hyperlink w:anchor="_Toc206410173" w:history="1">
+          <w:hyperlink w:anchor="_Toc206487742" w:history="1">
             <w:r>
               <w:rPr>
                 <w:rStyle w:val="Hyperlink"/>
@@ -3211,7 +3246,7 @@
                 <w:noProof/>
                 <w:webHidden/>
               </w:rPr>
-              <w:instrText xml:space="preserve"> PAGEREF _Toc206410173 \h </w:instrText>
+              <w:instrText xml:space="preserve"> PAGEREF _Toc206487742 \h </w:instrText>
             </w:r>
             <w:r>
               <w:rPr>
@@ -3244,7 +3279,7 @@
         </w:p>
         <w:p>
           <w:pPr>
-            <w:pStyle w:val="Verzeichnis2"/>
+            <w:pStyle w:val="TOC2"/>
             <w:tabs>
               <w:tab w:val="right" w:leader="dot" w:pos="10390"/>
             </w:tabs>
@@ -3258,7 +3293,7 @@
               <w14:ligatures w14:val="standardContextual"/>
             </w:rPr>
           </w:pPr>
-          <w:hyperlink w:anchor="_Toc206410174" w:history="1">
+          <w:hyperlink w:anchor="_Toc206487743" w:history="1">
             <w:r>
               <w:rPr>
                 <w:rStyle w:val="Hyperlink"/>
@@ -3304,7 +3339,7 @@
                 <w:noProof/>
                 <w:webHidden/>
               </w:rPr>
-              <w:instrText xml:space="preserve"> PAGEREF _Toc206410174 \h </w:instrText>
+              <w:instrText xml:space="preserve"> PAGEREF _Toc206487743 \h </w:instrText>
             </w:r>
             <w:r>
               <w:rPr>
@@ -3337,7 +3372,7 @@
         </w:p>
         <w:p>
           <w:pPr>
-            <w:pStyle w:val="Verzeichnis2"/>
+            <w:pStyle w:val="TOC2"/>
             <w:tabs>
               <w:tab w:val="right" w:leader="dot" w:pos="10390"/>
             </w:tabs>
@@ -3351,7 +3386,7 @@
               <w14:ligatures w14:val="standardContextual"/>
             </w:rPr>
           </w:pPr>
-          <w:hyperlink w:anchor="_Toc206410175" w:history="1">
+          <w:hyperlink w:anchor="_Toc206487744" w:history="1">
             <w:r>
               <w:rPr>
                 <w:rStyle w:val="Hyperlink"/>
@@ -3397,7 +3432,7 @@
                 <w:noProof/>
                 <w:webHidden/>
               </w:rPr>
-              <w:instrText xml:space="preserve"> PAGEREF _Toc206410175 \h </w:instrText>
+              <w:instrText xml:space="preserve"> PAGEREF _Toc206487744 \h </w:instrText>
             </w:r>
             <w:r>
               <w:rPr>
@@ -3430,7 +3465,7 @@
         </w:p>
         <w:p>
           <w:pPr>
-            <w:pStyle w:val="Verzeichnis2"/>
+            <w:pStyle w:val="TOC2"/>
             <w:tabs>
               <w:tab w:val="right" w:leader="dot" w:pos="10390"/>
             </w:tabs>
@@ -3444,7 +3479,7 @@
               <w14:ligatures w14:val="standardContextual"/>
             </w:rPr>
           </w:pPr>
-          <w:hyperlink w:anchor="_Toc206410176" w:history="1">
+          <w:hyperlink w:anchor="_Toc206487745" w:history="1">
             <w:r>
               <w:rPr>
                 <w:rStyle w:val="Hyperlink"/>
@@ -3490,7 +3525,7 @@
                 <w:noProof/>
                 <w:webHidden/>
               </w:rPr>
-              <w:instrText xml:space="preserve"> PAGEREF _Toc206410176 \h </w:instrText>
+              <w:instrText xml:space="preserve"> PAGEREF _Toc206487745 \h </w:instrText>
             </w:r>
             <w:r>
               <w:rPr>
@@ -3523,7 +3558,7 @@
         </w:p>
         <w:p>
           <w:pPr>
-            <w:pStyle w:val="Verzeichnis2"/>
+            <w:pStyle w:val="TOC2"/>
             <w:tabs>
               <w:tab w:val="right" w:leader="dot" w:pos="10390"/>
             </w:tabs>
@@ -3537,7 +3572,7 @@
               <w14:ligatures w14:val="standardContextual"/>
             </w:rPr>
           </w:pPr>
-          <w:hyperlink w:anchor="_Toc206410177" w:history="1">
+          <w:hyperlink w:anchor="_Toc206487746" w:history="1">
             <w:r>
               <w:rPr>
                 <w:rStyle w:val="Hyperlink"/>
@@ -3583,7 +3618,7 @@
                 <w:noProof/>
                 <w:webHidden/>
               </w:rPr>
-              <w:instrText xml:space="preserve"> PAGEREF _Toc206410177 \h </w:instrText>
+              <w:instrText xml:space="preserve"> PAGEREF _Toc206487746 \h </w:instrText>
             </w:r>
             <w:r>
               <w:rPr>
@@ -3616,7 +3651,7 @@
         </w:p>
         <w:p>
           <w:pPr>
-            <w:pStyle w:val="Verzeichnis2"/>
+            <w:pStyle w:val="TOC2"/>
             <w:tabs>
               <w:tab w:val="right" w:leader="dot" w:pos="10390"/>
             </w:tabs>
@@ -3630,7 +3665,7 @@
               <w14:ligatures w14:val="standardContextual"/>
             </w:rPr>
           </w:pPr>
-          <w:hyperlink w:anchor="_Toc206410178" w:history="1">
+          <w:hyperlink w:anchor="_Toc206487747" w:history="1">
             <w:r>
               <w:rPr>
                 <w:rStyle w:val="Hyperlink"/>
@@ -3676,7 +3711,7 @@
                 <w:noProof/>
                 <w:webHidden/>
               </w:rPr>
-              <w:instrText xml:space="preserve"> PAGEREF _Toc206410178 \h </w:instrText>
+              <w:instrText xml:space="preserve"> PAGEREF _Toc206487747 \h </w:instrText>
             </w:r>
             <w:r>
               <w:rPr>
@@ -3709,7 +3744,7 @@
         </w:p>
         <w:p>
           <w:pPr>
-            <w:pStyle w:val="Verzeichnis2"/>
+            <w:pStyle w:val="TOC2"/>
             <w:tabs>
               <w:tab w:val="right" w:leader="dot" w:pos="10390"/>
             </w:tabs>
@@ -3723,7 +3758,7 @@
               <w14:ligatures w14:val="standardContextual"/>
             </w:rPr>
           </w:pPr>
-          <w:hyperlink w:anchor="_Toc206410179" w:history="1">
+          <w:hyperlink w:anchor="_Toc206487748" w:history="1">
             <w:r>
               <w:rPr>
                 <w:rStyle w:val="Hyperlink"/>
@@ -3769,7 +3804,7 @@
                 <w:noProof/>
                 <w:webHidden/>
               </w:rPr>
-              <w:instrText xml:space="preserve"> PAGEREF _Toc206410179 \h </w:instrText>
+              <w:instrText xml:space="preserve"> PAGEREF _Toc206487748 \h </w:instrText>
             </w:r>
             <w:r>
               <w:rPr>
@@ -3802,7 +3837,7 @@
         </w:p>
         <w:p>
           <w:pPr>
-            <w:pStyle w:val="Verzeichnis2"/>
+            <w:pStyle w:val="TOC2"/>
             <w:tabs>
               <w:tab w:val="right" w:leader="dot" w:pos="10390"/>
             </w:tabs>
@@ -3816,7 +3851,7 @@
               <w14:ligatures w14:val="standardContextual"/>
             </w:rPr>
           </w:pPr>
-          <w:hyperlink w:anchor="_Toc206410180" w:history="1">
+          <w:hyperlink w:anchor="_Toc206487749" w:history="1">
             <w:r>
               <w:rPr>
                 <w:rStyle w:val="Hyperlink"/>
@@ -3841,7 +3876,7 @@
                 <w:rStyle w:val="Hyperlink"/>
                 <w:noProof/>
               </w:rPr>
-              <w:t>Prepare Symbols for Profile</w:t>
+              <w:t>Motor – Equipment Linking</w:t>
             </w:r>
             <w:r>
               <w:rPr>
@@ -3862,7 +3897,7 @@
                 <w:noProof/>
                 <w:webHidden/>
               </w:rPr>
-              <w:instrText xml:space="preserve"> PAGEREF _Toc206410180 \h </w:instrText>
+              <w:instrText xml:space="preserve"> PAGEREF _Toc206487749 \h </w:instrText>
             </w:r>
             <w:r>
               <w:rPr>
@@ -3895,7 +3930,7 @@
         </w:p>
         <w:p>
           <w:pPr>
-            <w:pStyle w:val="Verzeichnis2"/>
+            <w:pStyle w:val="TOC2"/>
             <w:tabs>
               <w:tab w:val="right" w:leader="dot" w:pos="10390"/>
             </w:tabs>
@@ -3909,7 +3944,7 @@
               <w14:ligatures w14:val="standardContextual"/>
             </w:rPr>
           </w:pPr>
-          <w:hyperlink w:anchor="_Toc206410181" w:history="1">
+          <w:hyperlink w:anchor="_Toc206487750" w:history="1">
             <w:r>
               <w:rPr>
                 <w:rStyle w:val="Hyperlink"/>
@@ -3934,7 +3969,7 @@
                 <w:rStyle w:val="Hyperlink"/>
                 <w:noProof/>
               </w:rPr>
-              <w:t>Update requirements to include with DEXPI 2.0 conceptual model updates</w:t>
+              <w:t>Prepare Symbols for Profile</w:t>
             </w:r>
             <w:r>
               <w:rPr>
@@ -3955,7 +3990,7 @@
                 <w:noProof/>
                 <w:webHidden/>
               </w:rPr>
-              <w:instrText xml:space="preserve"> PAGEREF _Toc206410181 \h </w:instrText>
+              <w:instrText xml:space="preserve"> PAGEREF _Toc206487750 \h </w:instrText>
             </w:r>
             <w:r>
               <w:rPr>
@@ -3988,7 +4023,7 @@
         </w:p>
         <w:p>
           <w:pPr>
-            <w:pStyle w:val="Verzeichnis2"/>
+            <w:pStyle w:val="TOC2"/>
             <w:tabs>
               <w:tab w:val="right" w:leader="dot" w:pos="10390"/>
             </w:tabs>
@@ -4002,7 +4037,7 @@
               <w14:ligatures w14:val="standardContextual"/>
             </w:rPr>
           </w:pPr>
-          <w:hyperlink w:anchor="_Toc206410182" w:history="1">
+          <w:hyperlink w:anchor="_Toc206487751" w:history="1">
             <w:r>
               <w:rPr>
                 <w:rStyle w:val="Hyperlink"/>
@@ -4027,7 +4062,7 @@
                 <w:rStyle w:val="Hyperlink"/>
                 <w:noProof/>
               </w:rPr>
-              <w:t>Creation of machine-readable DISC DEXPI Profile</w:t>
+              <w:t>Update requirements to include DEXPI 2.0 conceptual model updates</w:t>
             </w:r>
             <w:r>
               <w:rPr>
@@ -4048,7 +4083,7 @@
                 <w:noProof/>
                 <w:webHidden/>
               </w:rPr>
-              <w:instrText xml:space="preserve"> PAGEREF _Toc206410182 \h </w:instrText>
+              <w:instrText xml:space="preserve"> PAGEREF _Toc206487751 \h </w:instrText>
             </w:r>
             <w:r>
               <w:rPr>
@@ -4068,7 +4103,7 @@
                 <w:noProof/>
                 <w:webHidden/>
               </w:rPr>
-              <w:t>9</w:t>
+              <w:t>10</w:t>
             </w:r>
             <w:r>
               <w:rPr>
@@ -4081,7 +4116,286 @@
         </w:p>
         <w:p>
           <w:pPr>
-            <w:pStyle w:val="Verzeichnis1"/>
+            <w:pStyle w:val="TOC2"/>
+            <w:tabs>
+              <w:tab w:val="right" w:leader="dot" w:pos="10390"/>
+            </w:tabs>
+            <w:rPr>
+              <w:rFonts w:asciiTheme="minorHAnsi" w:eastAsiaTheme="minorEastAsia" w:hAnsiTheme="minorHAnsi" w:cstheme="minorBidi"/>
+              <w:noProof/>
+              <w:kern w:val="2"/>
+              <w:sz w:val="24"/>
+              <w:szCs w:val="24"/>
+              <w:lang w:val="en-GB" w:eastAsia="en-GB"/>
+              <w14:ligatures w14:val="standardContextual"/>
+            </w:rPr>
+          </w:pPr>
+          <w:hyperlink w:anchor="_Toc206487752" w:history="1">
+            <w:r>
+              <w:rPr>
+                <w:rStyle w:val="Hyperlink"/>
+                <w:noProof/>
+              </w:rPr>
+              <w:t>3.14</w:t>
+            </w:r>
+            <w:r>
+              <w:rPr>
+                <w:rFonts w:asciiTheme="minorHAnsi" w:eastAsiaTheme="minorEastAsia" w:hAnsiTheme="minorHAnsi" w:cstheme="minorBidi"/>
+                <w:noProof/>
+                <w:kern w:val="2"/>
+                <w:sz w:val="24"/>
+                <w:szCs w:val="24"/>
+                <w:lang w:val="en-GB" w:eastAsia="en-GB"/>
+                <w14:ligatures w14:val="standardContextual"/>
+              </w:rPr>
+              <w:tab/>
+            </w:r>
+            <w:r>
+              <w:rPr>
+                <w:rStyle w:val="Hyperlink"/>
+                <w:noProof/>
+              </w:rPr>
+              <w:t>Creation of machine-readable DISC DEXPI Profile</w:t>
+            </w:r>
+            <w:r>
+              <w:rPr>
+                <w:noProof/>
+                <w:webHidden/>
+              </w:rPr>
+              <w:tab/>
+            </w:r>
+            <w:r>
+              <w:rPr>
+                <w:noProof/>
+                <w:webHidden/>
+              </w:rPr>
+              <w:fldChar w:fldCharType="begin"/>
+            </w:r>
+            <w:r>
+              <w:rPr>
+                <w:noProof/>
+                <w:webHidden/>
+              </w:rPr>
+              <w:instrText xml:space="preserve"> PAGEREF _Toc206487752 \h </w:instrText>
+            </w:r>
+            <w:r>
+              <w:rPr>
+                <w:noProof/>
+                <w:webHidden/>
+              </w:rPr>
+            </w:r>
+            <w:r>
+              <w:rPr>
+                <w:noProof/>
+                <w:webHidden/>
+              </w:rPr>
+              <w:fldChar w:fldCharType="separate"/>
+            </w:r>
+            <w:r>
+              <w:rPr>
+                <w:noProof/>
+                <w:webHidden/>
+              </w:rPr>
+              <w:t>10</w:t>
+            </w:r>
+            <w:r>
+              <w:rPr>
+                <w:noProof/>
+                <w:webHidden/>
+              </w:rPr>
+              <w:fldChar w:fldCharType="end"/>
+            </w:r>
+          </w:hyperlink>
+        </w:p>
+        <w:p>
+          <w:pPr>
+            <w:pStyle w:val="TOC2"/>
+            <w:tabs>
+              <w:tab w:val="right" w:leader="dot" w:pos="10390"/>
+            </w:tabs>
+            <w:rPr>
+              <w:rFonts w:asciiTheme="minorHAnsi" w:eastAsiaTheme="minorEastAsia" w:hAnsiTheme="minorHAnsi" w:cstheme="minorBidi"/>
+              <w:noProof/>
+              <w:kern w:val="2"/>
+              <w:sz w:val="24"/>
+              <w:szCs w:val="24"/>
+              <w:lang w:val="en-GB" w:eastAsia="en-GB"/>
+              <w14:ligatures w14:val="standardContextual"/>
+            </w:rPr>
+          </w:pPr>
+          <w:hyperlink w:anchor="_Toc206487753" w:history="1">
+            <w:r>
+              <w:rPr>
+                <w:rStyle w:val="Hyperlink"/>
+                <w:noProof/>
+              </w:rPr>
+              <w:t>3.15</w:t>
+            </w:r>
+            <w:r>
+              <w:rPr>
+                <w:rFonts w:asciiTheme="minorHAnsi" w:eastAsiaTheme="minorEastAsia" w:hAnsiTheme="minorHAnsi" w:cstheme="minorBidi"/>
+                <w:noProof/>
+                <w:kern w:val="2"/>
+                <w:sz w:val="24"/>
+                <w:szCs w:val="24"/>
+                <w:lang w:val="en-GB" w:eastAsia="en-GB"/>
+                <w14:ligatures w14:val="standardContextual"/>
+              </w:rPr>
+              <w:tab/>
+            </w:r>
+            <w:r>
+              <w:rPr>
+                <w:rStyle w:val="Hyperlink"/>
+                <w:noProof/>
+              </w:rPr>
+              <w:t>Blueprint Files</w:t>
+            </w:r>
+            <w:r>
+              <w:rPr>
+                <w:noProof/>
+                <w:webHidden/>
+              </w:rPr>
+              <w:tab/>
+            </w:r>
+            <w:r>
+              <w:rPr>
+                <w:noProof/>
+                <w:webHidden/>
+              </w:rPr>
+              <w:fldChar w:fldCharType="begin"/>
+            </w:r>
+            <w:r>
+              <w:rPr>
+                <w:noProof/>
+                <w:webHidden/>
+              </w:rPr>
+              <w:instrText xml:space="preserve"> PAGEREF _Toc206487753 \h </w:instrText>
+            </w:r>
+            <w:r>
+              <w:rPr>
+                <w:noProof/>
+                <w:webHidden/>
+              </w:rPr>
+            </w:r>
+            <w:r>
+              <w:rPr>
+                <w:noProof/>
+                <w:webHidden/>
+              </w:rPr>
+              <w:fldChar w:fldCharType="separate"/>
+            </w:r>
+            <w:r>
+              <w:rPr>
+                <w:noProof/>
+                <w:webHidden/>
+              </w:rPr>
+              <w:t>13</w:t>
+            </w:r>
+            <w:r>
+              <w:rPr>
+                <w:noProof/>
+                <w:webHidden/>
+              </w:rPr>
+              <w:fldChar w:fldCharType="end"/>
+            </w:r>
+          </w:hyperlink>
+        </w:p>
+        <w:p>
+          <w:pPr>
+            <w:pStyle w:val="TOC2"/>
+            <w:tabs>
+              <w:tab w:val="right" w:leader="dot" w:pos="10390"/>
+            </w:tabs>
+            <w:rPr>
+              <w:rFonts w:asciiTheme="minorHAnsi" w:eastAsiaTheme="minorEastAsia" w:hAnsiTheme="minorHAnsi" w:cstheme="minorBidi"/>
+              <w:noProof/>
+              <w:kern w:val="2"/>
+              <w:sz w:val="24"/>
+              <w:szCs w:val="24"/>
+              <w:lang w:val="en-GB" w:eastAsia="en-GB"/>
+              <w14:ligatures w14:val="standardContextual"/>
+            </w:rPr>
+          </w:pPr>
+          <w:hyperlink w:anchor="_Toc206487754" w:history="1">
+            <w:r>
+              <w:rPr>
+                <w:rStyle w:val="Hyperlink"/>
+                <w:noProof/>
+              </w:rPr>
+              <w:t>3.16</w:t>
+            </w:r>
+            <w:r>
+              <w:rPr>
+                <w:rFonts w:asciiTheme="minorHAnsi" w:eastAsiaTheme="minorEastAsia" w:hAnsiTheme="minorHAnsi" w:cstheme="minorBidi"/>
+                <w:noProof/>
+                <w:kern w:val="2"/>
+                <w:sz w:val="24"/>
+                <w:szCs w:val="24"/>
+                <w:lang w:val="en-GB" w:eastAsia="en-GB"/>
+                <w14:ligatures w14:val="standardContextual"/>
+              </w:rPr>
+              <w:tab/>
+            </w:r>
+            <w:r>
+              <w:rPr>
+                <w:rStyle w:val="Hyperlink"/>
+                <w:noProof/>
+              </w:rPr>
+              <w:t>Validation Method</w:t>
+            </w:r>
+            <w:r>
+              <w:rPr>
+                <w:noProof/>
+                <w:webHidden/>
+              </w:rPr>
+              <w:tab/>
+            </w:r>
+            <w:r>
+              <w:rPr>
+                <w:noProof/>
+                <w:webHidden/>
+              </w:rPr>
+              <w:fldChar w:fldCharType="begin"/>
+            </w:r>
+            <w:r>
+              <w:rPr>
+                <w:noProof/>
+                <w:webHidden/>
+              </w:rPr>
+              <w:instrText xml:space="preserve"> PAGEREF _Toc206487754 \h </w:instrText>
+            </w:r>
+            <w:r>
+              <w:rPr>
+                <w:noProof/>
+                <w:webHidden/>
+              </w:rPr>
+            </w:r>
+            <w:r>
+              <w:rPr>
+                <w:noProof/>
+                <w:webHidden/>
+              </w:rPr>
+              <w:fldChar w:fldCharType="separate"/>
+            </w:r>
+            <w:r>
+              <w:rPr>
+                <w:noProof/>
+                <w:webHidden/>
+              </w:rPr>
+              <w:t>14</w:t>
+            </w:r>
+            <w:r>
+              <w:rPr>
+                <w:noProof/>
+                <w:webHidden/>
+              </w:rPr>
+              <w:fldChar w:fldCharType="end"/>
+            </w:r>
+          </w:hyperlink>
+        </w:p>
+        <w:p>
+          <w:pPr>
+            <w:pStyle w:val="TOC1"/>
             <w:tabs>
               <w:tab w:val="right" w:leader="dot" w:pos="10390"/>
             </w:tabs>
@@ -4095,7 +4409,7 @@
               <w14:ligatures w14:val="standardContextual"/>
             </w:rPr>
           </w:pPr>
-          <w:hyperlink w:anchor="_Toc206410183" w:history="1">
+          <w:hyperlink w:anchor="_Toc206487755" w:history="1">
             <w:r>
               <w:rPr>
                 <w:rStyle w:val="Hyperlink"/>
@@ -4141,7 +4455,7 @@
                 <w:noProof/>
                 <w:webHidden/>
               </w:rPr>
-              <w:instrText xml:space="preserve"> PAGEREF _Toc206410183 \h </w:instrText>
+              <w:instrText xml:space="preserve"> PAGEREF _Toc206487755 \h </w:instrText>
             </w:r>
             <w:r>
               <w:rPr>
@@ -4161,7 +4475,7 @@
                 <w:noProof/>
                 <w:webHidden/>
               </w:rPr>
-              <w:t>14</w:t>
+              <w:t>15</w:t>
             </w:r>
             <w:r>
               <w:rPr>
@@ -4359,7 +4673,21 @@
               <w:rPr>
                 <w:spacing w:val="-2"/>
               </w:rPr>
-              <w:t>between Equinor, AkerBP, Aibel &amp; AkerSolutions.</w:t>
+              <w:t xml:space="preserve">between Equinor, AkerBP, Aibel &amp; </w:t>
+            </w:r>
+            <w:proofErr w:type="spellStart"/>
+            <w:r>
+              <w:rPr>
+                <w:spacing w:val="-2"/>
+              </w:rPr>
+              <w:t>AkerSolutions</w:t>
+            </w:r>
+            <w:proofErr w:type="spellEnd"/>
+            <w:r>
+              <w:rPr>
+                <w:spacing w:val="-2"/>
+              </w:rPr>
+              <w:t>.</w:t>
             </w:r>
           </w:p>
         </w:tc>
@@ -4740,6 +5068,7 @@
               </w:rPr>
             </w:pPr>
             <w:hyperlink r:id="rId14" w:history="1">
+              <w:proofErr w:type="spellStart"/>
               <w:r>
                 <w:rPr>
                   <w:rStyle w:val="Hyperlink"/>
@@ -4747,6 +5076,7 @@
                 </w:rPr>
                 <w:t>pnb</w:t>
               </w:r>
+              <w:proofErr w:type="spellEnd"/>
             </w:hyperlink>
           </w:p>
         </w:tc>
@@ -4760,8 +5090,13 @@
               <w:spacing w:before="43"/>
               <w:ind w:left="285"/>
             </w:pPr>
-            <w:r>
-              <w:t xml:space="preserve">pnb </w:t>
+            <w:proofErr w:type="spellStart"/>
+            <w:r>
+              <w:t>pnb</w:t>
+            </w:r>
+            <w:proofErr w:type="spellEnd"/>
+            <w:r>
+              <w:t xml:space="preserve"> </w:t>
             </w:r>
             <w:r>
               <w:t>p</w:t>
@@ -4913,9 +5248,9 @@
     </w:p>
     <w:p>
       <w:pPr>
-        <w:pStyle w:val="berschrift1"/>
-      </w:pPr>
-      <w:bookmarkStart w:id="2" w:name="_Toc206410167"/>
+        <w:pStyle w:val="Heading1"/>
+      </w:pPr>
+      <w:bookmarkStart w:id="2" w:name="_Toc206487736"/>
       <w:r>
         <w:lastRenderedPageBreak/>
         <w:t>Abstract</w:t>
@@ -4924,7 +5259,7 @@
     </w:p>
     <w:p>
       <w:pPr>
-        <w:pStyle w:val="Textkrper"/>
+        <w:pStyle w:val="BodyText"/>
         <w:rPr>
           <w:rFonts w:ascii="Times New Roman" w:eastAsia="Times New Roman" w:hAnsi="Times New Roman" w:cs="Times New Roman"/>
         </w:rPr>
@@ -4935,7 +5270,7 @@
     </w:p>
     <w:p>
       <w:pPr>
-        <w:pStyle w:val="Textkrper"/>
+        <w:pStyle w:val="BodyText"/>
       </w:pPr>
       <w:r>
         <w:t>Prior to the current DISC DEXPI Continuation Project, the NOAKA DEXPI Project documents most of the requirements for DISC partners to implement DEXPI in a standardized way and addressed several gaps between the DISC requirements and the existing DEXPI specification.</w:t>
@@ -4943,7 +5278,7 @@
     </w:p>
     <w:p>
       <w:pPr>
-        <w:pStyle w:val="Textkrper"/>
+        <w:pStyle w:val="BodyText"/>
       </w:pPr>
       <w:r>
         <w:t>Building on this foundation, the current project aims to close the remaining gaps and address integration challenges between CAD vendors, with the ultimate objective of enabling full round-trip transfers of DEXPI P&amp;IDs. A number of these gaps can only be addressed now that the new DEXPI serialization format is approved, moving away from the Proteus schema. As a result, the solutions developed in this project and presented to the DEXPI content team for integration into the DEXPI model will be serializable exclusively using the new format.</w:t>
@@ -4951,7 +5286,7 @@
     </w:p>
     <w:p>
       <w:pPr>
-        <w:pStyle w:val="Textkrper"/>
+        <w:pStyle w:val="BodyText"/>
       </w:pPr>
       <w:r>
         <w:t>This document outlines the outstanding gaps identifie</w:t>
@@ -4968,7 +5303,7 @@
     </w:p>
     <w:p>
       <w:pPr>
-        <w:pStyle w:val="Textkrper"/>
+        <w:pStyle w:val="BodyText"/>
       </w:pPr>
       <w:r>
         <w:t xml:space="preserve">In the context of this document, ‘gaps’ refer to differences between the NCS P&amp;ID engineering modelling requirements and the DEXPI 2.0 standard, </w:t>
@@ -4982,9 +5317,9 @@
     </w:p>
     <w:p>
       <w:pPr>
-        <w:pStyle w:val="berschrift1"/>
-      </w:pPr>
-      <w:bookmarkStart w:id="3" w:name="_Toc206410168"/>
+        <w:pStyle w:val="Heading1"/>
+      </w:pPr>
+      <w:bookmarkStart w:id="3" w:name="_Toc206487737"/>
       <w:r>
         <w:t>Introduction</w:t>
       </w:r>
@@ -4992,7 +5327,7 @@
     </w:p>
     <w:p>
       <w:pPr>
-        <w:pStyle w:val="Textkrper"/>
+        <w:pStyle w:val="BodyText"/>
       </w:pPr>
       <w:r>
         <w:t>At the conclusion of the NOAKA/DISC DEXPI project, several engineering elements remained either undocumented in the DISC DEXPI Requirements document and/or unmodelled</w:t>
@@ -5015,10 +5350,16 @@
     </w:p>
     <w:p>
       <w:pPr>
-        <w:pStyle w:val="Textkrper"/>
-      </w:pPr>
-      <w:r>
-        <w:t>Each of these gaps will be addressed in this project and where relevant include in extensions of the blueprint files ma</w:t>
+        <w:pStyle w:val="BodyText"/>
+      </w:pPr>
+      <w:r>
+        <w:t>Each of these gaps will be addressed in this project and where relevant include</w:t>
+      </w:r>
+      <w:r>
+        <w:t>d</w:t>
+      </w:r>
+      <w:r>
+        <w:t xml:space="preserve"> in extensions of the blueprint files ma</w:t>
       </w:r>
       <w:r>
         <w:t>de</w:t>
@@ -5029,7 +5370,7 @@
     </w:p>
     <w:p>
       <w:pPr>
-        <w:pStyle w:val="Textkrper"/>
+        <w:pStyle w:val="BodyText"/>
       </w:pPr>
       <w:r>
         <w:t>The blueprint files will be provided in both the old Proteus schema and the new DEXPI XML format where possible.</w:t>
@@ -5037,7 +5378,7 @@
     </w:p>
     <w:p>
       <w:pPr>
-        <w:pStyle w:val="Textkrper"/>
+        <w:pStyle w:val="BodyText"/>
       </w:pPr>
       <w:r>
         <w:t>Some solutions will only be feasible using the new DEXPI 2.0 serialization, where</w:t>
@@ -5057,9 +5398,9 @@
     </w:p>
     <w:p>
       <w:pPr>
-        <w:pStyle w:val="berschrift1"/>
-      </w:pPr>
-      <w:bookmarkStart w:id="4" w:name="_Toc206410169"/>
+        <w:pStyle w:val="Heading1"/>
+      </w:pPr>
+      <w:bookmarkStart w:id="4" w:name="_Toc206487738"/>
       <w:r>
         <w:t>Identified Gaps</w:t>
       </w:r>
@@ -5067,7 +5408,7 @@
     </w:p>
     <w:p>
       <w:pPr>
-        <w:pStyle w:val="Textkrper"/>
+        <w:pStyle w:val="BodyText"/>
         <w:rPr>
           <w:lang w:val="en-US"/>
         </w:rPr>
@@ -5090,9 +5431,9 @@
     </w:p>
     <w:p>
       <w:pPr>
-        <w:pStyle w:val="berschrift2"/>
-      </w:pPr>
-      <w:bookmarkStart w:id="5" w:name="_Toc206410170"/>
+        <w:pStyle w:val="Heading2"/>
+      </w:pPr>
+      <w:bookmarkStart w:id="5" w:name="_Toc206487739"/>
       <w:r>
         <w:t>Instrumentation Modelling</w:t>
       </w:r>
@@ -5100,7 +5441,7 @@
     </w:p>
     <w:p>
       <w:pPr>
-        <w:pStyle w:val="Textkrper"/>
+        <w:pStyle w:val="BodyText"/>
       </w:pPr>
       <w:r>
         <w:t xml:space="preserve">In the NOAKA/DISC DEXPI project, a simplified and pragmatic approach </w:t>
@@ -5115,7 +5456,39 @@
         <w:t>adopted</w:t>
       </w:r>
       <w:r>
-        <w:t xml:space="preserve"> for modelling instrumentation and automation elements, avoiding the use of the full DEXPI instrumentation models for ProcessSignalGeneratingFunction / MeasuringSystem and ActuatingElectricalFunction / ActuatingElectricalSystem with their associated sub-component class types.</w:t>
+        <w:t xml:space="preserve"> for modelling instrumentation and automation elements, avoiding the use of the full DEXPI instrumentation models for </w:t>
+      </w:r>
+      <w:proofErr w:type="spellStart"/>
+      <w:r>
+        <w:t>ProcessSignalGeneratingFunction</w:t>
+      </w:r>
+      <w:proofErr w:type="spellEnd"/>
+      <w:r>
+        <w:t xml:space="preserve"> / </w:t>
+      </w:r>
+      <w:proofErr w:type="spellStart"/>
+      <w:r>
+        <w:t>MeasuringSystem</w:t>
+      </w:r>
+      <w:proofErr w:type="spellEnd"/>
+      <w:r>
+        <w:t xml:space="preserve"> and </w:t>
+      </w:r>
+      <w:proofErr w:type="spellStart"/>
+      <w:r>
+        <w:t>ActuatingElectricalFunction</w:t>
+      </w:r>
+      <w:proofErr w:type="spellEnd"/>
+      <w:r>
+        <w:t xml:space="preserve"> / </w:t>
+      </w:r>
+      <w:proofErr w:type="spellStart"/>
+      <w:r>
+        <w:t>ActuatingElectricalSystem</w:t>
+      </w:r>
+      <w:proofErr w:type="spellEnd"/>
+      <w:r>
+        <w:t xml:space="preserve"> with their associated sub-component class types.</w:t>
       </w:r>
       <w:r>
         <w:t xml:space="preserve"> T</w:t>
@@ -5125,12 +5498,20 @@
       </w:r>
       <w:r>
         <w:lastRenderedPageBreak/>
-        <w:t>simplified approach classified all elements within these modelling branches under the ProcessInstrumentationFunction class type, with differentiation achieved through type attributes.</w:t>
-      </w:r>
-    </w:p>
-    <w:p>
-      <w:pPr>
-        <w:pStyle w:val="Textkrper"/>
+        <w:t xml:space="preserve">simplified approach classified all elements within these modelling branches under the </w:t>
+      </w:r>
+      <w:proofErr w:type="spellStart"/>
+      <w:r>
+        <w:t>ProcessInstrumentationFunction</w:t>
+      </w:r>
+      <w:proofErr w:type="spellEnd"/>
+      <w:r>
+        <w:t xml:space="preserve"> class type, with differentiation achieved through type attributes.</w:t>
+      </w:r>
+    </w:p>
+    <w:p>
+      <w:pPr>
+        <w:pStyle w:val="BodyText"/>
         <w:rPr>
           <w:b/>
           <w:bCs/>
@@ -5160,7 +5541,7 @@
     </w:p>
     <w:p>
       <w:pPr>
-        <w:pStyle w:val="Textkrper"/>
+        <w:pStyle w:val="BodyText"/>
       </w:pPr>
       <w:r>
         <w:t xml:space="preserve">During the period between the original DISC DEXPI project and this continuation project, significant effort </w:t>
@@ -5198,7 +5579,7 @@
     </w:p>
     <w:p>
       <w:pPr>
-        <w:pStyle w:val="Textkrper"/>
+        <w:pStyle w:val="BodyText"/>
       </w:pPr>
       <w:r>
         <w:t>Note: The simplified approach is also more easily applied to legacy DEXPI drawing conversion from image or unintelligent CAD tools.</w:t>
@@ -5206,7 +5587,7 @@
     </w:p>
     <w:p>
       <w:pPr>
-        <w:pStyle w:val="Textkrper"/>
+        <w:pStyle w:val="BodyText"/>
       </w:pPr>
       <w:r>
         <w:t>Gap: This ‘gap’ can be considered closed.</w:t>
@@ -5214,9 +5595,9 @@
     </w:p>
     <w:p>
       <w:pPr>
-        <w:pStyle w:val="berschrift2"/>
-      </w:pPr>
-      <w:bookmarkStart w:id="6" w:name="_Toc206410171"/>
+        <w:pStyle w:val="Heading2"/>
+      </w:pPr>
+      <w:bookmarkStart w:id="6" w:name="_Toc206487740"/>
       <w:r>
         <w:t>Vessel/Tank Internal Components</w:t>
       </w:r>
@@ -5224,7 +5605,7 @@
     </w:p>
     <w:p>
       <w:pPr>
-        <w:pStyle w:val="Textkrper"/>
+        <w:pStyle w:val="BodyText"/>
       </w:pPr>
       <w:r>
         <w:t xml:space="preserve">In the DISC project, a decision </w:t>
@@ -5250,7 +5631,7 @@
     </w:p>
     <w:p>
       <w:pPr>
-        <w:pStyle w:val="Textkrper"/>
+        <w:pStyle w:val="BodyText"/>
       </w:pPr>
       <w:r>
         <w:rPr>
@@ -5300,16 +5681,21 @@
     </w:p>
     <w:p>
       <w:pPr>
-        <w:pStyle w:val="Beschriftung"/>
-      </w:pPr>
-      <w:r>
-        <w:t>Figure : Example of Vessel/Tank Internal Components.</w:t>
+        <w:pStyle w:val="Caption"/>
+      </w:pPr>
+      <w:proofErr w:type="gramStart"/>
+      <w:r>
+        <w:t>Figure :</w:t>
+      </w:r>
+      <w:proofErr w:type="gramEnd"/>
+      <w:r>
+        <w:t xml:space="preserve"> Example of Vessel/Tank Internal Components.</w:t>
       </w:r>
     </w:p>
     <w:p/>
     <w:p>
       <w:pPr>
-        <w:pStyle w:val="Textkrper"/>
+        <w:pStyle w:val="BodyText"/>
       </w:pPr>
       <w:r>
         <w:t>Gap:</w:t>
@@ -5317,7 +5703,7 @@
     </w:p>
     <w:p>
       <w:pPr>
-        <w:pStyle w:val="Textkrper"/>
+        <w:pStyle w:val="BodyText"/>
         <w:numPr>
           <w:ilvl w:val="0"/>
           <w:numId w:val="20"/>
@@ -5329,19 +5715,19 @@
     </w:p>
     <w:p>
       <w:pPr>
-        <w:pStyle w:val="Textkrper"/>
+        <w:pStyle w:val="BodyText"/>
         <w:numPr>
           <w:ilvl w:val="0"/>
           <w:numId w:val="20"/>
         </w:numPr>
       </w:pPr>
       <w:r>
-        <w:t>.Include updates in DISC DEXPI Requirements document</w:t>
-      </w:r>
-    </w:p>
-    <w:p>
-      <w:pPr>
-        <w:pStyle w:val="Textkrper"/>
+        <w:t>Include updates in DISC DEXPI Requirements document</w:t>
+      </w:r>
+    </w:p>
+    <w:p>
+      <w:pPr>
+        <w:pStyle w:val="BodyText"/>
         <w:numPr>
           <w:ilvl w:val="0"/>
           <w:numId w:val="20"/>
@@ -5354,7 +5740,7 @@
     </w:p>
     <w:p>
       <w:pPr>
-        <w:pStyle w:val="Textkrper"/>
+        <w:pStyle w:val="BodyText"/>
         <w:numPr>
           <w:ilvl w:val="0"/>
           <w:numId w:val="20"/>
@@ -5366,9 +5752,9 @@
     </w:p>
     <w:p>
       <w:pPr>
-        <w:pStyle w:val="berschrift2"/>
-      </w:pPr>
-      <w:bookmarkStart w:id="7" w:name="_Toc206410172"/>
+        <w:pStyle w:val="Heading2"/>
+      </w:pPr>
+      <w:bookmarkStart w:id="7" w:name="_Toc206487741"/>
       <w:r>
         <w:t>Annotations</w:t>
       </w:r>
@@ -5376,7 +5762,7 @@
     </w:p>
     <w:p>
       <w:pPr>
-        <w:pStyle w:val="Textkrper"/>
+        <w:pStyle w:val="BodyText"/>
       </w:pPr>
       <w:r>
         <w:t xml:space="preserve">Annotations (Note) class DISC proposal is part of the DEXPI standard but has not been </w:t>
@@ -5390,7 +5776,7 @@
     </w:p>
     <w:p>
       <w:pPr>
-        <w:pStyle w:val="Textkrper"/>
+        <w:pStyle w:val="BodyText"/>
       </w:pPr>
       <w:r>
         <w:t>This class supports note reference, text and association to other DEXPI conceptual objects.</w:t>
@@ -5398,7 +5784,7 @@
     </w:p>
     <w:p>
       <w:pPr>
-        <w:pStyle w:val="Textkrper"/>
+        <w:pStyle w:val="BodyText"/>
         <w:keepNext/>
       </w:pPr>
       <w:r>
@@ -5458,15 +5844,20 @@
     </w:p>
     <w:p>
       <w:pPr>
-        <w:pStyle w:val="Beschriftung"/>
-      </w:pPr>
-      <w:r>
-        <w:t>Figure : DEXPI Note class</w:t>
-      </w:r>
-    </w:p>
-    <w:p>
-      <w:pPr>
-        <w:pStyle w:val="Textkrper"/>
+        <w:pStyle w:val="Caption"/>
+      </w:pPr>
+      <w:proofErr w:type="gramStart"/>
+      <w:r>
+        <w:t>Figure :</w:t>
+      </w:r>
+      <w:proofErr w:type="gramEnd"/>
+      <w:r>
+        <w:t xml:space="preserve"> DEXPI Note class</w:t>
+      </w:r>
+    </w:p>
+    <w:p>
+      <w:pPr>
+        <w:pStyle w:val="BodyText"/>
       </w:pPr>
       <w:r>
         <w:t>Gap:</w:t>
@@ -5474,7 +5865,7 @@
     </w:p>
     <w:p>
       <w:pPr>
-        <w:pStyle w:val="Textkrper"/>
+        <w:pStyle w:val="BodyText"/>
         <w:numPr>
           <w:ilvl w:val="0"/>
           <w:numId w:val="20"/>
@@ -5486,9 +5877,9 @@
     </w:p>
     <w:p>
       <w:pPr>
-        <w:pStyle w:val="berschrift2"/>
-      </w:pPr>
-      <w:bookmarkStart w:id="8" w:name="_Toc206410173"/>
+        <w:pStyle w:val="Heading2"/>
+      </w:pPr>
+      <w:bookmarkStart w:id="8" w:name="_Toc206487742"/>
       <w:r>
         <w:t>Mount Type</w:t>
       </w:r>
@@ -5496,7 +5887,7 @@
     </w:p>
     <w:p>
       <w:pPr>
-        <w:pStyle w:val="Textkrper"/>
+        <w:pStyle w:val="BodyText"/>
       </w:pPr>
       <w:r>
         <w:t xml:space="preserve">Mount class DISC proposal </w:t>
@@ -5510,15 +5901,23 @@
     </w:p>
     <w:p>
       <w:pPr>
-        <w:pStyle w:val="Textkrper"/>
-      </w:pPr>
-      <w:r>
-        <w:t>This class supports the mounting connection between instrument and equipment type and can be assigned as a sensing location for the ProcessSignalGeneratingFunction.</w:t>
-      </w:r>
-    </w:p>
-    <w:p>
-      <w:pPr>
-        <w:pStyle w:val="Textkrper"/>
+        <w:pStyle w:val="BodyText"/>
+      </w:pPr>
+      <w:r>
+        <w:t xml:space="preserve">This class supports the mounting connection between instrument and equipment type and can be assigned as a sensing location for the </w:t>
+      </w:r>
+      <w:proofErr w:type="spellStart"/>
+      <w:r>
+        <w:t>ProcessSignalGeneratingFunction</w:t>
+      </w:r>
+      <w:proofErr w:type="spellEnd"/>
+      <w:r>
+        <w:t>.</w:t>
+      </w:r>
+    </w:p>
+    <w:p>
+      <w:pPr>
+        <w:pStyle w:val="BodyText"/>
         <w:keepNext/>
       </w:pPr>
       <w:r>
@@ -5581,15 +5980,20 @@
     </w:p>
     <w:p>
       <w:pPr>
-        <w:pStyle w:val="Beschriftung"/>
-      </w:pPr>
-      <w:r>
-        <w:t>Figure : DEXPI Mount class</w:t>
-      </w:r>
-    </w:p>
-    <w:p>
-      <w:pPr>
-        <w:pStyle w:val="Textkrper"/>
+        <w:pStyle w:val="Caption"/>
+      </w:pPr>
+      <w:proofErr w:type="gramStart"/>
+      <w:r>
+        <w:t>Figure :</w:t>
+      </w:r>
+      <w:proofErr w:type="gramEnd"/>
+      <w:r>
+        <w:t xml:space="preserve"> DEXPI Mount class</w:t>
+      </w:r>
+    </w:p>
+    <w:p>
+      <w:pPr>
+        <w:pStyle w:val="BodyText"/>
       </w:pPr>
       <w:r>
         <w:t>Gap:</w:t>
@@ -5597,7 +6001,7 @@
     </w:p>
     <w:p>
       <w:pPr>
-        <w:pStyle w:val="Textkrper"/>
+        <w:pStyle w:val="BodyText"/>
         <w:numPr>
           <w:ilvl w:val="0"/>
           <w:numId w:val="20"/>
@@ -5609,7 +6013,7 @@
     </w:p>
     <w:p>
       <w:pPr>
-        <w:pStyle w:val="Textkrper"/>
+        <w:pStyle w:val="BodyText"/>
         <w:numPr>
           <w:ilvl w:val="0"/>
           <w:numId w:val="20"/>
@@ -5621,7 +6025,7 @@
     </w:p>
     <w:p>
       <w:pPr>
-        <w:pStyle w:val="Textkrper"/>
+        <w:pStyle w:val="BodyText"/>
         <w:numPr>
           <w:ilvl w:val="0"/>
           <w:numId w:val="20"/>
@@ -5633,9 +6037,9 @@
     </w:p>
     <w:p>
       <w:pPr>
-        <w:pStyle w:val="berschrift2"/>
-      </w:pPr>
-      <w:bookmarkStart w:id="9" w:name="_Toc206410174"/>
+        <w:pStyle w:val="Heading2"/>
+      </w:pPr>
+      <w:bookmarkStart w:id="9" w:name="_Toc206487743"/>
       <w:r>
         <w:lastRenderedPageBreak/>
         <w:t>Report duplicate/incorrect names and URIs</w:t>
@@ -5644,7 +6048,7 @@
     </w:p>
     <w:p>
       <w:pPr>
-        <w:pStyle w:val="Textkrper"/>
+        <w:pStyle w:val="BodyText"/>
       </w:pPr>
       <w:r>
         <w:t xml:space="preserve">The following items have been </w:t>
@@ -5740,6 +6144,7 @@
                 <w:lang w:val="en-GB"/>
               </w:rPr>
             </w:pPr>
+            <w:proofErr w:type="spellStart"/>
             <w:r>
               <w:rPr>
                 <w:b/>
@@ -5750,6 +6155,7 @@
               </w:rPr>
               <w:t>ComponentClass</w:t>
             </w:r>
+            <w:proofErr w:type="spellEnd"/>
           </w:p>
         </w:tc>
         <w:tc>
@@ -5780,6 +6186,7 @@
                 <w:lang w:val="en-GB"/>
               </w:rPr>
             </w:pPr>
+            <w:proofErr w:type="spellStart"/>
             <w:r>
               <w:rPr>
                 <w:b/>
@@ -5790,6 +6197,7 @@
               </w:rPr>
               <w:t>ComponentClassURI</w:t>
             </w:r>
+            <w:proofErr w:type="spellEnd"/>
           </w:p>
         </w:tc>
         <w:tc>
@@ -5899,6 +6307,7 @@
                 <w:lang w:val="en-GB"/>
               </w:rPr>
             </w:pPr>
+            <w:proofErr w:type="spellStart"/>
             <w:r>
               <w:rPr>
                 <w:sz w:val="20"/>
@@ -5907,6 +6316,7 @@
               </w:rPr>
               <w:t>BlowerFan</w:t>
             </w:r>
+            <w:proofErr w:type="spellEnd"/>
           </w:p>
         </w:tc>
         <w:tc>
@@ -6050,6 +6460,7 @@
                 <w:lang w:val="en-GB"/>
               </w:rPr>
             </w:pPr>
+            <w:proofErr w:type="spellStart"/>
             <w:r>
               <w:rPr>
                 <w:sz w:val="20"/>
@@ -6058,6 +6469,7 @@
               </w:rPr>
               <w:t>BlowerFan</w:t>
             </w:r>
+            <w:proofErr w:type="spellEnd"/>
           </w:p>
         </w:tc>
         <w:tc>
@@ -6268,7 +6680,39 @@
                 <w:sz w:val="20"/>
                 <w:szCs w:val="20"/>
               </w:rPr>
-              <w:t>All the PressureAbsoluteUnits and PressureGaugeUnits have the same name and URI. The ga</w:t>
+              <w:t xml:space="preserve">All the </w:t>
+            </w:r>
+            <w:proofErr w:type="spellStart"/>
+            <w:r>
+              <w:rPr>
+                <w:sz w:val="20"/>
+                <w:szCs w:val="20"/>
+              </w:rPr>
+              <w:t>PressureAbsoluteUnits</w:t>
+            </w:r>
+            <w:proofErr w:type="spellEnd"/>
+            <w:r>
+              <w:rPr>
+                <w:sz w:val="20"/>
+                <w:szCs w:val="20"/>
+              </w:rPr>
+              <w:t xml:space="preserve"> and </w:t>
+            </w:r>
+            <w:proofErr w:type="spellStart"/>
+            <w:r>
+              <w:rPr>
+                <w:sz w:val="20"/>
+                <w:szCs w:val="20"/>
+              </w:rPr>
+              <w:t>PressureGaugeUnits</w:t>
+            </w:r>
+            <w:proofErr w:type="spellEnd"/>
+            <w:r>
+              <w:rPr>
+                <w:sz w:val="20"/>
+                <w:szCs w:val="20"/>
+              </w:rPr>
+              <w:t xml:space="preserve"> have the same name and URI. The ga</w:t>
             </w:r>
             <w:r>
               <w:rPr>
@@ -6465,7 +6909,7 @@
     </w:p>
     <w:p>
       <w:pPr>
-        <w:pStyle w:val="Textkrper"/>
+        <w:pStyle w:val="BodyText"/>
       </w:pPr>
       <w:r>
         <w:t>Gap:</w:t>
@@ -6473,7 +6917,7 @@
     </w:p>
     <w:p>
       <w:pPr>
-        <w:pStyle w:val="Textkrper"/>
+        <w:pStyle w:val="BodyText"/>
         <w:numPr>
           <w:ilvl w:val="0"/>
           <w:numId w:val="20"/>
@@ -6485,21 +6929,26 @@
     </w:p>
     <w:p>
       <w:pPr>
-        <w:pStyle w:val="Textkrper"/>
+        <w:pStyle w:val="BodyText"/>
         <w:numPr>
           <w:ilvl w:val="0"/>
           <w:numId w:val="20"/>
         </w:numPr>
       </w:pPr>
       <w:r>
-        <w:t>Check and if required raise issue with DEXPI group for UoM usage of bar/barg</w:t>
-      </w:r>
-    </w:p>
-    <w:p>
-      <w:pPr>
-        <w:pStyle w:val="berschrift2"/>
-      </w:pPr>
-      <w:bookmarkStart w:id="10" w:name="_Toc206410175"/>
+        <w:t>Check and if required raise issue with DEXPI group for UoM usage of bar/</w:t>
+      </w:r>
+      <w:proofErr w:type="spellStart"/>
+      <w:r>
+        <w:t>barg</w:t>
+      </w:r>
+      <w:proofErr w:type="spellEnd"/>
+    </w:p>
+    <w:p>
+      <w:pPr>
+        <w:pStyle w:val="Heading2"/>
+      </w:pPr>
+      <w:bookmarkStart w:id="10" w:name="_Toc206487744"/>
       <w:r>
         <w:t>Off-Page Signal Modelling</w:t>
       </w:r>
@@ -6507,7 +6956,7 @@
     </w:p>
     <w:p>
       <w:pPr>
-        <w:pStyle w:val="Textkrper"/>
+        <w:pStyle w:val="BodyText"/>
       </w:pPr>
       <w:r>
         <w:t xml:space="preserve">Current DEXPI conceptual model and serialization do not support the transfer of signal lines that run across multiple P&amp;IDs. In these cases, the current standard requires the use of ‘dummy’ elements to ensure the correct compositional topology in the transfer file – </w:t>
@@ -6521,7 +6970,7 @@
     </w:p>
     <w:p>
       <w:pPr>
-        <w:pStyle w:val="Textkrper"/>
+        <w:pStyle w:val="BodyText"/>
       </w:pPr>
       <w:r>
         <w:t>Gap:</w:t>
@@ -6529,19 +6978,19 @@
     </w:p>
     <w:p>
       <w:pPr>
-        <w:pStyle w:val="Textkrper"/>
+        <w:pStyle w:val="BodyText"/>
         <w:numPr>
           <w:ilvl w:val="0"/>
           <w:numId w:val="20"/>
         </w:numPr>
       </w:pPr>
       <w:r>
-        <w:t>Discuss and will agree on suitable DEXPI model</w:t>
-      </w:r>
-    </w:p>
-    <w:p>
-      <w:pPr>
-        <w:pStyle w:val="Textkrper"/>
+        <w:t>Discuss and agree on suitable DEXPI model</w:t>
+      </w:r>
+    </w:p>
+    <w:p>
+      <w:pPr>
+        <w:pStyle w:val="BodyText"/>
         <w:numPr>
           <w:ilvl w:val="0"/>
           <w:numId w:val="20"/>
@@ -6553,7 +7002,7 @@
     </w:p>
     <w:p>
       <w:pPr>
-        <w:pStyle w:val="Textkrper"/>
+        <w:pStyle w:val="BodyText"/>
         <w:numPr>
           <w:ilvl w:val="0"/>
           <w:numId w:val="20"/>
@@ -6565,19 +7014,19 @@
     </w:p>
     <w:p>
       <w:pPr>
-        <w:pStyle w:val="Textkrper"/>
+        <w:pStyle w:val="BodyText"/>
         <w:numPr>
           <w:ilvl w:val="0"/>
           <w:numId w:val="20"/>
         </w:numPr>
       </w:pPr>
       <w:r>
-        <w:t>Include will update in DISC DEXPI Requirements document</w:t>
-      </w:r>
-    </w:p>
-    <w:p>
-      <w:pPr>
-        <w:pStyle w:val="Textkrper"/>
+        <w:t>Include update in DISC DEXPI Requirements document</w:t>
+      </w:r>
+    </w:p>
+    <w:p>
+      <w:pPr>
+        <w:pStyle w:val="BodyText"/>
         <w:numPr>
           <w:ilvl w:val="0"/>
           <w:numId w:val="20"/>
@@ -6589,9 +7038,9 @@
     </w:p>
     <w:p>
       <w:pPr>
-        <w:pStyle w:val="berschrift2"/>
-      </w:pPr>
-      <w:bookmarkStart w:id="11" w:name="_Toc206410176"/>
+        <w:pStyle w:val="Heading2"/>
+      </w:pPr>
+      <w:bookmarkStart w:id="11" w:name="_Toc206487745"/>
       <w:r>
         <w:t>Battery Limits and Tie-In Points</w:t>
       </w:r>
@@ -6599,7 +7048,7 @@
     </w:p>
     <w:p>
       <w:pPr>
-        <w:pStyle w:val="Textkrper"/>
+        <w:pStyle w:val="BodyText"/>
       </w:pPr>
       <w:r>
         <w:t>Battery Limits define the boundary between plant owner responsibility and external entity responsibility. Tie-In Points defines the boundary between new and existing systems, defining the scope of a project.</w:t>
@@ -6607,7 +7056,7 @@
     </w:p>
     <w:p>
       <w:pPr>
-        <w:pStyle w:val="Textkrper"/>
+        <w:pStyle w:val="BodyText"/>
       </w:pPr>
       <w:r>
         <w:t xml:space="preserve">Transfer of Battery Limits and Tie-In Points is </w:t>
@@ -6621,7 +7070,7 @@
     </w:p>
     <w:p>
       <w:pPr>
-        <w:pStyle w:val="Textkrper"/>
+        <w:pStyle w:val="BodyText"/>
       </w:pPr>
       <w:r>
         <w:lastRenderedPageBreak/>
@@ -6630,19 +7079,19 @@
     </w:p>
     <w:p>
       <w:pPr>
-        <w:pStyle w:val="Textkrper"/>
+        <w:pStyle w:val="BodyText"/>
         <w:numPr>
           <w:ilvl w:val="0"/>
           <w:numId w:val="20"/>
         </w:numPr>
       </w:pPr>
       <w:r>
-        <w:t>Discuss and will agree on suitable DEXPI model</w:t>
-      </w:r>
-    </w:p>
-    <w:p>
-      <w:pPr>
-        <w:pStyle w:val="Textkrper"/>
+        <w:t>Discuss and agree on suitable DEXPI model</w:t>
+      </w:r>
+    </w:p>
+    <w:p>
+      <w:pPr>
+        <w:pStyle w:val="BodyText"/>
         <w:numPr>
           <w:ilvl w:val="0"/>
           <w:numId w:val="20"/>
@@ -6654,7 +7103,7 @@
     </w:p>
     <w:p>
       <w:pPr>
-        <w:pStyle w:val="Textkrper"/>
+        <w:pStyle w:val="BodyText"/>
         <w:numPr>
           <w:ilvl w:val="0"/>
           <w:numId w:val="20"/>
@@ -6666,19 +7115,19 @@
     </w:p>
     <w:p>
       <w:pPr>
-        <w:pStyle w:val="Textkrper"/>
+        <w:pStyle w:val="BodyText"/>
         <w:numPr>
           <w:ilvl w:val="0"/>
           <w:numId w:val="20"/>
         </w:numPr>
       </w:pPr>
       <w:r>
-        <w:t>Include will update in DISC DEXPI Requirements document</w:t>
-      </w:r>
-    </w:p>
-    <w:p>
-      <w:pPr>
-        <w:pStyle w:val="Textkrper"/>
+        <w:t>Include update in DISC DEXPI Requirements document</w:t>
+      </w:r>
+    </w:p>
+    <w:p>
+      <w:pPr>
+        <w:pStyle w:val="BodyText"/>
         <w:numPr>
           <w:ilvl w:val="0"/>
           <w:numId w:val="20"/>
@@ -6690,20 +7139,38 @@
     </w:p>
     <w:p>
       <w:pPr>
-        <w:pStyle w:val="berschrift2"/>
-      </w:pPr>
-      <w:bookmarkStart w:id="12" w:name="_Toc206410177"/>
-      <w:r>
-        <w:t>ProcessSafetyFunction Subtype</w:t>
+        <w:pStyle w:val="Heading2"/>
+      </w:pPr>
+      <w:bookmarkStart w:id="12" w:name="_Toc206487746"/>
+      <w:proofErr w:type="spellStart"/>
+      <w:r>
+        <w:t>ProcessSafetyFunction</w:t>
+      </w:r>
+      <w:proofErr w:type="spellEnd"/>
+      <w:r>
+        <w:t xml:space="preserve"> Subtype</w:t>
       </w:r>
       <w:bookmarkEnd w:id="12"/>
     </w:p>
     <w:p>
       <w:pPr>
-        <w:pStyle w:val="Textkrper"/>
-      </w:pPr>
-      <w:r>
-        <w:t>ProcessSafetyFunction as a discrete subtype of ProcessInstrumentationFunction allows for improved modelling for safety critical elements directly from the DEXPI file/model</w:t>
+        <w:pStyle w:val="BodyText"/>
+      </w:pPr>
+      <w:proofErr w:type="spellStart"/>
+      <w:r>
+        <w:t>ProcessSafetyFunction</w:t>
+      </w:r>
+      <w:proofErr w:type="spellEnd"/>
+      <w:r>
+        <w:t xml:space="preserve"> as a discrete subtype of </w:t>
+      </w:r>
+      <w:proofErr w:type="spellStart"/>
+      <w:r>
+        <w:t>ProcessInstrumentationFunction</w:t>
+      </w:r>
+      <w:proofErr w:type="spellEnd"/>
+      <w:r>
+        <w:t xml:space="preserve"> allows for improved modelling for safety critical elements directly from the DEXPI file/model</w:t>
       </w:r>
       <w:r>
         <w:t>. The expectation is that this new subtype shall be identified as a separate class type.</w:t>
@@ -6711,7 +7178,7 @@
     </w:p>
     <w:p>
       <w:pPr>
-        <w:pStyle w:val="Textkrper"/>
+        <w:pStyle w:val="BodyText"/>
         <w:numPr>
           <w:ilvl w:val="0"/>
           <w:numId w:val="20"/>
@@ -6723,7 +7190,7 @@
     </w:p>
     <w:p>
       <w:pPr>
-        <w:pStyle w:val="Textkrper"/>
+        <w:pStyle w:val="BodyText"/>
         <w:numPr>
           <w:ilvl w:val="0"/>
           <w:numId w:val="20"/>
@@ -6735,19 +7202,19 @@
     </w:p>
     <w:p>
       <w:pPr>
-        <w:pStyle w:val="Textkrper"/>
+        <w:pStyle w:val="BodyText"/>
         <w:numPr>
           <w:ilvl w:val="0"/>
           <w:numId w:val="20"/>
         </w:numPr>
       </w:pPr>
       <w:r>
-        <w:t>Include will update in DISC DEXPI Requirements document</w:t>
-      </w:r>
-    </w:p>
-    <w:p>
-      <w:pPr>
-        <w:pStyle w:val="Textkrper"/>
+        <w:t>Include update in DISC DEXPI Requirements document</w:t>
+      </w:r>
+    </w:p>
+    <w:p>
+      <w:pPr>
+        <w:pStyle w:val="BodyText"/>
         <w:numPr>
           <w:ilvl w:val="0"/>
           <w:numId w:val="20"/>
@@ -6759,9 +7226,9 @@
     </w:p>
     <w:p>
       <w:pPr>
-        <w:pStyle w:val="berschrift2"/>
-      </w:pPr>
-      <w:bookmarkStart w:id="13" w:name="_Toc206410178"/>
+        <w:pStyle w:val="Heading2"/>
+      </w:pPr>
+      <w:bookmarkStart w:id="13" w:name="_Toc206487747"/>
       <w:r>
         <w:t>Electrical Line Type</w:t>
       </w:r>
@@ -6769,21 +7236,37 @@
     </w:p>
     <w:p>
       <w:pPr>
-        <w:pStyle w:val="Textkrper"/>
-      </w:pPr>
-      <w:r>
-        <w:t xml:space="preserve">Electrical Line additional type to support the electrical lines that are drafted on NCS P&amp;IDs. Within the current DISC DEXPI requirements/profile definition these are modelled as SignalConveryingFunction type. The expectation is that these electrical lines shall be </w:t>
+        <w:pStyle w:val="BodyText"/>
+      </w:pPr>
+      <w:r>
+        <w:t xml:space="preserve">Electrical Line additional type to support the electrical lines that are drafted on NCS P&amp;IDs. Within the current DISC DEXPI requirements/profile definition these are modelled as </w:t>
+      </w:r>
+      <w:proofErr w:type="spellStart"/>
+      <w:r>
+        <w:t>SignalConveryingFunction</w:t>
+      </w:r>
+      <w:proofErr w:type="spellEnd"/>
+      <w:r>
+        <w:t xml:space="preserve"> type. The expectation is that these electrical lines shall be </w:t>
       </w:r>
       <w:r>
         <w:t xml:space="preserve">identified </w:t>
       </w:r>
       <w:r>
-        <w:t>as a separate class type e.g. ElectricalLineFunction.</w:t>
-      </w:r>
-    </w:p>
-    <w:p>
-      <w:pPr>
-        <w:pStyle w:val="Textkrper"/>
+        <w:t xml:space="preserve">as a separate class type e.g. </w:t>
+      </w:r>
+      <w:proofErr w:type="spellStart"/>
+      <w:r>
+        <w:t>ElectricalLineFunction</w:t>
+      </w:r>
+      <w:proofErr w:type="spellEnd"/>
+      <w:r>
+        <w:t>.</w:t>
+      </w:r>
+    </w:p>
+    <w:p>
+      <w:pPr>
+        <w:pStyle w:val="BodyText"/>
         <w:keepNext/>
       </w:pPr>
       <w:r>
@@ -6829,15 +7312,20 @@
     </w:p>
     <w:p>
       <w:pPr>
-        <w:pStyle w:val="Beschriftung"/>
-      </w:pPr>
-      <w:r>
-        <w:t>Figure : Example of electrical line between MCC and pump</w:t>
-      </w:r>
-    </w:p>
-    <w:p>
-      <w:pPr>
-        <w:pStyle w:val="Textkrper"/>
+        <w:pStyle w:val="Caption"/>
+      </w:pPr>
+      <w:proofErr w:type="gramStart"/>
+      <w:r>
+        <w:t>Figure :</w:t>
+      </w:r>
+      <w:proofErr w:type="gramEnd"/>
+      <w:r>
+        <w:t xml:space="preserve"> Example of electrical line between MCC and pump</w:t>
+      </w:r>
+    </w:p>
+    <w:p>
+      <w:pPr>
+        <w:pStyle w:val="BodyText"/>
       </w:pPr>
       <w:r>
         <w:t>Gap:</w:t>
@@ -6845,19 +7333,19 @@
     </w:p>
     <w:p>
       <w:pPr>
-        <w:pStyle w:val="Textkrper"/>
+        <w:pStyle w:val="BodyText"/>
         <w:numPr>
           <w:ilvl w:val="0"/>
           <w:numId w:val="20"/>
         </w:numPr>
       </w:pPr>
       <w:r>
-        <w:t>Discuss and will agree on suitable DEXPI model</w:t>
-      </w:r>
-    </w:p>
-    <w:p>
-      <w:pPr>
-        <w:pStyle w:val="Textkrper"/>
+        <w:t>Discuss and agree on suitable DEXPI model</w:t>
+      </w:r>
+    </w:p>
+    <w:p>
+      <w:pPr>
+        <w:pStyle w:val="BodyText"/>
         <w:numPr>
           <w:ilvl w:val="0"/>
           <w:numId w:val="20"/>
@@ -6869,7 +7357,7 @@
     </w:p>
     <w:p>
       <w:pPr>
-        <w:pStyle w:val="Textkrper"/>
+        <w:pStyle w:val="BodyText"/>
         <w:numPr>
           <w:ilvl w:val="0"/>
           <w:numId w:val="20"/>
@@ -6881,7 +7369,7 @@
     </w:p>
     <w:p>
       <w:pPr>
-        <w:pStyle w:val="Textkrper"/>
+        <w:pStyle w:val="BodyText"/>
         <w:numPr>
           <w:ilvl w:val="0"/>
           <w:numId w:val="20"/>
@@ -6889,12 +7377,12 @@
       </w:pPr>
       <w:r>
         <w:lastRenderedPageBreak/>
-        <w:t>Include will update in DISC DEXPI Requirements document</w:t>
-      </w:r>
-    </w:p>
-    <w:p>
-      <w:pPr>
-        <w:pStyle w:val="Textkrper"/>
+        <w:t>Include update in DISC DEXPI Requirements document</w:t>
+      </w:r>
+    </w:p>
+    <w:p>
+      <w:pPr>
+        <w:pStyle w:val="BodyText"/>
         <w:numPr>
           <w:ilvl w:val="0"/>
           <w:numId w:val="20"/>
@@ -6906,9 +7394,9 @@
     </w:p>
     <w:p>
       <w:pPr>
-        <w:pStyle w:val="berschrift2"/>
-      </w:pPr>
-      <w:bookmarkStart w:id="14" w:name="_Toc206410179"/>
+        <w:pStyle w:val="Heading2"/>
+      </w:pPr>
+      <w:bookmarkStart w:id="14" w:name="_Toc206487748"/>
       <w:r>
         <w:t>Clamp-On</w:t>
       </w:r>
@@ -6916,7 +7404,7 @@
     </w:p>
     <w:p>
       <w:pPr>
-        <w:pStyle w:val="Textkrper"/>
+        <w:pStyle w:val="BodyText"/>
       </w:pPr>
       <w:r>
         <w:t xml:space="preserve">Clamp-on measuring elements are measuring instruments that are fitted externally to the pipe using clamp-on mounting. These measuring devices are not in-line as they are not in direct contact with the process fluid, however, they are often drafted as in-line elements. The current DISC DEXPI requirements models these elements as in-line. </w:t>
@@ -6936,7 +7424,7 @@
     </w:p>
     <w:p>
       <w:pPr>
-        <w:pStyle w:val="Textkrper"/>
+        <w:pStyle w:val="BodyText"/>
       </w:pPr>
       <w:r>
         <w:t>Gap:</w:t>
@@ -6944,19 +7432,19 @@
     </w:p>
     <w:p>
       <w:pPr>
-        <w:pStyle w:val="Textkrper"/>
+        <w:pStyle w:val="BodyText"/>
         <w:numPr>
           <w:ilvl w:val="0"/>
           <w:numId w:val="20"/>
         </w:numPr>
       </w:pPr>
       <w:r>
-        <w:t>Discuss and will agree on suitable DEXPI model</w:t>
-      </w:r>
-    </w:p>
-    <w:p>
-      <w:pPr>
-        <w:pStyle w:val="Textkrper"/>
+        <w:t>Discuss and agree on suitable DEXPI model</w:t>
+      </w:r>
+    </w:p>
+    <w:p>
+      <w:pPr>
+        <w:pStyle w:val="BodyText"/>
         <w:numPr>
           <w:ilvl w:val="0"/>
           <w:numId w:val="20"/>
@@ -6968,7 +7456,7 @@
     </w:p>
     <w:p>
       <w:pPr>
-        <w:pStyle w:val="Textkrper"/>
+        <w:pStyle w:val="BodyText"/>
         <w:numPr>
           <w:ilvl w:val="0"/>
           <w:numId w:val="20"/>
@@ -6980,19 +7468,19 @@
     </w:p>
     <w:p>
       <w:pPr>
-        <w:pStyle w:val="Textkrper"/>
+        <w:pStyle w:val="BodyText"/>
         <w:numPr>
           <w:ilvl w:val="0"/>
           <w:numId w:val="20"/>
         </w:numPr>
       </w:pPr>
       <w:r>
-        <w:t>Include will update in DISC DEXPI Requirements document</w:t>
-      </w:r>
-    </w:p>
-    <w:p>
-      <w:pPr>
-        <w:pStyle w:val="Textkrper"/>
+        <w:t>Include update in DISC DEXPI Requirements document</w:t>
+      </w:r>
+    </w:p>
+    <w:p>
+      <w:pPr>
+        <w:pStyle w:val="BodyText"/>
         <w:numPr>
           <w:ilvl w:val="0"/>
           <w:numId w:val="20"/>
@@ -7004,34 +7492,41 @@
     </w:p>
     <w:p>
       <w:pPr>
-        <w:pStyle w:val="berschrift2"/>
-      </w:pPr>
-      <w:bookmarkStart w:id="15" w:name="_Toc206410180"/>
-      <w:r>
-        <w:t>Prepare Symbols for Profile</w:t>
+        <w:pStyle w:val="Heading2"/>
+      </w:pPr>
+      <w:bookmarkStart w:id="15" w:name="_Toc206487749"/>
+      <w:r>
+        <w:t>Motor – Equipment Linking</w:t>
       </w:r>
       <w:bookmarkEnd w:id="15"/>
     </w:p>
     <w:p>
       <w:pPr>
-        <w:pStyle w:val="Textkrper"/>
-      </w:pPr>
-      <w:r>
-        <w:t>Update symbol machine readable files to ensure correct information is ma</w:t>
-      </w:r>
-      <w:r>
-        <w:t>de</w:t>
-      </w:r>
-      <w:r>
-        <w:t xml:space="preserve"> available to DISC DEXPI profile.</w:t>
-      </w:r>
-      <w:r>
-        <w:t xml:space="preserve"> Not all DISC DEXPI symbols have been drafted with correct sizing attribute-to-geometry consistency as required by the DISC DEXPI profile. Any inconsistent symbols are required to be updated.</w:t>
-      </w:r>
-    </w:p>
-    <w:p>
-      <w:pPr>
-        <w:pStyle w:val="Textkrper"/>
+        <w:pStyle w:val="BodyText"/>
+      </w:pPr>
+      <w:r>
+        <w:t xml:space="preserve">In DEXPI 1.4, a new concept called </w:t>
+      </w:r>
+      <w:proofErr w:type="spellStart"/>
+      <w:r>
+        <w:t>TransmissionSystem</w:t>
+      </w:r>
+      <w:proofErr w:type="spellEnd"/>
+      <w:r>
+        <w:t xml:space="preserve"> has been introduced.</w:t>
+      </w:r>
+    </w:p>
+    <w:p>
+      <w:pPr>
+        <w:pStyle w:val="BodyText"/>
+      </w:pPr>
+      <w:r>
+        <w:t>This provides a formal way to represent the connection between a motor and its associated equipment (e.g., motor and pump). The model will be incorporated into the DISC DEXPI requirements and will replace the current practice of referencing the equipment ID directly within the motor’s data.</w:t>
+      </w:r>
+    </w:p>
+    <w:p>
+      <w:pPr>
+        <w:pStyle w:val="BodyText"/>
       </w:pPr>
       <w:r>
         <w:t>Gap:</w:t>
@@ -7039,19 +7534,78 @@
     </w:p>
     <w:p>
       <w:pPr>
-        <w:pStyle w:val="Textkrper"/>
+        <w:pStyle w:val="BodyText"/>
         <w:numPr>
           <w:ilvl w:val="0"/>
           <w:numId w:val="20"/>
         </w:numPr>
       </w:pPr>
       <w:r>
+        <w:t>Include update in DISC DEXPI Requirements document</w:t>
+      </w:r>
+    </w:p>
+    <w:p>
+      <w:pPr>
+        <w:pStyle w:val="BodyText"/>
+        <w:numPr>
+          <w:ilvl w:val="0"/>
+          <w:numId w:val="20"/>
+        </w:numPr>
+      </w:pPr>
+      <w:r>
+        <w:t>Include example in Blueprint files</w:t>
+      </w:r>
+    </w:p>
+    <w:p>
+      <w:pPr>
+        <w:pStyle w:val="Heading2"/>
+      </w:pPr>
+      <w:bookmarkStart w:id="16" w:name="_Toc206487750"/>
+      <w:r>
+        <w:t>Prepare Symbols for Profile</w:t>
+      </w:r>
+      <w:bookmarkEnd w:id="16"/>
+    </w:p>
+    <w:p>
+      <w:pPr>
+        <w:pStyle w:val="BodyText"/>
+      </w:pPr>
+      <w:r>
+        <w:t>Update symbol machine readable files to ensure correct information is ma</w:t>
+      </w:r>
+      <w:r>
+        <w:t>de</w:t>
+      </w:r>
+      <w:r>
+        <w:t xml:space="preserve"> available to DISC DEXPI profile.</w:t>
+      </w:r>
+      <w:r>
+        <w:t xml:space="preserve"> Not all DISC DEXPI symbols have been drafted with correct sizing attribute-to-geometry consistency as required by the DISC DEXPI profile. Any inconsistent symbols are required to be updated.</w:t>
+      </w:r>
+    </w:p>
+    <w:p>
+      <w:pPr>
+        <w:pStyle w:val="BodyText"/>
+      </w:pPr>
+      <w:r>
+        <w:t>Gap:</w:t>
+      </w:r>
+    </w:p>
+    <w:p>
+      <w:pPr>
+        <w:pStyle w:val="BodyText"/>
+        <w:numPr>
+          <w:ilvl w:val="0"/>
+          <w:numId w:val="20"/>
+        </w:numPr>
+      </w:pPr>
+      <w:r>
         <w:t>Ensure each symbol is defined in a machine-readable format with correct:</w:t>
       </w:r>
     </w:p>
     <w:p>
       <w:pPr>
-        <w:pStyle w:val="Textkrper"/>
+        <w:pStyle w:val="BodyText"/>
         <w:numPr>
           <w:ilvl w:val="1"/>
           <w:numId w:val="20"/>
@@ -7063,7 +7617,7 @@
     </w:p>
     <w:p>
       <w:pPr>
-        <w:pStyle w:val="Textkrper"/>
+        <w:pStyle w:val="BodyText"/>
         <w:numPr>
           <w:ilvl w:val="1"/>
           <w:numId w:val="20"/>
@@ -7075,29 +7629,30 @@
     </w:p>
     <w:p>
       <w:pPr>
-        <w:pStyle w:val="Textkrper"/>
+        <w:pStyle w:val="BodyText"/>
         <w:numPr>
           <w:ilvl w:val="0"/>
           <w:numId w:val="20"/>
         </w:numPr>
       </w:pPr>
       <w:r>
+        <w:lastRenderedPageBreak/>
         <w:t>Include updates in DISC DEXPI Profile</w:t>
       </w:r>
     </w:p>
     <w:p>
       <w:pPr>
-        <w:pStyle w:val="berschrift2"/>
-      </w:pPr>
-      <w:bookmarkStart w:id="16" w:name="_Toc206410181"/>
-      <w:r>
-        <w:t>Update requirements to include with DEXPI 2.0 conceptual model updates</w:t>
-      </w:r>
-      <w:bookmarkEnd w:id="16"/>
-    </w:p>
-    <w:p>
-      <w:pPr>
-        <w:pStyle w:val="Textkrper"/>
+        <w:pStyle w:val="Heading2"/>
+      </w:pPr>
+      <w:bookmarkStart w:id="17" w:name="_Toc206487751"/>
+      <w:r>
+        <w:t>Update requirements to include DEXPI 2.0 conceptual model updates</w:t>
+      </w:r>
+      <w:bookmarkEnd w:id="17"/>
+    </w:p>
+    <w:p>
+      <w:pPr>
+        <w:pStyle w:val="BodyText"/>
       </w:pPr>
       <w:r>
         <w:t>A small number of name changes are introduced in DEXPI 2.0 that impact the DISC DEXPI requirement documentation.</w:t>
@@ -7105,7 +7660,7 @@
     </w:p>
     <w:p>
       <w:pPr>
-        <w:pStyle w:val="Textkrper"/>
+        <w:pStyle w:val="BodyText"/>
       </w:pPr>
       <w:r>
         <w:t>Gap:</w:t>
@@ -7113,7 +7668,7 @@
     </w:p>
     <w:p>
       <w:pPr>
-        <w:pStyle w:val="Textkrper"/>
+        <w:pStyle w:val="BodyText"/>
         <w:numPr>
           <w:ilvl w:val="0"/>
           <w:numId w:val="20"/>
@@ -7125,7 +7680,7 @@
     </w:p>
     <w:p>
       <w:pPr>
-        <w:pStyle w:val="Textkrper"/>
+        <w:pStyle w:val="BodyText"/>
         <w:numPr>
           <w:ilvl w:val="0"/>
           <w:numId w:val="20"/>
@@ -7137,24 +7692,31 @@
     </w:p>
     <w:p>
       <w:pPr>
-        <w:pStyle w:val="berschrift2"/>
-      </w:pPr>
-      <w:bookmarkStart w:id="17" w:name="_Toc206410182"/>
+        <w:pStyle w:val="Heading2"/>
+      </w:pPr>
+      <w:bookmarkStart w:id="18" w:name="_Toc206487752"/>
       <w:r>
         <w:t>Creation of machine-readable DISC DEXPI Profile</w:t>
       </w:r>
-      <w:bookmarkEnd w:id="17"/>
-    </w:p>
-    <w:p>
-      <w:pPr>
-        <w:pStyle w:val="Textkrper"/>
-      </w:pPr>
-      <w:r>
-        <w:lastRenderedPageBreak/>
+      <w:bookmarkEnd w:id="18"/>
+    </w:p>
+    <w:p>
+      <w:pPr>
+        <w:pStyle w:val="BodyText"/>
+      </w:pPr>
+      <w:r>
         <w:t xml:space="preserve">The machine-readable profile </w:t>
       </w:r>
       <w:r>
-        <w:t xml:space="preserve">(DiscProfile RC 1.xml) </w:t>
+        <w:t>(</w:t>
+      </w:r>
+      <w:proofErr w:type="spellStart"/>
+      <w:r>
+        <w:t>DiscProfile</w:t>
+      </w:r>
+      <w:proofErr w:type="spellEnd"/>
+      <w:r>
+        <w:t xml:space="preserve"> RC 1.xml) </w:t>
       </w:r>
       <w:r>
         <w:t>provides easy access to the content of the various sources (Excel file with several tables</w:t>
@@ -7163,7 +7725,15 @@
         <w:t>;</w:t>
       </w:r>
       <w:r>
-        <w:t xml:space="preserve"> Drawio and SVG files) that describe the DISC DEXPI Profile. While in principle machine readable, the so-far existing files provide only </w:t>
+        <w:t xml:space="preserve"> </w:t>
+      </w:r>
+      <w:proofErr w:type="spellStart"/>
+      <w:r>
+        <w:t>Drawio</w:t>
+      </w:r>
+      <w:proofErr w:type="spellEnd"/>
+      <w:r>
+        <w:t xml:space="preserve"> and SVG files) that describe the DISC DEXPI Profile. While in principle machine readable, the so-far existing files provide only </w:t>
       </w:r>
       <w:r>
         <w:t>cumbersome</w:t>
@@ -7180,7 +7750,7 @@
     </w:p>
     <w:p>
       <w:pPr>
-        <w:pStyle w:val="Textkrper"/>
+        <w:pStyle w:val="BodyText"/>
       </w:pPr>
       <w:r>
         <w:t xml:space="preserve">From a formal point of view, the DISC DEXPI Profile </w:t>
@@ -7188,7 +7758,7 @@
     </w:p>
     <w:p>
       <w:pPr>
-        <w:pStyle w:val="Textkrper"/>
+        <w:pStyle w:val="BodyText"/>
         <w:numPr>
           <w:ilvl w:val="0"/>
           <w:numId w:val="23"/>
@@ -7200,7 +7770,7 @@
     </w:p>
     <w:p>
       <w:pPr>
-        <w:pStyle w:val="Textkrper"/>
+        <w:pStyle w:val="BodyText"/>
         <w:numPr>
           <w:ilvl w:val="0"/>
           <w:numId w:val="23"/>
@@ -7224,7 +7794,7 @@
     </w:p>
     <w:p>
       <w:pPr>
-        <w:pStyle w:val="Textkrper"/>
+        <w:pStyle w:val="BodyText"/>
       </w:pPr>
       <w:r>
         <w:t xml:space="preserve">The new DEXPI 2.0 Exchange Format (DEXPI XML) has been designed to support </w:t>
@@ -7233,7 +7803,23 @@
         <w:t xml:space="preserve">[1] </w:t>
       </w:r>
       <w:r>
-        <w:t>extensions For example, the following excerpt from DiscProfile RC 1.xml shows the definition of a new class type:</w:t>
+        <w:t xml:space="preserve">extensions </w:t>
+      </w:r>
+      <w:proofErr w:type="gramStart"/>
+      <w:r>
+        <w:t>For</w:t>
+      </w:r>
+      <w:proofErr w:type="gramEnd"/>
+      <w:r>
+        <w:t xml:space="preserve"> example, the following excerpt from </w:t>
+      </w:r>
+      <w:proofErr w:type="spellStart"/>
+      <w:r>
+        <w:t>DiscProfile</w:t>
+      </w:r>
+      <w:proofErr w:type="spellEnd"/>
+      <w:r>
+        <w:t xml:space="preserve"> RC 1.xml shows the definition of a new class type:</w:t>
       </w:r>
     </w:p>
     <w:p>
@@ -7241,13 +7827,61 @@
         <w:pStyle w:val="XML"/>
       </w:pPr>
       <w:r>
-        <w:t>&lt;ConcreteClass name="AcousticNoiceReducer" superTypes="Plant/Piping.PipingComponent"&gt;</w:t>
+        <w:t>&lt;</w:t>
+      </w:r>
+      <w:proofErr w:type="spellStart"/>
+      <w:r>
+        <w:t>ConcreteClass</w:t>
+      </w:r>
+      <w:proofErr w:type="spellEnd"/>
+      <w:r>
+        <w:t xml:space="preserve"> name="</w:t>
+      </w:r>
+      <w:proofErr w:type="spellStart"/>
+      <w:r>
+        <w:t>AcousticNoiceReducer</w:t>
+      </w:r>
+      <w:proofErr w:type="spellEnd"/>
+      <w:r>
+        <w:t xml:space="preserve">" </w:t>
+      </w:r>
+      <w:proofErr w:type="spellStart"/>
+      <w:r>
+        <w:t>superTypes</w:t>
+      </w:r>
+      <w:proofErr w:type="spellEnd"/>
+      <w:r>
+        <w:t>="Plant/</w:t>
+      </w:r>
+      <w:proofErr w:type="spellStart"/>
+      <w:r>
+        <w:t>Piping.PipingComponent</w:t>
+      </w:r>
+      <w:proofErr w:type="spellEnd"/>
+      <w:r>
+        <w:t>"&gt;</w:t>
       </w:r>
       <w:r>
         <w:br/>
       </w:r>
       <w:r>
-        <w:t xml:space="preserve">  &lt;Data property="DexpiMeta/rdl_uri"&gt;</w:t>
+        <w:t xml:space="preserve">  &lt;Data property="</w:t>
+      </w:r>
+      <w:proofErr w:type="spellStart"/>
+      <w:r>
+        <w:t>DexpiMeta</w:t>
+      </w:r>
+      <w:proofErr w:type="spellEnd"/>
+      <w:r>
+        <w:t>/</w:t>
+      </w:r>
+      <w:proofErr w:type="spellStart"/>
+      <w:r>
+        <w:t>rdl_uri</w:t>
+      </w:r>
+      <w:proofErr w:type="spellEnd"/>
+      <w:r>
+        <w:t>"&gt;</w:t>
       </w:r>
       <w:r>
         <w:br/>
@@ -7265,7 +7899,23 @@
         <w:br/>
       </w:r>
       <w:r>
-        <w:t xml:space="preserve">  &lt;Data property="DexpiMeta/rdl_label"&gt;</w:t>
+        <w:t xml:space="preserve">  &lt;Data property="</w:t>
+      </w:r>
+      <w:proofErr w:type="spellStart"/>
+      <w:r>
+        <w:t>DexpiMeta</w:t>
+      </w:r>
+      <w:proofErr w:type="spellEnd"/>
+      <w:r>
+        <w:t>/</w:t>
+      </w:r>
+      <w:proofErr w:type="spellStart"/>
+      <w:r>
+        <w:t>rdl_label</w:t>
+      </w:r>
+      <w:proofErr w:type="spellEnd"/>
+      <w:r>
+        <w:t>"&gt;</w:t>
       </w:r>
       <w:r>
         <w:br/>
@@ -7283,12 +7933,20 @@
         <w:br/>
       </w:r>
       <w:r>
-        <w:t>&lt;/ConcreteClass&gt;</w:t>
-      </w:r>
-    </w:p>
-    <w:p>
-      <w:pPr>
-        <w:pStyle w:val="Textkrper"/>
+        <w:t>&lt;/</w:t>
+      </w:r>
+      <w:proofErr w:type="spellStart"/>
+      <w:r>
+        <w:t>ConcreteClass</w:t>
+      </w:r>
+      <w:proofErr w:type="spellEnd"/>
+      <w:r>
+        <w:t>&gt;</w:t>
+      </w:r>
+    </w:p>
+    <w:p>
+      <w:pPr>
+        <w:pStyle w:val="BodyText"/>
       </w:pPr>
       <w:r>
         <w:t xml:space="preserve">Another excerpt demonstrates the extension </w:t>
@@ -7300,7 +7958,15 @@
         <w:t xml:space="preserve">the existing DEXPI class </w:t>
       </w:r>
       <w:r>
-        <w:t>Equipment with a property called ObjectDisplayName of type String or Undefined:</w:t>
+        <w:t xml:space="preserve">Equipment with a property called </w:t>
+      </w:r>
+      <w:proofErr w:type="spellStart"/>
+      <w:r>
+        <w:t>ObjectDisplayName</w:t>
+      </w:r>
+      <w:proofErr w:type="spellEnd"/>
+      <w:r>
+        <w:t xml:space="preserve"> of type String or Undefined:</w:t>
       </w:r>
     </w:p>
     <w:p>
@@ -7308,31 +7974,159 @@
         <w:pStyle w:val="XML"/>
       </w:pPr>
       <w:r>
-        <w:t>&lt;ClassExtension name="EquipmentExtension" baseType="Plant/Equipment.Equipment"&gt;</w:t>
+        <w:t>&lt;</w:t>
+      </w:r>
+      <w:proofErr w:type="spellStart"/>
+      <w:r>
+        <w:t>ClassExtension</w:t>
+      </w:r>
+      <w:proofErr w:type="spellEnd"/>
+      <w:r>
+        <w:t xml:space="preserve"> name="</w:t>
+      </w:r>
+      <w:proofErr w:type="spellStart"/>
+      <w:r>
+        <w:t>EquipmentExtension</w:t>
+      </w:r>
+      <w:proofErr w:type="spellEnd"/>
+      <w:r>
+        <w:t xml:space="preserve">" </w:t>
+      </w:r>
+      <w:proofErr w:type="spellStart"/>
+      <w:r>
+        <w:t>baseType</w:t>
+      </w:r>
+      <w:proofErr w:type="spellEnd"/>
+      <w:r>
+        <w:t>="Plant/</w:t>
+      </w:r>
+      <w:proofErr w:type="spellStart"/>
+      <w:r>
+        <w:t>Equipment.Equipment</w:t>
+      </w:r>
+      <w:proofErr w:type="spellEnd"/>
+      <w:r>
+        <w:t>"&gt;</w:t>
       </w:r>
       <w:r>
         <w:br/>
-        <w:t xml:space="preserve">  &lt;DataProperty name="ObjectDisplayName" isOrdered="false" isUnique="false" lower="0" upper="1"&gt;</w:t>
+        <w:t xml:space="preserve">  &lt;</w:t>
+      </w:r>
+      <w:proofErr w:type="spellStart"/>
+      <w:r>
+        <w:t>DataProperty</w:t>
+      </w:r>
+      <w:proofErr w:type="spellEnd"/>
+      <w:r>
+        <w:t xml:space="preserve"> name="</w:t>
+      </w:r>
+      <w:proofErr w:type="spellStart"/>
+      <w:r>
+        <w:t>ObjectDisplayName</w:t>
+      </w:r>
+      <w:proofErr w:type="spellEnd"/>
+      <w:r>
+        <w:t xml:space="preserve">" </w:t>
+      </w:r>
+      <w:proofErr w:type="spellStart"/>
+      <w:r>
+        <w:t>isOrdered</w:t>
+      </w:r>
+      <w:proofErr w:type="spellEnd"/>
+      <w:r>
+        <w:t xml:space="preserve">="false" </w:t>
+      </w:r>
+      <w:proofErr w:type="spellStart"/>
+      <w:r>
+        <w:t>isUnique</w:t>
+      </w:r>
+      <w:proofErr w:type="spellEnd"/>
+      <w:r>
+        <w:t>="false" lower="0" upper="1"&gt;</w:t>
       </w:r>
       <w:r>
         <w:br/>
-        <w:t xml:space="preserve">    &lt;UnionDataType&gt;</w:t>
+        <w:t xml:space="preserve">    &lt;</w:t>
+      </w:r>
+      <w:proofErr w:type="spellStart"/>
+      <w:r>
+        <w:t>UnionDataType</w:t>
+      </w:r>
+      <w:proofErr w:type="spellEnd"/>
+      <w:r>
+        <w:t>&gt;</w:t>
       </w:r>
       <w:r>
         <w:br/>
-        <w:t xml:space="preserve">      &lt;DataTypeReference type="Builtin/Undefined"/&gt;</w:t>
+        <w:t xml:space="preserve">      &lt;</w:t>
+      </w:r>
+      <w:proofErr w:type="spellStart"/>
+      <w:r>
+        <w:t>DataTypeReference</w:t>
+      </w:r>
+      <w:proofErr w:type="spellEnd"/>
+      <w:r>
+        <w:t xml:space="preserve"> type="</w:t>
+      </w:r>
+      <w:proofErr w:type="spellStart"/>
+      <w:r>
+        <w:t>Builtin</w:t>
+      </w:r>
+      <w:proofErr w:type="spellEnd"/>
+      <w:r>
+        <w:t>/Undefined"/&gt;</w:t>
       </w:r>
       <w:r>
         <w:br/>
-        <w:t xml:space="preserve">      &lt;DataTypeReference type="Builtin/String"/&gt;</w:t>
+        <w:t xml:space="preserve">      &lt;</w:t>
+      </w:r>
+      <w:proofErr w:type="spellStart"/>
+      <w:r>
+        <w:t>DataTypeReference</w:t>
+      </w:r>
+      <w:proofErr w:type="spellEnd"/>
+      <w:r>
+        <w:t xml:space="preserve"> type="</w:t>
+      </w:r>
+      <w:proofErr w:type="spellStart"/>
+      <w:r>
+        <w:t>Builtin</w:t>
+      </w:r>
+      <w:proofErr w:type="spellEnd"/>
+      <w:r>
+        <w:t>/String"/&gt;</w:t>
       </w:r>
       <w:r>
         <w:br/>
-        <w:t xml:space="preserve">    &lt;/UnionDataType&gt;</w:t>
+        <w:t xml:space="preserve">    &lt;/</w:t>
+      </w:r>
+      <w:proofErr w:type="spellStart"/>
+      <w:r>
+        <w:t>UnionDataType</w:t>
+      </w:r>
+      <w:proofErr w:type="spellEnd"/>
+      <w:r>
+        <w:t>&gt;</w:t>
       </w:r>
       <w:r>
         <w:br/>
-        <w:t xml:space="preserve">    &lt;Data property="DexpiMeta/rdl_uri"&gt;</w:t>
+        <w:t xml:space="preserve">    &lt;Data property="</w:t>
+      </w:r>
+      <w:proofErr w:type="spellStart"/>
+      <w:r>
+        <w:t>DexpiMeta</w:t>
+      </w:r>
+      <w:proofErr w:type="spellEnd"/>
+      <w:r>
+        <w:t>/</w:t>
+      </w:r>
+      <w:proofErr w:type="spellStart"/>
+      <w:r>
+        <w:t>rdl_uri</w:t>
+      </w:r>
+      <w:proofErr w:type="spellEnd"/>
+      <w:r>
+        <w:t>"&gt;</w:t>
       </w:r>
       <w:r>
         <w:br/>
@@ -7344,7 +8138,23 @@
       </w:r>
       <w:r>
         <w:br/>
-        <w:t xml:space="preserve">    &lt;Data property="DexpiMeta/rdl_label"&gt;</w:t>
+        <w:t xml:space="preserve">    &lt;Data property="</w:t>
+      </w:r>
+      <w:proofErr w:type="spellStart"/>
+      <w:r>
+        <w:t>DexpiMeta</w:t>
+      </w:r>
+      <w:proofErr w:type="spellEnd"/>
+      <w:r>
+        <w:t>/</w:t>
+      </w:r>
+      <w:proofErr w:type="spellStart"/>
+      <w:r>
+        <w:t>rdl_label</w:t>
+      </w:r>
+      <w:proofErr w:type="spellEnd"/>
+      <w:r>
+        <w:t>"&gt;</w:t>
       </w:r>
       <w:r>
         <w:br/>
@@ -7352,11 +8162,22 @@
       </w:r>
       <w:r>
         <w:br/>
+      </w:r>
+      <w:r>
+        <w:lastRenderedPageBreak/>
         <w:t xml:space="preserve">    &lt;/Data&gt;</w:t>
       </w:r>
       <w:r>
         <w:br/>
-        <w:t xml:space="preserve">  &lt;/DataProperty&gt;</w:t>
+        <w:t xml:space="preserve">  &lt;/</w:t>
+      </w:r>
+      <w:proofErr w:type="spellStart"/>
+      <w:r>
+        <w:t>DataProperty</w:t>
+      </w:r>
+      <w:proofErr w:type="spellEnd"/>
+      <w:r>
+        <w:t>&gt;</w:t>
       </w:r>
       <w:r>
         <w:br/>
@@ -7364,12 +8185,20 @@
       </w:r>
       <w:r>
         <w:br/>
-        <w:t>&lt;ClassExtension&gt;</w:t>
-      </w:r>
-    </w:p>
-    <w:p>
-      <w:pPr>
-        <w:pStyle w:val="Textkrper"/>
+        <w:t>&lt;</w:t>
+      </w:r>
+      <w:proofErr w:type="spellStart"/>
+      <w:r>
+        <w:t>ClassExtension</w:t>
+      </w:r>
+      <w:proofErr w:type="spellEnd"/>
+      <w:r>
+        <w:t>&gt;</w:t>
+      </w:r>
+    </w:p>
+    <w:p>
+      <w:pPr>
+        <w:pStyle w:val="BodyText"/>
       </w:pPr>
       <w:r>
         <w:t xml:space="preserve">DEXPI does not yet provide a canonical solution for [2] constraints. To this end, a proposal for a suitable DEXPI extension (Profile RC 1.xml, work in progress) is required. The current version of this extension supports the definition of </w:t>
@@ -7386,16 +8215,29 @@
     </w:p>
     <w:p>
       <w:pPr>
-        <w:pStyle w:val="Textkrper"/>
+        <w:pStyle w:val="BodyText"/>
       </w:pPr>
       <w:r>
         <w:t xml:space="preserve">The following excerpt defines DISC symbol ND0004 for </w:t>
       </w:r>
+      <w:proofErr w:type="spellStart"/>
       <w:r>
         <w:t>DoubleBlockAndBleedValve</w:t>
       </w:r>
       <w:r>
-        <w:t>s. The symbol exists in two variants, depending on the ValvePosition:</w:t>
+        <w:t>s</w:t>
+      </w:r>
+      <w:proofErr w:type="spellEnd"/>
+      <w:r>
+        <w:t xml:space="preserve">. The symbol exists in two variants, depending on the </w:t>
+      </w:r>
+      <w:proofErr w:type="spellStart"/>
+      <w:r>
+        <w:t>ValvePosition</w:t>
+      </w:r>
+      <w:proofErr w:type="spellEnd"/>
+      <w:r>
+        <w:t>:</w:t>
       </w:r>
     </w:p>
     <w:p>
@@ -7411,18 +8253,31 @@
       </w:r>
       <w:r>
         <w:br/>
-        <w:t xml:space="preserve">    &lt;Object name="ND0004_0" type="Profile/SymbolVariant"&gt;</w:t>
+        <w:t xml:space="preserve">    &lt;Object name="ND0004_0" type="Profile/</w:t>
+      </w:r>
+      <w:proofErr w:type="spellStart"/>
+      <w:r>
+        <w:t>SymbolVariant</w:t>
+      </w:r>
+      <w:proofErr w:type="spellEnd"/>
+      <w:r>
+        <w:t>"&gt;</w:t>
       </w:r>
       <w:r>
         <w:br/>
-      </w:r>
-      <w:r>
-        <w:lastRenderedPageBreak/>
         <w:t xml:space="preserve">      &lt;Components property="Primitives"&gt;</w:t>
       </w:r>
       <w:r>
         <w:br/>
-        <w:t xml:space="preserve">        &lt;Object type="Core/Diagram.PolyLine"&gt;...&lt;/Object&gt;</w:t>
+        <w:t xml:space="preserve">        &lt;Object type="Core/</w:t>
+      </w:r>
+      <w:proofErr w:type="spellStart"/>
+      <w:r>
+        <w:t>Diagram.PolyLine</w:t>
+      </w:r>
+      <w:proofErr w:type="spellEnd"/>
+      <w:r>
+        <w:t>"&gt;...&lt;/Object&gt;</w:t>
       </w:r>
       <w:r>
         <w:br/>
@@ -7442,7 +8297,15 @@
       </w:r>
       <w:r>
         <w:br/>
-        <w:t xml:space="preserve">    &lt;Object name="ND0004_1" type="Profile/SymbolVariant"&gt;</w:t>
+        <w:t xml:space="preserve">    &lt;Object name="ND0004_1" type="Profile/</w:t>
+      </w:r>
+      <w:proofErr w:type="spellStart"/>
+      <w:r>
+        <w:t>SymbolVariant</w:t>
+      </w:r>
+      <w:proofErr w:type="spellEnd"/>
+      <w:r>
+        <w:t>"&gt;</w:t>
       </w:r>
       <w:r>
         <w:br/>
@@ -7450,7 +8313,15 @@
       </w:r>
       <w:r>
         <w:br/>
-        <w:t xml:space="preserve">        &lt;String&gt;ValvePosition = 'NC'&lt;/String&gt;</w:t>
+        <w:t xml:space="preserve">        &lt;String&gt;</w:t>
+      </w:r>
+      <w:proofErr w:type="spellStart"/>
+      <w:r>
+        <w:t>ValvePosition</w:t>
+      </w:r>
+      <w:proofErr w:type="spellEnd"/>
+      <w:r>
+        <w:t xml:space="preserve"> = 'NC'&lt;/String&gt;</w:t>
       </w:r>
       <w:r>
         <w:br/>
@@ -7462,7 +8333,15 @@
       </w:r>
       <w:r>
         <w:br/>
-        <w:t xml:space="preserve">        &lt;Object type="Core/Diagram.PolyLine"&gt;...&lt;/Object&gt;</w:t>
+        <w:t xml:space="preserve">        &lt;Object type="Core/</w:t>
+      </w:r>
+      <w:proofErr w:type="spellStart"/>
+      <w:r>
+        <w:t>Diagram.PolyLine</w:t>
+      </w:r>
+      <w:proofErr w:type="spellEnd"/>
+      <w:r>
+        <w:t>"&gt;...&lt;/Object&gt;</w:t>
       </w:r>
       <w:r>
         <w:br/>
@@ -7486,7 +8365,15 @@
       </w:r>
       <w:r>
         <w:br/>
-        <w:t xml:space="preserve">  &lt;Data property="DexpiMeta/usage"&gt;</w:t>
+        <w:t xml:space="preserve">  &lt;Data property="</w:t>
+      </w:r>
+      <w:proofErr w:type="spellStart"/>
+      <w:r>
+        <w:t>DexpiMeta</w:t>
+      </w:r>
+      <w:proofErr w:type="spellEnd"/>
+      <w:r>
+        <w:t>/usage"&gt;</w:t>
       </w:r>
       <w:r>
         <w:br/>
@@ -7503,10 +8390,24 @@
     </w:p>
     <w:p>
       <w:pPr>
-        <w:pStyle w:val="Textkrper"/>
-      </w:pPr>
-      <w:r>
-        <w:t xml:space="preserve">Further work will include the remaining information from the Excel, Drawio, and </w:t>
+        <w:pStyle w:val="BodyText"/>
+      </w:pPr>
+      <w:r>
+        <w:t xml:space="preserve">Further work </w:t>
+      </w:r>
+      <w:r>
+        <w:t xml:space="preserve">will </w:t>
+      </w:r>
+      <w:r>
+        <w:t xml:space="preserve">include the remaining information from the Excel, </w:t>
+      </w:r>
+      <w:proofErr w:type="spellStart"/>
+      <w:r>
+        <w:t>Drawio</w:t>
+      </w:r>
+      <w:proofErr w:type="spellEnd"/>
+      <w:r>
+        <w:t xml:space="preserve">, and </w:t>
       </w:r>
       <w:r>
         <w:t>SVG</w:t>
@@ -7517,7 +8418,7 @@
     </w:p>
     <w:p>
       <w:pPr>
-        <w:pStyle w:val="Textkrper"/>
+        <w:pStyle w:val="BodyText"/>
         <w:numPr>
           <w:ilvl w:val="0"/>
           <w:numId w:val="24"/>
@@ -7529,7 +8430,7 @@
     </w:p>
     <w:p>
       <w:pPr>
-        <w:pStyle w:val="Textkrper"/>
+        <w:pStyle w:val="BodyText"/>
         <w:numPr>
           <w:ilvl w:val="0"/>
           <w:numId w:val="24"/>
@@ -7541,7 +8442,7 @@
     </w:p>
     <w:p>
       <w:pPr>
-        <w:pStyle w:val="Textkrper"/>
+        <w:pStyle w:val="BodyText"/>
         <w:numPr>
           <w:ilvl w:val="0"/>
           <w:numId w:val="24"/>
@@ -7553,7 +8454,7 @@
     </w:p>
     <w:p>
       <w:pPr>
-        <w:pStyle w:val="Textkrper"/>
+        <w:pStyle w:val="BodyText"/>
       </w:pPr>
       <w:r>
         <w:t>For validation and demonstration of the machine-readable profile, a</w:t>
@@ -7585,7 +8486,7 @@
     </w:p>
     <w:p>
       <w:pPr>
-        <w:pStyle w:val="Textkrper"/>
+        <w:pStyle w:val="BodyText"/>
         <w:numPr>
           <w:ilvl w:val="0"/>
           <w:numId w:val="25"/>
@@ -7594,9 +8495,11 @@
       <w:r>
         <w:t xml:space="preserve">New DISC class: </w:t>
       </w:r>
+      <w:proofErr w:type="spellStart"/>
       <w:r>
         <w:t>AcousticNoiceReducer</w:t>
       </w:r>
+      <w:proofErr w:type="spellEnd"/>
       <w:r>
         <w:br/>
       </w:r>
@@ -7647,7 +8550,7 @@
     </w:p>
     <w:p>
       <w:pPr>
-        <w:pStyle w:val="Textkrper"/>
+        <w:pStyle w:val="BodyText"/>
         <w:numPr>
           <w:ilvl w:val="0"/>
           <w:numId w:val="25"/>
@@ -7708,7 +8611,7 @@
     </w:p>
     <w:p>
       <w:pPr>
-        <w:pStyle w:val="Textkrper"/>
+        <w:pStyle w:val="BodyText"/>
         <w:numPr>
           <w:ilvl w:val="0"/>
           <w:numId w:val="25"/>
@@ -7767,7 +8670,7 @@
     </w:p>
     <w:p>
       <w:pPr>
-        <w:pStyle w:val="Textkrper"/>
+        <w:pStyle w:val="BodyText"/>
       </w:pPr>
       <w:r>
         <w:t>Gap:</w:t>
@@ -7775,7 +8678,7 @@
     </w:p>
     <w:p>
       <w:pPr>
-        <w:pStyle w:val="Textkrper"/>
+        <w:pStyle w:val="BodyText"/>
         <w:numPr>
           <w:ilvl w:val="0"/>
           <w:numId w:val="26"/>
@@ -7787,368 +8690,243 @@
     </w:p>
     <w:p>
       <w:pPr>
-        <w:pStyle w:val="Textkrper"/>
+        <w:pStyle w:val="BodyText"/>
         <w:numPr>
           <w:ilvl w:val="0"/>
           <w:numId w:val="26"/>
         </w:numPr>
       </w:pPr>
       <w:r>
-        <w:t>Extraction of remaining information from the Excel, Drawio, and SVG sources and inclusion in DiscProfile RC 1</w:t>
-      </w:r>
-    </w:p>
-    <w:p>
-      <w:pPr>
-        <w:pStyle w:val="berschrift2"/>
-        <w:rPr>
-          <w:ins w:id="18" w:author="Manfred Theißen" w:date="2025-08-18T17:39:00Z" w16du:dateUtc="2025-08-18T15:39:00Z"/>
-        </w:rPr>
-      </w:pPr>
-      <w:ins w:id="19" w:author="Manfred Theißen" w:date="2025-08-18T17:39:00Z" w16du:dateUtc="2025-08-18T15:39:00Z">
-        <w:r>
-          <w:t>Blueprint Files</w:t>
-        </w:r>
-      </w:ins>
-    </w:p>
-    <w:p>
-      <w:pPr>
-        <w:pStyle w:val="Textkrper"/>
-        <w:rPr>
-          <w:ins w:id="20" w:author="Manfred Theißen" w:date="2025-08-18T17:39:00Z" w16du:dateUtc="2025-08-18T15:39:00Z"/>
-        </w:rPr>
-      </w:pPr>
-      <w:ins w:id="21" w:author="Manfred Theißen" w:date="2025-08-18T17:39:00Z" w16du:dateUtc="2025-08-18T15:39:00Z">
-        <w:r>
-          <w:t>Already in the NOAKA DEXPI Project, a series of blueprint files has been created. Each file is a DEXPI Proteus XML file with a NOAKA-compliant variant of the DEXPI reference P&amp;ID. Within the series of files, small changes, such as the addition of a valve or the removal of an instrument, mimic typical workflows that CAE tools have to support.</w:t>
-        </w:r>
-      </w:ins>
-    </w:p>
-    <w:p>
-      <w:pPr>
-        <w:pStyle w:val="Textkrper"/>
-        <w:rPr>
-          <w:ins w:id="22" w:author="Manfred Theißen" w:date="2025-08-18T17:39:00Z" w16du:dateUtc="2025-08-18T15:39:00Z"/>
-        </w:rPr>
-      </w:pPr>
-      <w:ins w:id="23" w:author="Manfred Theißen" w:date="2025-08-18T17:39:00Z" w16du:dateUtc="2025-08-18T15:39:00Z">
-        <w:r>
-          <w:t>Gap:</w:t>
-        </w:r>
-      </w:ins>
-    </w:p>
-    <w:p>
-      <w:pPr>
-        <w:pStyle w:val="Textkrper"/>
+        <w:t xml:space="preserve">Extraction of remaining information from the Excel, </w:t>
+      </w:r>
+      <w:proofErr w:type="spellStart"/>
+      <w:r>
+        <w:t>Drawio</w:t>
+      </w:r>
+      <w:proofErr w:type="spellEnd"/>
+      <w:r>
+        <w:t xml:space="preserve">, and SVG sources and inclusion in </w:t>
+      </w:r>
+      <w:proofErr w:type="spellStart"/>
+      <w:r>
+        <w:t>DiscProfile</w:t>
+      </w:r>
+      <w:proofErr w:type="spellEnd"/>
+      <w:r>
+        <w:t xml:space="preserve"> RC 1</w:t>
+      </w:r>
+    </w:p>
+    <w:p>
+      <w:pPr>
+        <w:pStyle w:val="Heading2"/>
+      </w:pPr>
+      <w:bookmarkStart w:id="19" w:name="_Toc206487753"/>
+      <w:r>
+        <w:t>Blueprint Files</w:t>
+      </w:r>
+      <w:bookmarkEnd w:id="19"/>
+    </w:p>
+    <w:p>
+      <w:pPr>
+        <w:pStyle w:val="BodyText"/>
+      </w:pPr>
+      <w:r>
+        <w:t xml:space="preserve">Already in the NOAKA DEXPI Project, a series of blueprint files has been created. Each file is a DEXPI Proteus XML file with a NOAKA-compliant variant of the DEXPI reference P&amp;ID. Within the series of files, small changes, such as the addition of a valve or the removal of an instrument, mimic typical workflows that CAE tools </w:t>
+      </w:r>
+      <w:proofErr w:type="gramStart"/>
+      <w:r>
+        <w:t>have to</w:t>
+      </w:r>
+      <w:proofErr w:type="gramEnd"/>
+      <w:r>
+        <w:t xml:space="preserve"> support.</w:t>
+      </w:r>
+    </w:p>
+    <w:p>
+      <w:pPr>
+        <w:pStyle w:val="BodyText"/>
+      </w:pPr>
+      <w:r>
+        <w:t>Gap:</w:t>
+      </w:r>
+    </w:p>
+    <w:p>
+      <w:pPr>
+        <w:pStyle w:val="BodyText"/>
         <w:numPr>
           <w:ilvl w:val="0"/>
           <w:numId w:val="20"/>
         </w:numPr>
-        <w:rPr>
-          <w:ins w:id="24" w:author="Manfred Theißen" w:date="2025-08-18T17:39:00Z" w16du:dateUtc="2025-08-18T15:39:00Z"/>
-        </w:rPr>
-      </w:pPr>
-      <w:ins w:id="25" w:author="Manfred Theißen" w:date="2025-08-18T17:39:00Z" w16du:dateUtc="2025-08-18T15:39:00Z">
-        <w:r>
-          <w:lastRenderedPageBreak/>
-          <w:t>The existing blueprint files have to be converted to DEXPI 2.0 (new data format; refactoring of “custom” classes and attributes in DEXPI 1.3/1.4 to equivalent DEXPI 2.0 constructs).</w:t>
-        </w:r>
-      </w:ins>
-    </w:p>
-    <w:p>
-      <w:pPr>
-        <w:pStyle w:val="Textkrper"/>
+      </w:pPr>
+      <w:r>
+        <w:lastRenderedPageBreak/>
+        <w:t xml:space="preserve">The existing blueprint files </w:t>
+      </w:r>
+      <w:proofErr w:type="gramStart"/>
+      <w:r>
+        <w:t>have to</w:t>
+      </w:r>
+      <w:proofErr w:type="gramEnd"/>
+      <w:r>
+        <w:t xml:space="preserve"> be converted to DEXPI 2.0 (new data format; refactoring of “custom” classes and attributes in DEXPI 1.3/1.4 to equivalent DEXPI 2.0 constructs).</w:t>
+      </w:r>
+    </w:p>
+    <w:p>
+      <w:pPr>
+        <w:pStyle w:val="BodyText"/>
         <w:numPr>
           <w:ilvl w:val="0"/>
           <w:numId w:val="20"/>
         </w:numPr>
-        <w:rPr>
-          <w:ins w:id="26" w:author="Manfred Theißen" w:date="2025-08-18T17:39:00Z" w16du:dateUtc="2025-08-18T15:39:00Z"/>
-        </w:rPr>
-      </w:pPr>
-      <w:ins w:id="27" w:author="Manfred Theißen" w:date="2025-08-18T17:39:00Z" w16du:dateUtc="2025-08-18T15:39:00Z">
-        <w:r>
-          <w:t>New blueprint files have to be created that cover some of the new requirements (cf. gaps in domain modeling above).</w:t>
-        </w:r>
-      </w:ins>
-    </w:p>
-    <w:p>
-      <w:pPr>
-        <w:pStyle w:val="berschrift2"/>
-        <w:rPr>
-          <w:ins w:id="28" w:author="Manfred Theißen" w:date="2025-08-18T17:46:00Z" w16du:dateUtc="2025-08-18T15:46:00Z"/>
-        </w:rPr>
-      </w:pPr>
-      <w:ins w:id="29" w:author="Manfred Theißen" w:date="2025-08-18T17:40:00Z" w16du:dateUtc="2025-08-18T15:40:00Z">
-        <w:r>
-          <w:t>Vali</w:t>
-        </w:r>
-      </w:ins>
-      <w:ins w:id="30" w:author="Manfred Theißen" w:date="2025-08-18T17:45:00Z" w16du:dateUtc="2025-08-18T15:45:00Z">
-        <w:r>
-          <w:t>dation Method</w:t>
-        </w:r>
-      </w:ins>
-    </w:p>
-    <w:p>
-      <w:pPr>
-        <w:pStyle w:val="Textkrper"/>
-        <w:rPr>
-          <w:ins w:id="31" w:author="Manfred Theißen" w:date="2025-08-18T17:47:00Z" w16du:dateUtc="2025-08-18T15:47:00Z"/>
-        </w:rPr>
-      </w:pPr>
-      <w:ins w:id="32" w:author="Manfred Theißen" w:date="2025-08-18T17:46:00Z" w16du:dateUtc="2025-08-18T15:46:00Z">
-        <w:r>
-          <w:t>A method for the validation of DEXPI 2.0 files created by the involved CAE tools is required.</w:t>
-        </w:r>
-      </w:ins>
-      <w:ins w:id="33" w:author="Manfred Theißen" w:date="2025-08-18T17:47:00Z" w16du:dateUtc="2025-08-18T15:47:00Z">
-        <w:r>
-          <w:t xml:space="preserve"> Validation should cover</w:t>
-        </w:r>
-      </w:ins>
-    </w:p>
-    <w:p>
-      <w:pPr>
-        <w:pStyle w:val="Textkrper"/>
+      </w:pPr>
+      <w:r>
+        <w:t xml:space="preserve">New blueprint files </w:t>
+      </w:r>
+      <w:proofErr w:type="gramStart"/>
+      <w:r>
+        <w:t>have to</w:t>
+      </w:r>
+      <w:proofErr w:type="gramEnd"/>
+      <w:r>
+        <w:t xml:space="preserve"> be created that cover some of the new requirements (cf. gaps in domain </w:t>
+      </w:r>
+      <w:r>
+        <w:t>modelling</w:t>
+      </w:r>
+      <w:r>
+        <w:t xml:space="preserve"> above).</w:t>
+      </w:r>
+    </w:p>
+    <w:p>
+      <w:pPr>
+        <w:pStyle w:val="Heading2"/>
+      </w:pPr>
+      <w:bookmarkStart w:id="20" w:name="_Toc206487754"/>
+      <w:r>
+        <w:t>Validation Method</w:t>
+      </w:r>
+      <w:bookmarkEnd w:id="20"/>
+    </w:p>
+    <w:p>
+      <w:pPr>
+        <w:pStyle w:val="BodyText"/>
+      </w:pPr>
+      <w:r>
+        <w:t>A method for the validation of DEXPI 2.0 files created by the involved CAE tools is required. Validation should cover</w:t>
+      </w:r>
+    </w:p>
+    <w:p>
+      <w:pPr>
+        <w:pStyle w:val="BodyText"/>
         <w:numPr>
           <w:ilvl w:val="0"/>
           <w:numId w:val="27"/>
         </w:numPr>
-        <w:rPr>
-          <w:ins w:id="34" w:author="Manfred Theißen" w:date="2025-08-18T17:48:00Z" w16du:dateUtc="2025-08-18T15:48:00Z"/>
-        </w:rPr>
-      </w:pPr>
-      <w:ins w:id="35" w:author="Manfred Theißen" w:date="2025-08-18T17:49:00Z" w16du:dateUtc="2025-08-18T15:49:00Z">
-        <w:r>
-          <w:t xml:space="preserve">formal </w:t>
-        </w:r>
-      </w:ins>
-      <w:ins w:id="36" w:author="Manfred Theißen" w:date="2025-08-18T17:47:00Z" w16du:dateUtc="2025-08-18T15:47:00Z">
-        <w:r>
-          <w:t>correctness (complia</w:t>
-        </w:r>
-      </w:ins>
-      <w:ins w:id="37" w:author="Manfred Theißen" w:date="2025-08-18T17:48:00Z" w16du:dateUtc="2025-08-18T15:48:00Z">
-        <w:r>
-          <w:t>n</w:t>
-        </w:r>
-      </w:ins>
-      <w:ins w:id="38" w:author="Manfred Theißen" w:date="2025-08-18T17:47:00Z" w16du:dateUtc="2025-08-18T15:47:00Z">
-        <w:r>
-          <w:t>ce with DEXPI XML format</w:t>
-        </w:r>
-      </w:ins>
-      <w:ins w:id="39" w:author="Manfred Theißen" w:date="2025-08-18T17:48:00Z" w16du:dateUtc="2025-08-18T15:48:00Z">
-        <w:r>
-          <w:t>, DEXPI information model, and DISC DEXPI profile) and</w:t>
-        </w:r>
-      </w:ins>
-    </w:p>
-    <w:p>
-      <w:pPr>
-        <w:pStyle w:val="Textkrper"/>
+      </w:pPr>
+      <w:r>
+        <w:t xml:space="preserve">formal </w:t>
+      </w:r>
+      <w:r>
+        <w:t>correctness (compliance with DEXPI XML format, DEXPI information model, and DISC DEXPI profile) and</w:t>
+      </w:r>
+    </w:p>
+    <w:p>
+      <w:pPr>
+        <w:pStyle w:val="BodyText"/>
         <w:numPr>
           <w:ilvl w:val="0"/>
           <w:numId w:val="27"/>
         </w:numPr>
-        <w:rPr>
-          <w:ins w:id="40" w:author="Manfred Theißen" w:date="2025-08-18T17:54:00Z" w16du:dateUtc="2025-08-18T15:54:00Z"/>
-        </w:rPr>
-      </w:pPr>
-      <w:ins w:id="41" w:author="Manfred Theißen" w:date="2025-08-18T17:50:00Z" w16du:dateUtc="2025-08-18T15:50:00Z">
-        <w:r>
-          <w:t>correct</w:t>
-        </w:r>
-      </w:ins>
-      <w:ins w:id="42" w:author="Manfred Theißen" w:date="2025-08-18T18:12:00Z" w16du:dateUtc="2025-08-18T16:12:00Z">
-        <w:r>
-          <w:t>n</w:t>
-        </w:r>
-      </w:ins>
-      <w:ins w:id="43" w:author="Manfred Theißen" w:date="2025-08-18T17:50:00Z" w16du:dateUtc="2025-08-18T15:50:00Z">
-        <w:r>
-          <w:t xml:space="preserve">ess and </w:t>
-        </w:r>
-      </w:ins>
-      <w:ins w:id="44" w:author="Manfred Theißen" w:date="2025-08-18T17:48:00Z" w16du:dateUtc="2025-08-18T15:48:00Z">
-        <w:r>
-          <w:t>completeness</w:t>
-        </w:r>
-      </w:ins>
-      <w:ins w:id="45" w:author="Manfred Theißen" w:date="2025-08-18T17:49:00Z" w16du:dateUtc="2025-08-18T15:49:00Z">
-        <w:r>
-          <w:t xml:space="preserve"> </w:t>
-        </w:r>
-      </w:ins>
-      <w:ins w:id="46" w:author="Manfred Theißen" w:date="2025-08-18T17:50:00Z" w16du:dateUtc="2025-08-18T15:50:00Z">
-        <w:r>
-          <w:t>in terms of content (</w:t>
-        </w:r>
-      </w:ins>
-      <w:ins w:id="47" w:author="Manfred Theißen" w:date="2025-08-18T17:49:00Z" w16du:dateUtc="2025-08-18T15:49:00Z">
-        <w:r>
-          <w:t>e.g.,</w:t>
-        </w:r>
-      </w:ins>
-      <w:ins w:id="48" w:author="Manfred Theißen" w:date="2025-08-18T17:51:00Z" w16du:dateUtc="2025-08-18T15:51:00Z">
-        <w:r>
-          <w:t xml:space="preserve"> while repr</w:t>
-        </w:r>
-      </w:ins>
-      <w:ins w:id="49" w:author="Manfred Theißen" w:date="2025-08-18T18:12:00Z" w16du:dateUtc="2025-08-18T16:12:00Z">
-        <w:r>
-          <w:t>o</w:t>
-        </w:r>
-      </w:ins>
-      <w:ins w:id="50" w:author="Manfred Theißen" w:date="2025-08-18T17:51:00Z" w16du:dateUtc="2025-08-18T15:51:00Z">
-        <w:r>
-          <w:t>d</w:t>
-        </w:r>
-      </w:ins>
-      <w:ins w:id="51" w:author="Manfred Theißen" w:date="2025-08-18T18:12:00Z" w16du:dateUtc="2025-08-18T16:12:00Z">
-        <w:r>
-          <w:t>u</w:t>
-        </w:r>
-      </w:ins>
-      <w:ins w:id="52" w:author="Manfred Theißen" w:date="2025-08-18T17:51:00Z" w16du:dateUtc="2025-08-18T15:51:00Z">
-        <w:r>
-          <w:t>cing a blueprint file, the conceptual information (objects and attributes) should be both correct and</w:t>
-        </w:r>
-      </w:ins>
-      <w:ins w:id="53" w:author="Manfred Theißen" w:date="2025-08-18T17:52:00Z" w16du:dateUtc="2025-08-18T15:52:00Z">
-        <w:r>
-          <w:t xml:space="preserve"> complete in a strict sense; for the graphics, certain deviations are admissible provided an engineer per</w:t>
-        </w:r>
-      </w:ins>
-      <w:ins w:id="54" w:author="Manfred Theißen" w:date="2025-08-18T17:53:00Z" w16du:dateUtc="2025-08-18T15:53:00Z">
-        <w:r>
-          <w:t>ceives the diagram as equivalent to the original blueprint’s graphics).</w:t>
-        </w:r>
-      </w:ins>
-    </w:p>
-    <w:p>
-      <w:pPr>
-        <w:pStyle w:val="Textkrper"/>
-        <w:rPr>
-          <w:ins w:id="55" w:author="Manfred Theißen" w:date="2025-08-18T17:54:00Z" w16du:dateUtc="2025-08-18T15:54:00Z"/>
-        </w:rPr>
-      </w:pPr>
-      <w:ins w:id="56" w:author="Manfred Theißen" w:date="2025-08-18T17:54:00Z" w16du:dateUtc="2025-08-18T15:54:00Z">
-        <w:r>
-          <w:t>Gap:</w:t>
-        </w:r>
-      </w:ins>
-    </w:p>
-    <w:p>
-      <w:pPr>
-        <w:pStyle w:val="Textkrper"/>
+      </w:pPr>
+      <w:r>
+        <w:t>correct</w:t>
+      </w:r>
+      <w:r>
+        <w:t>n</w:t>
+      </w:r>
+      <w:r>
+        <w:t xml:space="preserve">ess and </w:t>
+      </w:r>
+      <w:r>
+        <w:t>completeness</w:t>
+      </w:r>
+      <w:r>
+        <w:t xml:space="preserve"> in terms of content (e.g., while repr</w:t>
+      </w:r>
+      <w:r>
+        <w:t>o</w:t>
+      </w:r>
+      <w:r>
+        <w:t>d</w:t>
+      </w:r>
+      <w:r>
+        <w:t>u</w:t>
+      </w:r>
+      <w:r>
+        <w:t>cing a blueprint file, the conceptual information (objects and attributes) should be both correct and complete in a strict sense; for the graphics, certain deviations are admissible provided an engineer perceives the diagram as equivalent to the original blueprint’s graphics).</w:t>
+      </w:r>
+    </w:p>
+    <w:p>
+      <w:pPr>
+        <w:pStyle w:val="BodyText"/>
+      </w:pPr>
+      <w:r>
+        <w:t>Gap:</w:t>
+      </w:r>
+    </w:p>
+    <w:p>
+      <w:pPr>
+        <w:pStyle w:val="BodyText"/>
         <w:numPr>
           <w:ilvl w:val="0"/>
           <w:numId w:val="20"/>
         </w:numPr>
-        <w:rPr>
-          <w:ins w:id="57" w:author="Manfred Theißen" w:date="2025-08-18T17:55:00Z" w16du:dateUtc="2025-08-18T15:55:00Z"/>
-        </w:rPr>
-      </w:pPr>
-      <w:ins w:id="58" w:author="Manfred Theißen" w:date="2025-08-18T17:54:00Z" w16du:dateUtc="2025-08-18T15:54:00Z">
-        <w:r>
-          <w:t>scoring system</w:t>
-        </w:r>
-      </w:ins>
-    </w:p>
-    <w:p>
-      <w:pPr>
-        <w:pStyle w:val="Textkrper"/>
+      </w:pPr>
+      <w:r>
+        <w:t>scoring system</w:t>
+      </w:r>
+    </w:p>
+    <w:p>
+      <w:pPr>
+        <w:pStyle w:val="BodyText"/>
         <w:numPr>
           <w:ilvl w:val="0"/>
           <w:numId w:val="20"/>
         </w:numPr>
-        <w:rPr>
-          <w:ins w:id="59" w:author="Manfred Theißen" w:date="2025-08-18T17:54:00Z" w16du:dateUtc="2025-08-18T15:54:00Z"/>
-        </w:rPr>
-      </w:pPr>
-      <w:ins w:id="60" w:author="Manfred Theißen" w:date="2025-08-18T17:55:00Z" w16du:dateUtc="2025-08-18T15:55:00Z">
-        <w:r>
-          <w:t>weighting</w:t>
-        </w:r>
-      </w:ins>
-    </w:p>
-    <w:p>
-      <w:pPr>
-        <w:pStyle w:val="Textkrper"/>
-        <w:rPr>
-          <w:ins w:id="61" w:author="Manfred Theißen" w:date="2025-08-18T17:54:00Z" w16du:dateUtc="2025-08-18T15:54:00Z"/>
-        </w:rPr>
-      </w:pPr>
-    </w:p>
-    <w:p>
-      <w:pPr>
-        <w:pStyle w:val="Textkrper"/>
-        <w:rPr>
-          <w:ins w:id="62" w:author="Manfred Theißen" w:date="2025-08-18T17:48:00Z" w16du:dateUtc="2025-08-18T15:48:00Z"/>
-        </w:rPr>
-        <w:pPrChange w:id="63" w:author="Manfred Theißen" w:date="2025-08-18T17:54:00Z" w16du:dateUtc="2025-08-18T15:54:00Z">
-          <w:pPr>
-            <w:pStyle w:val="Textkrper"/>
-            <w:numPr>
-              <w:numId w:val="27"/>
-            </w:numPr>
-            <w:ind w:left="981" w:hanging="360"/>
-          </w:pPr>
-        </w:pPrChange>
-      </w:pPr>
-    </w:p>
-    <w:p>
-      <w:pPr>
-        <w:pStyle w:val="Textkrper"/>
-        <w:rPr>
-          <w:ins w:id="64" w:author="Manfred Theißen" w:date="2025-08-18T17:48:00Z" w16du:dateUtc="2025-08-18T15:48:00Z"/>
-        </w:rPr>
-        <w:pPrChange w:id="65" w:author="Manfred Theißen" w:date="2025-08-18T17:48:00Z" w16du:dateUtc="2025-08-18T15:48:00Z">
-          <w:pPr>
-            <w:pStyle w:val="Textkrper"/>
-            <w:numPr>
-              <w:numId w:val="27"/>
-            </w:numPr>
-            <w:ind w:left="981" w:hanging="360"/>
-          </w:pPr>
-        </w:pPrChange>
-      </w:pPr>
-    </w:p>
-    <w:p>
-      <w:pPr>
-        <w:pStyle w:val="Textkrper"/>
+      </w:pPr>
+      <w:r>
+        <w:t>weighting</w:t>
+      </w:r>
+    </w:p>
+    <w:p>
+      <w:pPr>
+        <w:pStyle w:val="BodyText"/>
+      </w:pPr>
+    </w:p>
+    <w:p>
+      <w:pPr>
+        <w:pStyle w:val="BodyText"/>
+      </w:pPr>
+    </w:p>
+    <w:p>
+      <w:pPr>
+        <w:pStyle w:val="BodyText"/>
+      </w:pPr>
+    </w:p>
+    <w:p>
+      <w:pPr>
+        <w:pStyle w:val="BodyText"/>
         <w:ind w:left="621"/>
-        <w:rPr>
-          <w:ins w:id="66" w:author="Manfred Theißen" w:date="2025-08-18T17:47:00Z" w16du:dateUtc="2025-08-18T15:47:00Z"/>
-        </w:rPr>
-        <w:pPrChange w:id="67" w:author="Manfred Theißen" w:date="2025-08-18T17:48:00Z" w16du:dateUtc="2025-08-18T15:48:00Z">
-          <w:pPr>
-            <w:pStyle w:val="Textkrper"/>
-          </w:pPr>
-        </w:pPrChange>
-      </w:pPr>
-    </w:p>
-    <w:p>
-      <w:pPr>
-        <w:pStyle w:val="Textkrper"/>
-        <w:rPr>
-          <w:ins w:id="68" w:author="Manfred Theißen" w:date="2025-08-18T17:39:00Z" w16du:dateUtc="2025-08-18T15:39:00Z"/>
-        </w:rPr>
-        <w:pPrChange w:id="69" w:author="Manfred Theißen" w:date="2025-08-18T17:46:00Z" w16du:dateUtc="2025-08-18T15:46:00Z">
-          <w:pPr>
-            <w:pStyle w:val="Textkrper"/>
-            <w:numPr>
-              <w:numId w:val="20"/>
-            </w:numPr>
-            <w:ind w:left="981" w:hanging="360"/>
-          </w:pPr>
-        </w:pPrChange>
-      </w:pPr>
-    </w:p>
-    <w:p>
-      <w:pPr>
-        <w:pStyle w:val="Textkrper"/>
+      </w:pPr>
+    </w:p>
+    <w:p>
+      <w:pPr>
+        <w:pStyle w:val="BodyText"/>
+      </w:pPr>
+    </w:p>
+    <w:p>
+      <w:pPr>
+        <w:pStyle w:val="BodyText"/>
         <w:ind w:left="981"/>
       </w:pPr>
     </w:p>
@@ -8168,18 +8946,18 @@
     </w:p>
     <w:p>
       <w:pPr>
-        <w:pStyle w:val="berschrift1"/>
-      </w:pPr>
-      <w:bookmarkStart w:id="70" w:name="_Toc206410183"/>
+        <w:pStyle w:val="Heading1"/>
+      </w:pPr>
+      <w:bookmarkStart w:id="21" w:name="_Toc206487755"/>
       <w:r>
         <w:lastRenderedPageBreak/>
         <w:t>Out-of-Scope Gaps</w:t>
       </w:r>
-      <w:bookmarkEnd w:id="70"/>
-    </w:p>
-    <w:p>
-      <w:pPr>
-        <w:pStyle w:val="Textkrper"/>
+      <w:bookmarkEnd w:id="21"/>
+    </w:p>
+    <w:p>
+      <w:pPr>
+        <w:pStyle w:val="BodyText"/>
         <w:numPr>
           <w:ilvl w:val="1"/>
           <w:numId w:val="2"/>
@@ -8191,7 +8969,7 @@
     </w:p>
     <w:p>
       <w:pPr>
-        <w:pStyle w:val="Textkrper"/>
+        <w:pStyle w:val="BodyText"/>
         <w:numPr>
           <w:ilvl w:val="1"/>
           <w:numId w:val="2"/>
@@ -8203,7 +8981,7 @@
     </w:p>
     <w:p>
       <w:pPr>
-        <w:pStyle w:val="Textkrper"/>
+        <w:pStyle w:val="BodyText"/>
         <w:numPr>
           <w:ilvl w:val="1"/>
           <w:numId w:val="2"/>
@@ -8250,7 +9028,7 @@
 <w:ftr xmlns:wpc="http://schemas.microsoft.com/office/word/2010/wordprocessingCanvas" xmlns:cx="http://schemas.microsoft.com/office/drawing/2014/chartex" xmlns:cx1="http://schemas.microsoft.com/office/drawing/2015/9/8/chartex" xmlns:cx2="http://schemas.microsoft.com/office/drawing/2015/10/21/chartex" xmlns:cx3="http://schemas.microsoft.com/office/drawing/2016/5/9/chartex" xmlns:cx4="http://schemas.microsoft.com/office/drawing/2016/5/10/chartex" xmlns:cx5="http://schemas.microsoft.com/office/drawing/2016/5/11/chartex" xmlns:cx6="http://schemas.microsoft.com/office/drawing/2016/5/12/chartex" xmlns:cx7="http://schemas.microsoft.com/office/drawing/2016/5/13/chartex" xmlns:cx8="http://schemas.microsoft.com/office/drawing/2016/5/14/chartex" xmlns:mc="http://schemas.openxmlformats.org/markup-compatibility/2006" xmlns:aink="http://schemas.microsoft.com/office/drawing/2016/ink" xmlns:am3d="http://schemas.microsoft.com/office/drawing/2017/model3d" xmlns:o="urn:schemas-microsoft-com:office:office" xmlns:oel="http://schemas.microsoft.com/office/2019/extlst" xmlns:r="http://schemas.openxmlformats.org/officeDocument/2006/relationships" xmlns:m="http://schemas.openxmlformats.org/officeDocument/2006/math" xmlns:v="urn:schemas-microsoft-com:vml" xmlns:wp14="http://schemas.microsoft.com/office/word/2010/wordprocessingDrawing" xmlns:wp="http://schemas.openxmlformats.org/drawingml/2006/wordprocessingDrawing" xmlns:w10="urn:schemas-microsoft-com:office:word" xmlns:w="http://schemas.openxmlformats.org/wordprocessingml/2006/main" xmlns:w14="http://schemas.microsoft.com/office/word/2010/wordml" xmlns:w15="http://schemas.microsoft.com/office/word/2012/wordml" xmlns:w16cex="http://schemas.microsoft.com/office/word/2018/wordml/cex" xmlns:w16cid="http://schemas.microsoft.com/office/word/2016/wordml/cid" xmlns:w16="http://schemas.microsoft.com/office/word/2018/wordml" xmlns:w16du="http://schemas.microsoft.com/office/word/2023/wordml/word16du" xmlns:w16sdtdh="http://schemas.microsoft.com/office/word/2020/wordml/sdtdatahash" xmlns:w16sdtfl="http://schemas.microsoft.com/office/word/2024/wordml/sdtformatlock" xmlns:w16se="http://schemas.microsoft.com/office/word/2015/wordml/symex" xmlns:wpg="http://schemas.microsoft.com/office/word/2010/wordprocessingGroup" xmlns:wpi="http://schemas.microsoft.com/office/word/2010/wordprocessingInk" xmlns:wne="http://schemas.microsoft.com/office/word/2006/wordml" xmlns:wps="http://schemas.microsoft.com/office/word/2010/wordprocessingShape" mc:Ignorable="w14 w15 w16se w16cid w16 w16cex w16sdtdh w16sdtfl w16du wp14">
   <w:p>
     <w:pPr>
-      <w:pStyle w:val="Textkrper"/>
+      <w:pStyle w:val="BodyText"/>
       <w:rPr>
         <w:sz w:val="20"/>
       </w:rPr>
@@ -8753,7 +9531,7 @@
               <w:spacing w:val="-5"/>
               <w:sz w:val="18"/>
             </w:rPr>
-            <w:t>0.1</w:t>
+            <w:t>1.0</w:t>
           </w:r>
           <w:r>
             <w:rPr>
@@ -8768,7 +9546,7 @@
   </w:tbl>
   <w:p>
     <w:pPr>
-      <w:pStyle w:val="Kopfzeile"/>
+      <w:pStyle w:val="Header"/>
       <w:rPr>
         <w:sz w:val="24"/>
         <w:szCs w:val="24"/>
@@ -9580,7 +10358,7 @@
     <w:lvl w:ilvl="0">
       <w:start w:val="1"/>
       <w:numFmt w:val="decimal"/>
-      <w:pStyle w:val="berschrift1"/>
+      <w:pStyle w:val="Heading1"/>
       <w:lvlText w:val="%1"/>
       <w:lvlJc w:val="left"/>
       <w:pPr>
@@ -9590,7 +10368,7 @@
     <w:lvl w:ilvl="1">
       <w:start w:val="1"/>
       <w:numFmt w:val="decimal"/>
-      <w:pStyle w:val="berschrift2"/>
+      <w:pStyle w:val="Heading2"/>
       <w:lvlText w:val="%1.%2"/>
       <w:lvlJc w:val="left"/>
       <w:pPr>
@@ -9600,7 +10378,7 @@
     <w:lvl w:ilvl="2">
       <w:start w:val="1"/>
       <w:numFmt w:val="decimal"/>
-      <w:pStyle w:val="berschrift3"/>
+      <w:pStyle w:val="Heading3"/>
       <w:lvlText w:val="%1.%2.%3"/>
       <w:lvlJc w:val="left"/>
       <w:pPr>
@@ -9610,7 +10388,7 @@
     <w:lvl w:ilvl="3">
       <w:start w:val="1"/>
       <w:numFmt w:val="decimal"/>
-      <w:pStyle w:val="berschrift4"/>
+      <w:pStyle w:val="Heading4"/>
       <w:lvlText w:val="%1.%2.%3.%4"/>
       <w:lvlJc w:val="left"/>
       <w:pPr>
@@ -9620,7 +10398,7 @@
     <w:lvl w:ilvl="4">
       <w:start w:val="1"/>
       <w:numFmt w:val="decimal"/>
-      <w:pStyle w:val="berschrift5"/>
+      <w:pStyle w:val="Heading5"/>
       <w:lvlText w:val="%1.%2.%3.%4.%5"/>
       <w:lvlJc w:val="left"/>
       <w:pPr>
@@ -9630,7 +10408,7 @@
     <w:lvl w:ilvl="5">
       <w:start w:val="1"/>
       <w:numFmt w:val="decimal"/>
-      <w:pStyle w:val="berschrift6"/>
+      <w:pStyle w:val="Heading6"/>
       <w:lvlText w:val="%1.%2.%3.%4.%5.%6"/>
       <w:lvlJc w:val="left"/>
       <w:pPr>
@@ -9640,7 +10418,7 @@
     <w:lvl w:ilvl="6">
       <w:start w:val="1"/>
       <w:numFmt w:val="decimal"/>
-      <w:pStyle w:val="berschrift7"/>
+      <w:pStyle w:val="Heading7"/>
       <w:lvlText w:val="%1.%2.%3.%4.%5.%6.%7"/>
       <w:lvlJc w:val="left"/>
       <w:pPr>
@@ -9650,7 +10428,7 @@
     <w:lvl w:ilvl="7">
       <w:start w:val="1"/>
       <w:numFmt w:val="decimal"/>
-      <w:pStyle w:val="berschrift8"/>
+      <w:pStyle w:val="Heading8"/>
       <w:lvlText w:val="%1.%2.%3.%4.%5.%6.%7.%8"/>
       <w:lvlJc w:val="left"/>
       <w:pPr>
@@ -9660,7 +10438,7 @@
     <w:lvl w:ilvl="8">
       <w:start w:val="1"/>
       <w:numFmt w:val="decimal"/>
-      <w:pStyle w:val="berschrift9"/>
+      <w:pStyle w:val="Heading9"/>
       <w:lvlText w:val="%1.%2.%3.%4.%5.%6.%7.%8.%9"/>
       <w:lvlJc w:val="left"/>
       <w:pPr>
@@ -11993,14 +12771,6 @@
   </w:num>
   <w:numIdMacAtCleanup w:val="13"/>
 </w:numbering>
-</file>
-
-<file path=word/people.xml><?xml version="1.0" encoding="utf-8"?>
-<w15:people xmlns:wpc="http://schemas.microsoft.com/office/word/2010/wordprocessingCanvas" xmlns:cx="http://schemas.microsoft.com/office/drawing/2014/chartex" xmlns:cx1="http://schemas.microsoft.com/office/drawing/2015/9/8/chartex" xmlns:cx2="http://schemas.microsoft.com/office/drawing/2015/10/21/chartex" xmlns:cx3="http://schemas.microsoft.com/office/drawing/2016/5/9/chartex" xmlns:cx4="http://schemas.microsoft.com/office/drawing/2016/5/10/chartex" xmlns:cx5="http://schemas.microsoft.com/office/drawing/2016/5/11/chartex" xmlns:cx6="http://schemas.microsoft.com/office/drawing/2016/5/12/chartex" xmlns:cx7="http://schemas.microsoft.com/office/drawing/2016/5/13/chartex" xmlns:cx8="http://schemas.microsoft.com/office/drawing/2016/5/14/chartex" xmlns:mc="http://schemas.openxmlformats.org/markup-compatibility/2006" xmlns:aink="http://schemas.microsoft.com/office/drawing/2016/ink" xmlns:am3d="http://schemas.microsoft.com/office/drawing/2017/model3d" xmlns:o="urn:schemas-microsoft-com:office:office" xmlns:oel="http://schemas.microsoft.com/office/2019/extlst" xmlns:r="http://schemas.openxmlformats.org/officeDocument/2006/relationships" xmlns:m="http://schemas.openxmlformats.org/officeDocument/2006/math" xmlns:v="urn:schemas-microsoft-com:vml" xmlns:wp14="http://schemas.microsoft.com/office/word/2010/wordprocessingDrawing" xmlns:wp="http://schemas.openxmlformats.org/drawingml/2006/wordprocessingDrawing" xmlns:w10="urn:schemas-microsoft-com:office:word" xmlns:w="http://schemas.openxmlformats.org/wordprocessingml/2006/main" xmlns:w14="http://schemas.microsoft.com/office/word/2010/wordml" xmlns:w15="http://schemas.microsoft.com/office/word/2012/wordml" xmlns:w16cex="http://schemas.microsoft.com/office/word/2018/wordml/cex" xmlns:w16cid="http://schemas.microsoft.com/office/word/2016/wordml/cid" xmlns:w16="http://schemas.microsoft.com/office/word/2018/wordml" xmlns:w16du="http://schemas.microsoft.com/office/word/2023/wordml/word16du" xmlns:w16sdtdh="http://schemas.microsoft.com/office/word/2020/wordml/sdtdatahash" xmlns:w16sdtfl="http://schemas.microsoft.com/office/word/2024/wordml/sdtformatlock" xmlns:w16se="http://schemas.microsoft.com/office/word/2015/wordml/symex" xmlns:wpg="http://schemas.microsoft.com/office/word/2010/wordprocessingGroup" xmlns:wpi="http://schemas.microsoft.com/office/word/2010/wordprocessingInk" xmlns:wne="http://schemas.microsoft.com/office/word/2006/wordml" xmlns:wps="http://schemas.microsoft.com/office/word/2010/wordprocessingShape" mc:Ignorable="w14 w15 w16se w16cid w16 w16cex w16sdtdh w16sdtfl w16du wp14">
-  <w15:person w15:author="Manfred Theißen">
-    <w15:presenceInfo w15:providerId="AD" w15:userId="S::theissen@plants-and-bytes.de::88ce9eb9-76f9-44ba-9a05-beac16cbbdf5"/>
-  </w15:person>
-</w15:people>
 </file>
 
 <file path=word/styles.xml><?xml version="1.0" encoding="utf-8"?>
@@ -12400,16 +13170,16 @@
     <w:lsdException w:name="Unresolved Mention" w:semiHidden="1" w:unhideWhenUsed="1"/>
     <w:lsdException w:name="Smart Link" w:semiHidden="1" w:unhideWhenUsed="1"/>
   </w:latentStyles>
-  <w:style w:type="paragraph" w:default="1" w:styleId="Standard">
+  <w:style w:type="paragraph" w:default="1" w:styleId="Normal">
     <w:name w:val="Normal"/>
     <w:qFormat/>
     <w:rPr>
       <w:rFonts w:ascii="Arial" w:eastAsia="Arial" w:hAnsi="Arial" w:cs="Arial"/>
     </w:rPr>
   </w:style>
-  <w:style w:type="paragraph" w:styleId="berschrift1">
+  <w:style w:type="paragraph" w:styleId="Heading1">
     <w:name w:val="heading 1"/>
-    <w:basedOn w:val="Standard"/>
+    <w:basedOn w:val="Normal"/>
     <w:uiPriority w:val="9"/>
     <w:qFormat/>
     <w:rsid w:val="00B7166D"/>
@@ -12431,9 +13201,9 @@
       <w:szCs w:val="28"/>
     </w:rPr>
   </w:style>
-  <w:style w:type="paragraph" w:styleId="berschrift2">
+  <w:style w:type="paragraph" w:styleId="Heading2">
     <w:name w:val="heading 2"/>
-    <w:basedOn w:val="Standard"/>
+    <w:basedOn w:val="Normal"/>
     <w:uiPriority w:val="9"/>
     <w:unhideWhenUsed/>
     <w:qFormat/>
@@ -12456,9 +13226,9 @@
       <w:szCs w:val="24"/>
     </w:rPr>
   </w:style>
-  <w:style w:type="paragraph" w:styleId="berschrift3">
+  <w:style w:type="paragraph" w:styleId="Heading3">
     <w:name w:val="heading 3"/>
-    <w:basedOn w:val="Standard"/>
+    <w:basedOn w:val="Normal"/>
     <w:uiPriority w:val="9"/>
     <w:unhideWhenUsed/>
     <w:qFormat/>
@@ -12477,11 +13247,11 @@
       <w:bCs/>
     </w:rPr>
   </w:style>
-  <w:style w:type="paragraph" w:styleId="berschrift4">
+  <w:style w:type="paragraph" w:styleId="Heading4">
     <w:name w:val="heading 4"/>
-    <w:basedOn w:val="Standard"/>
-    <w:next w:val="Standard"/>
-    <w:link w:val="berschrift4Zchn"/>
+    <w:basedOn w:val="Normal"/>
+    <w:next w:val="Normal"/>
+    <w:link w:val="Heading4Char"/>
     <w:uiPriority w:val="9"/>
     <w:semiHidden/>
     <w:unhideWhenUsed/>
@@ -12508,11 +13278,11 @@
       <w:color w:val="365F91" w:themeColor="accent1" w:themeShade="BF"/>
     </w:rPr>
   </w:style>
-  <w:style w:type="paragraph" w:styleId="berschrift5">
+  <w:style w:type="paragraph" w:styleId="Heading5">
     <w:name w:val="heading 5"/>
-    <w:basedOn w:val="Standard"/>
-    <w:next w:val="Standard"/>
-    <w:link w:val="berschrift5Zchn"/>
+    <w:basedOn w:val="Normal"/>
+    <w:next w:val="Normal"/>
+    <w:link w:val="Heading5Char"/>
     <w:uiPriority w:val="9"/>
     <w:semiHidden/>
     <w:unhideWhenUsed/>
@@ -12537,11 +13307,11 @@
       <w:color w:val="365F91" w:themeColor="accent1" w:themeShade="BF"/>
     </w:rPr>
   </w:style>
-  <w:style w:type="paragraph" w:styleId="berschrift6">
+  <w:style w:type="paragraph" w:styleId="Heading6">
     <w:name w:val="heading 6"/>
-    <w:basedOn w:val="Standard"/>
-    <w:next w:val="Standard"/>
-    <w:link w:val="berschrift6Zchn"/>
+    <w:basedOn w:val="Normal"/>
+    <w:next w:val="Normal"/>
+    <w:link w:val="Heading6Char"/>
     <w:uiPriority w:val="9"/>
     <w:semiHidden/>
     <w:unhideWhenUsed/>
@@ -12566,11 +13336,11 @@
       <w:color w:val="243F60" w:themeColor="accent1" w:themeShade="7F"/>
     </w:rPr>
   </w:style>
-  <w:style w:type="paragraph" w:styleId="berschrift7">
+  <w:style w:type="paragraph" w:styleId="Heading7">
     <w:name w:val="heading 7"/>
-    <w:basedOn w:val="Standard"/>
-    <w:next w:val="Standard"/>
-    <w:link w:val="berschrift7Zchn"/>
+    <w:basedOn w:val="Normal"/>
+    <w:next w:val="Normal"/>
+    <w:link w:val="Heading7Char"/>
     <w:uiPriority w:val="9"/>
     <w:semiHidden/>
     <w:unhideWhenUsed/>
@@ -12597,11 +13367,11 @@
       <w:color w:val="243F60" w:themeColor="accent1" w:themeShade="7F"/>
     </w:rPr>
   </w:style>
-  <w:style w:type="paragraph" w:styleId="berschrift8">
+  <w:style w:type="paragraph" w:styleId="Heading8">
     <w:name w:val="heading 8"/>
-    <w:basedOn w:val="Standard"/>
-    <w:next w:val="Standard"/>
-    <w:link w:val="berschrift8Zchn"/>
+    <w:basedOn w:val="Normal"/>
+    <w:next w:val="Normal"/>
+    <w:link w:val="Heading8Char"/>
     <w:uiPriority w:val="9"/>
     <w:semiHidden/>
     <w:unhideWhenUsed/>
@@ -12628,11 +13398,11 @@
       <w:szCs w:val="21"/>
     </w:rPr>
   </w:style>
-  <w:style w:type="paragraph" w:styleId="berschrift9">
+  <w:style w:type="paragraph" w:styleId="Heading9">
     <w:name w:val="heading 9"/>
-    <w:basedOn w:val="Standard"/>
-    <w:next w:val="Standard"/>
-    <w:link w:val="berschrift9Zchn"/>
+    <w:basedOn w:val="Normal"/>
+    <w:next w:val="Normal"/>
+    <w:link w:val="Heading9Char"/>
     <w:uiPriority w:val="9"/>
     <w:semiHidden/>
     <w:unhideWhenUsed/>
@@ -12661,13 +13431,13 @@
       <w:szCs w:val="21"/>
     </w:rPr>
   </w:style>
-  <w:style w:type="character" w:default="1" w:styleId="Absatz-Standardschriftart">
+  <w:style w:type="character" w:default="1" w:styleId="DefaultParagraphFont">
     <w:name w:val="Default Paragraph Font"/>
     <w:uiPriority w:val="1"/>
     <w:semiHidden/>
     <w:unhideWhenUsed/>
   </w:style>
-  <w:style w:type="table" w:default="1" w:styleId="NormaleTabelle">
+  <w:style w:type="table" w:default="1" w:styleId="TableNormal">
     <w:name w:val="Normal Table"/>
     <w:uiPriority w:val="99"/>
     <w:semiHidden/>
@@ -12682,15 +13452,15 @@
       </w:tblCellMar>
     </w:tblPr>
   </w:style>
-  <w:style w:type="numbering" w:default="1" w:styleId="KeineListe">
+  <w:style w:type="numbering" w:default="1" w:styleId="NoList">
     <w:name w:val="No List"/>
     <w:uiPriority w:val="99"/>
     <w:semiHidden/>
     <w:unhideWhenUsed/>
   </w:style>
-  <w:style w:type="paragraph" w:styleId="Verzeichnis1">
+  <w:style w:type="paragraph" w:styleId="TOC1">
     <w:name w:val="toc 1"/>
-    <w:basedOn w:val="Standard"/>
+    <w:basedOn w:val="Normal"/>
     <w:uiPriority w:val="39"/>
     <w:qFormat/>
     <w:pPr>
@@ -12703,9 +13473,9 @@
       <w:szCs w:val="24"/>
     </w:rPr>
   </w:style>
-  <w:style w:type="paragraph" w:styleId="Verzeichnis2">
+  <w:style w:type="paragraph" w:styleId="TOC2">
     <w:name w:val="toc 2"/>
-    <w:basedOn w:val="Standard"/>
+    <w:basedOn w:val="Normal"/>
     <w:uiPriority w:val="39"/>
     <w:qFormat/>
     <w:pPr>
@@ -12713,9 +13483,9 @@
       <w:ind w:left="1248" w:hanging="852"/>
     </w:pPr>
   </w:style>
-  <w:style w:type="paragraph" w:styleId="Verzeichnis3">
+  <w:style w:type="paragraph" w:styleId="TOC3">
     <w:name w:val="toc 3"/>
-    <w:basedOn w:val="Standard"/>
+    <w:basedOn w:val="Normal"/>
     <w:uiPriority w:val="39"/>
     <w:qFormat/>
     <w:pPr>
@@ -12727,10 +13497,10 @@
       <w:szCs w:val="20"/>
     </w:rPr>
   </w:style>
-  <w:style w:type="paragraph" w:styleId="Textkrper">
+  <w:style w:type="paragraph" w:styleId="BodyText">
     <w:name w:val="Body Text"/>
-    <w:basedOn w:val="Standard"/>
-    <w:link w:val="TextkrperZchn"/>
+    <w:basedOn w:val="Normal"/>
+    <w:link w:val="BodyTextChar"/>
     <w:uiPriority w:val="1"/>
     <w:qFormat/>
     <w:rsid w:val="003844DB"/>
@@ -12742,9 +13512,9 @@
       <w:lang w:val="en-GB"/>
     </w:rPr>
   </w:style>
-  <w:style w:type="paragraph" w:styleId="Listenabsatz">
+  <w:style w:type="paragraph" w:styleId="ListParagraph">
     <w:name w:val="List Paragraph"/>
-    <w:basedOn w:val="Standard"/>
+    <w:basedOn w:val="Normal"/>
     <w:uiPriority w:val="34"/>
     <w:qFormat/>
     <w:pPr>
@@ -12753,13 +13523,13 @@
   </w:style>
   <w:style w:type="paragraph" w:customStyle="1" w:styleId="TableParagraph">
     <w:name w:val="Table Paragraph"/>
-    <w:basedOn w:val="Standard"/>
+    <w:basedOn w:val="Normal"/>
     <w:uiPriority w:val="1"/>
     <w:qFormat/>
   </w:style>
-  <w:style w:type="character" w:styleId="Platzhaltertext">
+  <w:style w:type="character" w:styleId="PlaceholderText">
     <w:name w:val="Placeholder Text"/>
-    <w:basedOn w:val="Absatz-Standardschriftart"/>
+    <w:basedOn w:val="DefaultParagraphFont"/>
     <w:uiPriority w:val="99"/>
     <w:semiHidden/>
     <w:rsid w:val="00A252F3"/>
@@ -12767,10 +13537,10 @@
       <w:color w:val="666666"/>
     </w:rPr>
   </w:style>
-  <w:style w:type="paragraph" w:styleId="Kopfzeile">
+  <w:style w:type="paragraph" w:styleId="Header">
     <w:name w:val="header"/>
-    <w:basedOn w:val="Standard"/>
-    <w:link w:val="KopfzeileZchn"/>
+    <w:basedOn w:val="Normal"/>
+    <w:link w:val="HeaderChar"/>
     <w:uiPriority w:val="99"/>
     <w:unhideWhenUsed/>
     <w:rsid w:val="00040A3D"/>
@@ -12781,20 +13551,20 @@
       </w:tabs>
     </w:pPr>
   </w:style>
-  <w:style w:type="character" w:customStyle="1" w:styleId="KopfzeileZchn">
-    <w:name w:val="Kopfzeile Zchn"/>
-    <w:basedOn w:val="Absatz-Standardschriftart"/>
-    <w:link w:val="Kopfzeile"/>
+  <w:style w:type="character" w:customStyle="1" w:styleId="HeaderChar">
+    <w:name w:val="Header Char"/>
+    <w:basedOn w:val="DefaultParagraphFont"/>
+    <w:link w:val="Header"/>
     <w:uiPriority w:val="99"/>
     <w:rsid w:val="00040A3D"/>
     <w:rPr>
       <w:rFonts w:ascii="Arial" w:eastAsia="Arial" w:hAnsi="Arial" w:cs="Arial"/>
     </w:rPr>
   </w:style>
-  <w:style w:type="paragraph" w:styleId="Fuzeile">
+  <w:style w:type="paragraph" w:styleId="Footer">
     <w:name w:val="footer"/>
-    <w:basedOn w:val="Standard"/>
-    <w:link w:val="FuzeileZchn"/>
+    <w:basedOn w:val="Normal"/>
+    <w:link w:val="FooterChar"/>
     <w:uiPriority w:val="99"/>
     <w:unhideWhenUsed/>
     <w:rsid w:val="00040A3D"/>
@@ -12805,10 +13575,10 @@
       </w:tabs>
     </w:pPr>
   </w:style>
-  <w:style w:type="character" w:customStyle="1" w:styleId="FuzeileZchn">
-    <w:name w:val="Fußzeile Zchn"/>
-    <w:basedOn w:val="Absatz-Standardschriftart"/>
-    <w:link w:val="Fuzeile"/>
+  <w:style w:type="character" w:customStyle="1" w:styleId="FooterChar">
+    <w:name w:val="Footer Char"/>
+    <w:basedOn w:val="DefaultParagraphFont"/>
+    <w:link w:val="Footer"/>
     <w:uiPriority w:val="99"/>
     <w:rsid w:val="00040A3D"/>
     <w:rPr>
@@ -12817,7 +13587,7 @@
   </w:style>
   <w:style w:type="character" w:styleId="Hyperlink">
     <w:name w:val="Hyperlink"/>
-    <w:basedOn w:val="Absatz-Standardschriftart"/>
+    <w:basedOn w:val="DefaultParagraphFont"/>
     <w:uiPriority w:val="99"/>
     <w:unhideWhenUsed/>
     <w:rsid w:val="00F11C69"/>
@@ -12826,9 +13596,9 @@
       <w:u w:val="single"/>
     </w:rPr>
   </w:style>
-  <w:style w:type="paragraph" w:styleId="Verzeichnis4">
+  <w:style w:type="paragraph" w:styleId="TOC4">
     <w:name w:val="toc 4"/>
-    <w:basedOn w:val="Standard"/>
+    <w:basedOn w:val="Normal"/>
     <w:uiPriority w:val="39"/>
     <w:qFormat/>
     <w:rsid w:val="00DE2681"/>
@@ -12843,10 +13613,10 @@
       <w:szCs w:val="24"/>
     </w:rPr>
   </w:style>
-  <w:style w:type="paragraph" w:styleId="Beschriftung">
+  <w:style w:type="paragraph" w:styleId="Caption">
     <w:name w:val="caption"/>
-    <w:basedOn w:val="Standard"/>
-    <w:next w:val="Standard"/>
+    <w:basedOn w:val="Normal"/>
+    <w:next w:val="Normal"/>
     <w:uiPriority w:val="35"/>
     <w:unhideWhenUsed/>
     <w:qFormat/>
@@ -12863,10 +13633,10 @@
       <w:szCs w:val="18"/>
     </w:rPr>
   </w:style>
-  <w:style w:type="paragraph" w:styleId="Inhaltsverzeichnisberschrift">
+  <w:style w:type="paragraph" w:styleId="TOCHeading">
     <w:name w:val="TOC Heading"/>
-    <w:basedOn w:val="berschrift1"/>
-    <w:next w:val="Standard"/>
+    <w:basedOn w:val="Heading1"/>
+    <w:next w:val="Normal"/>
     <w:uiPriority w:val="39"/>
     <w:unhideWhenUsed/>
     <w:qFormat/>
@@ -12896,10 +13666,10 @@
       <w:szCs w:val="32"/>
     </w:rPr>
   </w:style>
-  <w:style w:type="paragraph" w:styleId="Verzeichnis5">
+  <w:style w:type="paragraph" w:styleId="TOC5">
     <w:name w:val="toc 5"/>
-    <w:basedOn w:val="Standard"/>
-    <w:next w:val="Standard"/>
+    <w:basedOn w:val="Normal"/>
+    <w:next w:val="Normal"/>
     <w:autoRedefine/>
     <w:uiPriority w:val="39"/>
     <w:unhideWhenUsed/>
@@ -12920,10 +13690,10 @@
       <w14:ligatures w14:val="standardContextual"/>
     </w:rPr>
   </w:style>
-  <w:style w:type="paragraph" w:styleId="Verzeichnis6">
+  <w:style w:type="paragraph" w:styleId="TOC6">
     <w:name w:val="toc 6"/>
-    <w:basedOn w:val="Standard"/>
-    <w:next w:val="Standard"/>
+    <w:basedOn w:val="Normal"/>
+    <w:next w:val="Normal"/>
     <w:autoRedefine/>
     <w:uiPriority w:val="39"/>
     <w:unhideWhenUsed/>
@@ -12944,10 +13714,10 @@
       <w14:ligatures w14:val="standardContextual"/>
     </w:rPr>
   </w:style>
-  <w:style w:type="paragraph" w:styleId="Verzeichnis7">
+  <w:style w:type="paragraph" w:styleId="TOC7">
     <w:name w:val="toc 7"/>
-    <w:basedOn w:val="Standard"/>
-    <w:next w:val="Standard"/>
+    <w:basedOn w:val="Normal"/>
+    <w:next w:val="Normal"/>
     <w:autoRedefine/>
     <w:uiPriority w:val="39"/>
     <w:unhideWhenUsed/>
@@ -12968,10 +13738,10 @@
       <w14:ligatures w14:val="standardContextual"/>
     </w:rPr>
   </w:style>
-  <w:style w:type="paragraph" w:styleId="Verzeichnis8">
+  <w:style w:type="paragraph" w:styleId="TOC8">
     <w:name w:val="toc 8"/>
-    <w:basedOn w:val="Standard"/>
-    <w:next w:val="Standard"/>
+    <w:basedOn w:val="Normal"/>
+    <w:next w:val="Normal"/>
     <w:autoRedefine/>
     <w:uiPriority w:val="39"/>
     <w:unhideWhenUsed/>
@@ -12992,10 +13762,10 @@
       <w14:ligatures w14:val="standardContextual"/>
     </w:rPr>
   </w:style>
-  <w:style w:type="paragraph" w:styleId="Verzeichnis9">
+  <w:style w:type="paragraph" w:styleId="TOC9">
     <w:name w:val="toc 9"/>
-    <w:basedOn w:val="Standard"/>
-    <w:next w:val="Standard"/>
+    <w:basedOn w:val="Normal"/>
+    <w:next w:val="Normal"/>
     <w:autoRedefine/>
     <w:uiPriority w:val="39"/>
     <w:unhideWhenUsed/>
@@ -13016,9 +13786,9 @@
       <w14:ligatures w14:val="standardContextual"/>
     </w:rPr>
   </w:style>
-  <w:style w:type="character" w:styleId="NichtaufgelsteErwhnung">
+  <w:style w:type="character" w:styleId="UnresolvedMention">
     <w:name w:val="Unresolved Mention"/>
-    <w:basedOn w:val="Absatz-Standardschriftart"/>
+    <w:basedOn w:val="DefaultParagraphFont"/>
     <w:uiPriority w:val="99"/>
     <w:semiHidden/>
     <w:unhideWhenUsed/>
@@ -13030,7 +13800,7 @@
   </w:style>
   <w:style w:type="paragraph" w:customStyle="1" w:styleId="HeaderText">
     <w:name w:val="HeaderText"/>
-    <w:basedOn w:val="Standard"/>
+    <w:basedOn w:val="Normal"/>
     <w:link w:val="HeaderTextChar"/>
     <w:qFormat/>
     <w:rsid w:val="00A12BA2"/>
@@ -13048,7 +13818,7 @@
   </w:style>
   <w:style w:type="character" w:customStyle="1" w:styleId="HeaderTextChar">
     <w:name w:val="HeaderText Char"/>
-    <w:basedOn w:val="Absatz-Standardschriftart"/>
+    <w:basedOn w:val="DefaultParagraphFont"/>
     <w:link w:val="HeaderText"/>
     <w:rsid w:val="00A12BA2"/>
     <w:rPr>
@@ -13060,10 +13830,10 @@
       <w:szCs w:val="28"/>
     </w:rPr>
   </w:style>
-  <w:style w:type="character" w:customStyle="1" w:styleId="berschrift4Zchn">
-    <w:name w:val="Überschrift 4 Zchn"/>
-    <w:basedOn w:val="Absatz-Standardschriftart"/>
-    <w:link w:val="berschrift4"/>
+  <w:style w:type="character" w:customStyle="1" w:styleId="Heading4Char">
+    <w:name w:val="Heading 4 Char"/>
+    <w:basedOn w:val="DefaultParagraphFont"/>
+    <w:link w:val="Heading4"/>
     <w:uiPriority w:val="9"/>
     <w:semiHidden/>
     <w:rsid w:val="00BB6024"/>
@@ -13074,10 +13844,10 @@
       <w:color w:val="365F91" w:themeColor="accent1" w:themeShade="BF"/>
     </w:rPr>
   </w:style>
-  <w:style w:type="character" w:customStyle="1" w:styleId="berschrift5Zchn">
-    <w:name w:val="Überschrift 5 Zchn"/>
-    <w:basedOn w:val="Absatz-Standardschriftart"/>
-    <w:link w:val="berschrift5"/>
+  <w:style w:type="character" w:customStyle="1" w:styleId="Heading5Char">
+    <w:name w:val="Heading 5 Char"/>
+    <w:basedOn w:val="DefaultParagraphFont"/>
+    <w:link w:val="Heading5"/>
     <w:uiPriority w:val="9"/>
     <w:semiHidden/>
     <w:rsid w:val="00BB6024"/>
@@ -13086,10 +13856,10 @@
       <w:color w:val="365F91" w:themeColor="accent1" w:themeShade="BF"/>
     </w:rPr>
   </w:style>
-  <w:style w:type="character" w:customStyle="1" w:styleId="berschrift6Zchn">
-    <w:name w:val="Überschrift 6 Zchn"/>
-    <w:basedOn w:val="Absatz-Standardschriftart"/>
-    <w:link w:val="berschrift6"/>
+  <w:style w:type="character" w:customStyle="1" w:styleId="Heading6Char">
+    <w:name w:val="Heading 6 Char"/>
+    <w:basedOn w:val="DefaultParagraphFont"/>
+    <w:link w:val="Heading6"/>
     <w:uiPriority w:val="9"/>
     <w:semiHidden/>
     <w:rsid w:val="00BB6024"/>
@@ -13098,10 +13868,10 @@
       <w:color w:val="243F60" w:themeColor="accent1" w:themeShade="7F"/>
     </w:rPr>
   </w:style>
-  <w:style w:type="character" w:customStyle="1" w:styleId="berschrift7Zchn">
-    <w:name w:val="Überschrift 7 Zchn"/>
-    <w:basedOn w:val="Absatz-Standardschriftart"/>
-    <w:link w:val="berschrift7"/>
+  <w:style w:type="character" w:customStyle="1" w:styleId="Heading7Char">
+    <w:name w:val="Heading 7 Char"/>
+    <w:basedOn w:val="DefaultParagraphFont"/>
+    <w:link w:val="Heading7"/>
     <w:uiPriority w:val="9"/>
     <w:semiHidden/>
     <w:rsid w:val="00BB6024"/>
@@ -13112,10 +13882,10 @@
       <w:color w:val="243F60" w:themeColor="accent1" w:themeShade="7F"/>
     </w:rPr>
   </w:style>
-  <w:style w:type="character" w:customStyle="1" w:styleId="berschrift8Zchn">
-    <w:name w:val="Überschrift 8 Zchn"/>
-    <w:basedOn w:val="Absatz-Standardschriftart"/>
-    <w:link w:val="berschrift8"/>
+  <w:style w:type="character" w:customStyle="1" w:styleId="Heading8Char">
+    <w:name w:val="Heading 8 Char"/>
+    <w:basedOn w:val="DefaultParagraphFont"/>
+    <w:link w:val="Heading8"/>
     <w:uiPriority w:val="9"/>
     <w:semiHidden/>
     <w:rsid w:val="00BB6024"/>
@@ -13126,10 +13896,10 @@
       <w:szCs w:val="21"/>
     </w:rPr>
   </w:style>
-  <w:style w:type="character" w:customStyle="1" w:styleId="berschrift9Zchn">
-    <w:name w:val="Überschrift 9 Zchn"/>
-    <w:basedOn w:val="Absatz-Standardschriftart"/>
-    <w:link w:val="berschrift9"/>
+  <w:style w:type="character" w:customStyle="1" w:styleId="Heading9Char">
+    <w:name w:val="Heading 9 Char"/>
+    <w:basedOn w:val="DefaultParagraphFont"/>
+    <w:link w:val="Heading9"/>
     <w:uiPriority w:val="9"/>
     <w:semiHidden/>
     <w:rsid w:val="00BB6024"/>
@@ -13144,7 +13914,7 @@
   </w:style>
   <w:style w:type="paragraph" w:customStyle="1" w:styleId="Reference">
     <w:name w:val="Reference"/>
-    <w:basedOn w:val="Textkrper"/>
+    <w:basedOn w:val="BodyText"/>
     <w:link w:val="ReferenceChar"/>
     <w:qFormat/>
     <w:rsid w:val="00FE425C"/>
@@ -13153,10 +13923,10 @@
       <w:ind w:left="274" w:right="216"/>
     </w:pPr>
   </w:style>
-  <w:style w:type="character" w:customStyle="1" w:styleId="TextkrperZchn">
-    <w:name w:val="Textkörper Zchn"/>
-    <w:basedOn w:val="Absatz-Standardschriftart"/>
-    <w:link w:val="Textkrper"/>
+  <w:style w:type="character" w:customStyle="1" w:styleId="BodyTextChar">
+    <w:name w:val="Body Text Char"/>
+    <w:basedOn w:val="DefaultParagraphFont"/>
+    <w:link w:val="BodyText"/>
     <w:uiPriority w:val="1"/>
     <w:rsid w:val="003844DB"/>
     <w:rPr>
@@ -13166,7 +13936,7 @@
   </w:style>
   <w:style w:type="character" w:customStyle="1" w:styleId="ReferenceChar">
     <w:name w:val="Reference Char"/>
-    <w:basedOn w:val="TextkrperZchn"/>
+    <w:basedOn w:val="BodyTextChar"/>
     <w:link w:val="Reference"/>
     <w:rsid w:val="00FE425C"/>
     <w:rPr>
@@ -13174,10 +13944,10 @@
       <w:lang w:val="en-GB"/>
     </w:rPr>
   </w:style>
-  <w:style w:type="paragraph" w:styleId="Funotentext">
+  <w:style w:type="paragraph" w:styleId="FootnoteText">
     <w:name w:val="footnote text"/>
-    <w:basedOn w:val="Standard"/>
-    <w:link w:val="FunotentextZchn"/>
+    <w:basedOn w:val="Normal"/>
+    <w:link w:val="FootnoteTextChar"/>
     <w:uiPriority w:val="99"/>
     <w:semiHidden/>
     <w:unhideWhenUsed/>
@@ -13187,10 +13957,10 @@
       <w:szCs w:val="20"/>
     </w:rPr>
   </w:style>
-  <w:style w:type="character" w:customStyle="1" w:styleId="FunotentextZchn">
-    <w:name w:val="Fußnotentext Zchn"/>
-    <w:basedOn w:val="Absatz-Standardschriftart"/>
-    <w:link w:val="Funotentext"/>
+  <w:style w:type="character" w:customStyle="1" w:styleId="FootnoteTextChar">
+    <w:name w:val="Footnote Text Char"/>
+    <w:basedOn w:val="DefaultParagraphFont"/>
+    <w:link w:val="FootnoteText"/>
     <w:uiPriority w:val="99"/>
     <w:semiHidden/>
     <w:rsid w:val="007D50CE"/>
@@ -13200,9 +13970,9 @@
       <w:szCs w:val="20"/>
     </w:rPr>
   </w:style>
-  <w:style w:type="character" w:styleId="Funotenzeichen">
+  <w:style w:type="character" w:styleId="FootnoteReference">
     <w:name w:val="footnote reference"/>
-    <w:basedOn w:val="Absatz-Standardschriftart"/>
+    <w:basedOn w:val="DefaultParagraphFont"/>
     <w:uiPriority w:val="99"/>
     <w:semiHidden/>
     <w:unhideWhenUsed/>
@@ -13213,27 +13983,27 @@
   </w:style>
   <w:style w:type="character" w:customStyle="1" w:styleId="markrqfkst7q6">
     <w:name w:val="markrqfkst7q6"/>
-    <w:basedOn w:val="Absatz-Standardschriftart"/>
+    <w:basedOn w:val="DefaultParagraphFont"/>
     <w:rsid w:val="00E56818"/>
   </w:style>
   <w:style w:type="character" w:customStyle="1" w:styleId="markyfl5gne3f">
     <w:name w:val="markyfl5gne3f"/>
-    <w:basedOn w:val="Absatz-Standardschriftart"/>
+    <w:basedOn w:val="DefaultParagraphFont"/>
     <w:rsid w:val="00FE3EDD"/>
   </w:style>
   <w:style w:type="character" w:customStyle="1" w:styleId="mark7ixbv9rgs">
     <w:name w:val="mark7ixbv9rgs"/>
-    <w:basedOn w:val="Absatz-Standardschriftart"/>
+    <w:basedOn w:val="DefaultParagraphFont"/>
     <w:rsid w:val="00FE3EDD"/>
   </w:style>
   <w:style w:type="character" w:customStyle="1" w:styleId="mark29nnys12j">
     <w:name w:val="mark29nnys12j"/>
-    <w:basedOn w:val="Absatz-Standardschriftart"/>
+    <w:basedOn w:val="DefaultParagraphFont"/>
     <w:rsid w:val="00B4456D"/>
   </w:style>
-  <w:style w:type="paragraph" w:styleId="StandardWeb">
+  <w:style w:type="paragraph" w:styleId="NormalWeb">
     <w:name w:val="Normal (Web)"/>
-    <w:basedOn w:val="Standard"/>
+    <w:basedOn w:val="Normal"/>
     <w:uiPriority w:val="99"/>
     <w:unhideWhenUsed/>
     <w:rsid w:val="00817F69"/>
@@ -13250,9 +14020,9 @@
       <w:lang w:val="en-GB" w:eastAsia="en-GB"/>
     </w:rPr>
   </w:style>
-  <w:style w:type="character" w:styleId="Hervorhebung">
+  <w:style w:type="character" w:styleId="Emphasis">
     <w:name w:val="Emphasis"/>
-    <w:basedOn w:val="Absatz-Standardschriftart"/>
+    <w:basedOn w:val="DefaultParagraphFont"/>
     <w:uiPriority w:val="20"/>
     <w:qFormat/>
     <w:rsid w:val="006D1885"/>
@@ -13261,9 +14031,9 @@
       <w:iCs/>
     </w:rPr>
   </w:style>
-  <w:style w:type="character" w:styleId="BesuchterLink">
+  <w:style w:type="character" w:styleId="FollowedHyperlink">
     <w:name w:val="FollowedHyperlink"/>
-    <w:basedOn w:val="Absatz-Standardschriftart"/>
+    <w:basedOn w:val="DefaultParagraphFont"/>
     <w:uiPriority w:val="99"/>
     <w:semiHidden/>
     <w:unhideWhenUsed/>
@@ -13273,7 +14043,7 @@
       <w:u w:val="single"/>
     </w:rPr>
   </w:style>
-  <w:style w:type="paragraph" w:styleId="berarbeitung">
+  <w:style w:type="paragraph" w:styleId="Revision">
     <w:name w:val="Revision"/>
     <w:hidden/>
     <w:uiPriority w:val="99"/>
@@ -13288,9 +14058,9 @@
       <w:rFonts w:ascii="Arial" w:eastAsia="Arial" w:hAnsi="Arial" w:cs="Arial"/>
     </w:rPr>
   </w:style>
-  <w:style w:type="character" w:styleId="Kommentarzeichen">
+  <w:style w:type="character" w:styleId="CommentReference">
     <w:name w:val="annotation reference"/>
-    <w:basedOn w:val="Absatz-Standardschriftart"/>
+    <w:basedOn w:val="DefaultParagraphFont"/>
     <w:uiPriority w:val="99"/>
     <w:semiHidden/>
     <w:unhideWhenUsed/>
@@ -13300,10 +14070,10 @@
       <w:szCs w:val="16"/>
     </w:rPr>
   </w:style>
-  <w:style w:type="paragraph" w:styleId="Kommentartext">
+  <w:style w:type="paragraph" w:styleId="CommentText">
     <w:name w:val="annotation text"/>
-    <w:basedOn w:val="Standard"/>
-    <w:link w:val="KommentartextZchn"/>
+    <w:basedOn w:val="Normal"/>
+    <w:link w:val="CommentTextChar"/>
     <w:uiPriority w:val="99"/>
     <w:unhideWhenUsed/>
     <w:rsid w:val="00AE7876"/>
@@ -13312,10 +14082,10 @@
       <w:szCs w:val="20"/>
     </w:rPr>
   </w:style>
-  <w:style w:type="character" w:customStyle="1" w:styleId="KommentartextZchn">
-    <w:name w:val="Kommentartext Zchn"/>
-    <w:basedOn w:val="Absatz-Standardschriftart"/>
-    <w:link w:val="Kommentartext"/>
+  <w:style w:type="character" w:customStyle="1" w:styleId="CommentTextChar">
+    <w:name w:val="Comment Text Char"/>
+    <w:basedOn w:val="DefaultParagraphFont"/>
+    <w:link w:val="CommentText"/>
     <w:uiPriority w:val="99"/>
     <w:rsid w:val="00AE7876"/>
     <w:rPr>
@@ -13324,11 +14094,11 @@
       <w:szCs w:val="20"/>
     </w:rPr>
   </w:style>
-  <w:style w:type="paragraph" w:styleId="Kommentarthema">
+  <w:style w:type="paragraph" w:styleId="CommentSubject">
     <w:name w:val="annotation subject"/>
-    <w:basedOn w:val="Kommentartext"/>
-    <w:next w:val="Kommentartext"/>
-    <w:link w:val="KommentarthemaZchn"/>
+    <w:basedOn w:val="CommentText"/>
+    <w:next w:val="CommentText"/>
+    <w:link w:val="CommentSubjectChar"/>
     <w:uiPriority w:val="99"/>
     <w:semiHidden/>
     <w:unhideWhenUsed/>
@@ -13338,10 +14108,10 @@
       <w:bCs/>
     </w:rPr>
   </w:style>
-  <w:style w:type="character" w:customStyle="1" w:styleId="KommentarthemaZchn">
-    <w:name w:val="Kommentarthema Zchn"/>
-    <w:basedOn w:val="KommentartextZchn"/>
-    <w:link w:val="Kommentarthema"/>
+  <w:style w:type="character" w:customStyle="1" w:styleId="CommentSubjectChar">
+    <w:name w:val="Comment Subject Char"/>
+    <w:basedOn w:val="CommentTextChar"/>
+    <w:link w:val="CommentSubject"/>
     <w:uiPriority w:val="99"/>
     <w:semiHidden/>
     <w:rsid w:val="00AE7876"/>
@@ -13355,7 +14125,7 @@
   </w:style>
   <w:style w:type="paragraph" w:customStyle="1" w:styleId="XML">
     <w:name w:val="XML"/>
-    <w:basedOn w:val="Textkrper"/>
+    <w:basedOn w:val="BodyText"/>
     <w:qFormat/>
     <w:rsid w:val="00970A89"/>
     <w:rPr>
@@ -13392,7 +14162,7 @@
           </w:pPr>
           <w:r>
             <w:rPr>
-              <w:rStyle w:val="Platzhaltertext"/>
+              <w:rStyle w:val="PlaceholderText"/>
             </w:rPr>
             <w:t>[Subject]</w:t>
           </w:r>
@@ -13421,7 +14191,7 @@
           </w:pPr>
           <w:r>
             <w:rPr>
-              <w:rStyle w:val="Platzhaltertext"/>
+              <w:rStyle w:val="PlaceholderText"/>
             </w:rPr>
             <w:t>[Company]</w:t>
           </w:r>
@@ -13450,7 +14220,7 @@
           </w:pPr>
           <w:r>
             <w:rPr>
-              <w:rStyle w:val="Platzhaltertext"/>
+              <w:rStyle w:val="PlaceholderText"/>
             </w:rPr>
             <w:t>[Title]</w:t>
           </w:r>
@@ -13479,7 +14249,7 @@
           </w:pPr>
           <w:r>
             <w:rPr>
-              <w:rStyle w:val="Platzhaltertext"/>
+              <w:rStyle w:val="PlaceholderText"/>
             </w:rPr>
             <w:t>[Subject]</w:t>
           </w:r>
@@ -13532,7 +14302,7 @@
     <w:charset w:val="00"/>
     <w:family w:val="swiss"/>
     <w:pitch w:val="variable"/>
-    <w:sig w:usb0="E4002EFF" w:usb1="C000247B" w:usb2="00000009" w:usb3="00000000" w:csb0="000001FF" w:csb1="00000000"/>
+    <w:sig w:usb0="E4002EFF" w:usb1="C200247B" w:usb2="00000009" w:usb3="00000000" w:csb0="000001FF" w:csb1="00000000"/>
   </w:font>
   <w:font w:name="Cambria">
     <w:panose1 w:val="02040503050406030204"/>
@@ -13591,6 +14361,7 @@
     <w:rsid w:val="003F284E"/>
     <w:rsid w:val="00403CBC"/>
     <w:rsid w:val="00433841"/>
+    <w:rsid w:val="005102B9"/>
     <w:rsid w:val="005255C2"/>
     <w:rsid w:val="005465E1"/>
     <w:rsid w:val="005614F8"/>
@@ -13600,6 +14371,7 @@
     <w:rsid w:val="006F6FE0"/>
     <w:rsid w:val="008D5594"/>
     <w:rsid w:val="00916D7B"/>
+    <w:rsid w:val="009C2AF1"/>
     <w:rsid w:val="009C3F03"/>
     <w:rsid w:val="009F352A"/>
     <w:rsid w:val="00A55012"/>
@@ -13608,6 +14380,7 @@
     <w:rsid w:val="00AC349B"/>
     <w:rsid w:val="00AC6D20"/>
     <w:rsid w:val="00AE5462"/>
+    <w:rsid w:val="00B04A23"/>
     <w:rsid w:val="00CB1B0A"/>
     <w:rsid w:val="00D46013"/>
     <w:rsid w:val="00E22A7B"/>
@@ -13631,8 +14404,8 @@
   </m:mathPr>
   <w:themeFontLang w:val="en-GB"/>
   <w:clrSchemeMapping w:bg1="light1" w:t1="dark1" w:bg2="light2" w:t2="dark2" w:accent1="accent1" w:accent2="accent2" w:accent3="accent3" w:accent4="accent4" w:accent5="accent5" w:accent6="accent6" w:hyperlink="hyperlink" w:followedHyperlink="followedHyperlink"/>
-  <w:decimalSymbol w:val=","/>
-  <w:listSeparator w:val=";"/>
+  <w:decimalSymbol w:val="."/>
+  <w:listSeparator w:val=","/>
   <w15:chartTrackingRefBased/>
 </w:settings>
 </file>
@@ -14034,17 +14807,17 @@
     <w:lsdException w:name="Unresolved Mention" w:semiHidden="1" w:unhideWhenUsed="1"/>
     <w:lsdException w:name="Smart Link" w:semiHidden="1" w:unhideWhenUsed="1"/>
   </w:latentStyles>
-  <w:style w:type="paragraph" w:default="1" w:styleId="Standard">
+  <w:style w:type="paragraph" w:default="1" w:styleId="Normal">
     <w:name w:val="Normal"/>
     <w:qFormat/>
   </w:style>
-  <w:style w:type="character" w:default="1" w:styleId="Absatz-Standardschriftart">
+  <w:style w:type="character" w:default="1" w:styleId="DefaultParagraphFont">
     <w:name w:val="Default Paragraph Font"/>
     <w:uiPriority w:val="1"/>
     <w:semiHidden/>
     <w:unhideWhenUsed/>
   </w:style>
-  <w:style w:type="table" w:default="1" w:styleId="NormaleTabelle">
+  <w:style w:type="table" w:default="1" w:styleId="TableNormal">
     <w:name w:val="Normal Table"/>
     <w:uiPriority w:val="99"/>
     <w:semiHidden/>
@@ -14059,15 +14832,15 @@
       </w:tblCellMar>
     </w:tblPr>
   </w:style>
-  <w:style w:type="numbering" w:default="1" w:styleId="KeineListe">
+  <w:style w:type="numbering" w:default="1" w:styleId="NoList">
     <w:name w:val="No List"/>
     <w:uiPriority w:val="99"/>
     <w:semiHidden/>
     <w:unhideWhenUsed/>
   </w:style>
-  <w:style w:type="character" w:styleId="Platzhaltertext">
+  <w:style w:type="character" w:styleId="PlaceholderText">
     <w:name w:val="Placeholder Text"/>
-    <w:basedOn w:val="Absatz-Standardschriftart"/>
+    <w:basedOn w:val="DefaultParagraphFont"/>
     <w:uiPriority w:val="99"/>
     <w:semiHidden/>
     <w:rsid w:val="00293491"/>
@@ -14393,19 +15166,6 @@
 </file>
 
 <file path=customXml/item2.xml><?xml version="1.0" encoding="utf-8"?>
-<b:Sources xmlns:b="http://schemas.openxmlformats.org/officeDocument/2006/bibliography" xmlns="http://schemas.openxmlformats.org/officeDocument/2006/bibliography" SelectedStyle="\APASixthEditionOfficeOnline.xsl" StyleName="APA" Version="6"/>
-</file>
-
-<file path=customXml/item3.xml><?xml version="1.0" encoding="utf-8"?>
-<?mso-contentType ?>
-<FormTemplates xmlns="http://schemas.microsoft.com/sharepoint/v3/contenttype/forms">
-  <Display>DocumentLibraryForm</Display>
-  <Edit>DocumentLibraryForm</Edit>
-  <New>DocumentLibraryForm</New>
-</FormTemplates>
-</file>
-
-<file path=customXml/item4.xml><?xml version="1.0" encoding="utf-8"?>
 <ct:contentTypeSchema xmlns:ct="http://schemas.microsoft.com/office/2006/metadata/contentType" xmlns:ma="http://schemas.microsoft.com/office/2006/metadata/properties/metaAttributes" ct:_="" ma:_="" ma:contentTypeName="Dokument" ma:contentTypeID="0x010100776041F8CE30E747B6CA994F30662BE8" ma:contentTypeVersion="18" ma:contentTypeDescription="Opprett et nytt dokument." ma:contentTypeScope="" ma:versionID="deb1daf185705a241c2caf02fd179627">
   <xsd:schema xmlns:xsd="http://www.w3.org/2001/XMLSchema" xmlns:xs="http://www.w3.org/2001/XMLSchema" xmlns:p="http://schemas.microsoft.com/office/2006/metadata/properties" xmlns:ns3="adbd838b-2ea2-4cb9-9bb2-a01efdf59564" xmlns:ns4="7e98115e-32c4-49b4-8c47-8e0291a4fa04" targetNamespace="http://schemas.microsoft.com/office/2006/metadata/properties" ma:root="true" ma:fieldsID="89945e090dede48e2e383ab088b641cd" ns3:_="" ns4:_="">
     <xsd:import namespace="adbd838b-2ea2-4cb9-9bb2-a01efdf59564"/>
@@ -14658,6 +15418,19 @@
 </ct:contentTypeSchema>
 </file>
 
+<file path=customXml/item3.xml><?xml version="1.0" encoding="utf-8"?>
+<?mso-contentType ?>
+<FormTemplates xmlns="http://schemas.microsoft.com/sharepoint/v3/contenttype/forms">
+  <Display>DocumentLibraryForm</Display>
+  <Edit>DocumentLibraryForm</Edit>
+  <New>DocumentLibraryForm</New>
+</FormTemplates>
+</file>
+
+<file path=customXml/item4.xml><?xml version="1.0" encoding="utf-8"?>
+<b:Sources xmlns:b="http://schemas.openxmlformats.org/officeDocument/2006/bibliography" xmlns="http://schemas.openxmlformats.org/officeDocument/2006/bibliography" SelectedStyle="\APASixthEditionOfficeOnline.xsl" StyleName="APA" Version="6"/>
+</file>
+
 <file path=customXml/itemProps1.xml><?xml version="1.0" encoding="utf-8"?>
 <ds:datastoreItem xmlns:ds="http://schemas.openxmlformats.org/officeDocument/2006/customXml" ds:itemID="{DAA0423C-7B97-4E5A-848E-C2FAD5B5B7B0}">
   <ds:schemaRefs>
@@ -14669,22 +15442,6 @@
 </file>
 
 <file path=customXml/itemProps2.xml><?xml version="1.0" encoding="utf-8"?>
-<ds:datastoreItem xmlns:ds="http://schemas.openxmlformats.org/officeDocument/2006/customXml" ds:itemID="{23508F25-1CFF-4E55-9938-48AFE50A8977}">
-  <ds:schemaRefs>
-    <ds:schemaRef ds:uri="http://schemas.openxmlformats.org/officeDocument/2006/bibliography"/>
-  </ds:schemaRefs>
-</ds:datastoreItem>
-</file>
-
-<file path=customXml/itemProps3.xml><?xml version="1.0" encoding="utf-8"?>
-<ds:datastoreItem xmlns:ds="http://schemas.openxmlformats.org/officeDocument/2006/customXml" ds:itemID="{8A44BDE6-684E-4B5B-881D-4E5D5848FCED}">
-  <ds:schemaRefs>
-    <ds:schemaRef ds:uri="http://schemas.microsoft.com/sharepoint/v3/contenttype/forms"/>
-  </ds:schemaRefs>
-</ds:datastoreItem>
-</file>
-
-<file path=customXml/itemProps4.xml><?xml version="1.0" encoding="utf-8"?>
 <ds:datastoreItem xmlns:ds="http://schemas.openxmlformats.org/officeDocument/2006/customXml" ds:itemID="{1544F244-AEB7-488E-8A0B-2F69E695C909}">
   <ds:schemaRefs>
     <ds:schemaRef ds:uri="http://schemas.microsoft.com/office/2006/metadata/contentType"/>
@@ -14701,4 +15458,20 @@
     <ds:schemaRef ds:uri="http://schemas.microsoft.com/internal/obd"/>
   </ds:schemaRefs>
 </ds:datastoreItem>
+</file>
+
+<file path=customXml/itemProps3.xml><?xml version="1.0" encoding="utf-8"?>
+<ds:datastoreItem xmlns:ds="http://schemas.openxmlformats.org/officeDocument/2006/customXml" ds:itemID="{8A44BDE6-684E-4B5B-881D-4E5D5848FCED}">
+  <ds:schemaRefs>
+    <ds:schemaRef ds:uri="http://schemas.microsoft.com/sharepoint/v3/contenttype/forms"/>
+  </ds:schemaRefs>
+</ds:datastoreItem>
+</file>
+
+<file path=customXml/itemProps4.xml><?xml version="1.0" encoding="utf-8"?>
+<ds:datastoreItem xmlns:ds="http://schemas.openxmlformats.org/officeDocument/2006/customXml" ds:itemID="{23508F25-1CFF-4E55-9938-48AFE50A8977}">
+  <ds:schemaRefs>
+    <ds:schemaRef ds:uri="http://schemas.openxmlformats.org/officeDocument/2006/bibliography"/>
+  </ds:schemaRefs>
+</ds:datastoreItem>
 </file>
--- a/ContinuationProject/DISC_DEXPI_GapAnalysis.docx
+++ b/ContinuationProject/DISC_DEXPI_GapAnalysis.docx
@@ -1290,13 +1290,7 @@
               <w:rPr>
                 <w:sz w:val="16"/>
               </w:rPr>
-              <w:t>2025/08/1</w:t>
-            </w:r>
-            <w:r>
-              <w:rPr>
-                <w:sz w:val="16"/>
-              </w:rPr>
-              <w:t>9</w:t>
+              <w:t>2025/08/19</w:t>
             </w:r>
           </w:p>
         </w:tc>
@@ -2584,9 +2578,9 @@
         </w:sectPr>
       </w:pPr>
     </w:p>
-    <w:bookmarkStart w:id="0" w:name="_bookmark1" w:displacedByCustomXml="next"/>
+    <w:bookmarkStart w:id="0" w:name="_bookmark0" w:displacedByCustomXml="next"/>
     <w:bookmarkEnd w:id="0" w:displacedByCustomXml="next"/>
-    <w:bookmarkStart w:id="1" w:name="_bookmark0" w:displacedByCustomXml="next"/>
+    <w:bookmarkStart w:id="1" w:name="_bookmark1" w:displacedByCustomXml="next"/>
     <w:bookmarkEnd w:id="1" w:displacedByCustomXml="next"/>
     <w:sdt>
       <w:sdtPr>
@@ -2642,7 +2636,7 @@
           <w:r>
             <w:fldChar w:fldCharType="separate"/>
           </w:r>
-          <w:hyperlink w:anchor="_Toc206487736" w:history="1">
+          <w:hyperlink w:anchor="_Toc206489119" w:history="1">
             <w:r>
               <w:rPr>
                 <w:rStyle w:val="Hyperlink"/>
@@ -2688,7 +2682,7 @@
                 <w:noProof/>
                 <w:webHidden/>
               </w:rPr>
-              <w:instrText xml:space="preserve"> PAGEREF _Toc206487736 \h </w:instrText>
+              <w:instrText xml:space="preserve"> PAGEREF _Toc206489119 \h </w:instrText>
             </w:r>
             <w:r>
               <w:rPr>
@@ -2735,7 +2729,7 @@
               <w14:ligatures w14:val="standardContextual"/>
             </w:rPr>
           </w:pPr>
-          <w:hyperlink w:anchor="_Toc206487737" w:history="1">
+          <w:hyperlink w:anchor="_Toc206489120" w:history="1">
             <w:r>
               <w:rPr>
                 <w:rStyle w:val="Hyperlink"/>
@@ -2781,7 +2775,7 @@
                 <w:noProof/>
                 <w:webHidden/>
               </w:rPr>
-              <w:instrText xml:space="preserve"> PAGEREF _Toc206487737 \h </w:instrText>
+              <w:instrText xml:space="preserve"> PAGEREF _Toc206489120 \h </w:instrText>
             </w:r>
             <w:r>
               <w:rPr>
@@ -2828,7 +2822,7 @@
               <w14:ligatures w14:val="standardContextual"/>
             </w:rPr>
           </w:pPr>
-          <w:hyperlink w:anchor="_Toc206487738" w:history="1">
+          <w:hyperlink w:anchor="_Toc206489121" w:history="1">
             <w:r>
               <w:rPr>
                 <w:rStyle w:val="Hyperlink"/>
@@ -2874,7 +2868,7 @@
                 <w:noProof/>
                 <w:webHidden/>
               </w:rPr>
-              <w:instrText xml:space="preserve"> PAGEREF _Toc206487738 \h </w:instrText>
+              <w:instrText xml:space="preserve"> PAGEREF _Toc206489121 \h </w:instrText>
             </w:r>
             <w:r>
               <w:rPr>
@@ -2921,7 +2915,7 @@
               <w14:ligatures w14:val="standardContextual"/>
             </w:rPr>
           </w:pPr>
-          <w:hyperlink w:anchor="_Toc206487739" w:history="1">
+          <w:hyperlink w:anchor="_Toc206489122" w:history="1">
             <w:r>
               <w:rPr>
                 <w:rStyle w:val="Hyperlink"/>
@@ -2967,7 +2961,7 @@
                 <w:noProof/>
                 <w:webHidden/>
               </w:rPr>
-              <w:instrText xml:space="preserve"> PAGEREF _Toc206487739 \h </w:instrText>
+              <w:instrText xml:space="preserve"> PAGEREF _Toc206489122 \h </w:instrText>
             </w:r>
             <w:r>
               <w:rPr>
@@ -3014,7 +3008,7 @@
               <w14:ligatures w14:val="standardContextual"/>
             </w:rPr>
           </w:pPr>
-          <w:hyperlink w:anchor="_Toc206487740" w:history="1">
+          <w:hyperlink w:anchor="_Toc206489123" w:history="1">
             <w:r>
               <w:rPr>
                 <w:rStyle w:val="Hyperlink"/>
@@ -3060,7 +3054,7 @@
                 <w:noProof/>
                 <w:webHidden/>
               </w:rPr>
-              <w:instrText xml:space="preserve"> PAGEREF _Toc206487740 \h </w:instrText>
+              <w:instrText xml:space="preserve"> PAGEREF _Toc206489123 \h </w:instrText>
             </w:r>
             <w:r>
               <w:rPr>
@@ -3107,7 +3101,7 @@
               <w14:ligatures w14:val="standardContextual"/>
             </w:rPr>
           </w:pPr>
-          <w:hyperlink w:anchor="_Toc206487741" w:history="1">
+          <w:hyperlink w:anchor="_Toc206489124" w:history="1">
             <w:r>
               <w:rPr>
                 <w:rStyle w:val="Hyperlink"/>
@@ -3153,7 +3147,7 @@
                 <w:noProof/>
                 <w:webHidden/>
               </w:rPr>
-              <w:instrText xml:space="preserve"> PAGEREF _Toc206487741 \h </w:instrText>
+              <w:instrText xml:space="preserve"> PAGEREF _Toc206489124 \h </w:instrText>
             </w:r>
             <w:r>
               <w:rPr>
@@ -3200,7 +3194,7 @@
               <w14:ligatures w14:val="standardContextual"/>
             </w:rPr>
           </w:pPr>
-          <w:hyperlink w:anchor="_Toc206487742" w:history="1">
+          <w:hyperlink w:anchor="_Toc206489125" w:history="1">
             <w:r>
               <w:rPr>
                 <w:rStyle w:val="Hyperlink"/>
@@ -3246,7 +3240,7 @@
                 <w:noProof/>
                 <w:webHidden/>
               </w:rPr>
-              <w:instrText xml:space="preserve"> PAGEREF _Toc206487742 \h </w:instrText>
+              <w:instrText xml:space="preserve"> PAGEREF _Toc206489125 \h </w:instrText>
             </w:r>
             <w:r>
               <w:rPr>
@@ -3293,7 +3287,7 @@
               <w14:ligatures w14:val="standardContextual"/>
             </w:rPr>
           </w:pPr>
-          <w:hyperlink w:anchor="_Toc206487743" w:history="1">
+          <w:hyperlink w:anchor="_Toc206489126" w:history="1">
             <w:r>
               <w:rPr>
                 <w:rStyle w:val="Hyperlink"/>
@@ -3339,7 +3333,7 @@
                 <w:noProof/>
                 <w:webHidden/>
               </w:rPr>
-              <w:instrText xml:space="preserve"> PAGEREF _Toc206487743 \h </w:instrText>
+              <w:instrText xml:space="preserve"> PAGEREF _Toc206489126 \h </w:instrText>
             </w:r>
             <w:r>
               <w:rPr>
@@ -3386,7 +3380,7 @@
               <w14:ligatures w14:val="standardContextual"/>
             </w:rPr>
           </w:pPr>
-          <w:hyperlink w:anchor="_Toc206487744" w:history="1">
+          <w:hyperlink w:anchor="_Toc206489127" w:history="1">
             <w:r>
               <w:rPr>
                 <w:rStyle w:val="Hyperlink"/>
@@ -3432,7 +3426,7 @@
                 <w:noProof/>
                 <w:webHidden/>
               </w:rPr>
-              <w:instrText xml:space="preserve"> PAGEREF _Toc206487744 \h </w:instrText>
+              <w:instrText xml:space="preserve"> PAGEREF _Toc206489127 \h </w:instrText>
             </w:r>
             <w:r>
               <w:rPr>
@@ -3479,7 +3473,7 @@
               <w14:ligatures w14:val="standardContextual"/>
             </w:rPr>
           </w:pPr>
-          <w:hyperlink w:anchor="_Toc206487745" w:history="1">
+          <w:hyperlink w:anchor="_Toc206489128" w:history="1">
             <w:r>
               <w:rPr>
                 <w:rStyle w:val="Hyperlink"/>
@@ -3525,7 +3519,7 @@
                 <w:noProof/>
                 <w:webHidden/>
               </w:rPr>
-              <w:instrText xml:space="preserve"> PAGEREF _Toc206487745 \h </w:instrText>
+              <w:instrText xml:space="preserve"> PAGEREF _Toc206489128 \h </w:instrText>
             </w:r>
             <w:r>
               <w:rPr>
@@ -3572,7 +3566,7 @@
               <w14:ligatures w14:val="standardContextual"/>
             </w:rPr>
           </w:pPr>
-          <w:hyperlink w:anchor="_Toc206487746" w:history="1">
+          <w:hyperlink w:anchor="_Toc206489129" w:history="1">
             <w:r>
               <w:rPr>
                 <w:rStyle w:val="Hyperlink"/>
@@ -3618,7 +3612,7 @@
                 <w:noProof/>
                 <w:webHidden/>
               </w:rPr>
-              <w:instrText xml:space="preserve"> PAGEREF _Toc206487746 \h </w:instrText>
+              <w:instrText xml:space="preserve"> PAGEREF _Toc206489129 \h </w:instrText>
             </w:r>
             <w:r>
               <w:rPr>
@@ -3665,7 +3659,7 @@
               <w14:ligatures w14:val="standardContextual"/>
             </w:rPr>
           </w:pPr>
-          <w:hyperlink w:anchor="_Toc206487747" w:history="1">
+          <w:hyperlink w:anchor="_Toc206489130" w:history="1">
             <w:r>
               <w:rPr>
                 <w:rStyle w:val="Hyperlink"/>
@@ -3711,7 +3705,7 @@
                 <w:noProof/>
                 <w:webHidden/>
               </w:rPr>
-              <w:instrText xml:space="preserve"> PAGEREF _Toc206487747 \h </w:instrText>
+              <w:instrText xml:space="preserve"> PAGEREF _Toc206489130 \h </w:instrText>
             </w:r>
             <w:r>
               <w:rPr>
@@ -3758,7 +3752,7 @@
               <w14:ligatures w14:val="standardContextual"/>
             </w:rPr>
           </w:pPr>
-          <w:hyperlink w:anchor="_Toc206487748" w:history="1">
+          <w:hyperlink w:anchor="_Toc206489131" w:history="1">
             <w:r>
               <w:rPr>
                 <w:rStyle w:val="Hyperlink"/>
@@ -3804,7 +3798,7 @@
                 <w:noProof/>
                 <w:webHidden/>
               </w:rPr>
-              <w:instrText xml:space="preserve"> PAGEREF _Toc206487748 \h </w:instrText>
+              <w:instrText xml:space="preserve"> PAGEREF _Toc206489131 \h </w:instrText>
             </w:r>
             <w:r>
               <w:rPr>
@@ -3851,7 +3845,7 @@
               <w14:ligatures w14:val="standardContextual"/>
             </w:rPr>
           </w:pPr>
-          <w:hyperlink w:anchor="_Toc206487749" w:history="1">
+          <w:hyperlink w:anchor="_Toc206489132" w:history="1">
             <w:r>
               <w:rPr>
                 <w:rStyle w:val="Hyperlink"/>
@@ -3897,7 +3891,7 @@
                 <w:noProof/>
                 <w:webHidden/>
               </w:rPr>
-              <w:instrText xml:space="preserve"> PAGEREF _Toc206487749 \h </w:instrText>
+              <w:instrText xml:space="preserve"> PAGEREF _Toc206489132 \h </w:instrText>
             </w:r>
             <w:r>
               <w:rPr>
@@ -3944,7 +3938,7 @@
               <w14:ligatures w14:val="standardContextual"/>
             </w:rPr>
           </w:pPr>
-          <w:hyperlink w:anchor="_Toc206487750" w:history="1">
+          <w:hyperlink w:anchor="_Toc206489133" w:history="1">
             <w:r>
               <w:rPr>
                 <w:rStyle w:val="Hyperlink"/>
@@ -3990,7 +3984,7 @@
                 <w:noProof/>
                 <w:webHidden/>
               </w:rPr>
-              <w:instrText xml:space="preserve"> PAGEREF _Toc206487750 \h </w:instrText>
+              <w:instrText xml:space="preserve"> PAGEREF _Toc206489133 \h </w:instrText>
             </w:r>
             <w:r>
               <w:rPr>
@@ -4037,7 +4031,7 @@
               <w14:ligatures w14:val="standardContextual"/>
             </w:rPr>
           </w:pPr>
-          <w:hyperlink w:anchor="_Toc206487751" w:history="1">
+          <w:hyperlink w:anchor="_Toc206489134" w:history="1">
             <w:r>
               <w:rPr>
                 <w:rStyle w:val="Hyperlink"/>
@@ -4083,7 +4077,7 @@
                 <w:noProof/>
                 <w:webHidden/>
               </w:rPr>
-              <w:instrText xml:space="preserve"> PAGEREF _Toc206487751 \h </w:instrText>
+              <w:instrText xml:space="preserve"> PAGEREF _Toc206489134 \h </w:instrText>
             </w:r>
             <w:r>
               <w:rPr>
@@ -4103,7 +4097,7 @@
                 <w:noProof/>
                 <w:webHidden/>
               </w:rPr>
-              <w:t>10</w:t>
+              <w:t>9</w:t>
             </w:r>
             <w:r>
               <w:rPr>
@@ -4130,7 +4124,7 @@
               <w14:ligatures w14:val="standardContextual"/>
             </w:rPr>
           </w:pPr>
-          <w:hyperlink w:anchor="_Toc206487752" w:history="1">
+          <w:hyperlink w:anchor="_Toc206489135" w:history="1">
             <w:r>
               <w:rPr>
                 <w:rStyle w:val="Hyperlink"/>
@@ -4176,7 +4170,7 @@
                 <w:noProof/>
                 <w:webHidden/>
               </w:rPr>
-              <w:instrText xml:space="preserve"> PAGEREF _Toc206487752 \h </w:instrText>
+              <w:instrText xml:space="preserve"> PAGEREF _Toc206489135 \h </w:instrText>
             </w:r>
             <w:r>
               <w:rPr>
@@ -4223,7 +4217,7 @@
               <w14:ligatures w14:val="standardContextual"/>
             </w:rPr>
           </w:pPr>
-          <w:hyperlink w:anchor="_Toc206487753" w:history="1">
+          <w:hyperlink w:anchor="_Toc206489136" w:history="1">
             <w:r>
               <w:rPr>
                 <w:rStyle w:val="Hyperlink"/>
@@ -4269,7 +4263,7 @@
                 <w:noProof/>
                 <w:webHidden/>
               </w:rPr>
-              <w:instrText xml:space="preserve"> PAGEREF _Toc206487753 \h </w:instrText>
+              <w:instrText xml:space="preserve"> PAGEREF _Toc206489136 \h </w:instrText>
             </w:r>
             <w:r>
               <w:rPr>
@@ -4316,7 +4310,7 @@
               <w14:ligatures w14:val="standardContextual"/>
             </w:rPr>
           </w:pPr>
-          <w:hyperlink w:anchor="_Toc206487754" w:history="1">
+          <w:hyperlink w:anchor="_Toc206489137" w:history="1">
             <w:r>
               <w:rPr>
                 <w:rStyle w:val="Hyperlink"/>
@@ -4362,7 +4356,7 @@
                 <w:noProof/>
                 <w:webHidden/>
               </w:rPr>
-              <w:instrText xml:space="preserve"> PAGEREF _Toc206487754 \h </w:instrText>
+              <w:instrText xml:space="preserve"> PAGEREF _Toc206489137 \h </w:instrText>
             </w:r>
             <w:r>
               <w:rPr>
@@ -4409,7 +4403,7 @@
               <w14:ligatures w14:val="standardContextual"/>
             </w:rPr>
           </w:pPr>
-          <w:hyperlink w:anchor="_Toc206487755" w:history="1">
+          <w:hyperlink w:anchor="_Toc206489138" w:history="1">
             <w:r>
               <w:rPr>
                 <w:rStyle w:val="Hyperlink"/>
@@ -4455,7 +4449,7 @@
                 <w:noProof/>
                 <w:webHidden/>
               </w:rPr>
-              <w:instrText xml:space="preserve"> PAGEREF _Toc206487755 \h </w:instrText>
+              <w:instrText xml:space="preserve"> PAGEREF _Toc206489138 \h </w:instrText>
             </w:r>
             <w:r>
               <w:rPr>
@@ -5250,7 +5244,7 @@
       <w:pPr>
         <w:pStyle w:val="Heading1"/>
       </w:pPr>
-      <w:bookmarkStart w:id="2" w:name="_Toc206487736"/>
+      <w:bookmarkStart w:id="2" w:name="_Toc206489119"/>
       <w:r>
         <w:lastRenderedPageBreak/>
         <w:t>Abstract</w:t>
@@ -5319,7 +5313,7 @@
       <w:pPr>
         <w:pStyle w:val="Heading1"/>
       </w:pPr>
-      <w:bookmarkStart w:id="3" w:name="_Toc206487737"/>
+      <w:bookmarkStart w:id="3" w:name="_Toc206489120"/>
       <w:r>
         <w:t>Introduction</w:t>
       </w:r>
@@ -5400,7 +5394,7 @@
       <w:pPr>
         <w:pStyle w:val="Heading1"/>
       </w:pPr>
-      <w:bookmarkStart w:id="4" w:name="_Toc206487738"/>
+      <w:bookmarkStart w:id="4" w:name="_Toc206489121"/>
       <w:r>
         <w:t>Identified Gaps</w:t>
       </w:r>
@@ -5433,7 +5427,7 @@
       <w:pPr>
         <w:pStyle w:val="Heading2"/>
       </w:pPr>
-      <w:bookmarkStart w:id="5" w:name="_Toc206487739"/>
+      <w:bookmarkStart w:id="5" w:name="_Toc206489122"/>
       <w:r>
         <w:t>Instrumentation Modelling</w:t>
       </w:r>
@@ -5597,7 +5591,7 @@
       <w:pPr>
         <w:pStyle w:val="Heading2"/>
       </w:pPr>
-      <w:bookmarkStart w:id="6" w:name="_Toc206487740"/>
+      <w:bookmarkStart w:id="6" w:name="_Toc206489123"/>
       <w:r>
         <w:t>Vessel/Tank Internal Components</w:t>
       </w:r>
@@ -5754,7 +5748,7 @@
       <w:pPr>
         <w:pStyle w:val="Heading2"/>
       </w:pPr>
-      <w:bookmarkStart w:id="7" w:name="_Toc206487741"/>
+      <w:bookmarkStart w:id="7" w:name="_Toc206489124"/>
       <w:r>
         <w:t>Annotations</w:t>
       </w:r>
@@ -5879,7 +5873,7 @@
       <w:pPr>
         <w:pStyle w:val="Heading2"/>
       </w:pPr>
-      <w:bookmarkStart w:id="8" w:name="_Toc206487742"/>
+      <w:bookmarkStart w:id="8" w:name="_Toc206489125"/>
       <w:r>
         <w:t>Mount Type</w:t>
       </w:r>
@@ -6039,7 +6033,7 @@
       <w:pPr>
         <w:pStyle w:val="Heading2"/>
       </w:pPr>
-      <w:bookmarkStart w:id="9" w:name="_Toc206487743"/>
+      <w:bookmarkStart w:id="9" w:name="_Toc206489126"/>
       <w:r>
         <w:lastRenderedPageBreak/>
         <w:t>Report duplicate/incorrect names and URIs</w:t>
@@ -6948,7 +6942,7 @@
       <w:pPr>
         <w:pStyle w:val="Heading2"/>
       </w:pPr>
-      <w:bookmarkStart w:id="10" w:name="_Toc206487744"/>
+      <w:bookmarkStart w:id="10" w:name="_Toc206489127"/>
       <w:r>
         <w:t>Off-Page Signal Modelling</w:t>
       </w:r>
@@ -7040,7 +7034,7 @@
       <w:pPr>
         <w:pStyle w:val="Heading2"/>
       </w:pPr>
-      <w:bookmarkStart w:id="11" w:name="_Toc206487745"/>
+      <w:bookmarkStart w:id="11" w:name="_Toc206489128"/>
       <w:r>
         <w:t>Battery Limits and Tie-In Points</w:t>
       </w:r>
@@ -7141,7 +7135,7 @@
       <w:pPr>
         <w:pStyle w:val="Heading2"/>
       </w:pPr>
-      <w:bookmarkStart w:id="12" w:name="_Toc206487746"/>
+      <w:bookmarkStart w:id="12" w:name="_Toc206489129"/>
       <w:proofErr w:type="spellStart"/>
       <w:r>
         <w:t>ProcessSafetyFunction</w:t>
@@ -7228,7 +7222,7 @@
       <w:pPr>
         <w:pStyle w:val="Heading2"/>
       </w:pPr>
-      <w:bookmarkStart w:id="13" w:name="_Toc206487747"/>
+      <w:bookmarkStart w:id="13" w:name="_Toc206489130"/>
       <w:r>
         <w:t>Electrical Line Type</w:t>
       </w:r>
@@ -7396,7 +7390,7 @@
       <w:pPr>
         <w:pStyle w:val="Heading2"/>
       </w:pPr>
-      <w:bookmarkStart w:id="14" w:name="_Toc206487748"/>
+      <w:bookmarkStart w:id="14" w:name="_Toc206489131"/>
       <w:r>
         <w:t>Clamp-On</w:t>
       </w:r>
@@ -7410,16 +7404,52 @@
         <w:t xml:space="preserve">Clamp-on measuring elements are measuring instruments that are fitted externally to the pipe using clamp-on mounting. These measuring devices are not in-line as they are not in direct contact with the process fluid, however, they are often drafted as in-line elements. The current DISC DEXPI requirements models these elements as in-line. </w:t>
       </w:r>
       <w:r>
-        <w:t>The expectation is that t</w:t>
-      </w:r>
-      <w:r>
-        <w:t xml:space="preserve">hese elements should be </w:t>
-      </w:r>
-      <w:r>
-        <w:t xml:space="preserve">identified </w:t>
-      </w:r>
-      <w:r>
-        <w:t>correctly with the relationship to the piping showing that they are not in-line but rather mounted on with sensing occurring at the location they are mounted.</w:t>
+        <w:t>This model has been used in projects and is deemed an acceptable solution as these elements are drafted as in-line</w:t>
+      </w:r>
+      <w:r>
+        <w:t>.</w:t>
+      </w:r>
+    </w:p>
+    <w:p>
+      <w:pPr>
+        <w:pStyle w:val="BodyText"/>
+      </w:pPr>
+      <w:r>
+        <w:t>Gap: This ‘gap’ can be considered closed.</w:t>
+      </w:r>
+    </w:p>
+    <w:p>
+      <w:pPr>
+        <w:pStyle w:val="Heading2"/>
+      </w:pPr>
+      <w:bookmarkStart w:id="15" w:name="_Toc206489132"/>
+      <w:r>
+        <w:t>Motor – Equipment Linking</w:t>
+      </w:r>
+      <w:bookmarkEnd w:id="15"/>
+    </w:p>
+    <w:p>
+      <w:pPr>
+        <w:pStyle w:val="BodyText"/>
+      </w:pPr>
+      <w:r>
+        <w:t xml:space="preserve">In DEXPI 1.4, a new concept called </w:t>
+      </w:r>
+      <w:proofErr w:type="spellStart"/>
+      <w:r>
+        <w:t>TransmissionSystem</w:t>
+      </w:r>
+      <w:proofErr w:type="spellEnd"/>
+      <w:r>
+        <w:t xml:space="preserve"> has been introduced.</w:t>
+      </w:r>
+    </w:p>
+    <w:p>
+      <w:pPr>
+        <w:pStyle w:val="BodyText"/>
+      </w:pPr>
+      <w:r>
+        <w:t>This provides a formal way to represent the connection between a motor and its associated equipment (e.g., motor and pump). The model will be incorporated into the DISC DEXPI requirements and will replace the current practice of referencing the equipment ID directly within the motor’s data.</w:t>
       </w:r>
     </w:p>
     <w:p>
@@ -7439,7 +7469,7 @@
         </w:numPr>
       </w:pPr>
       <w:r>
-        <w:t>Discuss and agree on suitable DEXPI model</w:t>
+        <w:t>Include update in DISC DEXPI Requirements document</w:t>
       </w:r>
     </w:p>
     <w:p>
@@ -7451,7 +7481,42 @@
         </w:numPr>
       </w:pPr>
       <w:r>
-        <w:t>Document DEXPI suggestion and present to DEXPI Content Team.</w:t>
+        <w:t>Include example in Blueprint files</w:t>
+      </w:r>
+    </w:p>
+    <w:p>
+      <w:pPr>
+        <w:pStyle w:val="Heading2"/>
+      </w:pPr>
+      <w:bookmarkStart w:id="16" w:name="_Toc206489133"/>
+      <w:r>
+        <w:t>Prepare Symbols for Profile</w:t>
+      </w:r>
+      <w:bookmarkEnd w:id="16"/>
+    </w:p>
+    <w:p>
+      <w:pPr>
+        <w:pStyle w:val="BodyText"/>
+      </w:pPr>
+      <w:r>
+        <w:t>Update symbol machine readable files to ensure correct information is ma</w:t>
+      </w:r>
+      <w:r>
+        <w:t>de</w:t>
+      </w:r>
+      <w:r>
+        <w:t xml:space="preserve"> available to DISC DEXPI profile.</w:t>
+      </w:r>
+      <w:r>
+        <w:t xml:space="preserve"> Not all DISC DEXPI symbols have been drafted with correct sizing attribute-to-geometry consistency as required by the DISC DEXPI profile. Any inconsistent symbols are required to be updated.</w:t>
+      </w:r>
+    </w:p>
+    <w:p>
+      <w:pPr>
+        <w:pStyle w:val="BodyText"/>
+      </w:pPr>
+      <w:r>
+        <w:t>Gap:</w:t>
       </w:r>
     </w:p>
     <w:p>
@@ -7463,7 +7528,31 @@
         </w:numPr>
       </w:pPr>
       <w:r>
-        <w:t>Include updates in DISC DEXPI Profile</w:t>
+        <w:t>Ensure each symbol is defined in a machine-readable format with correct:</w:t>
+      </w:r>
+    </w:p>
+    <w:p>
+      <w:pPr>
+        <w:pStyle w:val="BodyText"/>
+        <w:numPr>
+          <w:ilvl w:val="1"/>
+          <w:numId w:val="20"/>
+        </w:numPr>
+      </w:pPr>
+      <w:r>
+        <w:t>sizing information and attribute-to-geometry consistency</w:t>
+      </w:r>
+    </w:p>
+    <w:p>
+      <w:pPr>
+        <w:pStyle w:val="BodyText"/>
+        <w:numPr>
+          <w:ilvl w:val="1"/>
+          <w:numId w:val="20"/>
+        </w:numPr>
+      </w:pPr>
+      <w:r>
+        <w:t>origo placement</w:t>
       </w:r>
     </w:p>
     <w:p>
@@ -7475,7 +7564,33 @@
         </w:numPr>
       </w:pPr>
       <w:r>
-        <w:t>Include update in DISC DEXPI Requirements document</w:t>
+        <w:t>Include updates in DISC DEXPI Profile</w:t>
+      </w:r>
+    </w:p>
+    <w:p>
+      <w:pPr>
+        <w:pStyle w:val="Heading2"/>
+      </w:pPr>
+      <w:bookmarkStart w:id="17" w:name="_Toc206489134"/>
+      <w:r>
+        <w:t>Update requirements to include DEXPI 2.0 conceptual model updates</w:t>
+      </w:r>
+      <w:bookmarkEnd w:id="17"/>
+    </w:p>
+    <w:p>
+      <w:pPr>
+        <w:pStyle w:val="BodyText"/>
+      </w:pPr>
+      <w:r>
+        <w:t>A small number of name changes are introduced in DEXPI 2.0 that impact the DISC DEXPI requirement documentation.</w:t>
+      </w:r>
+    </w:p>
+    <w:p>
+      <w:pPr>
+        <w:pStyle w:val="BodyText"/>
+      </w:pPr>
+      <w:r>
+        <w:t>Gap:</w:t>
       </w:r>
     </w:p>
     <w:p>
@@ -7487,49 +7602,7 @@
         </w:numPr>
       </w:pPr>
       <w:r>
-        <w:t>Include example in Blueprint files</w:t>
-      </w:r>
-    </w:p>
-    <w:p>
-      <w:pPr>
-        <w:pStyle w:val="Heading2"/>
-      </w:pPr>
-      <w:bookmarkStart w:id="15" w:name="_Toc206487749"/>
-      <w:r>
-        <w:t>Motor – Equipment Linking</w:t>
-      </w:r>
-      <w:bookmarkEnd w:id="15"/>
-    </w:p>
-    <w:p>
-      <w:pPr>
-        <w:pStyle w:val="BodyText"/>
-      </w:pPr>
-      <w:r>
-        <w:t xml:space="preserve">In DEXPI 1.4, a new concept called </w:t>
-      </w:r>
-      <w:proofErr w:type="spellStart"/>
-      <w:r>
-        <w:t>TransmissionSystem</w:t>
-      </w:r>
-      <w:proofErr w:type="spellEnd"/>
-      <w:r>
-        <w:t xml:space="preserve"> has been introduced.</w:t>
-      </w:r>
-    </w:p>
-    <w:p>
-      <w:pPr>
-        <w:pStyle w:val="BodyText"/>
-      </w:pPr>
-      <w:r>
-        <w:t>This provides a formal way to represent the connection between a motor and its associated equipment (e.g., motor and pump). The model will be incorporated into the DISC DEXPI requirements and will replace the current practice of referencing the equipment ID directly within the motor’s data.</w:t>
-      </w:r>
-    </w:p>
-    <w:p>
-      <w:pPr>
-        <w:pStyle w:val="BodyText"/>
-      </w:pPr>
-      <w:r>
-        <w:t>Gap:</w:t>
+        <w:t>Include updates in DISC DEXPI Requirements document</w:t>
       </w:r>
     </w:p>
     <w:p>
@@ -7541,160 +7614,15 @@
         </w:numPr>
       </w:pPr>
       <w:r>
-        <w:t>Include update in DISC DEXPI Requirements document</w:t>
-      </w:r>
-    </w:p>
-    <w:p>
-      <w:pPr>
-        <w:pStyle w:val="BodyText"/>
-        <w:numPr>
-          <w:ilvl w:val="0"/>
-          <w:numId w:val="20"/>
-        </w:numPr>
-      </w:pPr>
-      <w:r>
-        <w:t>Include example in Blueprint files</w:t>
+        <w:lastRenderedPageBreak/>
+        <w:t>Include updates to DISC DEXPI Profile</w:t>
       </w:r>
     </w:p>
     <w:p>
       <w:pPr>
         <w:pStyle w:val="Heading2"/>
       </w:pPr>
-      <w:bookmarkStart w:id="16" w:name="_Toc206487750"/>
-      <w:r>
-        <w:t>Prepare Symbols for Profile</w:t>
-      </w:r>
-      <w:bookmarkEnd w:id="16"/>
-    </w:p>
-    <w:p>
-      <w:pPr>
-        <w:pStyle w:val="BodyText"/>
-      </w:pPr>
-      <w:r>
-        <w:t>Update symbol machine readable files to ensure correct information is ma</w:t>
-      </w:r>
-      <w:r>
-        <w:t>de</w:t>
-      </w:r>
-      <w:r>
-        <w:t xml:space="preserve"> available to DISC DEXPI profile.</w:t>
-      </w:r>
-      <w:r>
-        <w:t xml:space="preserve"> Not all DISC DEXPI symbols have been drafted with correct sizing attribute-to-geometry consistency as required by the DISC DEXPI profile. Any inconsistent symbols are required to be updated.</w:t>
-      </w:r>
-    </w:p>
-    <w:p>
-      <w:pPr>
-        <w:pStyle w:val="BodyText"/>
-      </w:pPr>
-      <w:r>
-        <w:t>Gap:</w:t>
-      </w:r>
-    </w:p>
-    <w:p>
-      <w:pPr>
-        <w:pStyle w:val="BodyText"/>
-        <w:numPr>
-          <w:ilvl w:val="0"/>
-          <w:numId w:val="20"/>
-        </w:numPr>
-      </w:pPr>
-      <w:r>
-        <w:t>Ensure each symbol is defined in a machine-readable format with correct:</w:t>
-      </w:r>
-    </w:p>
-    <w:p>
-      <w:pPr>
-        <w:pStyle w:val="BodyText"/>
-        <w:numPr>
-          <w:ilvl w:val="1"/>
-          <w:numId w:val="20"/>
-        </w:numPr>
-      </w:pPr>
-      <w:r>
-        <w:t>sizing information and attribute-to-geometry consistency</w:t>
-      </w:r>
-    </w:p>
-    <w:p>
-      <w:pPr>
-        <w:pStyle w:val="BodyText"/>
-        <w:numPr>
-          <w:ilvl w:val="1"/>
-          <w:numId w:val="20"/>
-        </w:numPr>
-      </w:pPr>
-      <w:r>
-        <w:t>origo placement</w:t>
-      </w:r>
-    </w:p>
-    <w:p>
-      <w:pPr>
-        <w:pStyle w:val="BodyText"/>
-        <w:numPr>
-          <w:ilvl w:val="0"/>
-          <w:numId w:val="20"/>
-        </w:numPr>
-      </w:pPr>
-      <w:r>
-        <w:lastRenderedPageBreak/>
-        <w:t>Include updates in DISC DEXPI Profile</w:t>
-      </w:r>
-    </w:p>
-    <w:p>
-      <w:pPr>
-        <w:pStyle w:val="Heading2"/>
-      </w:pPr>
-      <w:bookmarkStart w:id="17" w:name="_Toc206487751"/>
-      <w:r>
-        <w:t>Update requirements to include DEXPI 2.0 conceptual model updates</w:t>
-      </w:r>
-      <w:bookmarkEnd w:id="17"/>
-    </w:p>
-    <w:p>
-      <w:pPr>
-        <w:pStyle w:val="BodyText"/>
-      </w:pPr>
-      <w:r>
-        <w:t>A small number of name changes are introduced in DEXPI 2.0 that impact the DISC DEXPI requirement documentation.</w:t>
-      </w:r>
-    </w:p>
-    <w:p>
-      <w:pPr>
-        <w:pStyle w:val="BodyText"/>
-      </w:pPr>
-      <w:r>
-        <w:t>Gap:</w:t>
-      </w:r>
-    </w:p>
-    <w:p>
-      <w:pPr>
-        <w:pStyle w:val="BodyText"/>
-        <w:numPr>
-          <w:ilvl w:val="0"/>
-          <w:numId w:val="20"/>
-        </w:numPr>
-      </w:pPr>
-      <w:r>
-        <w:t>Include updates in DISC DEXPI Requirements document</w:t>
-      </w:r>
-    </w:p>
-    <w:p>
-      <w:pPr>
-        <w:pStyle w:val="BodyText"/>
-        <w:numPr>
-          <w:ilvl w:val="0"/>
-          <w:numId w:val="20"/>
-        </w:numPr>
-      </w:pPr>
-      <w:r>
-        <w:t>Include updates to DISC DEXPI Profile</w:t>
-      </w:r>
-    </w:p>
-    <w:p>
-      <w:pPr>
-        <w:pStyle w:val="Heading2"/>
-      </w:pPr>
-      <w:bookmarkStart w:id="18" w:name="_Toc206487752"/>
+      <w:bookmarkStart w:id="18" w:name="_Toc206489135"/>
       <w:r>
         <w:t>Creation of machine-readable DISC DEXPI Profile</w:t>
       </w:r>
@@ -8162,9 +8090,6 @@
       </w:r>
       <w:r>
         <w:br/>
-      </w:r>
-      <w:r>
-        <w:lastRenderedPageBreak/>
         <w:t xml:space="preserve">    &lt;/Data&gt;</w:t>
       </w:r>
       <w:r>
@@ -8229,7 +8154,11 @@
       </w:r>
       <w:proofErr w:type="spellEnd"/>
       <w:r>
-        <w:t xml:space="preserve">. The symbol exists in two variants, depending on the </w:t>
+        <w:t xml:space="preserve">. The symbol </w:t>
+      </w:r>
+      <w:r>
+        <w:lastRenderedPageBreak/>
+        <w:t xml:space="preserve">exists in two variants, depending on the </w:t>
       </w:r>
       <w:proofErr w:type="spellStart"/>
       <w:r>
@@ -8720,7 +8649,7 @@
       <w:pPr>
         <w:pStyle w:val="Heading2"/>
       </w:pPr>
-      <w:bookmarkStart w:id="19" w:name="_Toc206487753"/>
+      <w:bookmarkStart w:id="19" w:name="_Toc206489136"/>
       <w:r>
         <w:t>Blueprint Files</w:t>
       </w:r>
@@ -8801,7 +8730,7 @@
       <w:pPr>
         <w:pStyle w:val="Heading2"/>
       </w:pPr>
-      <w:bookmarkStart w:id="20" w:name="_Toc206487754"/>
+      <w:bookmarkStart w:id="20" w:name="_Toc206489137"/>
       <w:r>
         <w:t>Validation Method</w:t>
       </w:r>
@@ -8948,7 +8877,7 @@
       <w:pPr>
         <w:pStyle w:val="Heading1"/>
       </w:pPr>
-      <w:bookmarkStart w:id="21" w:name="_Toc206487755"/>
+      <w:bookmarkStart w:id="21" w:name="_Toc206489138"/>
       <w:r>
         <w:lastRenderedPageBreak/>
         <w:t>Out-of-Scope Gaps</w:t>
@@ -14354,6 +14283,7 @@
     <w:rsid w:val="00113480"/>
     <w:rsid w:val="001541E3"/>
     <w:rsid w:val="001567E3"/>
+    <w:rsid w:val="001F47BE"/>
     <w:rsid w:val="00293491"/>
     <w:rsid w:val="002A6D0B"/>
     <w:rsid w:val="002E74E8"/>
@@ -15166,6 +15096,19 @@
 </file>
 
 <file path=customXml/item2.xml><?xml version="1.0" encoding="utf-8"?>
+<b:Sources xmlns:b="http://schemas.openxmlformats.org/officeDocument/2006/bibliography" xmlns="http://schemas.openxmlformats.org/officeDocument/2006/bibliography" SelectedStyle="\APASixthEditionOfficeOnline.xsl" StyleName="APA" Version="6"/>
+</file>
+
+<file path=customXml/item3.xml><?xml version="1.0" encoding="utf-8"?>
+<?mso-contentType ?>
+<FormTemplates xmlns="http://schemas.microsoft.com/sharepoint/v3/contenttype/forms">
+  <Display>DocumentLibraryForm</Display>
+  <Edit>DocumentLibraryForm</Edit>
+  <New>DocumentLibraryForm</New>
+</FormTemplates>
+</file>
+
+<file path=customXml/item4.xml><?xml version="1.0" encoding="utf-8"?>
 <ct:contentTypeSchema xmlns:ct="http://schemas.microsoft.com/office/2006/metadata/contentType" xmlns:ma="http://schemas.microsoft.com/office/2006/metadata/properties/metaAttributes" ct:_="" ma:_="" ma:contentTypeName="Dokument" ma:contentTypeID="0x010100776041F8CE30E747B6CA994F30662BE8" ma:contentTypeVersion="18" ma:contentTypeDescription="Opprett et nytt dokument." ma:contentTypeScope="" ma:versionID="deb1daf185705a241c2caf02fd179627">
   <xsd:schema xmlns:xsd="http://www.w3.org/2001/XMLSchema" xmlns:xs="http://www.w3.org/2001/XMLSchema" xmlns:p="http://schemas.microsoft.com/office/2006/metadata/properties" xmlns:ns3="adbd838b-2ea2-4cb9-9bb2-a01efdf59564" xmlns:ns4="7e98115e-32c4-49b4-8c47-8e0291a4fa04" targetNamespace="http://schemas.microsoft.com/office/2006/metadata/properties" ma:root="true" ma:fieldsID="89945e090dede48e2e383ab088b641cd" ns3:_="" ns4:_="">
     <xsd:import namespace="adbd838b-2ea2-4cb9-9bb2-a01efdf59564"/>
@@ -15418,19 +15361,6 @@
 </ct:contentTypeSchema>
 </file>
 
-<file path=customXml/item3.xml><?xml version="1.0" encoding="utf-8"?>
-<?mso-contentType ?>
-<FormTemplates xmlns="http://schemas.microsoft.com/sharepoint/v3/contenttype/forms">
-  <Display>DocumentLibraryForm</Display>
-  <Edit>DocumentLibraryForm</Edit>
-  <New>DocumentLibraryForm</New>
-</FormTemplates>
-</file>
-
-<file path=customXml/item4.xml><?xml version="1.0" encoding="utf-8"?>
-<b:Sources xmlns:b="http://schemas.openxmlformats.org/officeDocument/2006/bibliography" xmlns="http://schemas.openxmlformats.org/officeDocument/2006/bibliography" SelectedStyle="\APASixthEditionOfficeOnline.xsl" StyleName="APA" Version="6"/>
-</file>
-
 <file path=customXml/itemProps1.xml><?xml version="1.0" encoding="utf-8"?>
 <ds:datastoreItem xmlns:ds="http://schemas.openxmlformats.org/officeDocument/2006/customXml" ds:itemID="{DAA0423C-7B97-4E5A-848E-C2FAD5B5B7B0}">
   <ds:schemaRefs>
@@ -15442,6 +15372,22 @@
 </file>
 
 <file path=customXml/itemProps2.xml><?xml version="1.0" encoding="utf-8"?>
+<ds:datastoreItem xmlns:ds="http://schemas.openxmlformats.org/officeDocument/2006/customXml" ds:itemID="{23508F25-1CFF-4E55-9938-48AFE50A8977}">
+  <ds:schemaRefs>
+    <ds:schemaRef ds:uri="http://schemas.openxmlformats.org/officeDocument/2006/bibliography"/>
+  </ds:schemaRefs>
+</ds:datastoreItem>
+</file>
+
+<file path=customXml/itemProps3.xml><?xml version="1.0" encoding="utf-8"?>
+<ds:datastoreItem xmlns:ds="http://schemas.openxmlformats.org/officeDocument/2006/customXml" ds:itemID="{8A44BDE6-684E-4B5B-881D-4E5D5848FCED}">
+  <ds:schemaRefs>
+    <ds:schemaRef ds:uri="http://schemas.microsoft.com/sharepoint/v3/contenttype/forms"/>
+  </ds:schemaRefs>
+</ds:datastoreItem>
+</file>
+
+<file path=customXml/itemProps4.xml><?xml version="1.0" encoding="utf-8"?>
 <ds:datastoreItem xmlns:ds="http://schemas.openxmlformats.org/officeDocument/2006/customXml" ds:itemID="{1544F244-AEB7-488E-8A0B-2F69E695C909}">
   <ds:schemaRefs>
     <ds:schemaRef ds:uri="http://schemas.microsoft.com/office/2006/metadata/contentType"/>
@@ -15458,20 +15404,4 @@
     <ds:schemaRef ds:uri="http://schemas.microsoft.com/internal/obd"/>
   </ds:schemaRefs>
 </ds:datastoreItem>
-</file>
-
-<file path=customXml/itemProps3.xml><?xml version="1.0" encoding="utf-8"?>
-<ds:datastoreItem xmlns:ds="http://schemas.openxmlformats.org/officeDocument/2006/customXml" ds:itemID="{8A44BDE6-684E-4B5B-881D-4E5D5848FCED}">
-  <ds:schemaRefs>
-    <ds:schemaRef ds:uri="http://schemas.microsoft.com/sharepoint/v3/contenttype/forms"/>
-  </ds:schemaRefs>
-</ds:datastoreItem>
-</file>
-
-<file path=customXml/itemProps4.xml><?xml version="1.0" encoding="utf-8"?>
-<ds:datastoreItem xmlns:ds="http://schemas.openxmlformats.org/officeDocument/2006/customXml" ds:itemID="{23508F25-1CFF-4E55-9938-48AFE50A8977}">
-  <ds:schemaRefs>
-    <ds:schemaRef ds:uri="http://schemas.openxmlformats.org/officeDocument/2006/bibliography"/>
-  </ds:schemaRefs>
-</ds:datastoreItem>
 </file>